--- a/course-production/hormones-peptides-skin/review/signoff-items.docx
+++ b/course-production/hormones-peptides-skin/review/signoff-items.docx
@@ -10,7 +10,7 @@
         <w:t xml:space="preserve">Hormones and Peptides for Skin — sign-off items</w:t>
       </w:r>
     </w:p>
-    <w:bookmarkStart w:id="80" w:name="Xb086700815b4da32bd5e04574f0799ef9d62d06"/>
+    <w:bookmarkStart w:id="102" w:name="Xb086700815b4da32bd5e04574f0799ef9d62d06"/>
     <w:p>
       <w:pPr>
         <w:pStyle w:val="Heading1"/>
@@ -75,13 +75,35 @@
           <w:b/>
           <w:bCs/>
         </w:rPr>
-        <w:t xml:space="preserve">Confirm 81 changes made after your approval</w:t>
+        <w:t xml:space="preserve">Confirm 83 changes made after your approval</w:t>
       </w:r>
       <w:r>
         <w:t xml:space="preserve"> </w:t>
       </w:r>
       <w:r>
         <w:t xml:space="preserve">— each shown with its current wording (section 3).</w:t>
+      </w:r>
+    </w:p>
+    <w:p>
+      <w:pPr>
+        <w:pStyle w:val="Compact"/>
+        <w:numPr>
+          <w:ilvl w:val="0"/>
+          <w:numId w:val="1001"/>
+        </w:numPr>
+      </w:pPr>
+      <w:r>
+        <w:rPr>
+          <w:b/>
+          <w:bCs/>
+        </w:rPr>
+        <w:t xml:space="preserve">Confirm or change the proposed disposition for each flagged statement</w:t>
+      </w:r>
+      <w:r>
+        <w:t xml:space="preserve"> </w:t>
+      </w:r>
+      <w:r>
+        <w:t xml:space="preserve">(section 4).</w:t>
       </w:r>
     </w:p>
     <w:bookmarkEnd w:id="9"/>
@@ -437,7 +459,7 @@
       </w:r>
     </w:p>
     <w:bookmarkEnd w:id="10"/>
-    <w:bookmarkStart w:id="79" w:name="changes-made-after-your-approval"/>
+    <w:bookmarkStart w:id="81" w:name="changes-made-after-your-approval"/>
     <w:p>
       <w:pPr>
         <w:pStyle w:val="Heading2"/>
@@ -582,7 +604,7 @@
     </w:p>
     <w:bookmarkEnd w:id="11"/>
     <w:bookmarkEnd w:id="12"/>
-    <w:bookmarkStart w:id="15" w:name="module-02"/>
+    <w:bookmarkStart w:id="16" w:name="module-02"/>
     <w:p>
       <w:pPr>
         <w:pStyle w:val="Heading3"/>
@@ -811,7 +833,7 @@
         <w:t xml:space="preserve"> </w:t>
       </w:r>
       <w:r>
-        <w:t xml:space="preserve">In the EU, HRT is authorised nationally, and the harmonised EU core product information (CMDh, December 2025) lists oestrogen-deficiency symptoms after menopause, osteoporosis prevention and vaginal atrophy as its indications; skin is not an indication. EU cosmetics law prohibits oestrogens, progestogens and tretinoin in cosmetic products (Regulation (EC) No 1223/2009, Annex II), and anti-wrinkle products containing tretinoin marketed as cosmetics are illegal cosmetics.</w:t>
+        <w:t xml:space="preserve">In the EU, the harmonised core product information for HRT (CMDh, December 2025) lists oestrogen-deficiency symptoms after menopause, osteoporosis prevention and vaginal atrophy as its indications; skin is not an indication. EU cosmetics law prohibits oestrogens, progestogens and tretinoin in cosmetic products (Regulation (EC) No 1223/2009, Annex II), and anti-wrinkle products containing tretinoin marketed as cosmetics are illegal cosmetics.</w:t>
       </w:r>
       <w:r>
         <w:t xml:space="preserve"> </w:t>
@@ -1185,7 +1207,7 @@
         <w:t xml:space="preserve"> </w:t>
       </w:r>
       <w:r>
-        <w:t xml:space="preserve">In the EU, HRT is authorised nationally, and the harmonised EU core product information (CMDh, December 2025) lists oestrogen-deficiency symptoms after menopause, osteoporosis prevention and vaginal atrophy as its indications; skin is not an indication. EU cosmetics law prohibits oestrogens, progestogens and tretinoin in cosmetic products (Regulation (EC) No 1223/2009, Annex II), and anti-wrinkle products containing tretinoin marketed as cosmetics are illegal cosmetics.</w:t>
+        <w:t xml:space="preserve">In the EU, the harmonised core product information for HRT (CMDh, December 2025) lists oestrogen-deficiency symptoms after menopause, osteoporosis prevention and vaginal atrophy as its indications; skin is not an indication. EU cosmetics law prohibits oestrogens, progestogens and tretinoin in cosmetic products (Regulation (EC) No 1223/2009, Annex II), and anti-wrinkle products containing tretinoin marketed as cosmetics are illegal cosmetics.</w:t>
       </w:r>
       <w:r>
         <w:t xml:space="preserve"> </w:t>
@@ -1302,15 +1324,32 @@
         <w:t xml:space="preserve">Sources: US Food and Drug Administration 2025 · US Food and Drug Administration 2026 · North American Menopause Society (2022 Hormone Therapy Advisory Panel) 2022 · North American Menopause Society (2020 GSM Editorial Panel) 2020 · Manson JE 2013 · US Food and Drug Administration 1993 · Hughes MC 2013 · Bausch Health US LLC (FDA-approved labeling) 2026 · Aesthetic &amp; Regenerative Endocrinology — A Clinician's Pocket Guide 2026 · Theramex HQ UK Limited (marketing authorisation holder) 2025 · Orion Corporation (marketing authorisation holder) 2025 · Medicines and Healthcare products Regulatory Agency (UK) 2023 · Viatris Products Limited (marketing authorisation holder) 2026 · Almirall Hermal GmbH (marketing authorisation holder) 2026 · Datapharm (emc) 2026</w:t>
       </w:r>
     </w:p>
+    <w:p>
+      <w:pPr>
+        <w:pStyle w:val="BodyText"/>
+      </w:pPr>
+      <w:r>
+        <w:rPr>
+          <w:b/>
+          <w:bCs/>
+        </w:rPr>
+        <w:t xml:space="preserve">m2-p11</w:t>
+      </w:r>
+      <w:r>
+        <w:t xml:space="preserve"> </w:t>
+      </w:r>
+      <w:r>
+        <w:t xml:space="preserve">— EU note: the opening clause 'HRT is authorised nationally' removed; the cited EU core product information (CMDh, December 2025) lists HRT's indications but says nothing about how HRT products are authorised. The note now states only what that text lists.</w:t>
+      </w:r>
+    </w:p>
     <w:bookmarkEnd w:id="14"/>
-    <w:bookmarkEnd w:id="15"/>
-    <w:bookmarkStart w:id="26" w:name="module-03"/>
-    <w:p>
-      <w:pPr>
-        <w:pStyle w:val="Heading3"/>
-      </w:pPr>
-      <w:r>
-        <w:t xml:space="preserve">Module 03</w:t>
+    <w:bookmarkStart w:id="15" w:name="Xa8d0e87459b237c6b699ea9072ee9273dfcc4ee"/>
+    <w:p>
+      <w:pPr>
+        <w:pStyle w:val="Heading4"/>
+      </w:pPr>
+      <w:r>
+        <w:t xml:space="preserve">Now reads: 11 / 19 · Symptoms and bone. Skin is a bystander.</w:t>
       </w:r>
     </w:p>
     <w:p>
@@ -1319,45 +1358,18 @@
       </w:pPr>
       <w:r>
         <w:rPr>
-          <w:b/>
-          <w:bCs/>
-        </w:rPr>
-        <w:t xml:space="preserve">m3-p08 (body, beat 3, narration)</w:t>
-      </w:r>
-      <w:r>
-        <w:t xml:space="preserve"> </w:t>
-      </w:r>
-      <w:r>
-        <w:t xml:space="preserve">— UK added: both molecules are MHRA-licensed, and tirzepatide's diabetes and weight-management uses share one UK brand, Mounjaro (UK SmPCs; MHRA 8 Nov 2023). Beat 3 now labels the four-brand statement as US. Claim c-m03-21.</w:t>
-      </w:r>
-    </w:p>
-    <w:bookmarkStart w:id="16" w:name="Xfc074212e6cb0c899360d9be2cc90448e084bc4"/>
-    <w:p>
-      <w:pPr>
-        <w:pStyle w:val="Heading4"/>
-      </w:pPr>
-      <w:r>
-        <w:t xml:space="preserve">Now reads: 08 / 20 · Two gut hormones, re-engineered.</w:t>
-      </w:r>
-    </w:p>
-    <w:p>
-      <w:pPr>
-        <w:pStyle w:val="FirstParagraph"/>
-      </w:pPr>
-      <w:r>
-        <w:rPr>
-          <w:i/>
-          <w:iCs/>
-        </w:rPr>
-        <w:t xml:space="preserve">Lesson 3.2 · Concept · audio</w:t>
-      </w:r>
-    </w:p>
-    <w:p>
-      <w:pPr>
-        <w:pStyle w:val="BodyText"/>
-      </w:pPr>
-      <w:r>
-        <w:t xml:space="preserve">GLP-1 and GIP are incretins, hormones the gut releases after a meal that amplify glucose-dependent insulin release; GLP-1 also slows gastric emptying and reduces appetite. Native GLP-1 is broken down within minutes. Semaglutide is a long-acting GLP-1 receptor agonist, and tirzepatide activates both GIP and GLP-1 receptors. In the US, as of September 2026, both are FDA-approved drugs for defined indications, set out in the next moment.</w:t>
+          <w:i/>
+          <w:iCs/>
+        </w:rPr>
+        <w:t xml:space="preserve">Regulatory status and indications · audio</w:t>
+      </w:r>
+    </w:p>
+    <w:p>
+      <w:pPr>
+        <w:pStyle w:val="BodyText"/>
+      </w:pPr>
+      <w:r>
+        <w:t xml:space="preserve">In the US, as of February 2026, FDA-approved menopausal hormone therapy is for moderate-to-severe hot flashes, vaginal and vulvar symptoms and, for some products, preventing bone loss. FDA's 2025–26 labeling changes removed cardiovascular, breast-cancer and dementia statements from the boxed warning; skin did not become an indication. The North American Menopause Society's 2022 statement finds benefit outweighs risk for bothersome symptoms and bone protection when therapy starts before 60 or within 10 years of menopause, and finds insufficient evidence for compounded 'bioidentical' hormones. Under US rules an over-the-counter 'hormone cream' is an unapproved drug. For the skin itself, daily sunscreen has a large randomized trial behind it, and one tretinoin cream is FDA-approved as an adjunct for fine facial wrinkles.</w:t>
       </w:r>
     </w:p>
     <w:p>
@@ -1369,7 +1381,7 @@
         </w:numPr>
       </w:pPr>
       <w:r>
-        <w:t xml:space="preserve">Incretins amplify insulin after meals</w:t>
+        <w:t xml:space="preserve">Indications: hot flashes, genitourinary symptoms, bone</w:t>
       </w:r>
     </w:p>
     <w:p>
@@ -1381,7 +1393,7 @@
         </w:numPr>
       </w:pPr>
       <w:r>
-        <w:t xml:space="preserve">Semaglutide: GLP-1 receptor agonist</w:t>
+        <w:t xml:space="preserve">Low-dose vaginal estrogen for GSM: the one estrogen-for-tissue use</w:t>
       </w:r>
     </w:p>
     <w:p>
@@ -1393,6 +1405,354 @@
         </w:numPr>
       </w:pPr>
       <w:r>
+        <w:t xml:space="preserve">For the skin itself: daily sunscreen and a retinoid</w:t>
+      </w:r>
+    </w:p>
+    <w:p>
+      <w:pPr>
+        <w:pStyle w:val="FirstParagraph"/>
+      </w:pPr>
+      <w:r>
+        <w:rPr>
+          <w:b/>
+          <w:bCs/>
+        </w:rPr>
+        <w:t xml:space="preserve">By role</w:t>
+      </w:r>
+      <w:r>
+        <w:t xml:space="preserve"> </w:t>
+      </w:r>
+      <w:r>
+        <w:t xml:space="preserve">-</w:t>
+      </w:r>
+      <w:r>
+        <w:t xml:space="preserve"> </w:t>
+      </w:r>
+      <w:r>
+        <w:rPr>
+          <w:i/>
+          <w:iCs/>
+        </w:rPr>
+        <w:t xml:space="preserve">Prescriber:</w:t>
+      </w:r>
+      <w:r>
+        <w:t xml:space="preserve"> </w:t>
+      </w:r>
+      <w:r>
+        <w:t xml:space="preserve">Prescribe hormone therapy for its labeled indications and the position statement's timing, and record that skin was discussed only as a secondary effect. Do not prescribe systemic or topical estrogen for wrinkles alone, and prefer licensed products (FDA-approved in the US) to compounded 'bioidentical' preparations.</w:t>
+      </w:r>
+      <w:r>
+        <w:t xml:space="preserve"> </w:t>
+      </w:r>
+      <w:r>
+        <w:t xml:space="preserve">-</w:t>
+      </w:r>
+      <w:r>
+        <w:t xml:space="preserve"> </w:t>
+      </w:r>
+      <w:r>
+        <w:rPr>
+          <w:i/>
+          <w:iCs/>
+        </w:rPr>
+        <w:t xml:space="preserve">Clinical staff:</w:t>
+      </w:r>
+      <w:r>
+        <w:t xml:space="preserve"> </w:t>
+      </w:r>
+      <w:r>
+        <w:t xml:space="preserve">If a patient asks for 'hormones for my skin', ask about hot flashes, sleep and vaginal symptoms, record what she says, and route those symptoms to the prescriber. The skin concern stays with skin-directed care.</w:t>
+      </w:r>
+      <w:r>
+        <w:t xml:space="preserve"> </w:t>
+      </w:r>
+      <w:r>
+        <w:t xml:space="preserve">-</w:t>
+      </w:r>
+      <w:r>
+        <w:t xml:space="preserve"> </w:t>
+      </w:r>
+      <w:r>
+        <w:rPr>
+          <w:i/>
+          <w:iCs/>
+        </w:rPr>
+        <w:t xml:space="preserve">Advisor:</w:t>
+      </w:r>
+      <w:r>
+        <w:t xml:space="preserve"> </w:t>
+      </w:r>
+      <w:r>
+        <w:t xml:space="preserve">In the US, a cream sold as containing estrogen for the face is regulated as a drug, and compounded 'bioidentical' products lack efficacy and safety data. Menopausal symptoms are a conversation for a prescriber; sun protection is advice you can give.</w:t>
+      </w:r>
+    </w:p>
+    <w:p>
+      <w:pPr>
+        <w:pStyle w:val="BodyText"/>
+      </w:pPr>
+      <w:r>
+        <w:rPr>
+          <w:b/>
+          <w:bCs/>
+        </w:rPr>
+        <w:t xml:space="preserve">Regulatory status by jurisdiction</w:t>
+      </w:r>
+      <w:r>
+        <w:t xml:space="preserve"> </w:t>
+      </w:r>
+      <w:r>
+        <w:t xml:space="preserve">-</w:t>
+      </w:r>
+      <w:r>
+        <w:t xml:space="preserve"> </w:t>
+      </w:r>
+      <w:r>
+        <w:rPr>
+          <w:i/>
+          <w:iCs/>
+        </w:rPr>
+        <w:t xml:space="preserve">GB:</w:t>
+      </w:r>
+      <w:r>
+        <w:t xml:space="preserve"> </w:t>
+      </w:r>
+      <w:r>
+        <w:t xml:space="preserve">In the UK, as of September 2026, HRT products such as estradiol patches and gel are prescription-only medicines licensed for oestrogen-deficiency symptoms and, for some, for preventing osteoporosis in women at high risk of fracture; skin is not among their uses. A compounded 'bioidentical' hormone is an unlicensed medicine in the UK, and MHRA guidance puts a licensed product first when one can meet the need. On the UK medicines compendium, topical tretinoin appears only in acne treatments.</w:t>
+      </w:r>
+      <w:r>
+        <w:t xml:space="preserve"> </w:t>
+      </w:r>
+      <w:r>
+        <w:t xml:space="preserve">(Theramex HQ UK Limited (marketing authorisation holder) 2025 · Orion Corporation (marketing authorisation holder) 2025 · Medicines and Healthcare products Regulatory Agency (UK) 2023 · Viatris Products Limited (marketing authorisation holder) 2026 · Almirall Hermal GmbH (marketing authorisation holder) 2026 · Datapharm (emc) 2026)</w:t>
+      </w:r>
+      <w:r>
+        <w:t xml:space="preserve"> </w:t>
+      </w:r>
+      <w:r>
+        <w:t xml:space="preserve">-</w:t>
+      </w:r>
+      <w:r>
+        <w:t xml:space="preserve"> </w:t>
+      </w:r>
+      <w:r>
+        <w:rPr>
+          <w:i/>
+          <w:iCs/>
+        </w:rPr>
+        <w:t xml:space="preserve">EU:</w:t>
+      </w:r>
+      <w:r>
+        <w:t xml:space="preserve"> </w:t>
+      </w:r>
+      <w:r>
+        <w:t xml:space="preserve">In the EU, the harmonised core product information for HRT (CMDh, December 2025) lists oestrogen-deficiency symptoms after menopause, osteoporosis prevention and vaginal atrophy as its indications; skin is not an indication. EU cosmetics law prohibits oestrogens, progestogens and tretinoin in cosmetic products (Regulation (EC) No 1223/2009, Annex II), and anti-wrinkle products containing tretinoin marketed as cosmetics are illegal cosmetics.</w:t>
+      </w:r>
+      <w:r>
+        <w:t xml:space="preserve"> </w:t>
+      </w:r>
+      <w:r>
+        <w:t xml:space="preserve">(eu-hma-core-smpc-hrt-2025 · eu-reg-1223-2009 · eu-ec-cosmetics-borderline-manual-2025)</w:t>
+      </w:r>
+      <w:r>
+        <w:t xml:space="preserve"> </w:t>
+      </w:r>
+      <w:r>
+        <w:t xml:space="preserve">-</w:t>
+      </w:r>
+      <w:r>
+        <w:t xml:space="preserve"> </w:t>
+      </w:r>
+      <w:r>
+        <w:rPr>
+          <w:i/>
+          <w:iCs/>
+        </w:rPr>
+        <w:t xml:space="preserve">PT:</w:t>
+      </w:r>
+      <w:r>
+        <w:t xml:space="preserve"> </w:t>
+      </w:r>
+      <w:r>
+        <w:t xml:space="preserve">In Portugal, as of September 2026, the estradiol HRT products Estreva gel and Estrofem tablets are authorised for symptoms of oestrogen deficiency in postmenopausal women. The topical tretinoin product Ketrel cream is authorised and prescription-only on INFARMED's database, with indications for acne (except acne rosacea) and keratinisation disorders.</w:t>
+      </w:r>
+      <w:r>
+        <w:t xml:space="preserve"> </w:t>
+      </w:r>
+      <w:r>
+        <w:t xml:space="preserve">(pt-rcm-estreva · pt-rcm-estrofem · pt-infomed · pt-rcm-ketrel)</w:t>
+      </w:r>
+      <w:r>
+        <w:t xml:space="preserve"> </w:t>
+      </w:r>
+      <w:r>
+        <w:t xml:space="preserve">-</w:t>
+      </w:r>
+      <w:r>
+        <w:t xml:space="preserve"> </w:t>
+      </w:r>
+      <w:r>
+        <w:rPr>
+          <w:i/>
+          <w:iCs/>
+        </w:rPr>
+        <w:t xml:space="preserve">BR:</w:t>
+      </w:r>
+      <w:r>
+        <w:t xml:space="preserve"> </w:t>
+      </w:r>
+      <w:r>
+        <w:t xml:space="preserve">In Brazil, as of September 2026, estradiol for menopausal hormone therapy is registered and the Oestrogel label covers menopausal symptoms and prevention of postmenopausal osteoporosis, not skin ageing, while the Vitacid label for topical tretinoin names cutaneous photoageing as well as acne vulgaris. The Federal Council of Medicine (CFM) bars physicians from using hormones, in any formulation, except in diagnosed deficiencies where replacement shows evidence of scientifically proven benefit (Resolution 1.999/2012), and from prescribing hormones marketed as 'bioidentical' or 'nano' without proof of superiority (Resolution 2.333/2023).</w:t>
+      </w:r>
+      <w:r>
+        <w:t xml:space="preserve"> </w:t>
+      </w:r>
+      <w:r>
+        <w:t xml:space="preserve">(br-label-oestrogel · br-anvisa-register-opendata · br-label-vitacid · br-cfm-1999-2012 · br-cfm-norms-search · br-cfm-2333-2023)</w:t>
+      </w:r>
+      <w:r>
+        <w:t xml:space="preserve"> </w:t>
+      </w:r>
+      <w:r>
+        <w:t xml:space="preserve">-</w:t>
+      </w:r>
+      <w:r>
+        <w:t xml:space="preserve"> </w:t>
+      </w:r>
+      <w:r>
+        <w:rPr>
+          <w:i/>
+          <w:iCs/>
+        </w:rPr>
+        <w:t xml:space="preserve">AE:</w:t>
+      </w:r>
+      <w:r>
+        <w:t xml:space="preserve"> </w:t>
+      </w:r>
+      <w:r>
+        <w:t xml:space="preserve">In the UAE, the Emirates Drug Establishment (EDE), the federal regulator of medical products since Federal Decree-Law 28/2023, registers estradiol products as Prescription Only Medicines, for example Oestrogel gel (since 11 November 2021). The EDE register lists therapeutic categories rather than indications, so it does not show whether any UAE label includes a skin indication (25 September 2026). Under the medicines law, Federal Decree-Law 38 of 2024, a compounding pharmacy may not compound products that are essentially copies of EDE-approved products unless no commercially available product can deliver the expected benefit to the patient.</w:t>
+      </w:r>
+      <w:r>
+        <w:t xml:space="preserve"> </w:t>
+      </w:r>
+      <w:r>
+        <w:t xml:space="preserve">(ae-fdl-28-2023 · ae-ede-reg-oestrogel · ae-ede-register · ae-fdl-38-2024)</w:t>
+      </w:r>
+    </w:p>
+    <w:p>
+      <w:pPr>
+        <w:pStyle w:val="BodyText"/>
+      </w:pPr>
+      <w:r>
+        <w:t xml:space="preserve">Narration script</w:t>
+      </w:r>
+    </w:p>
+    <w:p>
+      <w:pPr>
+        <w:pStyle w:val="BodyText"/>
+      </w:pPr>
+      <w:r>
+        <w:t xml:space="preserve">Where does that leave hormone therapy for skin? In the United States, as of February 2026, the approved uses of menopausal hormone therapy are hot flashes, vaginal and vulvar symptoms, and for some products the prevention of bone loss. In late 2025 the FDA asked manufacturers to remove heart, breast cancer and dementia statements from the boxed warning, and it approved the first revised labels in February 2026. Skin still appears nowhere among the uses. The menopause society's 2022 position statement finds the balance favourable for symptoms and bone when therapy starts before sixty or within ten years of menopause, and it finds too little evidence for compounded bioidentical hormones. Low-dose vaginal estrogen for genitourinary symptoms is the one use aimed at the tissue itself. For the face, daily sunscreen and a prescription retinoid carry better evidence than any hormone. Treat symptoms on their merits, and count any skin change as a bonus.</w:t>
+      </w:r>
+    </w:p>
+    <w:p>
+      <w:pPr>
+        <w:pStyle w:val="BodyText"/>
+      </w:pPr>
+      <w:r>
+        <w:t xml:space="preserve">Sources: US Food and Drug Administration 2025 · US Food and Drug Administration 2026 · North American Menopause Society (2022 Hormone Therapy Advisory Panel) 2022 · North American Menopause Society (2020 GSM Editorial Panel) 2020 · Manson JE 2013 · US Food and Drug Administration 1993 · Hughes MC 2013 · Bausch Health US LLC (FDA-approved labeling) 2026 · Aesthetic &amp; Regenerative Endocrinology — A Clinician's Pocket Guide 2026 · Theramex HQ UK Limited (marketing authorisation holder) 2025 · Orion Corporation (marketing authorisation holder) 2025 · Medicines and Healthcare products Regulatory Agency (UK) 2023 · Viatris Products Limited (marketing authorisation holder) 2026 · Almirall Hermal GmbH (marketing authorisation holder) 2026 · Datapharm (emc) 2026</w:t>
+      </w:r>
+    </w:p>
+    <w:bookmarkEnd w:id="15"/>
+    <w:bookmarkEnd w:id="16"/>
+    <w:bookmarkStart w:id="28" w:name="module-03"/>
+    <w:p>
+      <w:pPr>
+        <w:pStyle w:val="Heading3"/>
+      </w:pPr>
+      <w:r>
+        <w:t xml:space="preserve">Module 03</w:t>
+      </w:r>
+    </w:p>
+    <w:p>
+      <w:pPr>
+        <w:pStyle w:val="FirstParagraph"/>
+      </w:pPr>
+      <w:r>
+        <w:rPr>
+          <w:b/>
+          <w:bCs/>
+        </w:rPr>
+        <w:t xml:space="preserve">m3-p08 (body, beat 3, narration)</w:t>
+      </w:r>
+      <w:r>
+        <w:t xml:space="preserve"> </w:t>
+      </w:r>
+      <w:r>
+        <w:t xml:space="preserve">— UK added: both molecules are MHRA-licensed, and tirzepatide's diabetes and weight-management uses share one UK brand, Mounjaro (UK SmPCs; MHRA 8 Nov 2023). Beat 3 now labels the four-brand statement as US. Claim c-m03-21.</w:t>
+      </w:r>
+    </w:p>
+    <w:bookmarkStart w:id="17" w:name="Xfc074212e6cb0c899360d9be2cc90448e084bc4"/>
+    <w:p>
+      <w:pPr>
+        <w:pStyle w:val="Heading4"/>
+      </w:pPr>
+      <w:r>
+        <w:t xml:space="preserve">Now reads: 08 / 20 · Two gut hormones, re-engineered.</w:t>
+      </w:r>
+    </w:p>
+    <w:p>
+      <w:pPr>
+        <w:pStyle w:val="FirstParagraph"/>
+      </w:pPr>
+      <w:r>
+        <w:rPr>
+          <w:i/>
+          <w:iCs/>
+        </w:rPr>
+        <w:t xml:space="preserve">Lesson 3.2 · Concept · audio</w:t>
+      </w:r>
+    </w:p>
+    <w:p>
+      <w:pPr>
+        <w:pStyle w:val="BodyText"/>
+      </w:pPr>
+      <w:r>
+        <w:t xml:space="preserve">GLP-1 and GIP are incretins, hormones the gut releases after a meal that amplify glucose-dependent insulin release; GLP-1 also slows gastric emptying and reduces appetite. Native GLP-1 is broken down within minutes. Semaglutide is a long-acting GLP-1 receptor agonist, and tirzepatide activates both GIP and GLP-1 receptors. In the US, as of September 2026, both are FDA-approved drugs for defined indications, set out in the next moment.</w:t>
+      </w:r>
+    </w:p>
+    <w:p>
+      <w:pPr>
+        <w:pStyle w:val="Compact"/>
+        <w:numPr>
+          <w:ilvl w:val="0"/>
+          <w:numId w:val="1005"/>
+        </w:numPr>
+      </w:pPr>
+      <w:r>
+        <w:t xml:space="preserve">Incretins amplify insulin after meals</w:t>
+      </w:r>
+    </w:p>
+    <w:p>
+      <w:pPr>
+        <w:pStyle w:val="Compact"/>
+        <w:numPr>
+          <w:ilvl w:val="0"/>
+          <w:numId w:val="1005"/>
+        </w:numPr>
+      </w:pPr>
+      <w:r>
+        <w:t xml:space="preserve">Semaglutide: GLP-1 receptor agonist</w:t>
+      </w:r>
+    </w:p>
+    <w:p>
+      <w:pPr>
+        <w:pStyle w:val="Compact"/>
+        <w:numPr>
+          <w:ilvl w:val="0"/>
+          <w:numId w:val="1005"/>
+        </w:numPr>
+      </w:pPr>
+      <w:r>
         <w:t xml:space="preserve">Tirzepatide: GIP and GLP-1 receptor agonist</w:t>
       </w:r>
     </w:p>
@@ -1562,8 +1922,8 @@
         <w:t xml:space="preserve">— 'UK and EU status is being mapped' replaced by a UK row: Ozempic diabetes, Wegovy weight and heart, Mounjaro diabetes and weight (Nov 2023); MHRA says retatrutide is not authorised and illegal to sell (24 Jul 2026) and made its largest seizure of unlicensed weight-loss medicines in May 2026. EU marked as not covered. Claims c-m03-21, c-m03-23.</w:t>
       </w:r>
     </w:p>
-    <w:bookmarkEnd w:id="16"/>
-    <w:bookmarkStart w:id="17" w:name="X504aa905da89c480a815d15ce3d40baa6315b0f"/>
+    <w:bookmarkEnd w:id="17"/>
+    <w:bookmarkStart w:id="18" w:name="X504aa905da89c480a815d15ce3d40baa6315b0f"/>
     <w:p>
       <w:pPr>
         <w:pStyle w:val="Heading4"/>
@@ -1976,8 +2336,8 @@
         <w:t xml:space="preserve">— Regulatory row relabelled 'US and UK'; adds that UK product information also lists hair loss (Wegovy 2.5%, Mounjaro 4.9%, placebo 1.0%). Claim c-m03-22.</w:t>
       </w:r>
     </w:p>
-    <w:bookmarkEnd w:id="17"/>
-    <w:bookmarkStart w:id="18" w:name="X7015bfc687cc42269a594e9a3f495a8c8ddf5a4"/>
+    <w:bookmarkEnd w:id="18"/>
+    <w:bookmarkStart w:id="19" w:name="X7015bfc687cc42269a594e9a3f495a8c8ddf5a4"/>
     <w:p>
       <w:pPr>
         <w:pStyle w:val="Heading4"/>
@@ -2243,8 +2603,8 @@
         <w:t xml:space="preserve">— 'In the US, tirzepatide is not approved for psoriasis' → 'Its US approval and its UK licence both leave out psoriasis' (Mounjaro UK SmPC).</w:t>
       </w:r>
     </w:p>
-    <w:bookmarkEnd w:id="18"/>
-    <w:bookmarkStart w:id="19" w:name="Xe08f30945250963551928fed1946bc4bb01ce6f"/>
+    <w:bookmarkEnd w:id="19"/>
+    <w:bookmarkStart w:id="20" w:name="Xe08f30945250963551928fed1946bc4bb01ce6f"/>
     <w:p>
       <w:pPr>
         <w:pStyle w:val="Heading4"/>
@@ -2846,8 +3206,8 @@
         <w:t xml:space="preserve">— UK sentence added: an unlicensed peptide reaches a patient only through narrow routes such as a special for one patient's clinical need (module 07); prescriber version adds that a UK special needs a clinical need no licensed product meets, on the prescriber's responsibility. Claim c-m03-24.</w:t>
       </w:r>
     </w:p>
-    <w:bookmarkEnd w:id="19"/>
-    <w:bookmarkStart w:id="20" w:name="X216a70e4d0f08a3f8be1f6bc7db2178465ed560"/>
+    <w:bookmarkEnd w:id="20"/>
+    <w:bookmarkStart w:id="21" w:name="X216a70e4d0f08a3f8be1f6bc7db2178465ed560"/>
     <w:p>
       <w:pPr>
         <w:pStyle w:val="Heading4"/>
@@ -2874,398 +3234,6 @@
       </w:pPr>
       <w:r>
         <w:t xml:space="preserve">When a patient links their skin to their gut, start with what has evidence: diet quality, treating metabolic disease directly, and established treatment for the skin condition itself. A widely used commercial zonulin assay has been shown to detect proteins other than zonulin, so a result cannot tell you whether a gut is leaky. Restoring barrier function has not been shown to improve disease outside the gut. Investigational peptides sold for gut repair come last, if at all.</w:t>
-      </w:r>
-    </w:p>
-    <w:p>
-      <w:pPr>
-        <w:pStyle w:val="Compact"/>
-        <w:numPr>
-          <w:ilvl w:val="0"/>
-          <w:numId w:val="1005"/>
-        </w:numPr>
-      </w:pPr>
-      <w:r>
-        <w:t xml:space="preserve">Start with diet, metabolic health and the skin diagnosis</w:t>
-      </w:r>
-    </w:p>
-    <w:p>
-      <w:pPr>
-        <w:pStyle w:val="Compact"/>
-        <w:numPr>
-          <w:ilvl w:val="0"/>
-          <w:numId w:val="1005"/>
-        </w:numPr>
-      </w:pPr>
-      <w:r>
-        <w:t xml:space="preserve">Zonulin tests may not measure zonulin</w:t>
-      </w:r>
-    </w:p>
-    <w:p>
-      <w:pPr>
-        <w:pStyle w:val="Compact"/>
-        <w:numPr>
-          <w:ilvl w:val="0"/>
-          <w:numId w:val="1005"/>
-        </w:numPr>
-      </w:pPr>
-      <w:r>
-        <w:t xml:space="preserve">Gut-repair peptides: last, if at all</w:t>
-      </w:r>
-    </w:p>
-    <w:p>
-      <w:pPr>
-        <w:pStyle w:val="FirstParagraph"/>
-      </w:pPr>
-      <w:r>
-        <w:rPr>
-          <w:b/>
-          <w:bCs/>
-        </w:rPr>
-        <w:t xml:space="preserve">By role</w:t>
-      </w:r>
-      <w:r>
-        <w:t xml:space="preserve"> </w:t>
-      </w:r>
-      <w:r>
-        <w:t xml:space="preserve">-</w:t>
-      </w:r>
-      <w:r>
-        <w:t xml:space="preserve"> </w:t>
-      </w:r>
-      <w:r>
-        <w:rPr>
-          <w:i/>
-          <w:iCs/>
-        </w:rPr>
-        <w:t xml:space="preserve">Prescriber:</w:t>
-      </w:r>
-      <w:r>
-        <w:t xml:space="preserve"> </w:t>
-      </w:r>
-      <w:r>
-        <w:t xml:space="preserve">Treat the skin disease on its own evidence and metabolic disease directly. A zonulin result should not guide care. In the US, BPC-157 has no 503A bulks-list standing as of September 2026, so compounding it for gut repair is not an option.</w:t>
-      </w:r>
-      <w:r>
-        <w:t xml:space="preserve"> </w:t>
-      </w:r>
-      <w:r>
-        <w:t xml:space="preserve">-</w:t>
-      </w:r>
-      <w:r>
-        <w:t xml:space="preserve"> </w:t>
-      </w:r>
-      <w:r>
-        <w:rPr>
-          <w:i/>
-          <w:iCs/>
-        </w:rPr>
-        <w:t xml:space="preserve">Clinical staff:</w:t>
-      </w:r>
-      <w:r>
-        <w:t xml:space="preserve"> </w:t>
-      </w:r>
-      <w:r>
-        <w:t xml:space="preserve">If a patient brings a gut-repair kit or a zonulin result, record the products and the result and bring them to the prescriber. Do not interpret the test or advise on the products.</w:t>
-      </w:r>
-      <w:r>
-        <w:t xml:space="preserve"> </w:t>
-      </w:r>
-      <w:r>
-        <w:t xml:space="preserve">-</w:t>
-      </w:r>
-      <w:r>
-        <w:t xml:space="preserve"> </w:t>
-      </w:r>
-      <w:r>
-        <w:rPr>
-          <w:i/>
-          <w:iCs/>
-        </w:rPr>
-        <w:t xml:space="preserve">Advisor:</w:t>
-      </w:r>
-      <w:r>
-        <w:t xml:space="preserve"> </w:t>
-      </w:r>
-      <w:r>
-        <w:t xml:space="preserve">You can say that fibre-rich diets have strong evidence for metabolic health, that probiotics are strain-specific with small skin effects at best, and that injected or research peptides need a prescriber.</w:t>
-      </w:r>
-    </w:p>
-    <w:p>
-      <w:pPr>
-        <w:pStyle w:val="BodyText"/>
-      </w:pPr>
-      <w:r>
-        <w:rPr>
-          <w:b/>
-          <w:bCs/>
-        </w:rPr>
-        <w:t xml:space="preserve">Regulatory status by jurisdiction</w:t>
-      </w:r>
-      <w:r>
-        <w:t xml:space="preserve"> </w:t>
-      </w:r>
-      <w:r>
-        <w:t xml:space="preserve">-</w:t>
-      </w:r>
-      <w:r>
-        <w:t xml:space="preserve"> </w:t>
-      </w:r>
-      <w:r>
-        <w:rPr>
-          <w:i/>
-          <w:iCs/>
-        </w:rPr>
-        <w:t xml:space="preserve">GB:</w:t>
-      </w:r>
-      <w:r>
-        <w:t xml:space="preserve"> </w:t>
-      </w:r>
-      <w:r>
-        <w:t xml:space="preserve">In the United Kingdom, an unlicensed peptide reaches a patient only through narrow routes, such as a special ordered for one patient's clinical need, which module seven sets out.</w:t>
-      </w:r>
-      <w:r>
-        <w:t xml:space="preserve"> </w:t>
-      </w:r>
-      <w:r>
-        <w:t xml:space="preserve">(Medicines and Healthcare products Regulatory Agency (UK) 2023 · Medicines and Healthcare products Regulatory Agency (UK) 2009)</w:t>
-      </w:r>
-      <w:r>
-        <w:t xml:space="preserve"> </w:t>
-      </w:r>
-      <w:r>
-        <w:t xml:space="preserve">-</w:t>
-      </w:r>
-      <w:r>
-        <w:t xml:space="preserve"> </w:t>
-      </w:r>
-      <w:r>
-        <w:rPr>
-          <w:i/>
-          <w:iCs/>
-        </w:rPr>
-        <w:t xml:space="preserve">EU:</w:t>
-      </w:r>
-      <w:r>
-        <w:t xml:space="preserve"> </w:t>
-      </w:r>
-      <w:r>
-        <w:t xml:space="preserve">In the EU, Directive 2001/83/EC allows a medicine on the market only with a national or EU-wide marketing authorisation (Article 6(1)), while medicines prepared in a pharmacy for an individual patient on prescription (magistral formulas) fall outside the directive and need no marketing authorisation under it (Article 3). Each member state may also, under its own law, allow an unauthorised medicine for an individual patient on a bona fide unsolicited order from an authorised health professional, under that professional's direct personal responsibility (Article 5(1)).</w:t>
-      </w:r>
-      <w:r>
-        <w:t xml:space="preserve"> </w:t>
-      </w:r>
-      <w:r>
-        <w:t xml:space="preserve">(eu-dir-2001-83)</w:t>
-      </w:r>
-      <w:r>
-        <w:t xml:space="preserve"> </w:t>
-      </w:r>
-      <w:r>
-        <w:t xml:space="preserve">-</w:t>
-      </w:r>
-      <w:r>
-        <w:t xml:space="preserve"> </w:t>
-      </w:r>
-      <w:r>
-        <w:rPr>
-          <w:i/>
-          <w:iCs/>
-        </w:rPr>
-        <w:t xml:space="preserve">PT:</w:t>
-      </w:r>
-      <w:r>
-        <w:t xml:space="preserve"> </w:t>
-      </w:r>
-      <w:r>
-        <w:t xml:space="preserve">In Portugal, no medicine containing BPC-157 is listed in INFARMED's Infomed register (25 September 2026). A medicine is defined as any substance or combination of substances presented as having properties for treating or preventing disease or that may be used or administered to restore, correct, or modify physiological functions through pharmacological, immunological, or metabolic action (Estatuto do Medicamento, Article 3). INFARMED does not authorise importing medicines for personal use, and a compounded medicine may use only raw materials listed in the Portuguese Pharmacopoeia, the European Pharmacopoeia, pharmacopoeias of other States Parties to the European Pharmacopoeia Convention, or compendial scientific documentation (Decreto-Lei 95/2004, Article 6).</w:t>
-      </w:r>
-      <w:r>
-        <w:t xml:space="preserve"> </w:t>
-      </w:r>
-      <w:r>
-        <w:t xml:space="preserve">(pt-infomed · pt-dl176-2006 · pt-infarmed-circ148-2011 · pt-dl95-2004 · pt-infarmed-manipulados)</w:t>
-      </w:r>
-      <w:r>
-        <w:t xml:space="preserve"> </w:t>
-      </w:r>
-      <w:r>
-        <w:t xml:space="preserve">-</w:t>
-      </w:r>
-      <w:r>
-        <w:t xml:space="preserve"> </w:t>
-      </w:r>
-      <w:r>
-        <w:rPr>
-          <w:i/>
-          <w:iCs/>
-        </w:rPr>
-        <w:t xml:space="preserve">BR:</w:t>
-      </w:r>
-      <w:r>
-        <w:t xml:space="preserve"> </w:t>
-      </w:r>
-      <w:r>
-        <w:t xml:space="preserve">In Brazil, ANVISA stated on 2 July 2026 that any substance must have undergone efficacy and safety assessments before it can be compounded, and that some injectable peptides are not regularised in any category (food, medicine, cosmetic or food supplement) and are illegal for any health use, including aesthetic use. ANVISA also stated in July 2026 that an investigational medicine is used exclusively in authorised clinical research.</w:t>
-      </w:r>
-      <w:r>
-        <w:t xml:space="preserve"> </w:t>
-      </w:r>
-      <w:r>
-        <w:t xml:space="preserve">(br-anvisa-peptides-2026 · br-anvisa-medicine-types-2026)</w:t>
-      </w:r>
-      <w:r>
-        <w:t xml:space="preserve"> </w:t>
-      </w:r>
-      <w:r>
-        <w:t xml:space="preserve">-</w:t>
-      </w:r>
-      <w:r>
-        <w:t xml:space="preserve"> </w:t>
-      </w:r>
-      <w:r>
-        <w:rPr>
-          <w:i/>
-          <w:iCs/>
-        </w:rPr>
-        <w:t xml:space="preserve">AE:</w:t>
-      </w:r>
-      <w:r>
-        <w:t xml:space="preserve"> </w:t>
-      </w:r>
-      <w:r>
-        <w:t xml:space="preserve">In the UAE, Federal Decree-Law 38/2024, in force since 2 January 2025, bars importing, selling or using any medical product without a marketing approval from the Emirates Drug Establishment (EDE), and lets a physician prescribe a medicine never submitted for approval only when necessary, when no equivalent alternative is available and with the patient's approval. In Dubai, the DHA prohibits using any research-use peptide on humans, or for treatment, outside a study or clinical trial approved by the competent authority (29 July 2026). In Abu Dhabi, the DoH lets physicians prescribe peptide therapies only for clinical indications supported by available scientific evidence, after a documented eligibility assessment and with informed consent that covers the product's regulatory approval status, and compounded peptides may use only certified active ingredients imported under EDE oversight (31 July 2026).</w:t>
-      </w:r>
-      <w:r>
-        <w:t xml:space="preserve"> </w:t>
-      </w:r>
-      <w:r>
-        <w:t xml:space="preserve">(ae-fdl-38-2024 · ae-dha-cir-peptides-2026 · ae-doh-cir-148-2026)</w:t>
-      </w:r>
-    </w:p>
-    <w:p>
-      <w:pPr>
-        <w:pStyle w:val="BodyText"/>
-      </w:pPr>
-      <w:r>
-        <w:t xml:space="preserve">Narration script</w:t>
-      </w:r>
-    </w:p>
-    <w:p>
-      <w:pPr>
-        <w:pStyle w:val="BodyText"/>
-      </w:pPr>
-      <w:r>
-        <w:t xml:space="preserve">Patients often link their skin to their gut. Start where the evidence is. Diet quality, treatment of metabolic disease and the established treatment for the skin condition itself all come first. Be careful with tests. A widely used commercial zonulin assay was shown to detect proteins other than zonulin, so a result cannot tell you whether a gut is leaky. Be careful with products too. Probiotics are strain-specific, and their effects on eczema are small at best. The Hormonaly guide gives the popular gut-repair stack of glutamine, zinc carnosine and BPC-157 a grade of D. As of September 2026, in the United States, BPC-157 remains off the 503A bulks list after the July advisory-committee review. Investigational peptides come last, if at all. Whatever your role, name the evidence type before you name the product.</w:t>
-      </w:r>
-    </w:p>
-    <w:p>
-      <w:pPr>
-        <w:pStyle w:val="BodyText"/>
-      </w:pPr>
-      <w:r>
-        <w:t xml:space="preserve">Sources: Scheffler L 2018 · Camilleri M 2019 · Reynolds A 2019 · Suez J 2019 · US Food and Drug Administration 2026 · Aesthetic &amp; Regenerative Endocrinology — A Clinician's Pocket Guide 2026</w:t>
-      </w:r>
-    </w:p>
-    <w:p>
-      <w:pPr>
-        <w:pStyle w:val="BodyText"/>
-      </w:pPr>
-      <w:r>
-        <w:rPr>
-          <w:b/>
-          <w:bCs/>
-        </w:rPr>
-        <w:t xml:space="preserve">m03-tutor-ozempic-face</w:t>
-      </w:r>
-      <w:r>
-        <w:t xml:space="preserve"> </w:t>
-      </w:r>
-      <w:r>
-        <w:t xml:space="preserve">— Tutor answer adds the UK licences (Ozempic, Wegovy, Mounjaro), UK hair-loss labelling and MHRA's statement that retatrutide is not authorised in the UK.</w:t>
-      </w:r>
-    </w:p>
-    <w:p>
-      <w:pPr>
-        <w:pStyle w:val="BodyText"/>
-      </w:pPr>
-      <w:r>
-        <w:rPr>
-          <w:b/>
-          <w:bCs/>
-        </w:rPr>
-        <w:t xml:space="preserve">m03-tutor-gut-skin</w:t>
-      </w:r>
-      <w:r>
-        <w:t xml:space="preserve"> </w:t>
-      </w:r>
-      <w:r>
-        <w:t xml:space="preserve">— Tutor answer adds the UK specials route (one patient's special clinical need, prescriber's responsibility).</w:t>
-      </w:r>
-    </w:p>
-    <w:p>
-      <w:pPr>
-        <w:pStyle w:val="BodyText"/>
-      </w:pPr>
-      <w:r>
-        <w:rPr>
-          <w:b/>
-          <w:bCs/>
-        </w:rPr>
-        <w:t xml:space="preserve">unit tutorContext</w:t>
-      </w:r>
-      <w:r>
-        <w:t xml:space="preserve"> </w:t>
-      </w:r>
-      <w:r>
-        <w:t xml:space="preserve">— 'UK/EU status not yet mapped' replaced by the UK facts above; EU marked as not covered.</w:t>
-      </w:r>
-    </w:p>
-    <w:p>
-      <w:pPr>
-        <w:pStyle w:val="BodyText"/>
-      </w:pPr>
-      <w:r>
-        <w:rPr>
-          <w:b/>
-          <w:bCs/>
-        </w:rPr>
-        <w:t xml:space="preserve">m3-p08</w:t>
-      </w:r>
-      <w:r>
-        <w:t xml:space="preserve"> </w:t>
-      </w:r>
-      <w:r>
-        <w:t xml:space="preserve">— UK text moved verbatim into the UK note (the body sentence; the same UK fact removed from beat 3 and the narration, which is back to the approved wording) and the UK sources with it; EU, Brazil and UAE notes added.</w:t>
-      </w:r>
-    </w:p>
-    <w:bookmarkEnd w:id="20"/>
-    <w:bookmarkStart w:id="21" w:name="X7cc641aedcd4eb1ad28138fa90c6b9587b63139"/>
-    <w:p>
-      <w:pPr>
-        <w:pStyle w:val="Heading4"/>
-      </w:pPr>
-      <w:r>
-        <w:t xml:space="preserve">Now reads: 08 / 20 · Two gut hormones, re-engineered.</w:t>
-      </w:r>
-    </w:p>
-    <w:p>
-      <w:pPr>
-        <w:pStyle w:val="FirstParagraph"/>
-      </w:pPr>
-      <w:r>
-        <w:rPr>
-          <w:i/>
-          <w:iCs/>
-        </w:rPr>
-        <w:t xml:space="preserve">Lesson 3.2 · Concept · audio</w:t>
-      </w:r>
-    </w:p>
-    <w:p>
-      <w:pPr>
-        <w:pStyle w:val="BodyText"/>
-      </w:pPr>
-      <w:r>
-        <w:t xml:space="preserve">GLP-1 and GIP are incretins, hormones the gut releases after a meal that amplify glucose-dependent insulin release; GLP-1 also slows gastric emptying and reduces appetite. Native GLP-1 is broken down within minutes. Semaglutide is a long-acting GLP-1 receptor agonist, and tirzepatide activates both GIP and GLP-1 receptors. In the US, as of September 2026, both are FDA-approved drugs for defined indications, set out in the next moment.</w:t>
       </w:r>
     </w:p>
     <w:p>
@@ -3277,7 +3245,7 @@
         </w:numPr>
       </w:pPr>
       <w:r>
-        <w:t xml:space="preserve">Incretins amplify insulin after meals</w:t>
+        <w:t xml:space="preserve">Start with diet, metabolic health and the skin diagnosis</w:t>
       </w:r>
     </w:p>
     <w:p>
@@ -3289,7 +3257,7 @@
         </w:numPr>
       </w:pPr>
       <w:r>
-        <w:t xml:space="preserve">Semaglutide: GLP-1 receptor agonist</w:t>
+        <w:t xml:space="preserve">Zonulin tests may not measure zonulin</w:t>
       </w:r>
     </w:p>
     <w:p>
@@ -3301,6 +3269,398 @@
         </w:numPr>
       </w:pPr>
       <w:r>
+        <w:t xml:space="preserve">Gut-repair peptides: last, if at all</w:t>
+      </w:r>
+    </w:p>
+    <w:p>
+      <w:pPr>
+        <w:pStyle w:val="FirstParagraph"/>
+      </w:pPr>
+      <w:r>
+        <w:rPr>
+          <w:b/>
+          <w:bCs/>
+        </w:rPr>
+        <w:t xml:space="preserve">By role</w:t>
+      </w:r>
+      <w:r>
+        <w:t xml:space="preserve"> </w:t>
+      </w:r>
+      <w:r>
+        <w:t xml:space="preserve">-</w:t>
+      </w:r>
+      <w:r>
+        <w:t xml:space="preserve"> </w:t>
+      </w:r>
+      <w:r>
+        <w:rPr>
+          <w:i/>
+          <w:iCs/>
+        </w:rPr>
+        <w:t xml:space="preserve">Prescriber:</w:t>
+      </w:r>
+      <w:r>
+        <w:t xml:space="preserve"> </w:t>
+      </w:r>
+      <w:r>
+        <w:t xml:space="preserve">Treat the skin disease on its own evidence and metabolic disease directly. A zonulin result should not guide care. In the US, BPC-157 has no 503A bulks-list standing as of September 2026, so compounding it for gut repair is not an option.</w:t>
+      </w:r>
+      <w:r>
+        <w:t xml:space="preserve"> </w:t>
+      </w:r>
+      <w:r>
+        <w:t xml:space="preserve">-</w:t>
+      </w:r>
+      <w:r>
+        <w:t xml:space="preserve"> </w:t>
+      </w:r>
+      <w:r>
+        <w:rPr>
+          <w:i/>
+          <w:iCs/>
+        </w:rPr>
+        <w:t xml:space="preserve">Clinical staff:</w:t>
+      </w:r>
+      <w:r>
+        <w:t xml:space="preserve"> </w:t>
+      </w:r>
+      <w:r>
+        <w:t xml:space="preserve">If a patient brings a gut-repair kit or a zonulin result, record the products and the result and bring them to the prescriber. Do not interpret the test or advise on the products.</w:t>
+      </w:r>
+      <w:r>
+        <w:t xml:space="preserve"> </w:t>
+      </w:r>
+      <w:r>
+        <w:t xml:space="preserve">-</w:t>
+      </w:r>
+      <w:r>
+        <w:t xml:space="preserve"> </w:t>
+      </w:r>
+      <w:r>
+        <w:rPr>
+          <w:i/>
+          <w:iCs/>
+        </w:rPr>
+        <w:t xml:space="preserve">Advisor:</w:t>
+      </w:r>
+      <w:r>
+        <w:t xml:space="preserve"> </w:t>
+      </w:r>
+      <w:r>
+        <w:t xml:space="preserve">You can say that fibre-rich diets have strong evidence for metabolic health, that probiotics are strain-specific with small skin effects at best, and that injected or research peptides need a prescriber.</w:t>
+      </w:r>
+    </w:p>
+    <w:p>
+      <w:pPr>
+        <w:pStyle w:val="BodyText"/>
+      </w:pPr>
+      <w:r>
+        <w:rPr>
+          <w:b/>
+          <w:bCs/>
+        </w:rPr>
+        <w:t xml:space="preserve">Regulatory status by jurisdiction</w:t>
+      </w:r>
+      <w:r>
+        <w:t xml:space="preserve"> </w:t>
+      </w:r>
+      <w:r>
+        <w:t xml:space="preserve">-</w:t>
+      </w:r>
+      <w:r>
+        <w:t xml:space="preserve"> </w:t>
+      </w:r>
+      <w:r>
+        <w:rPr>
+          <w:i/>
+          <w:iCs/>
+        </w:rPr>
+        <w:t xml:space="preserve">GB:</w:t>
+      </w:r>
+      <w:r>
+        <w:t xml:space="preserve"> </w:t>
+      </w:r>
+      <w:r>
+        <w:t xml:space="preserve">In the United Kingdom, an unlicensed peptide reaches a patient only through narrow routes, such as a special ordered for one patient's clinical need, which module seven sets out.</w:t>
+      </w:r>
+      <w:r>
+        <w:t xml:space="preserve"> </w:t>
+      </w:r>
+      <w:r>
+        <w:t xml:space="preserve">(Medicines and Healthcare products Regulatory Agency (UK) 2023 · Medicines and Healthcare products Regulatory Agency (UK) 2009)</w:t>
+      </w:r>
+      <w:r>
+        <w:t xml:space="preserve"> </w:t>
+      </w:r>
+      <w:r>
+        <w:t xml:space="preserve">-</w:t>
+      </w:r>
+      <w:r>
+        <w:t xml:space="preserve"> </w:t>
+      </w:r>
+      <w:r>
+        <w:rPr>
+          <w:i/>
+          <w:iCs/>
+        </w:rPr>
+        <w:t xml:space="preserve">EU:</w:t>
+      </w:r>
+      <w:r>
+        <w:t xml:space="preserve"> </w:t>
+      </w:r>
+      <w:r>
+        <w:t xml:space="preserve">In the EU, Directive 2001/83/EC allows a medicine on the market only with a national or EU-wide marketing authorisation (Article 6(1)), while medicines prepared in a pharmacy for an individual patient on prescription (magistral formulas) fall outside the directive and need no marketing authorisation under it (Article 3). Each member state may also, under its own law, allow an unauthorised medicine for an individual patient on a bona fide unsolicited order from an authorised health professional, under that professional's direct personal responsibility (Article 5(1)).</w:t>
+      </w:r>
+      <w:r>
+        <w:t xml:space="preserve"> </w:t>
+      </w:r>
+      <w:r>
+        <w:t xml:space="preserve">(eu-dir-2001-83)</w:t>
+      </w:r>
+      <w:r>
+        <w:t xml:space="preserve"> </w:t>
+      </w:r>
+      <w:r>
+        <w:t xml:space="preserve">-</w:t>
+      </w:r>
+      <w:r>
+        <w:t xml:space="preserve"> </w:t>
+      </w:r>
+      <w:r>
+        <w:rPr>
+          <w:i/>
+          <w:iCs/>
+        </w:rPr>
+        <w:t xml:space="preserve">PT:</w:t>
+      </w:r>
+      <w:r>
+        <w:t xml:space="preserve"> </w:t>
+      </w:r>
+      <w:r>
+        <w:t xml:space="preserve">In Portugal, no medicine containing BPC-157 is listed in INFARMED's Infomed register (25 September 2026). A medicine is defined as any substance or combination of substances presented as having properties for treating or preventing disease or that may be used or administered to restore, correct, or modify physiological functions through pharmacological, immunological, or metabolic action (Estatuto do Medicamento, Article 3). INFARMED does not authorise importing medicines for personal use, and a compounded medicine may use only raw materials listed in the Portuguese Pharmacopoeia, the European Pharmacopoeia, pharmacopoeias of other States Parties to the European Pharmacopoeia Convention, or compendial scientific documentation (Decreto-Lei 95/2004, Article 6).</w:t>
+      </w:r>
+      <w:r>
+        <w:t xml:space="preserve"> </w:t>
+      </w:r>
+      <w:r>
+        <w:t xml:space="preserve">(pt-infomed · pt-dl176-2006 · pt-infarmed-circ148-2011 · pt-dl95-2004 · pt-infarmed-manipulados)</w:t>
+      </w:r>
+      <w:r>
+        <w:t xml:space="preserve"> </w:t>
+      </w:r>
+      <w:r>
+        <w:t xml:space="preserve">-</w:t>
+      </w:r>
+      <w:r>
+        <w:t xml:space="preserve"> </w:t>
+      </w:r>
+      <w:r>
+        <w:rPr>
+          <w:i/>
+          <w:iCs/>
+        </w:rPr>
+        <w:t xml:space="preserve">BR:</w:t>
+      </w:r>
+      <w:r>
+        <w:t xml:space="preserve"> </w:t>
+      </w:r>
+      <w:r>
+        <w:t xml:space="preserve">In Brazil, ANVISA stated on 2 July 2026 that any substance must have undergone efficacy and safety assessments before it can be compounded, and that some injectable peptides are not regularised in any category (food, medicine, cosmetic or food supplement) and are illegal for any health use, including aesthetic use. ANVISA also stated in July 2026 that an investigational medicine is used exclusively in authorised clinical research.</w:t>
+      </w:r>
+      <w:r>
+        <w:t xml:space="preserve"> </w:t>
+      </w:r>
+      <w:r>
+        <w:t xml:space="preserve">(br-anvisa-peptides-2026 · br-anvisa-medicine-types-2026)</w:t>
+      </w:r>
+      <w:r>
+        <w:t xml:space="preserve"> </w:t>
+      </w:r>
+      <w:r>
+        <w:t xml:space="preserve">-</w:t>
+      </w:r>
+      <w:r>
+        <w:t xml:space="preserve"> </w:t>
+      </w:r>
+      <w:r>
+        <w:rPr>
+          <w:i/>
+          <w:iCs/>
+        </w:rPr>
+        <w:t xml:space="preserve">AE:</w:t>
+      </w:r>
+      <w:r>
+        <w:t xml:space="preserve"> </w:t>
+      </w:r>
+      <w:r>
+        <w:t xml:space="preserve">In the UAE, Federal Decree-Law 38/2024, in force since 2 January 2025, bars importing, selling or using any medical product without a marketing approval from the Emirates Drug Establishment (EDE), and lets a physician prescribe a medicine never submitted for approval only when necessary, when no equivalent alternative is available and with the patient's approval. In Dubai, the DHA prohibits using any research-use peptide on humans, or for treatment, outside a study or clinical trial approved by the competent authority (29 July 2026). In Abu Dhabi, the DoH lets physicians prescribe peptide therapies only for clinical indications supported by available scientific evidence, after a documented eligibility assessment and with informed consent that covers the product's regulatory approval status, and compounded peptides may use only certified active ingredients imported under EDE oversight (31 July 2026).</w:t>
+      </w:r>
+      <w:r>
+        <w:t xml:space="preserve"> </w:t>
+      </w:r>
+      <w:r>
+        <w:t xml:space="preserve">(ae-fdl-38-2024 · ae-dha-cir-peptides-2026 · ae-doh-cir-148-2026)</w:t>
+      </w:r>
+    </w:p>
+    <w:p>
+      <w:pPr>
+        <w:pStyle w:val="BodyText"/>
+      </w:pPr>
+      <w:r>
+        <w:t xml:space="preserve">Narration script</w:t>
+      </w:r>
+    </w:p>
+    <w:p>
+      <w:pPr>
+        <w:pStyle w:val="BodyText"/>
+      </w:pPr>
+      <w:r>
+        <w:t xml:space="preserve">Patients often link their skin to their gut. Start where the evidence is. Diet quality, treatment of metabolic disease and the established treatment for the skin condition itself all come first. Be careful with tests. A widely used commercial zonulin assay was shown to detect proteins other than zonulin, so a result cannot tell you whether a gut is leaky. Be careful with products too. Probiotics are strain-specific, and their effects on eczema are small at best. The Hormonaly guide gives the popular gut-repair stack of glutamine, zinc carnosine and BPC-157 a grade of D. As of September 2026, in the United States, BPC-157 remains off the 503A bulks list after the July advisory-committee review. Investigational peptides come last, if at all. Whatever your role, name the evidence type before you name the product.</w:t>
+      </w:r>
+    </w:p>
+    <w:p>
+      <w:pPr>
+        <w:pStyle w:val="BodyText"/>
+      </w:pPr>
+      <w:r>
+        <w:t xml:space="preserve">Sources: Scheffler L 2018 · Camilleri M 2019 · Reynolds A 2019 · Suez J 2019 · Makrgeorgou A 2018 · US Food and Drug Administration 2026 · Aesthetic &amp; Regenerative Endocrinology — A Clinician's Pocket Guide 2026 · ecfr-21-cfr-216-23-bulks-list</w:t>
+      </w:r>
+    </w:p>
+    <w:p>
+      <w:pPr>
+        <w:pStyle w:val="BodyText"/>
+      </w:pPr>
+      <w:r>
+        <w:rPr>
+          <w:b/>
+          <w:bCs/>
+        </w:rPr>
+        <w:t xml:space="preserve">m03-tutor-ozempic-face</w:t>
+      </w:r>
+      <w:r>
+        <w:t xml:space="preserve"> </w:t>
+      </w:r>
+      <w:r>
+        <w:t xml:space="preserve">— Tutor answer adds the UK licences (Ozempic, Wegovy, Mounjaro), UK hair-loss labelling and MHRA's statement that retatrutide is not authorised in the UK.</w:t>
+      </w:r>
+    </w:p>
+    <w:p>
+      <w:pPr>
+        <w:pStyle w:val="BodyText"/>
+      </w:pPr>
+      <w:r>
+        <w:rPr>
+          <w:b/>
+          <w:bCs/>
+        </w:rPr>
+        <w:t xml:space="preserve">m03-tutor-gut-skin</w:t>
+      </w:r>
+      <w:r>
+        <w:t xml:space="preserve"> </w:t>
+      </w:r>
+      <w:r>
+        <w:t xml:space="preserve">— Tutor answer adds the UK specials route (one patient's special clinical need, prescriber's responsibility).</w:t>
+      </w:r>
+    </w:p>
+    <w:p>
+      <w:pPr>
+        <w:pStyle w:val="BodyText"/>
+      </w:pPr>
+      <w:r>
+        <w:rPr>
+          <w:b/>
+          <w:bCs/>
+        </w:rPr>
+        <w:t xml:space="preserve">unit tutorContext</w:t>
+      </w:r>
+      <w:r>
+        <w:t xml:space="preserve"> </w:t>
+      </w:r>
+      <w:r>
+        <w:t xml:space="preserve">— 'UK/EU status not yet mapped' replaced by the UK facts above; EU marked as not covered.</w:t>
+      </w:r>
+    </w:p>
+    <w:p>
+      <w:pPr>
+        <w:pStyle w:val="BodyText"/>
+      </w:pPr>
+      <w:r>
+        <w:rPr>
+          <w:b/>
+          <w:bCs/>
+        </w:rPr>
+        <w:t xml:space="preserve">m3-p08</w:t>
+      </w:r>
+      <w:r>
+        <w:t xml:space="preserve"> </w:t>
+      </w:r>
+      <w:r>
+        <w:t xml:space="preserve">— UK text moved verbatim into the UK note (the body sentence; the same UK fact removed from beat 3 and the narration, which is back to the approved wording) and the UK sources with it; EU, Brazil and UAE notes added.</w:t>
+      </w:r>
+    </w:p>
+    <w:bookmarkEnd w:id="21"/>
+    <w:bookmarkStart w:id="22" w:name="X7cc641aedcd4eb1ad28138fa90c6b9587b63139"/>
+    <w:p>
+      <w:pPr>
+        <w:pStyle w:val="Heading4"/>
+      </w:pPr>
+      <w:r>
+        <w:t xml:space="preserve">Now reads: 08 / 20 · Two gut hormones, re-engineered.</w:t>
+      </w:r>
+    </w:p>
+    <w:p>
+      <w:pPr>
+        <w:pStyle w:val="FirstParagraph"/>
+      </w:pPr>
+      <w:r>
+        <w:rPr>
+          <w:i/>
+          <w:iCs/>
+        </w:rPr>
+        <w:t xml:space="preserve">Lesson 3.2 · Concept · audio</w:t>
+      </w:r>
+    </w:p>
+    <w:p>
+      <w:pPr>
+        <w:pStyle w:val="BodyText"/>
+      </w:pPr>
+      <w:r>
+        <w:t xml:space="preserve">GLP-1 and GIP are incretins, hormones the gut releases after a meal that amplify glucose-dependent insulin release; GLP-1 also slows gastric emptying and reduces appetite. Native GLP-1 is broken down within minutes. Semaglutide is a long-acting GLP-1 receptor agonist, and tirzepatide activates both GIP and GLP-1 receptors. In the US, as of September 2026, both are FDA-approved drugs for defined indications, set out in the next moment.</w:t>
+      </w:r>
+    </w:p>
+    <w:p>
+      <w:pPr>
+        <w:pStyle w:val="Compact"/>
+        <w:numPr>
+          <w:ilvl w:val="0"/>
+          <w:numId w:val="1007"/>
+        </w:numPr>
+      </w:pPr>
+      <w:r>
+        <w:t xml:space="preserve">Incretins amplify insulin after meals</w:t>
+      </w:r>
+    </w:p>
+    <w:p>
+      <w:pPr>
+        <w:pStyle w:val="Compact"/>
+        <w:numPr>
+          <w:ilvl w:val="0"/>
+          <w:numId w:val="1007"/>
+        </w:numPr>
+      </w:pPr>
+      <w:r>
+        <w:t xml:space="preserve">Semaglutide: GLP-1 receptor agonist</w:t>
+      </w:r>
+    </w:p>
+    <w:p>
+      <w:pPr>
+        <w:pStyle w:val="Compact"/>
+        <w:numPr>
+          <w:ilvl w:val="0"/>
+          <w:numId w:val="1007"/>
+        </w:numPr>
+      </w:pPr>
+      <w:r>
         <w:t xml:space="preserve">Tirzepatide: GIP and GLP-1 receptor agonist</w:t>
       </w:r>
     </w:p>
@@ -3470,8 +3830,8 @@
         <w:t xml:space="preserve">— UK text moved verbatim into the UK note (the UK row's label and value joined into one opening sentence, its note verbatim) and the UK sources with it; body's UK clause and 'EU status is not covered' removed, US sentence as approved 24 Sep; EU, Portugal, Brazil and UAE notes added.</w:t>
       </w:r>
     </w:p>
-    <w:bookmarkEnd w:id="21"/>
-    <w:bookmarkStart w:id="22" w:name="X213a612928179c9e727b9125fd5d13ac63f7ed0"/>
+    <w:bookmarkEnd w:id="22"/>
+    <w:bookmarkStart w:id="23" w:name="X213a612928179c9e727b9125fd5d13ac63f7ed0"/>
     <w:p>
       <w:pPr>
         <w:pStyle w:val="Heading4"/>
@@ -3884,8 +4244,8 @@
         <w:t xml:space="preserve">— UK text moved verbatim into the UK note and the UK sources with it; regulatory row label back to 'Regulatory status (US, September 2026)' as approved 24 Sep. No EU, Portugal, Brazil or UAE note: no verified source on hair-loss labelling there.</w:t>
       </w:r>
     </w:p>
-    <w:bookmarkEnd w:id="22"/>
-    <w:bookmarkStart w:id="23" w:name="Xb5b93608e17010d89e8207ae794de3d9014e75f"/>
+    <w:bookmarkEnd w:id="23"/>
+    <w:bookmarkStart w:id="24" w:name="Xb5b93608e17010d89e8207ae794de3d9014e75f"/>
     <w:p>
       <w:pPr>
         <w:pStyle w:val="Heading4"/>
@@ -4151,8 +4511,8 @@
         <w:t xml:space="preserve">— EU, Brazil and UAE notes added (tirzepatide indications; BPC-157 status, with Dubai and Abu Dhabi rules). UK clause in the tirzepatide feedback left in place: it shares one sentence with the US statement.</w:t>
       </w:r>
     </w:p>
-    <w:bookmarkEnd w:id="23"/>
-    <w:bookmarkStart w:id="24" w:name="X86531c4092915462fa2d7b436651300c8c16e74"/>
+    <w:bookmarkEnd w:id="24"/>
+    <w:bookmarkStart w:id="25" w:name="X86531c4092915462fa2d7b436651300c8c16e74"/>
     <w:p>
       <w:pPr>
         <w:pStyle w:val="Heading4"/>
@@ -4754,8 +5114,8 @@
         <w:t xml:space="preserve">— UK text moved verbatim into the UK note (the narration sentence) and the UK sources with it; the UK-only sentence removed from the prescriber version, now covered by the UK note; EU, Portugal, Brazil and UAE notes added.</w:t>
       </w:r>
     </w:p>
-    <w:bookmarkEnd w:id="24"/>
-    <w:bookmarkStart w:id="25" w:name="X4e4b2a64cef117c447d8c4d0f8e57689c70947a"/>
+    <w:bookmarkEnd w:id="25"/>
+    <w:bookmarkStart w:id="26" w:name="X4e4b2a64cef117c447d8c4d0f8e57689c70947a"/>
     <w:p>
       <w:pPr>
         <w:pStyle w:val="Heading4"/>
@@ -4789,7 +5149,7 @@
         <w:pStyle w:val="Compact"/>
         <w:numPr>
           <w:ilvl w:val="0"/>
-          <w:numId w:val="1007"/>
+          <w:numId w:val="1008"/>
         </w:numPr>
       </w:pPr>
       <w:r>
@@ -4801,7 +5161,7 @@
         <w:pStyle w:val="Compact"/>
         <w:numPr>
           <w:ilvl w:val="0"/>
-          <w:numId w:val="1007"/>
+          <w:numId w:val="1008"/>
         </w:numPr>
       </w:pPr>
       <w:r>
@@ -4813,7 +5173,7 @@
         <w:pStyle w:val="Compact"/>
         <w:numPr>
           <w:ilvl w:val="0"/>
-          <w:numId w:val="1007"/>
+          <w:numId w:val="1008"/>
         </w:numPr>
       </w:pPr>
       <w:r>
@@ -5071,7 +5431,7 @@
         <w:pStyle w:val="BodyText"/>
       </w:pPr>
       <w:r>
-        <w:t xml:space="preserve">Sources: Scheffler L 2018 · Camilleri M 2019 · Reynolds A 2019 · Suez J 2019 · US Food and Drug Administration 2026 · Aesthetic &amp; Regenerative Endocrinology — A Clinician's Pocket Guide 2026</w:t>
+        <w:t xml:space="preserve">Sources: Scheffler L 2018 · Camilleri M 2019 · Reynolds A 2019 · Suez J 2019 · Makrgeorgou A 2018 · US Food and Drug Administration 2026 · Aesthetic &amp; Regenerative Endocrinology — A Clinician's Pocket Guide 2026 · ecfr-21-cfr-216-23-bulks-list</w:t>
       </w:r>
     </w:p>
     <w:p>
@@ -5092,9 +5452,347 @@
         <w:t xml:space="preserve">— 'EU not covered' removed; the moments' country notes now carry EU, Portugal, Brazil and UAE status.</w:t>
       </w:r>
     </w:p>
-    <w:bookmarkEnd w:id="25"/>
+    <w:p>
+      <w:pPr>
+        <w:pStyle w:val="BodyText"/>
+      </w:pPr>
+      <w:r>
+        <w:rPr>
+          <w:b/>
+          <w:bCs/>
+        </w:rPr>
+        <w:t xml:space="preserve">m3-p18</w:t>
+      </w:r>
+      <w:r>
+        <w:t xml:space="preserve"> </w:t>
+      </w:r>
+      <w:r>
+        <w:t xml:space="preserve">— Sources only, no wording changed: the Cochrane review of probiotics for eczema (Makrgeorgou 2018) and the 503A bulks list (21 CFR 216.23) added to the citations and source line; they state the narration's eczema and BPC-157 sentences, which the previously cited sources did not.</w:t>
+      </w:r>
+    </w:p>
     <w:bookmarkEnd w:id="26"/>
-    <w:bookmarkStart w:id="39" w:name="module-04"/>
+    <w:bookmarkStart w:id="27" w:name="X6b36b11dcb2f7ee41e23f983579e5abdad3031e"/>
+    <w:p>
+      <w:pPr>
+        <w:pStyle w:val="Heading4"/>
+      </w:pPr>
+      <w:r>
+        <w:t xml:space="preserve">Now reads: 18 / 20 · Diet first, a bottle last.</w:t>
+      </w:r>
+    </w:p>
+    <w:p>
+      <w:pPr>
+        <w:pStyle w:val="FirstParagraph"/>
+      </w:pPr>
+      <w:r>
+        <w:rPr>
+          <w:i/>
+          <w:iCs/>
+        </w:rPr>
+        <w:t xml:space="preserve">What changes in practice · audio</w:t>
+      </w:r>
+    </w:p>
+    <w:p>
+      <w:pPr>
+        <w:pStyle w:val="BodyText"/>
+      </w:pPr>
+      <w:r>
+        <w:t xml:space="preserve">When a patient links their skin to their gut, start with what has evidence: diet quality, treating metabolic disease directly, and established treatment for the skin condition itself. A widely used commercial zonulin assay has been shown to detect proteins other than zonulin, so a result cannot tell you whether a gut is leaky. Restoring barrier function has not been shown to improve disease outside the gut. Investigational peptides sold for gut repair come last, if at all.</w:t>
+      </w:r>
+    </w:p>
+    <w:p>
+      <w:pPr>
+        <w:pStyle w:val="Compact"/>
+        <w:numPr>
+          <w:ilvl w:val="0"/>
+          <w:numId w:val="1009"/>
+        </w:numPr>
+      </w:pPr>
+      <w:r>
+        <w:t xml:space="preserve">Start with diet, metabolic health and the skin diagnosis</w:t>
+      </w:r>
+    </w:p>
+    <w:p>
+      <w:pPr>
+        <w:pStyle w:val="Compact"/>
+        <w:numPr>
+          <w:ilvl w:val="0"/>
+          <w:numId w:val="1009"/>
+        </w:numPr>
+      </w:pPr>
+      <w:r>
+        <w:t xml:space="preserve">Zonulin tests may not measure zonulin</w:t>
+      </w:r>
+    </w:p>
+    <w:p>
+      <w:pPr>
+        <w:pStyle w:val="Compact"/>
+        <w:numPr>
+          <w:ilvl w:val="0"/>
+          <w:numId w:val="1009"/>
+        </w:numPr>
+      </w:pPr>
+      <w:r>
+        <w:t xml:space="preserve">Gut-repair peptides: last, if at all</w:t>
+      </w:r>
+    </w:p>
+    <w:p>
+      <w:pPr>
+        <w:pStyle w:val="FirstParagraph"/>
+      </w:pPr>
+      <w:r>
+        <w:rPr>
+          <w:b/>
+          <w:bCs/>
+        </w:rPr>
+        <w:t xml:space="preserve">By role</w:t>
+      </w:r>
+      <w:r>
+        <w:t xml:space="preserve"> </w:t>
+      </w:r>
+      <w:r>
+        <w:t xml:space="preserve">-</w:t>
+      </w:r>
+      <w:r>
+        <w:t xml:space="preserve"> </w:t>
+      </w:r>
+      <w:r>
+        <w:rPr>
+          <w:i/>
+          <w:iCs/>
+        </w:rPr>
+        <w:t xml:space="preserve">Prescriber:</w:t>
+      </w:r>
+      <w:r>
+        <w:t xml:space="preserve"> </w:t>
+      </w:r>
+      <w:r>
+        <w:t xml:space="preserve">Treat the skin disease on its own evidence and metabolic disease directly. A zonulin result should not guide care. In the US, BPC-157 has no 503A bulks-list standing as of September 2026, so compounding it for gut repair is not an option.</w:t>
+      </w:r>
+      <w:r>
+        <w:t xml:space="preserve"> </w:t>
+      </w:r>
+      <w:r>
+        <w:t xml:space="preserve">-</w:t>
+      </w:r>
+      <w:r>
+        <w:t xml:space="preserve"> </w:t>
+      </w:r>
+      <w:r>
+        <w:rPr>
+          <w:i/>
+          <w:iCs/>
+        </w:rPr>
+        <w:t xml:space="preserve">Clinical staff:</w:t>
+      </w:r>
+      <w:r>
+        <w:t xml:space="preserve"> </w:t>
+      </w:r>
+      <w:r>
+        <w:t xml:space="preserve">If a patient brings a gut-repair kit or a zonulin result, record the products and the result and bring them to the prescriber. Do not interpret the test or advise on the products.</w:t>
+      </w:r>
+      <w:r>
+        <w:t xml:space="preserve"> </w:t>
+      </w:r>
+      <w:r>
+        <w:t xml:space="preserve">-</w:t>
+      </w:r>
+      <w:r>
+        <w:t xml:space="preserve"> </w:t>
+      </w:r>
+      <w:r>
+        <w:rPr>
+          <w:i/>
+          <w:iCs/>
+        </w:rPr>
+        <w:t xml:space="preserve">Advisor:</w:t>
+      </w:r>
+      <w:r>
+        <w:t xml:space="preserve"> </w:t>
+      </w:r>
+      <w:r>
+        <w:t xml:space="preserve">You can say that fibre-rich diets have strong evidence for metabolic health, that probiotics are strain-specific with small skin effects at best, and that injected or research peptides need a prescriber.</w:t>
+      </w:r>
+    </w:p>
+    <w:p>
+      <w:pPr>
+        <w:pStyle w:val="BodyText"/>
+      </w:pPr>
+      <w:r>
+        <w:rPr>
+          <w:b/>
+          <w:bCs/>
+        </w:rPr>
+        <w:t xml:space="preserve">Regulatory status by jurisdiction</w:t>
+      </w:r>
+      <w:r>
+        <w:t xml:space="preserve"> </w:t>
+      </w:r>
+      <w:r>
+        <w:t xml:space="preserve">-</w:t>
+      </w:r>
+      <w:r>
+        <w:t xml:space="preserve"> </w:t>
+      </w:r>
+      <w:r>
+        <w:rPr>
+          <w:i/>
+          <w:iCs/>
+        </w:rPr>
+        <w:t xml:space="preserve">GB:</w:t>
+      </w:r>
+      <w:r>
+        <w:t xml:space="preserve"> </w:t>
+      </w:r>
+      <w:r>
+        <w:t xml:space="preserve">In the United Kingdom, an unlicensed peptide reaches a patient only through narrow routes, such as a special ordered for one patient's clinical need, which module seven sets out.</w:t>
+      </w:r>
+      <w:r>
+        <w:t xml:space="preserve"> </w:t>
+      </w:r>
+      <w:r>
+        <w:t xml:space="preserve">(Medicines and Healthcare products Regulatory Agency (UK) 2023 · Medicines and Healthcare products Regulatory Agency (UK) 2009)</w:t>
+      </w:r>
+      <w:r>
+        <w:t xml:space="preserve"> </w:t>
+      </w:r>
+      <w:r>
+        <w:t xml:space="preserve">-</w:t>
+      </w:r>
+      <w:r>
+        <w:t xml:space="preserve"> </w:t>
+      </w:r>
+      <w:r>
+        <w:rPr>
+          <w:i/>
+          <w:iCs/>
+        </w:rPr>
+        <w:t xml:space="preserve">EU:</w:t>
+      </w:r>
+      <w:r>
+        <w:t xml:space="preserve"> </w:t>
+      </w:r>
+      <w:r>
+        <w:t xml:space="preserve">In the EU, Directive 2001/83/EC allows a medicine on the market only with a national or EU-wide marketing authorisation (Article 6(1)), while medicines prepared in a pharmacy for an individual patient on prescription (magistral formulas) fall outside the directive and need no marketing authorisation under it (Article 3). Each member state may also, under its own law, allow an unauthorised medicine for an individual patient on a bona fide unsolicited order from an authorised health professional, under that professional's direct personal responsibility (Article 5(1)).</w:t>
+      </w:r>
+      <w:r>
+        <w:t xml:space="preserve"> </w:t>
+      </w:r>
+      <w:r>
+        <w:t xml:space="preserve">(eu-dir-2001-83)</w:t>
+      </w:r>
+      <w:r>
+        <w:t xml:space="preserve"> </w:t>
+      </w:r>
+      <w:r>
+        <w:t xml:space="preserve">-</w:t>
+      </w:r>
+      <w:r>
+        <w:t xml:space="preserve"> </w:t>
+      </w:r>
+      <w:r>
+        <w:rPr>
+          <w:i/>
+          <w:iCs/>
+        </w:rPr>
+        <w:t xml:space="preserve">PT:</w:t>
+      </w:r>
+      <w:r>
+        <w:t xml:space="preserve"> </w:t>
+      </w:r>
+      <w:r>
+        <w:t xml:space="preserve">In Portugal, no medicine containing BPC-157 is listed in INFARMED's Infomed register (25 September 2026). A medicine is defined as any substance or combination of substances presented as having properties for treating or preventing disease or that may be used or administered to restore, correct, or modify physiological functions through pharmacological, immunological, or metabolic action (Estatuto do Medicamento, Article 3). INFARMED does not authorise importing medicines for personal use, and a compounded medicine may use only raw materials listed in the Portuguese Pharmacopoeia, the European Pharmacopoeia, pharmacopoeias of other States Parties to the European Pharmacopoeia Convention, or compendial scientific documentation (Decreto-Lei 95/2004, Article 6).</w:t>
+      </w:r>
+      <w:r>
+        <w:t xml:space="preserve"> </w:t>
+      </w:r>
+      <w:r>
+        <w:t xml:space="preserve">(pt-infomed · pt-dl176-2006 · pt-infarmed-circ148-2011 · pt-dl95-2004 · pt-infarmed-manipulados)</w:t>
+      </w:r>
+      <w:r>
+        <w:t xml:space="preserve"> </w:t>
+      </w:r>
+      <w:r>
+        <w:t xml:space="preserve">-</w:t>
+      </w:r>
+      <w:r>
+        <w:t xml:space="preserve"> </w:t>
+      </w:r>
+      <w:r>
+        <w:rPr>
+          <w:i/>
+          <w:iCs/>
+        </w:rPr>
+        <w:t xml:space="preserve">BR:</w:t>
+      </w:r>
+      <w:r>
+        <w:t xml:space="preserve"> </w:t>
+      </w:r>
+      <w:r>
+        <w:t xml:space="preserve">In Brazil, ANVISA stated on 2 July 2026 that any substance must have undergone efficacy and safety assessments before it can be compounded, and that some injectable peptides are not regularised in any category (food, medicine, cosmetic or food supplement) and are illegal for any health use, including aesthetic use. ANVISA also stated in July 2026 that an investigational medicine is used exclusively in authorised clinical research.</w:t>
+      </w:r>
+      <w:r>
+        <w:t xml:space="preserve"> </w:t>
+      </w:r>
+      <w:r>
+        <w:t xml:space="preserve">(br-anvisa-peptides-2026 · br-anvisa-medicine-types-2026)</w:t>
+      </w:r>
+      <w:r>
+        <w:t xml:space="preserve"> </w:t>
+      </w:r>
+      <w:r>
+        <w:t xml:space="preserve">-</w:t>
+      </w:r>
+      <w:r>
+        <w:t xml:space="preserve"> </w:t>
+      </w:r>
+      <w:r>
+        <w:rPr>
+          <w:i/>
+          <w:iCs/>
+        </w:rPr>
+        <w:t xml:space="preserve">AE:</w:t>
+      </w:r>
+      <w:r>
+        <w:t xml:space="preserve"> </w:t>
+      </w:r>
+      <w:r>
+        <w:t xml:space="preserve">In the UAE, Federal Decree-Law 38/2024, in force since 2 January 2025, bars importing, selling or using any medical product without a marketing approval from the Emirates Drug Establishment (EDE), and lets a physician prescribe a medicine never submitted for approval only when necessary, when no equivalent alternative is available and with the patient's approval. In Dubai, the DHA prohibits using any research-use peptide on humans, or for treatment, outside a study or clinical trial approved by the competent authority (29 July 2026). In Abu Dhabi, the DoH lets physicians prescribe peptide therapies only for clinical indications supported by available scientific evidence, after a documented eligibility assessment and with informed consent that covers the product's regulatory approval status, and compounded peptides may use only certified active ingredients imported under EDE oversight (31 July 2026).</w:t>
+      </w:r>
+      <w:r>
+        <w:t xml:space="preserve"> </w:t>
+      </w:r>
+      <w:r>
+        <w:t xml:space="preserve">(ae-fdl-38-2024 · ae-dha-cir-peptides-2026 · ae-doh-cir-148-2026)</w:t>
+      </w:r>
+    </w:p>
+    <w:p>
+      <w:pPr>
+        <w:pStyle w:val="BodyText"/>
+      </w:pPr>
+      <w:r>
+        <w:t xml:space="preserve">Narration script</w:t>
+      </w:r>
+    </w:p>
+    <w:p>
+      <w:pPr>
+        <w:pStyle w:val="BodyText"/>
+      </w:pPr>
+      <w:r>
+        <w:t xml:space="preserve">Patients often link their skin to their gut. Start where the evidence is. Diet quality, treatment of metabolic disease and the established treatment for the skin condition itself all come first. Be careful with tests. A widely used commercial zonulin assay was shown to detect proteins other than zonulin, so a result cannot tell you whether a gut is leaky. Be careful with products too. Probiotics are strain-specific, and their effects on eczema are small at best. The Hormonaly guide gives the popular gut-repair stack of glutamine, zinc carnosine and BPC-157 a grade of D. As of September 2026, in the United States, BPC-157 remains off the 503A bulks list after the July advisory-committee review. Investigational peptides come last, if at all. Whatever your role, name the evidence type before you name the product.</w:t>
+      </w:r>
+    </w:p>
+    <w:p>
+      <w:pPr>
+        <w:pStyle w:val="BodyText"/>
+      </w:pPr>
+      <w:r>
+        <w:t xml:space="preserve">Sources: Scheffler L 2018 · Camilleri M 2019 · Reynolds A 2019 · Suez J 2019 · Makrgeorgou A 2018 · US Food and Drug Administration 2026 · Aesthetic &amp; Regenerative Endocrinology — A Clinician's Pocket Guide 2026 · ecfr-21-cfr-216-23-bulks-list</w:t>
+      </w:r>
+    </w:p>
+    <w:bookmarkEnd w:id="27"/>
+    <w:bookmarkEnd w:id="28"/>
+    <w:bookmarkStart w:id="41" w:name="module-04"/>
     <w:p>
       <w:pPr>
         <w:pStyle w:val="Heading3"/>
@@ -5121,7 +5819,7 @@
         <w:t xml:space="preserve">— Row relabelled 'US, 14 May 2026; UK, September 2026'; adds that in the UK a GHK-Cu serum sold for appearance is a cosmetic and cosmetics law excludes anything injected. Claim c-m04-21.</w:t>
       </w:r>
     </w:p>
-    <w:bookmarkStart w:id="27" w:name="Xd2ddbe5f383addf218b7978224236ece5e264a6"/>
+    <w:bookmarkStart w:id="29" w:name="Xd2ddbe5f383addf218b7978224236ece5e264a6"/>
     <w:p>
       <w:pPr>
         <w:pStyle w:val="Heading4"/>
@@ -5499,8 +6197,8 @@
         <w:t xml:space="preserve">— UK added: anything injected falls outside cosmetics law and MHRA decides whether it is a medicine; the prescriber line now says '503A' checks apply in the US, and that in the UK a GHK-Cu serum presented for appearance is a cosmetic with nothing to prescribe. Claims c-m04-21, c-m04-24.</w:t>
       </w:r>
     </w:p>
-    <w:bookmarkEnd w:id="27"/>
-    <w:bookmarkStart w:id="28" w:name="now-reads-06-19-serum-yes-syringe-no."/>
+    <w:bookmarkEnd w:id="29"/>
+    <w:bookmarkStart w:id="30" w:name="now-reads-06-19-serum-yes-syringe-no."/>
     <w:p>
       <w:pPr>
         <w:pStyle w:val="Heading4"/>
@@ -5534,7 +6232,7 @@
         <w:pStyle w:val="Compact"/>
         <w:numPr>
           <w:ilvl w:val="0"/>
-          <w:numId w:val="1008"/>
+          <w:numId w:val="1010"/>
         </w:numPr>
       </w:pPr>
       <w:r>
@@ -5546,7 +6244,7 @@
         <w:pStyle w:val="Compact"/>
         <w:numPr>
           <w:ilvl w:val="0"/>
-          <w:numId w:val="1008"/>
+          <w:numId w:val="1010"/>
         </w:numPr>
       </w:pPr>
       <w:r>
@@ -5558,7 +6256,7 @@
         <w:pStyle w:val="Compact"/>
         <w:numPr>
           <w:ilvl w:val="0"/>
-          <w:numId w:val="1008"/>
+          <w:numId w:val="1010"/>
         </w:numPr>
       </w:pPr>
       <w:r>
@@ -5837,8 +6535,8 @@
         <w:t xml:space="preserve">— 'UK and EU rules are being mapped' replaced by the UK position: serums are cosmetics (responsible person, safety assessment, notification, substantiated claims); oral collagen is a food supplement (no disease claims, only authorised health claims); ASA ruling of 13 May 2026 against a peptide serum's 'clinically proven' lift claim. Claims c-m04-21, c-m04-22, c-m04-23.</w:t>
       </w:r>
     </w:p>
-    <w:bookmarkEnd w:id="28"/>
-    <w:bookmarkStart w:id="29" w:name="Xed0d1ce69a498c73e5f047ad8e57e3c1b48f817"/>
+    <w:bookmarkEnd w:id="30"/>
+    <w:bookmarkStart w:id="31" w:name="Xed0d1ce69a498c73e5f047ad8e57e3c1b48f817"/>
     <w:p>
       <w:pPr>
         <w:pStyle w:val="Heading4"/>
@@ -5872,7 +6570,7 @@
         <w:pStyle w:val="Compact"/>
         <w:numPr>
           <w:ilvl w:val="0"/>
-          <w:numId w:val="1009"/>
+          <w:numId w:val="1011"/>
         </w:numPr>
       </w:pPr>
       <w:r>
@@ -5884,7 +6582,7 @@
         <w:pStyle w:val="Compact"/>
         <w:numPr>
           <w:ilvl w:val="0"/>
-          <w:numId w:val="1009"/>
+          <w:numId w:val="1011"/>
         </w:numPr>
       </w:pPr>
       <w:r>
@@ -5896,7 +6594,7 @@
         <w:pStyle w:val="Compact"/>
         <w:numPr>
           <w:ilvl w:val="0"/>
-          <w:numId w:val="1009"/>
+          <w:numId w:val="1011"/>
         </w:numPr>
       </w:pPr>
       <w:r>
@@ -6175,8 +6873,8 @@
         <w:t xml:space="preserve">— Pointer added for UK learners: the route for unlicensed medicines works differently in the UK and lesson 7.2 sets it out.</w:t>
       </w:r>
     </w:p>
-    <w:bookmarkEnd w:id="29"/>
-    <w:bookmarkStart w:id="30" w:name="Xf66f82c47dbce3784690b9eb6ad40e6d242d1a3"/>
+    <w:bookmarkEnd w:id="31"/>
+    <w:bookmarkStart w:id="32" w:name="Xf66f82c47dbce3784690b9eb6ad40e6d242d1a3"/>
     <w:p>
       <w:pPr>
         <w:pStyle w:val="Heading4"/>
@@ -6729,8 +7427,8 @@
         <w:t xml:space="preserve">— 'check ... on the live FDA list' → 'check ... with my regulator (FDA lists in the US, MHRA in the UK)'.</w:t>
       </w:r>
     </w:p>
-    <w:bookmarkEnd w:id="30"/>
-    <w:bookmarkStart w:id="31" w:name="Xd55c057d594deac392ab11c716f009dcd1796da"/>
+    <w:bookmarkEnd w:id="32"/>
+    <w:bookmarkStart w:id="33" w:name="Xd55c057d594deac392ab11c716f009dcd1796da"/>
     <w:p>
       <w:pPr>
         <w:pStyle w:val="Heading4"/>
@@ -6951,8 +7649,8 @@
         <w:t xml:space="preserve">— UK text moved verbatim into the UK note (row label back to 'Regulatory status (US, 14 May 2026)'; its 'UK, September 2026' date now closes the note; the UK source ids and the sourceNote's UK part moved from the block to the note). EU, Portugal, Brazil and UAE notes added.</w:t>
       </w:r>
     </w:p>
-    <w:bookmarkEnd w:id="31"/>
-    <w:bookmarkStart w:id="32" w:name="X1fb64fb1cd57e710225a5cd64d40a036a3a0149"/>
+    <w:bookmarkEnd w:id="33"/>
+    <w:bookmarkStart w:id="34" w:name="X1fb64fb1cd57e710225a5cd64d40a036a3a0149"/>
     <w:p>
       <w:pPr>
         <w:pStyle w:val="Heading4"/>
@@ -7330,8 +8028,8 @@
         <w:t xml:space="preserve">— UK text moved verbatim into the UK note: the body's UK sentence and the prescriber version's UK clause (removed from the role note, which keeps its US line); the narration's UK sentence removed, so the narration is back to its approved text; UK source ids and the sourceNote's UK part moved from the block to the note. EU, Portugal, Brazil and UAE notes added.</w:t>
       </w:r>
     </w:p>
-    <w:bookmarkEnd w:id="32"/>
-    <w:bookmarkStart w:id="33" w:name="now-reads-06-19-serum-yes-syringe-no.-1"/>
+    <w:bookmarkEnd w:id="34"/>
+    <w:bookmarkStart w:id="35" w:name="now-reads-06-19-serum-yes-syringe-no.-1"/>
     <w:p>
       <w:pPr>
         <w:pStyle w:val="Heading4"/>
@@ -7365,7 +8063,7 @@
         <w:pStyle w:val="Compact"/>
         <w:numPr>
           <w:ilvl w:val="0"/>
-          <w:numId w:val="1010"/>
+          <w:numId w:val="1012"/>
         </w:numPr>
       </w:pPr>
       <w:r>
@@ -7377,7 +8075,7 @@
         <w:pStyle w:val="Compact"/>
         <w:numPr>
           <w:ilvl w:val="0"/>
-          <w:numId w:val="1010"/>
+          <w:numId w:val="1012"/>
         </w:numPr>
       </w:pPr>
       <w:r>
@@ -7389,7 +8087,7 @@
         <w:pStyle w:val="Compact"/>
         <w:numPr>
           <w:ilvl w:val="0"/>
-          <w:numId w:val="1010"/>
+          <w:numId w:val="1012"/>
         </w:numPr>
       </w:pPr>
       <w:r>
@@ -7668,8 +8366,8 @@
         <w:t xml:space="preserve">— UK text moved verbatim into the UK note (the body's three UK sentences); the narration's four UK sentences removed (the earlier 'UK and EU rules are being mapped' line is not restored); UK source ids and the sourceNote's UK part moved from the block to the note. EU, Portugal, Brazil and UAE notes added.</w:t>
       </w:r>
     </w:p>
-    <w:bookmarkEnd w:id="33"/>
-    <w:bookmarkStart w:id="34" w:name="X87e1d8347585bbe21caee0a5e941a106dc8622d"/>
+    <w:bookmarkEnd w:id="35"/>
+    <w:bookmarkStart w:id="36" w:name="X87e1d8347585bbe21caee0a5e941a106dc8622d"/>
     <w:p>
       <w:pPr>
         <w:pStyle w:val="Heading4"/>
@@ -7703,7 +8401,7 @@
         <w:pStyle w:val="Compact"/>
         <w:numPr>
           <w:ilvl w:val="0"/>
-          <w:numId w:val="1011"/>
+          <w:numId w:val="1013"/>
         </w:numPr>
       </w:pPr>
       <w:r>
@@ -7715,7 +8413,7 @@
         <w:pStyle w:val="Compact"/>
         <w:numPr>
           <w:ilvl w:val="0"/>
-          <w:numId w:val="1011"/>
+          <w:numId w:val="1013"/>
         </w:numPr>
       </w:pPr>
       <w:r>
@@ -7727,7 +8425,7 @@
         <w:pStyle w:val="Compact"/>
         <w:numPr>
           <w:ilvl w:val="0"/>
-          <w:numId w:val="1011"/>
+          <w:numId w:val="1013"/>
         </w:numPr>
       </w:pPr>
       <w:r>
@@ -8006,8 +8704,8 @@
         <w:t xml:space="preserve">— UK text moved verbatim into the UK note (the pointer to lesson 7.2, with its MHRA source id). EU, Portugal, Brazil and UAE notes added.</w:t>
       </w:r>
     </w:p>
-    <w:bookmarkEnd w:id="34"/>
-    <w:bookmarkStart w:id="35" w:name="X8e1d583fa7f7a41a061d3b4c9298746f1d08f4f"/>
+    <w:bookmarkEnd w:id="36"/>
+    <w:bookmarkStart w:id="37" w:name="X8e1d583fa7f7a41a061d3b4c9298746f1d08f4f"/>
     <w:p>
       <w:pPr>
         <w:pStyle w:val="Heading4"/>
@@ -8560,8 +9258,8 @@
         <w:t xml:space="preserve">— EU, Portugal, Brazil and UAE notes added (research-use-only products bought online; registration status of GHK-Cu, BPC-157 and TB-500).</w:t>
       </w:r>
     </w:p>
-    <w:bookmarkEnd w:id="35"/>
-    <w:bookmarkStart w:id="36" w:name="Xc3d0d4167c0ed6efa56f0ba1e4b41bee872bcd6"/>
+    <w:bookmarkEnd w:id="37"/>
+    <w:bookmarkStart w:id="38" w:name="Xc3d0d4167c0ed6efa56f0ba1e4b41bee872bcd6"/>
     <w:p>
       <w:pPr>
         <w:pStyle w:val="Heading4"/>
@@ -8595,7 +9293,7 @@
         <w:pStyle w:val="Compact"/>
         <w:numPr>
           <w:ilvl w:val="0"/>
-          <w:numId w:val="1012"/>
+          <w:numId w:val="1014"/>
         </w:numPr>
       </w:pPr>
       <w:r>
@@ -8607,7 +9305,7 @@
         <w:pStyle w:val="Compact"/>
         <w:numPr>
           <w:ilvl w:val="0"/>
-          <w:numId w:val="1012"/>
+          <w:numId w:val="1014"/>
         </w:numPr>
       </w:pPr>
       <w:r>
@@ -8619,7 +9317,7 @@
         <w:pStyle w:val="Compact"/>
         <w:numPr>
           <w:ilvl w:val="0"/>
-          <w:numId w:val="1012"/>
+          <w:numId w:val="1014"/>
         </w:numPr>
       </w:pPr>
       <w:r>
@@ -8657,7 +9355,7 @@
         <w:pStyle w:val="Compact"/>
         <w:numPr>
           <w:ilvl w:val="0"/>
-          <w:numId w:val="1013"/>
+          <w:numId w:val="1015"/>
         </w:numPr>
       </w:pPr>
       <w:r>
@@ -8679,7 +9377,7 @@
         <w:pStyle w:val="Compact"/>
         <w:numPr>
           <w:ilvl w:val="0"/>
-          <w:numId w:val="1013"/>
+          <w:numId w:val="1015"/>
         </w:numPr>
       </w:pPr>
       <w:r>
@@ -8701,7 +9399,7 @@
         <w:pStyle w:val="Compact"/>
         <w:numPr>
           <w:ilvl w:val="0"/>
-          <w:numId w:val="1013"/>
+          <w:numId w:val="1015"/>
         </w:numPr>
       </w:pPr>
       <w:r>
@@ -8970,8 +9668,8 @@
         <w:t xml:space="preserve">— Role line no longer says regulatory status is the same for everyone: 'The evidence and grades are the same for everyone, and regulatory notes follow the country you choose. What changes with your role…' (six-jurisdiction course).</w:t>
       </w:r>
     </w:p>
-    <w:bookmarkEnd w:id="36"/>
-    <w:bookmarkStart w:id="37" w:name="X9633532f7cc65539a733fa62bbf53f1418d12d9"/>
+    <w:bookmarkEnd w:id="38"/>
+    <w:bookmarkStart w:id="39" w:name="X9633532f7cc65539a733fa62bbf53f1418d12d9"/>
     <w:p>
       <w:pPr>
         <w:pStyle w:val="Heading4"/>
@@ -9096,8 +9794,8 @@
         <w:t xml:space="preserve">— Source line drops the internal word 'Registry m04 ·'; now reads 'FDA 503A category list, updated 14 May 2026'.</w:t>
       </w:r>
     </w:p>
-    <w:bookmarkEnd w:id="37"/>
-    <w:bookmarkStart w:id="38" w:name="Xe6e6878854ff28ed419e1e47e4bd7cbd7b2251b"/>
+    <w:bookmarkEnd w:id="39"/>
+    <w:bookmarkStart w:id="40" w:name="Xe6e6878854ff28ed419e1e47e4bd7cbd7b2251b"/>
     <w:p>
       <w:pPr>
         <w:pStyle w:val="Heading4"/>
@@ -9457,9 +10155,9 @@
         <w:t xml:space="preserve">Sources: Pickart L 2015 · Miller TR 2006 · Hostynek JJ 2010 · Ogórek K 2025 · US Food and Drug Administration 2026 · US Food and Drug Administration 2026 · The Peptide Pocket Guide — 2026 Edition · Clinical Reference (seventy-two entries) 2026 · Aesthetic &amp; Regenerative Endocrinology — A Clinician's Pocket Guide 2026 · Mazurowska L 2008</w:t>
       </w:r>
     </w:p>
-    <w:bookmarkEnd w:id="38"/>
-    <w:bookmarkEnd w:id="39"/>
-    <w:bookmarkStart w:id="50" w:name="module-05"/>
+    <w:bookmarkEnd w:id="40"/>
+    <w:bookmarkEnd w:id="41"/>
+    <w:bookmarkStart w:id="52" w:name="module-05"/>
     <w:p>
       <w:pPr>
         <w:pStyle w:val="Heading3"/>
@@ -9486,7 +10184,7 @@
         <w:t xml:space="preserve">— UK added: baricitinib is licensed for severe alopecia areata in adults; NICE did not recommend it for NHS use (TA926, Oct 2023). Claim c-m05-21.</w:t>
       </w:r>
     </w:p>
-    <w:bookmarkStart w:id="40" w:name="Xa6d77563179bcc89c900da8c3e3789546676c29"/>
+    <w:bookmarkStart w:id="42" w:name="Xa6d77563179bcc89c900da8c3e3789546676c29"/>
     <w:p>
       <w:pPr>
         <w:pStyle w:val="Heading4"/>
@@ -9743,8 +10441,8 @@
         <w:t xml:space="preserve">— UK added: minoxidil licensed and a men's foam on general sale; finasteride for hair loss only on private prescription; baricitinib licensed; MHRA's strengthened finasteride warnings (11 May 2026). Prescriber version adds the UK finasteride steps (ask about depression, patient card, review). Claims c-m05-21, c-m05-22, c-m05-23.</w:t>
       </w:r>
     </w:p>
-    <w:bookmarkEnd w:id="40"/>
-    <w:bookmarkStart w:id="41" w:name="X7bb6c94ddd19b0e342692ae90773c5c19c8c074"/>
+    <w:bookmarkEnd w:id="42"/>
+    <w:bookmarkStart w:id="43" w:name="X7bb6c94ddd19b0e342692ae90773c5c19c8c074"/>
     <w:p>
       <w:pPr>
         <w:pStyle w:val="Heading4"/>
@@ -9778,7 +10476,7 @@
         <w:pStyle w:val="Compact"/>
         <w:numPr>
           <w:ilvl w:val="0"/>
-          <w:numId w:val="1014"/>
+          <w:numId w:val="1016"/>
         </w:numPr>
       </w:pPr>
       <w:r>
@@ -9790,7 +10488,7 @@
         <w:pStyle w:val="Compact"/>
         <w:numPr>
           <w:ilvl w:val="0"/>
-          <w:numId w:val="1014"/>
+          <w:numId w:val="1016"/>
         </w:numPr>
       </w:pPr>
       <w:r>
@@ -9802,7 +10500,7 @@
         <w:pStyle w:val="Compact"/>
         <w:numPr>
           <w:ilvl w:val="0"/>
-          <w:numId w:val="1014"/>
+          <w:numId w:val="1016"/>
         </w:numPr>
       </w:pPr>
       <w:r>
@@ -10081,8 +10779,8 @@
         <w:t xml:space="preserve">— Regulatory row adds 'UK licensed' for afamelanotide, with its exceptional-circumstances licence, specialist porphyria centres and NICE's July 2023 decision not to recommend it. Claim c-m05-24.</w:t>
       </w:r>
     </w:p>
-    <w:bookmarkEnd w:id="41"/>
-    <w:bookmarkStart w:id="42" w:name="X723931c9075128f0e5c6bac61895086008a63d1"/>
+    <w:bookmarkEnd w:id="43"/>
+    <w:bookmarkStart w:id="44" w:name="X723931c9075128f0e5c6bac61895086008a63d1"/>
     <w:p>
       <w:pPr>
         <w:pStyle w:val="Heading4"/>
@@ -10460,8 +11158,8 @@
         <w:t xml:space="preserve">— 'UK and EU mapping for the rest of this course is still in progress' → 'EU status is not covered in this course.'</w:t>
       </w:r>
     </w:p>
-    <w:bookmarkEnd w:id="42"/>
-    <w:bookmarkStart w:id="43" w:name="X0850ebbfc7fa8174b01ce452e7a7879226c6d58"/>
+    <w:bookmarkEnd w:id="44"/>
+    <w:bookmarkStart w:id="45" w:name="X0850ebbfc7fa8174b01ce452e7a7879226c6d58"/>
     <w:p>
       <w:pPr>
         <w:pStyle w:val="Heading4"/>
@@ -10776,8 +11474,8 @@
         <w:t xml:space="preserve">— 'Mapping of UK and EU status ... still under way' replaced: in the UK a spray made for one patient would be an unlicensed special, and MHRA guidance puts a UK-licensed product that could meet the need (e.g. minoxidil) ahead of it; prescriber version adds that cost and convenience do not justify a special. Claim c-m05-25.</w:t>
       </w:r>
     </w:p>
-    <w:bookmarkEnd w:id="43"/>
-    <w:bookmarkStart w:id="44" w:name="X627d9f44db2155d5a7c3383e8d1d6c97956bbd4"/>
+    <w:bookmarkEnd w:id="45"/>
+    <w:bookmarkStart w:id="46" w:name="X627d9f44db2155d5a7c3383e8d1d6c97956bbd4"/>
     <w:p>
       <w:pPr>
         <w:pStyle w:val="Heading4"/>
@@ -10811,7 +11509,7 @@
         <w:pStyle w:val="Compact"/>
         <w:numPr>
           <w:ilvl w:val="0"/>
-          <w:numId w:val="1015"/>
+          <w:numId w:val="1017"/>
         </w:numPr>
       </w:pPr>
       <w:r>
@@ -10823,7 +11521,7 @@
         <w:pStyle w:val="Compact"/>
         <w:numPr>
           <w:ilvl w:val="0"/>
-          <w:numId w:val="1015"/>
+          <w:numId w:val="1017"/>
         </w:numPr>
       </w:pPr>
       <w:r>
@@ -10835,7 +11533,7 @@
         <w:pStyle w:val="Compact"/>
         <w:numPr>
           <w:ilvl w:val="0"/>
-          <w:numId w:val="1015"/>
+          <w:numId w:val="1017"/>
         </w:numPr>
       </w:pPr>
       <w:r>
@@ -11168,8 +11866,8 @@
         <w:t xml:space="preserve">— UK text moved verbatim into the UK note; block sources back to the approved list (the UK sources now sit on the UK note); EU, PT, BR and AE notes added.</w:t>
       </w:r>
     </w:p>
-    <w:bookmarkEnd w:id="44"/>
-    <w:bookmarkStart w:id="45" w:name="X19cf51f67399d0471ba27513edf87ef6617eeeb"/>
+    <w:bookmarkEnd w:id="46"/>
+    <w:bookmarkStart w:id="47" w:name="X19cf51f67399d0471ba27513edf87ef6617eeeb"/>
     <w:p>
       <w:pPr>
         <w:pStyle w:val="Heading4"/>
@@ -11426,8 +12124,8 @@
         <w:t xml:space="preserve">— UK text moved verbatim into the UK note; the UK lines in beat 2 and the narration removed, restoring their approved wording; block sources back to the approved list; EU, PT, BR and AE notes added. The prescriber version's UK finasteride steps stay (they are not in the UK note).</w:t>
       </w:r>
     </w:p>
-    <w:bookmarkEnd w:id="45"/>
-    <w:bookmarkStart w:id="46" w:name="X0130571556c3f199c5183774c06470bfec206e8"/>
+    <w:bookmarkEnd w:id="47"/>
+    <w:bookmarkStart w:id="48" w:name="X0130571556c3f199c5183774c06470bfec206e8"/>
     <w:p>
       <w:pPr>
         <w:pStyle w:val="Heading4"/>
@@ -11461,7 +12159,7 @@
         <w:pStyle w:val="Compact"/>
         <w:numPr>
           <w:ilvl w:val="0"/>
-          <w:numId w:val="1016"/>
+          <w:numId w:val="1018"/>
         </w:numPr>
       </w:pPr>
       <w:r>
@@ -11473,7 +12171,7 @@
         <w:pStyle w:val="Compact"/>
         <w:numPr>
           <w:ilvl w:val="0"/>
-          <w:numId w:val="1016"/>
+          <w:numId w:val="1018"/>
         </w:numPr>
       </w:pPr>
       <w:r>
@@ -11485,7 +12183,7 @@
         <w:pStyle w:val="Compact"/>
         <w:numPr>
           <w:ilvl w:val="0"/>
-          <w:numId w:val="1016"/>
+          <w:numId w:val="1018"/>
         </w:numPr>
       </w:pPr>
       <w:r>
@@ -11764,8 +12462,8 @@
         <w:t xml:space="preserve">— UK text moved verbatim into the UK note (row 3 note; 'UK licensed' dropped from the row value, which the UK note states); block sources back to the approved list; EU, PT, BR and AE notes added.</w:t>
       </w:r>
     </w:p>
-    <w:bookmarkEnd w:id="46"/>
-    <w:bookmarkStart w:id="47" w:name="X3c42810f70e796b2241b8a2ebb1693aeb1ad5bf"/>
+    <w:bookmarkEnd w:id="48"/>
+    <w:bookmarkStart w:id="49" w:name="X3c42810f70e796b2241b8a2ebb1693aeb1ad5bf"/>
     <w:p>
       <w:pPr>
         <w:pStyle w:val="Heading4"/>
@@ -12143,8 +12841,8 @@
         <w:t xml:space="preserve">— 'EU status is not covered in this course' removed; EU, PT, BR and AE notes added on Melanotan II; the approved UK row stays in the comparison table.</w:t>
       </w:r>
     </w:p>
-    <w:bookmarkEnd w:id="47"/>
-    <w:bookmarkStart w:id="48" w:name="Xe94cc2c798da7eb18bc9b76c373b3ebe0a8b039"/>
+    <w:bookmarkEnd w:id="49"/>
+    <w:bookmarkStart w:id="50" w:name="Xe94cc2c798da7eb18bc9b76c373b3ebe0a8b039"/>
     <w:p>
       <w:pPr>
         <w:pStyle w:val="Heading4"/>
@@ -12459,8 +13157,8 @@
         <w:t xml:space="preserve">— UK text moved verbatim into the UK note; the UK line in the narration removed; block sources back to the approved list; EU, PT, BR and AE notes added. The prescriber version's UK specials line stays (it is not in the UK note).</w:t>
       </w:r>
     </w:p>
-    <w:bookmarkEnd w:id="48"/>
-    <w:bookmarkStart w:id="49" w:name="Xba50c405ae203bc2bdb14dbd5f5d513b1b9c471"/>
+    <w:bookmarkEnd w:id="50"/>
+    <w:bookmarkStart w:id="51" w:name="Xba50c405ae203bc2bdb14dbd5f5d513b1b9c471"/>
     <w:p>
       <w:pPr>
         <w:pStyle w:val="Heading4"/>
@@ -12494,7 +13192,7 @@
         <w:pStyle w:val="Compact"/>
         <w:numPr>
           <w:ilvl w:val="0"/>
-          <w:numId w:val="1017"/>
+          <w:numId w:val="1019"/>
         </w:numPr>
       </w:pPr>
       <w:r>
@@ -12506,7 +13204,7 @@
         <w:pStyle w:val="Compact"/>
         <w:numPr>
           <w:ilvl w:val="0"/>
-          <w:numId w:val="1017"/>
+          <w:numId w:val="1019"/>
         </w:numPr>
       </w:pPr>
       <w:r>
@@ -12518,7 +13216,7 @@
         <w:pStyle w:val="Compact"/>
         <w:numPr>
           <w:ilvl w:val="0"/>
-          <w:numId w:val="1017"/>
+          <w:numId w:val="1019"/>
         </w:numPr>
       </w:pPr>
       <w:r>
@@ -12797,9 +13495,9 @@
         <w:t xml:space="preserve">— Removed 'EU status not asserted' and 'EU not covered'; EU, Portugal, Brazil and UAE status now sits in the moments' jurisdiction notes.</w:t>
       </w:r>
     </w:p>
-    <w:bookmarkEnd w:id="49"/>
-    <w:bookmarkEnd w:id="50"/>
-    <w:bookmarkStart w:id="59" w:name="module-06"/>
+    <w:bookmarkEnd w:id="51"/>
+    <w:bookmarkEnd w:id="52"/>
+    <w:bookmarkStart w:id="61" w:name="module-06"/>
     <w:p>
       <w:pPr>
         <w:pStyle w:val="Heading3"/>
@@ -12826,7 +13524,7 @@
         <w:t xml:space="preserve">— UK added: somatropin is a prescription-only medicine licensed for GH deficiency and specific growth disorders, and a Class C controlled drug (Genotropin UK SmPC; Misuse of Drugs Act 1971 Sch. 2). Claim c-m06-20.</w:t>
       </w:r>
     </w:p>
-    <w:bookmarkStart w:id="51" w:name="Xf031a90398af0f321ec2c850b03dc05042868ac"/>
+    <w:bookmarkStart w:id="53" w:name="Xf031a90398af0f321ec2c850b03dc05042868ac"/>
     <w:p>
       <w:pPr>
         <w:pStyle w:val="Heading4"/>
@@ -12860,7 +13558,7 @@
         <w:pStyle w:val="Compact"/>
         <w:numPr>
           <w:ilvl w:val="0"/>
-          <w:numId w:val="1018"/>
+          <w:numId w:val="1020"/>
         </w:numPr>
       </w:pPr>
       <w:r>
@@ -12872,7 +13570,7 @@
         <w:pStyle w:val="Compact"/>
         <w:numPr>
           <w:ilvl w:val="0"/>
-          <w:numId w:val="1018"/>
+          <w:numId w:val="1020"/>
         </w:numPr>
       </w:pPr>
       <w:r>
@@ -12884,7 +13582,7 @@
         <w:pStyle w:val="Compact"/>
         <w:numPr>
           <w:ilvl w:val="0"/>
-          <w:numId w:val="1018"/>
+          <w:numId w:val="1020"/>
         </w:numPr>
       </w:pPr>
       <w:r>
@@ -13163,8 +13861,8 @@
         <w:t xml:space="preserve">— UK row added after the US row: MHRA's products database holds no UK product information for tesamorelin (searched 25 Sep 2026). Claim c-m06-21.</w:t>
       </w:r>
     </w:p>
-    <w:bookmarkEnd w:id="51"/>
-    <w:bookmarkStart w:id="52" w:name="Xcbc53e02b1a88cf2960c683cbe56adeb981477f"/>
+    <w:bookmarkEnd w:id="53"/>
+    <w:bookmarkStart w:id="54" w:name="Xcbc53e02b1a88cf2960c683cbe56adeb981477f"/>
     <w:p>
       <w:pPr>
         <w:pStyle w:val="Heading4"/>
@@ -13549,8 +14247,8 @@
         <w:t xml:space="preserve">— 'UK and EU status is still being mapped ... treat these as US facts' replaced: MHRA's products database holds no product information for tesamorelin, sermorelin or ipamorelin, so any of them would be an unlicensed medicine in the UK; point 3 now reads 'with your regulator'; prescriber version adds the UK specials test. Claim c-m06-21.</w:t>
       </w:r>
     </w:p>
-    <w:bookmarkEnd w:id="52"/>
-    <w:bookmarkStart w:id="53" w:name="Xbaedaa1301e178a70d33c180a2841487f27645b"/>
+    <w:bookmarkEnd w:id="54"/>
+    <w:bookmarkStart w:id="55" w:name="Xbaedaa1301e178a70d33c180a2841487f27645b"/>
     <w:p>
       <w:pPr>
         <w:pStyle w:val="Heading4"/>
@@ -13584,7 +14282,7 @@
         <w:pStyle w:val="Compact"/>
         <w:numPr>
           <w:ilvl w:val="0"/>
-          <w:numId w:val="1019"/>
+          <w:numId w:val="1021"/>
         </w:numPr>
       </w:pPr>
       <w:r>
@@ -13596,7 +14294,7 @@
         <w:pStyle w:val="Compact"/>
         <w:numPr>
           <w:ilvl w:val="0"/>
-          <w:numId w:val="1019"/>
+          <w:numId w:val="1021"/>
         </w:numPr>
       </w:pPr>
       <w:r>
@@ -13608,7 +14306,7 @@
         <w:pStyle w:val="Compact"/>
         <w:numPr>
           <w:ilvl w:val="0"/>
-          <w:numId w:val="1019"/>
+          <w:numId w:val="1021"/>
         </w:numPr>
       </w:pPr>
       <w:r>
@@ -13887,8 +14585,8 @@
         <w:t xml:space="preserve">— 'check its current US status on the live FDA lists' → 'check its current status with my regulator (FDA lists in the US, MHRA in the UK)'.</w:t>
       </w:r>
     </w:p>
-    <w:bookmarkEnd w:id="53"/>
-    <w:bookmarkStart w:id="54" w:name="Xb4fab78afc397ed0ec0a8e80b2950e6113dffe1"/>
+    <w:bookmarkEnd w:id="55"/>
+    <w:bookmarkStart w:id="56" w:name="Xb4fab78afc397ed0ec0a8e80b2950e6113dffe1"/>
     <w:p>
       <w:pPr>
         <w:pStyle w:val="Heading4"/>
@@ -14091,8 +14789,8 @@
         <w:t xml:space="preserve">— UK text moved verbatim into the UK note (the body sentence; the same UK sentence also left point 3, beat 3 and the narration); EU, PT, BR and AE notes added.</w:t>
       </w:r>
     </w:p>
-    <w:bookmarkEnd w:id="54"/>
-    <w:bookmarkStart w:id="55" w:name="X85ff4b775345ee51e57d2fb4aa664f1befbd2f6"/>
+    <w:bookmarkEnd w:id="56"/>
+    <w:bookmarkStart w:id="57" w:name="X85ff4b775345ee51e57d2fb4aa664f1befbd2f6"/>
     <w:p>
       <w:pPr>
         <w:pStyle w:val="Heading4"/>
@@ -14126,7 +14824,7 @@
         <w:pStyle w:val="Compact"/>
         <w:numPr>
           <w:ilvl w:val="0"/>
-          <w:numId w:val="1020"/>
+          <w:numId w:val="1022"/>
         </w:numPr>
       </w:pPr>
       <w:r>
@@ -14138,7 +14836,7 @@
         <w:pStyle w:val="Compact"/>
         <w:numPr>
           <w:ilvl w:val="0"/>
-          <w:numId w:val="1020"/>
+          <w:numId w:val="1022"/>
         </w:numPr>
       </w:pPr>
       <w:r>
@@ -14150,7 +14848,7 @@
         <w:pStyle w:val="Compact"/>
         <w:numPr>
           <w:ilvl w:val="0"/>
-          <w:numId w:val="1020"/>
+          <w:numId w:val="1022"/>
         </w:numPr>
       </w:pPr>
       <w:r>
@@ -14429,8 +15127,8 @@
         <w:t xml:space="preserve">— UK text moved verbatim into the UK note (the 'UK status' tool row, its label, value and note joined); EU, BR and AE notes added.</w:t>
       </w:r>
     </w:p>
-    <w:bookmarkEnd w:id="55"/>
-    <w:bookmarkStart w:id="56" w:name="X0e6ea7463d7f9f56259cb3c8dc00865651339cd"/>
+    <w:bookmarkEnd w:id="57"/>
+    <w:bookmarkStart w:id="58" w:name="X0e6ea7463d7f9f56259cb3c8dc00865651339cd"/>
     <w:p>
       <w:pPr>
         <w:pStyle w:val="Heading4"/>
@@ -14815,8 +15513,8 @@
         <w:t xml:space="preserve">— EU, PT, BR and AE notes added.</w:t>
       </w:r>
     </w:p>
-    <w:bookmarkEnd w:id="56"/>
-    <w:bookmarkStart w:id="57" w:name="Xf5f35118d3c24951df92c81f9791807667dd4ea"/>
+    <w:bookmarkEnd w:id="58"/>
+    <w:bookmarkStart w:id="59" w:name="Xf5f35118d3c24951df92c81f9791807667dd4ea"/>
     <w:p>
       <w:pPr>
         <w:pStyle w:val="Heading4"/>
@@ -15236,8 +15934,8 @@
         <w:t xml:space="preserve">— UK text moved verbatim into the UK note (the body sentence; the same UK sentence also left beat 3 and the narration; the UK-only sentence left the prescriber version, its specials clause kept verbatim in the UK note); EU, PT, BR and AE notes added.</w:t>
       </w:r>
     </w:p>
-    <w:bookmarkEnd w:id="57"/>
-    <w:bookmarkStart w:id="58" w:name="Xfe28372ea777015de9136111b94e1d098dd4e6e"/>
+    <w:bookmarkEnd w:id="59"/>
+    <w:bookmarkStart w:id="60" w:name="Xfe28372ea777015de9136111b94e1d098dd4e6e"/>
     <w:p>
       <w:pPr>
         <w:pStyle w:val="Heading4"/>
@@ -15271,7 +15969,7 @@
         <w:pStyle w:val="Compact"/>
         <w:numPr>
           <w:ilvl w:val="0"/>
-          <w:numId w:val="1021"/>
+          <w:numId w:val="1023"/>
         </w:numPr>
       </w:pPr>
       <w:r>
@@ -15283,7 +15981,7 @@
         <w:pStyle w:val="Compact"/>
         <w:numPr>
           <w:ilvl w:val="0"/>
-          <w:numId w:val="1021"/>
+          <w:numId w:val="1023"/>
         </w:numPr>
       </w:pPr>
       <w:r>
@@ -15295,7 +15993,7 @@
         <w:pStyle w:val="Compact"/>
         <w:numPr>
           <w:ilvl w:val="0"/>
-          <w:numId w:val="1021"/>
+          <w:numId w:val="1023"/>
         </w:numPr>
       </w:pPr>
       <w:r>
@@ -15574,9 +16272,9 @@
         <w:t xml:space="preserve">— Removed 'EU not covered.'; the Guide reads the jurisdiction notes directly.</w:t>
       </w:r>
     </w:p>
-    <w:bookmarkEnd w:id="58"/>
-    <w:bookmarkEnd w:id="59"/>
-    <w:bookmarkStart w:id="78" w:name="module-07"/>
+    <w:bookmarkEnd w:id="60"/>
+    <w:bookmarkEnd w:id="61"/>
+    <w:bookmarkStart w:id="80" w:name="module-07"/>
     <w:p>
       <w:pPr>
         <w:pStyle w:val="Heading3"/>
@@ -15603,7 +16301,7 @@
         <w:t xml:space="preserve">— New tool moment 'In the UK, specials instead of 503A.': regulation 167 specials (one patient, one prescriber, unsolicited order, no advertising), specials-licensed manufacture (GMP-inspected, product otherwise unassessed) and pharmacy preparation (Medicines Act s. 10), special need (clinical, never cost or convenience), MHRA's order of preference (licensed → off-label → imported → special → non-medicines), prescriber responsibility (GMC, MHRA, GPhC, NMC). No interaction. Claims c-m07-21, c-m07-22, c-m07-23, c-m07-24.</w:t>
       </w:r>
     </w:p>
-    <w:bookmarkStart w:id="60" w:name="X9126d2f304b117815d4f0964fe18e79661ee0e6"/>
+    <w:bookmarkStart w:id="62" w:name="X9126d2f304b117815d4f0964fe18e79661ee0e6"/>
     <w:p>
       <w:pPr>
         <w:pStyle w:val="Heading4"/>
@@ -15946,8 +16644,8 @@
         <w:t xml:space="preserve">— New audio moment 'Selling and advertising peptides in the UK.': MHRA classifies by claims, form and use (GN8); no sale, supply or advertising without a UK licence (regs 46, 279); injectable melanotan classed as a medicine and peptide products seized in May 2026; no advertising of prescription-only medicines to the public (reg. 284, CAP 12.12, Blue Guide); ASA ruling of 11 Feb 2026 on influencer '#mounjaro' posts; GMC physical examination before prescribing injectable cosmetic medicines. No interaction, no role versions. Claims c-m07-25, c-m07-26, c-m07-27, c-m07-28, c-m07-29.</w:t>
       </w:r>
     </w:p>
-    <w:bookmarkEnd w:id="60"/>
-    <w:bookmarkStart w:id="61" w:name="X61bfc295be63b8eefc5fc0fc950d8abc7c2f4dd"/>
+    <w:bookmarkEnd w:id="62"/>
+    <w:bookmarkStart w:id="63" w:name="X61bfc295be63b8eefc5fc0fc950d8abc7c2f4dd"/>
     <w:p>
       <w:pPr>
         <w:pStyle w:val="Heading4"/>
@@ -15981,7 +16679,7 @@
         <w:pStyle w:val="Compact"/>
         <w:numPr>
           <w:ilvl w:val="0"/>
-          <w:numId w:val="1022"/>
+          <w:numId w:val="1024"/>
         </w:numPr>
       </w:pPr>
       <w:r>
@@ -15993,7 +16691,7 @@
         <w:pStyle w:val="Compact"/>
         <w:numPr>
           <w:ilvl w:val="0"/>
-          <w:numId w:val="1022"/>
+          <w:numId w:val="1024"/>
         </w:numPr>
       </w:pPr>
       <w:r>
@@ -16005,7 +16703,7 @@
         <w:pStyle w:val="Compact"/>
         <w:numPr>
           <w:ilvl w:val="0"/>
-          <w:numId w:val="1022"/>
+          <w:numId w:val="1024"/>
         </w:numPr>
       </w:pPr>
       <w:r>
@@ -16224,8 +16922,8 @@
         <w:t xml:space="preserve">— 'The regulatory detail is US; UK and EU mapping ... still in progress' → US and UK detail, lesson 7.2 adds the UK route and UK selling and advertising rules; EU not covered.</w:t>
       </w:r>
     </w:p>
-    <w:bookmarkEnd w:id="61"/>
-    <w:bookmarkStart w:id="62" w:name="X686e810cac9665d2a70ae99d0d2f45d1e8f5b99"/>
+    <w:bookmarkEnd w:id="63"/>
+    <w:bookmarkStart w:id="64" w:name="X686e810cac9665d2a70ae99d0d2f45d1e8f5b99"/>
     <w:p>
       <w:pPr>
         <w:pStyle w:val="Heading4"/>
@@ -16259,7 +16957,7 @@
         <w:pStyle w:val="Compact"/>
         <w:numPr>
           <w:ilvl w:val="0"/>
-          <w:numId w:val="1023"/>
+          <w:numId w:val="1025"/>
         </w:numPr>
       </w:pPr>
       <w:r>
@@ -16271,7 +16969,7 @@
         <w:pStyle w:val="Compact"/>
         <w:numPr>
           <w:ilvl w:val="0"/>
-          <w:numId w:val="1023"/>
+          <w:numId w:val="1025"/>
         </w:numPr>
       </w:pPr>
       <w:r>
@@ -16283,7 +16981,7 @@
         <w:pStyle w:val="Compact"/>
         <w:numPr>
           <w:ilvl w:val="0"/>
-          <w:numId w:val="1023"/>
+          <w:numId w:val="1025"/>
         </w:numPr>
       </w:pPr>
       <w:r>
@@ -16308,8 +17006,8 @@
         <w:t xml:space="preserve">— Pointer added: the UK sorts products the same way (claim, form, use) into cosmetics, food and medicines, and lesson 7.2 set out its unlicensed-medicines route. Claim c-m07-25.</w:t>
       </w:r>
     </w:p>
-    <w:bookmarkEnd w:id="62"/>
-    <w:bookmarkStart w:id="63" w:name="X63155be3eefaeb4bbd9f9a7588c8381fa17592c"/>
+    <w:bookmarkEnd w:id="64"/>
+    <w:bookmarkStart w:id="65" w:name="X63155be3eefaeb4bbd9f9a7588c8381fa17592c"/>
     <w:p>
       <w:pPr>
         <w:pStyle w:val="Heading4"/>
@@ -16722,8 +17420,8 @@
         <w:t xml:space="preserve">— UK chart wording added: 'unlicensed medicine' as the UK article-and-status wording; for a UK special, the specials manufacturer and the patient's special need; the dated status check may be MHRA's product information. Claim c-m07-24.</w:t>
       </w:r>
     </w:p>
-    <w:bookmarkEnd w:id="63"/>
-    <w:bookmarkStart w:id="64" w:name="X2d1f4fa8a3f1b8b828664e2a603d830b94e63b7"/>
+    <w:bookmarkEnd w:id="65"/>
+    <w:bookmarkStart w:id="66" w:name="X2d1f4fa8a3f1b8b828664e2a603d830b94e63b7"/>
     <w:p>
       <w:pPr>
         <w:pStyle w:val="Heading4"/>
@@ -17143,8 +17841,8 @@
         <w:t xml:space="preserve">— 'check the live FDA status/lists' → FDA lists in the US or MHRA in the UK.</w:t>
       </w:r>
     </w:p>
-    <w:bookmarkEnd w:id="64"/>
-    <w:bookmarkStart w:id="65" w:name="X2e1ffdfe600c7bc4f48d72032f2515024fdf409"/>
+    <w:bookmarkEnd w:id="66"/>
+    <w:bookmarkStart w:id="67" w:name="X2e1ffdfe600c7bc4f48d72032f2515024fdf409"/>
     <w:p>
       <w:pPr>
         <w:pStyle w:val="Heading4"/>
@@ -17347,8 +18045,8 @@
         <w:t xml:space="preserve">— EU, PT, BR and AE regulatory notes added (pharmacy preparation and compounding rules); US base copy unchanged.</w:t>
       </w:r>
     </w:p>
-    <w:bookmarkEnd w:id="65"/>
-    <w:bookmarkStart w:id="66" w:name="Xe0572587cdd001e2762e4cd61f39aa227bbb5d5"/>
+    <w:bookmarkEnd w:id="67"/>
+    <w:bookmarkStart w:id="68" w:name="Xe0572587cdd001e2762e4cd61f39aa227bbb5d5"/>
     <w:p>
       <w:pPr>
         <w:pStyle w:val="Heading4"/>
@@ -17382,7 +18080,7 @@
         <w:pStyle w:val="Compact"/>
         <w:numPr>
           <w:ilvl w:val="0"/>
-          <w:numId w:val="1024"/>
+          <w:numId w:val="1026"/>
         </w:numPr>
       </w:pPr>
       <w:r>
@@ -17394,7 +18092,7 @@
         <w:pStyle w:val="Compact"/>
         <w:numPr>
           <w:ilvl w:val="0"/>
-          <w:numId w:val="1024"/>
+          <w:numId w:val="1026"/>
         </w:numPr>
       </w:pPr>
       <w:r>
@@ -17406,7 +18104,7 @@
         <w:pStyle w:val="Compact"/>
         <w:numPr>
           <w:ilvl w:val="0"/>
-          <w:numId w:val="1024"/>
+          <w:numId w:val="1026"/>
         </w:numPr>
       </w:pPr>
       <w:r>
@@ -17579,8 +18277,8 @@
         <w:t xml:space="preserve">— EU, PT, BR and AE regulatory notes added (status of BPC-157, TB-500, KPV, GHK-Cu, LL-37 and melanotan); US base copy unchanged.</w:t>
       </w:r>
     </w:p>
-    <w:bookmarkEnd w:id="66"/>
-    <w:bookmarkStart w:id="67" w:name="X58d2a703795690a1d1060503194b899e0a7225c"/>
+    <w:bookmarkEnd w:id="68"/>
+    <w:bookmarkStart w:id="69" w:name="X58d2a703795690a1d1060503194b899e0a7225c"/>
     <w:p>
       <w:pPr>
         <w:pStyle w:val="Heading4"/>
@@ -17965,8 +18663,8 @@
         <w:t xml:space="preserve">— EU, BR and AE regulatory notes added (tesamorelin status); no PT note, the EU note covers Portugal; US base copy unchanged.</w:t>
       </w:r>
     </w:p>
-    <w:bookmarkEnd w:id="67"/>
-    <w:bookmarkStart w:id="68" w:name="now-reads-09-22-forty-amino-acids."/>
+    <w:bookmarkEnd w:id="69"/>
+    <w:bookmarkStart w:id="70" w:name="now-reads-09-22-forty-amino-acids."/>
     <w:p>
       <w:pPr>
         <w:pStyle w:val="Heading4"/>
@@ -18167,8 +18865,8 @@
         <w:t xml:space="preserve">— Rebuilt as the outside-the-US moment (id kept): lead, title, body, tool rows, callout and sources now state what holds across the non-US jurisdictions; UK text moved verbatim into the UK note; EU, PT, BR and AE notes added.</w:t>
       </w:r>
     </w:p>
-    <w:bookmarkEnd w:id="68"/>
-    <w:bookmarkStart w:id="69" w:name="X1ee5ee5a80bda44f9989e882cc93d64bb642bbe"/>
+    <w:bookmarkEnd w:id="70"/>
+    <w:bookmarkStart w:id="71" w:name="X1ee5ee5a80bda44f9989e882cc93d64bb642bbe"/>
     <w:p>
       <w:pPr>
         <w:pStyle w:val="Heading4"/>
@@ -18511,8 +19209,8 @@
         <w:t xml:space="preserve">— EU, PT, BR and AE regulatory notes added (research-use-only products and unauthorised supply); US base copy unchanged.</w:t>
       </w:r>
     </w:p>
-    <w:bookmarkEnd w:id="69"/>
-    <w:bookmarkStart w:id="70" w:name="X1d6ec9872924c067567cf7df569ecf1cb9d57c9"/>
+    <w:bookmarkEnd w:id="71"/>
+    <w:bookmarkStart w:id="72" w:name="X1d6ec9872924c067567cf7df569ecf1cb9d57c9"/>
     <w:p>
       <w:pPr>
         <w:pStyle w:val="Heading4"/>
@@ -18539,576 +19237,6 @@
       </w:pPr>
       <w:r>
         <w:t xml:space="preserve">In the US, 'not for use in humans' labelling lets a supplier ship an investigational drug for laboratory or in-vitro research, and obliges the shipper to check that is how it will be used. FDA reads intended use from claims, marketing and the circumstances of sale, so the disclaimer changes nothing about a vial sold with injection instructions. A certificate cannot turn such a product into a pharmaceutical.</w:t>
-      </w:r>
-    </w:p>
-    <w:p>
-      <w:pPr>
-        <w:pStyle w:val="Compact"/>
-        <w:numPr>
-          <w:ilvl w:val="0"/>
-          <w:numId w:val="1025"/>
-        </w:numPr>
-      </w:pPr>
-      <w:r>
-        <w:t xml:space="preserve">The label permits laboratory research only</w:t>
-      </w:r>
-    </w:p>
-    <w:p>
-      <w:pPr>
-        <w:pStyle w:val="Compact"/>
-        <w:numPr>
-          <w:ilvl w:val="0"/>
-          <w:numId w:val="1025"/>
-        </w:numPr>
-      </w:pPr>
-      <w:r>
-        <w:t xml:space="preserve">Intended use is read from how a product is sold</w:t>
-      </w:r>
-    </w:p>
-    <w:p>
-      <w:pPr>
-        <w:pStyle w:val="Compact"/>
-        <w:numPr>
-          <w:ilvl w:val="0"/>
-          <w:numId w:val="1025"/>
-        </w:numPr>
-      </w:pPr>
-      <w:r>
-        <w:t xml:space="preserve">A certificate cannot convert a research product</w:t>
-      </w:r>
-    </w:p>
-    <w:p>
-      <w:pPr>
-        <w:pStyle w:val="FirstParagraph"/>
-      </w:pPr>
-      <w:r>
-        <w:rPr>
-          <w:b/>
-          <w:bCs/>
-        </w:rPr>
-        <w:t xml:space="preserve">By role</w:t>
-      </w:r>
-      <w:r>
-        <w:t xml:space="preserve"> </w:t>
-      </w:r>
-      <w:r>
-        <w:t xml:space="preserve">-</w:t>
-      </w:r>
-      <w:r>
-        <w:t xml:space="preserve"> </w:t>
-      </w:r>
-      <w:r>
-        <w:rPr>
-          <w:i/>
-          <w:iCs/>
-        </w:rPr>
-        <w:t xml:space="preserve">Prescriber:</w:t>
-      </w:r>
-      <w:r>
-        <w:t xml:space="preserve"> </w:t>
-      </w:r>
-      <w:r>
-        <w:t xml:space="preserve">Do not prescribe, supply, supervise or recommend a research-use-only product, and do not read its certificate as permission. Record the product, lot and supplier the patient names, and your advice to stop.</w:t>
-      </w:r>
-      <w:r>
-        <w:t xml:space="preserve"> </w:t>
-      </w:r>
-      <w:r>
-        <w:t xml:space="preserve">-</w:t>
-      </w:r>
-      <w:r>
-        <w:t xml:space="preserve"> </w:t>
-      </w:r>
-      <w:r>
-        <w:rPr>
-          <w:i/>
-          <w:iCs/>
-        </w:rPr>
-        <w:t xml:space="preserve">Clinical staff:</w:t>
-      </w:r>
-      <w:r>
-        <w:t xml:space="preserve"> </w:t>
-      </w:r>
-      <w:r>
-        <w:t xml:space="preserve">If a patient brings a research-use-only vial or its certificate, record the product name, lot and supplier exactly as printed, do not handle or administer it, and tell the prescriber the same day.</w:t>
-      </w:r>
-      <w:r>
-        <w:t xml:space="preserve"> </w:t>
-      </w:r>
-      <w:r>
-        <w:t xml:space="preserve">-</w:t>
-      </w:r>
-      <w:r>
-        <w:t xml:space="preserve"> </w:t>
-      </w:r>
-      <w:r>
-        <w:rPr>
-          <w:i/>
-          <w:iCs/>
-        </w:rPr>
-        <w:t xml:space="preserve">Advisor:</w:t>
-      </w:r>
-      <w:r>
-        <w:t xml:space="preserve"> </w:t>
-      </w:r>
-      <w:r>
-        <w:t xml:space="preserve">You can explain what a certificate does and does not show. You cannot vouch for a research product, and anyone injecting one should see a prescriber.</w:t>
-      </w:r>
-    </w:p>
-    <w:p>
-      <w:pPr>
-        <w:pStyle w:val="BodyText"/>
-      </w:pPr>
-      <w:r>
-        <w:rPr>
-          <w:b/>
-          <w:bCs/>
-        </w:rPr>
-        <w:t xml:space="preserve">Regulatory status by jurisdiction</w:t>
-      </w:r>
-      <w:r>
-        <w:t xml:space="preserve"> </w:t>
-      </w:r>
-      <w:r>
-        <w:t xml:space="preserve">-</w:t>
-      </w:r>
-      <w:r>
-        <w:t xml:space="preserve"> </w:t>
-      </w:r>
-      <w:r>
-        <w:rPr>
-          <w:i/>
-          <w:iCs/>
-        </w:rPr>
-        <w:t xml:space="preserve">EU:</w:t>
-      </w:r>
-      <w:r>
-        <w:t xml:space="preserve"> </w:t>
-      </w:r>
-      <w:r>
-        <w:t xml:space="preserve">In the EU, a product is a medicine by presentation (presented as treating or preventing disease) or by function (restoring, correcting or modifying physiological functions by a pharmacological, immunological or metabolic action), and where it could be both a medicine and another regulated product, medicines law applies (Directive 2001/83/EC, Articles 1(2) and 2(2)). The Directive's research exclusion covers medicinal products intended for research and development trials (Article 3(3)).</w:t>
-      </w:r>
-      <w:r>
-        <w:t xml:space="preserve"> </w:t>
-      </w:r>
-      <w:r>
-        <w:t xml:space="preserve">(eu-dir-2001-83)</w:t>
-      </w:r>
-      <w:r>
-        <w:t xml:space="preserve"> </w:t>
-      </w:r>
-      <w:r>
-        <w:t xml:space="preserve">-</w:t>
-      </w:r>
-      <w:r>
-        <w:t xml:space="preserve"> </w:t>
-      </w:r>
-      <w:r>
-        <w:rPr>
-          <w:i/>
-          <w:iCs/>
-        </w:rPr>
-        <w:t xml:space="preserve">PT:</w:t>
-      </w:r>
-      <w:r>
-        <w:t xml:space="preserve"> </w:t>
-      </w:r>
-      <w:r>
-        <w:t xml:space="preserve">In Portugal, a medicine is any substance or combination of substances presented as having properties for treating or preventing disease in human beings or its symptoms, or which may be used in or administered to human beings to make a medical diagnosis or to restore, correct or modify physiological functions by exerting a pharmacological, immunological or metabolic action (Estatuto do Medicamento). Making, selling, supplying or administering medicines without the required authorisations or registrations is an administrative offence punishable by a fine from €2,000 up to 15% of turnover or €180,000, whichever is lower.</w:t>
-      </w:r>
-      <w:r>
-        <w:t xml:space="preserve"> </w:t>
-      </w:r>
-      <w:r>
-        <w:t xml:space="preserve">(pt-dl176-2006)</w:t>
-      </w:r>
-      <w:r>
-        <w:t xml:space="preserve"> </w:t>
-      </w:r>
-      <w:r>
-        <w:t xml:space="preserve">-</w:t>
-      </w:r>
-      <w:r>
-        <w:t xml:space="preserve"> </w:t>
-      </w:r>
-      <w:r>
-        <w:rPr>
-          <w:i/>
-          <w:iCs/>
-        </w:rPr>
-        <w:t xml:space="preserve">BR:</w:t>
-      </w:r>
-      <w:r>
-        <w:t xml:space="preserve"> </w:t>
-      </w:r>
-      <w:r>
-        <w:t xml:space="preserve">In Brazil, ANVISA stated on 2 July 2026 that some injectable peptides are not regularised in any category (food, medicine, cosmetic or food supplement) and so are illegal for any health use, including aesthetic use. ANVISA also stated in July 2026 that an investigational medicine is used only in authorised clinical research.</w:t>
-      </w:r>
-      <w:r>
-        <w:t xml:space="preserve"> </w:t>
-      </w:r>
-      <w:r>
-        <w:t xml:space="preserve">(br-anvisa-peptides-2026 · br-anvisa-medicine-types-2026)</w:t>
-      </w:r>
-      <w:r>
-        <w:t xml:space="preserve"> </w:t>
-      </w:r>
-      <w:r>
-        <w:t xml:space="preserve">-</w:t>
-      </w:r>
-      <w:r>
-        <w:t xml:space="preserve"> </w:t>
-      </w:r>
-      <w:r>
-        <w:rPr>
-          <w:i/>
-          <w:iCs/>
-        </w:rPr>
-        <w:t xml:space="preserve">AE:</w:t>
-      </w:r>
-      <w:r>
-        <w:t xml:space="preserve"> </w:t>
-      </w:r>
-      <w:r>
-        <w:t xml:space="preserve">In the UAE, Federal Decree-Law 38 of 2024 has, since 2 January 2025, barred importing, distributing, possessing, selling, displaying or using any medical product without a marketing approval from the Emirates Drug Establishment (EDE), the federal regulator of medical products since Federal Decree-Law 28/2023. In Dubai, the DHA prohibits using any peptide product intended for research use on humans, or for therapeutic purposes outside an approved study or clinical trial, and bars facilities from buying peptide products from websites, social media or unverifiable suppliers (29 July 2026). In Abu Dhabi, the DoH's compounding standard (August 2026) prohibits compounding from unapproved or unknown-source substances, or from substances not on the DoH Registry for Compounded Substances, unless the DoH permits it.</w:t>
-      </w:r>
-      <w:r>
-        <w:t xml:space="preserve"> </w:t>
-      </w:r>
-      <w:r>
-        <w:t xml:space="preserve">(ae-fdl-28-2023 · ae-fdl-38-2024 · ae-dha-cir-peptides-2026 · ae-doh-compounding-std-2026)</w:t>
-      </w:r>
-    </w:p>
-    <w:p>
-      <w:pPr>
-        <w:pStyle w:val="BodyText"/>
-      </w:pPr>
-      <w:r>
-        <w:t xml:space="preserve">Narration script</w:t>
-      </w:r>
-    </w:p>
-    <w:p>
-      <w:pPr>
-        <w:pStyle w:val="BodyText"/>
-      </w:pPr>
-      <w:r>
-        <w:t xml:space="preserve">Research use only sounds like a category. In law it works as a shipping permission. The US rule lets a supplier send an investigational drug for laboratory or test-tube work if the label says it must stay out of people, and the shipper is meant to confirm that is how it will be used. FDA judges what a product is for by how it is marketed and sold, so a disclaimer on a vial offered with injection instructions carries no weight. The Hormonaly guides say it plainly. Research use only is not a clinical pathway. A certificate of analysis, however clean, cannot convert that vial into a pharmaceutical, because sterility, manufacturing standards and a lawful route are all still missing. Whatever your role, treat these products as outside clinical care, and write down exactly what you were told.</w:t>
-      </w:r>
-    </w:p>
-    <w:p>
-      <w:pPr>
-        <w:pStyle w:val="BodyText"/>
-      </w:pPr>
-      <w:r>
-        <w:t xml:space="preserve">Sources: US Food and Drug Administration (Code of Federal Regulations) 2002 · US Food and Drug Administration (Code of Federal Regulations) 2021 · Aesthetic &amp; Regenerative Endocrinology — A Clinician's Pocket Guide 2026 · The Peptide Pocket Guide — 2026 Edition · Clinical Reference (seventy-two entries) 2026</w:t>
-      </w:r>
-    </w:p>
-    <w:p>
-      <w:pPr>
-        <w:pStyle w:val="BodyText"/>
-      </w:pPr>
-      <w:r>
-        <w:rPr>
-          <w:b/>
-          <w:bCs/>
-        </w:rPr>
-        <w:t xml:space="preserve">m7-p22</w:t>
-      </w:r>
-      <w:r>
-        <w:t xml:space="preserve"> </w:t>
-      </w:r>
-      <w:r>
-        <w:t xml:space="preserve">— Rebuilt as the outside-the-US moment (id kept): lead, title, body, points, audio beats, narration and sources now state what holds across the non-US jurisdictions; UK text moved verbatim into the UK note; EU, PT, BR and AE notes added.</w:t>
-      </w:r>
-    </w:p>
-    <w:bookmarkEnd w:id="70"/>
-    <w:bookmarkStart w:id="71" w:name="X33988cc63a6720ae4573c95e42485fbe8f48cbd"/>
-    <w:p>
-      <w:pPr>
-        <w:pStyle w:val="Heading4"/>
-      </w:pPr>
-      <w:r>
-        <w:t xml:space="preserve">Now reads: 15 / 22 · Selling and advertising peptides outside the US.</w:t>
-      </w:r>
-    </w:p>
-    <w:p>
-      <w:pPr>
-        <w:pStyle w:val="FirstParagraph"/>
-      </w:pPr>
-      <w:r>
-        <w:rPr>
-          <w:i/>
-          <w:iCs/>
-        </w:rPr>
-        <w:t xml:space="preserve">Regulatory status (outside the US) · audio</w:t>
-      </w:r>
-    </w:p>
-    <w:p>
-      <w:pPr>
-        <w:pStyle w:val="BodyText"/>
-      </w:pPr>
-      <w:r>
-        <w:t xml:space="preserve">Outside the US, whether a peptide is regulated as a medicine turns on what is claimed for it and on what it is and does, not on the category a seller chooses, and a medicine without a marketing authorisation may not be sold, supplied or advertised. Advertising a prescription-only medicine to the public is prohibited, or needs the regulator's prior approval.</w:t>
-      </w:r>
-    </w:p>
-    <w:p>
-      <w:pPr>
-        <w:pStyle w:val="Compact"/>
-        <w:numPr>
-          <w:ilvl w:val="0"/>
-          <w:numId w:val="1026"/>
-        </w:numPr>
-      </w:pPr>
-      <w:r>
-        <w:t xml:space="preserve">Medicine or not: what is claimed, and what it is and does</w:t>
-      </w:r>
-    </w:p>
-    <w:p>
-      <w:pPr>
-        <w:pStyle w:val="Compact"/>
-        <w:numPr>
-          <w:ilvl w:val="0"/>
-          <w:numId w:val="1026"/>
-        </w:numPr>
-      </w:pPr>
-      <w:r>
-        <w:t xml:space="preserve">No marketing authorisation: no sale, supply or advertising</w:t>
-      </w:r>
-    </w:p>
-    <w:p>
-      <w:pPr>
-        <w:pStyle w:val="Compact"/>
-        <w:numPr>
-          <w:ilvl w:val="0"/>
-          <w:numId w:val="1026"/>
-        </w:numPr>
-      </w:pPr>
-      <w:r>
-        <w:t xml:space="preserve">Prescription-only: public advertising banned or approved first</w:t>
-      </w:r>
-    </w:p>
-    <w:p>
-      <w:pPr>
-        <w:pStyle w:val="FirstParagraph"/>
-      </w:pPr>
-      <w:r>
-        <w:rPr>
-          <w:b/>
-          <w:bCs/>
-        </w:rPr>
-        <w:t xml:space="preserve">Regulatory status by jurisdiction</w:t>
-      </w:r>
-      <w:r>
-        <w:t xml:space="preserve"> </w:t>
-      </w:r>
-      <w:r>
-        <w:t xml:space="preserve">-</w:t>
-      </w:r>
-      <w:r>
-        <w:t xml:space="preserve"> </w:t>
-      </w:r>
-      <w:r>
-        <w:rPr>
-          <w:i/>
-          <w:iCs/>
-        </w:rPr>
-        <w:t xml:space="preserve">GB:</w:t>
-      </w:r>
-      <w:r>
-        <w:t xml:space="preserve"> </w:t>
-      </w:r>
-      <w:r>
-        <w:t xml:space="preserve">In the UK, MHRA decides whether a product is a medicine from its claims, including websites and social media, and from its form and the way it is used. A medicine with no UK marketing authorisation may not be sold, supplied or advertised. MHRA classes injectable melanotan products as medicines, and its largest seizure of unlicensed weight-loss medicines, in May 2026, included peptide products. Prescription-only medicines may not be advertised to the public at all: a clinic may promote 'treatment for lines and wrinkles' without naming the medicine, and in February 2026 the UK advertising regulator ruled that influencer posts tagging a weight-loss injection were adverts for a prescription-only medicine. GMC guidance requires doctors to examine a patient physically before prescribing an injectable cosmetic medicine.</w:t>
-      </w:r>
-      <w:r>
-        <w:t xml:space="preserve"> </w:t>
-      </w:r>
-      <w:r>
-        <w:t xml:space="preserve">(Medicines and Healthcare products Regulatory Agency (UK) 2025 · Human Medicines Regulations 2012 (UK) 2012 · Human Medicines Regulations 2012 (UK) 2012 · Medicines and Healthcare products Regulatory Agency (UK) 2024 · Medicines and Healthcare products Regulatory Agency (UK) 2026 · Human Medicines Regulations 2012 (UK) 2012 · Committee of Advertising Practice / Advertising Standards Authority 2026 · Medicines and Healthcare products Regulatory Agency (UK) 2020 · Advertising Standards Authority 2026 · General Medical Council (UK) 2016)</w:t>
-      </w:r>
-      <w:r>
-        <w:t xml:space="preserve"> </w:t>
-      </w:r>
-      <w:r>
-        <w:t xml:space="preserve">-</w:t>
-      </w:r>
-      <w:r>
-        <w:t xml:space="preserve"> </w:t>
-      </w:r>
-      <w:r>
-        <w:rPr>
-          <w:i/>
-          <w:iCs/>
-        </w:rPr>
-        <w:t xml:space="preserve">EU:</w:t>
-      </w:r>
-      <w:r>
-        <w:t xml:space="preserve"> </w:t>
-      </w:r>
-      <w:r>
-        <w:t xml:space="preserve">In the EU, member states must prohibit any advertising of a medicine that has no marketing authorisation, and any advertising of prescription-only medicines to the general public, where advertising includes any inducement designed to promote prescription, supply, sale or consumption (Directive 2001/83/EC, Articles 86 to 88). EU audiovisual law also bans audiovisual commercial communications for prescription-only medicines and medical treatment, and video-sharing platforms must apply this to advertising on their services, including advertising they do not sell themselves (Directive 2010/13/EU).</w:t>
-      </w:r>
-      <w:r>
-        <w:t xml:space="preserve"> </w:t>
-      </w:r>
-      <w:r>
-        <w:t xml:space="preserve">(eu-dir-2001-83 · eu-dir-2010-13)</w:t>
-      </w:r>
-      <w:r>
-        <w:t xml:space="preserve"> </w:t>
-      </w:r>
-      <w:r>
-        <w:t xml:space="preserve">-</w:t>
-      </w:r>
-      <w:r>
-        <w:t xml:space="preserve"> </w:t>
-      </w:r>
-      <w:r>
-        <w:rPr>
-          <w:i/>
-          <w:iCs/>
-        </w:rPr>
-        <w:t xml:space="preserve">PT:</w:t>
-      </w:r>
-      <w:r>
-        <w:t xml:space="preserve"> </w:t>
-      </w:r>
-      <w:r>
-        <w:t xml:space="preserve">In Portugal, advertising a medicine without a valid national authorisation or registration, or one authorised under Articles 92 and 93, is prohibited, prescription-only medicines may be advertised only in technical media for health professionals, and the advertiser, the agency, anyone disseminating the advertising and the owner of the medium are all liable (Estatuto do Medicamento). Health advertising practices fall under Decreto-Lei 238/2015, which bans false claims of guaranteed cure or results or of absence of side effects and is enforced by the Health Regulatory Authority (ERS).</w:t>
-      </w:r>
-      <w:r>
-        <w:t xml:space="preserve"> </w:t>
-      </w:r>
-      <w:r>
-        <w:t xml:space="preserve">(pt-dl176-2006 · pt-dl238-2015)</w:t>
-      </w:r>
-      <w:r>
-        <w:t xml:space="preserve"> </w:t>
-      </w:r>
-      <w:r>
-        <w:t xml:space="preserve">-</w:t>
-      </w:r>
-      <w:r>
-        <w:t xml:space="preserve"> </w:t>
-      </w:r>
-      <w:r>
-        <w:rPr>
-          <w:i/>
-          <w:iCs/>
-        </w:rPr>
-        <w:t xml:space="preserve">BR:</w:t>
-      </w:r>
-      <w:r>
-        <w:t xml:space="preserve"> </w:t>
-      </w:r>
-      <w:r>
-        <w:t xml:space="preserve">In Brazil, advertising of prescription-only medicines on the internet must be accessible exclusively to professionals authorised to prescribe or dispense them, through an electronic registration system (RDC 96/2008), and ANVISA restated in November 2024 that advertising compounded products to the public is not permitted. CFM Resolution 2.336/2023 forbids physicians to promote medicines not registered with ANVISA, and ANVISA stated on 2 July 2026 that some injectable peptides are not regularised in any category and so are illegal for any health use, including aesthetic use.</w:t>
-      </w:r>
-      <w:r>
-        <w:t xml:space="preserve"> </w:t>
-      </w:r>
-      <w:r>
-        <w:t xml:space="preserve">(br-rdc-96-2008 · br-anvisa-implants-2024 · br-cfm-2336-2023 · br-cfm-norms-search · br-anvisa-peptides-2026)</w:t>
-      </w:r>
-      <w:r>
-        <w:t xml:space="preserve"> </w:t>
-      </w:r>
-      <w:r>
-        <w:t xml:space="preserve">-</w:t>
-      </w:r>
-      <w:r>
-        <w:t xml:space="preserve"> </w:t>
-      </w:r>
-      <w:r>
-        <w:rPr>
-          <w:i/>
-          <w:iCs/>
-        </w:rPr>
-        <w:t xml:space="preserve">AE:</w:t>
-      </w:r>
-      <w:r>
-        <w:t xml:space="preserve"> </w:t>
-      </w:r>
-      <w:r>
-        <w:t xml:space="preserve">In the UAE, advertising or promoting any medical product by any means, social media included, needs approval from the Emirates Drug Establishment (EDE), the federal regulator of medical products since Federal Decree-Law 28/2023, and advertising controlled or semi-controlled products to the public is prohibited (Federal Decree-Law 38 of 2024, Art. 44); an EDE advertising licence requires a valid EDE marketing authorisation for the product, apart from products exempted under Article 5(3) of Federal Decree-Law 38 of 2024. In Dubai, the DHA bans misleading or unproven peptide claims, such as anti-ageing, cell regeneration or improved appearance, unless the use is approved within the product's regulatory status, and requires any promotion of unregistered materials, including through influencers, to stop (29 July 2026). In Abu Dhabi, the DoH bars advertising peptide therapies without prior approval from the DoH and relevant authorities (31 July 2026), and its compounding standard (August 2026) bars advertising emerging, non-monographed substances to patients or professionals.</w:t>
-      </w:r>
-      <w:r>
-        <w:t xml:space="preserve"> </w:t>
-      </w:r>
-      <w:r>
-        <w:t xml:space="preserve">(ae-fdl-28-2023 · ae-fdl-38-2024 · ae-ede-svc-advert · ae-dha-cir-peptides-2026 · ae-doh-cir-148-2026 · ae-doh-compounding-std-2026)</w:t>
-      </w:r>
-    </w:p>
-    <w:p>
-      <w:pPr>
-        <w:pStyle w:val="BodyText"/>
-      </w:pPr>
-      <w:r>
-        <w:t xml:space="preserve">Narration script</w:t>
-      </w:r>
-    </w:p>
-    <w:p>
-      <w:pPr>
-        <w:pStyle w:val="BodyText"/>
-      </w:pPr>
-      <w:r>
-        <w:t xml:space="preserve">Selling a peptide outside the United States starts with one question, whether the product is a medicine, and regulators answer it from the product itself. They look at what is claimed for it and at what it is and does, so a research-use label or a cosmetic box settles nothing. A medicine without a marketing authorisation may not be sold, supplied or advertised. Advertising a prescription-only medicine to the public is prohibited, or needs the regulator's approval first, and that covers posts on social media by clinics and influencers. The details differ from country to country, so check the rules for your own jurisdiction, shown with this moment, and date what you find.</w:t>
-      </w:r>
-    </w:p>
-    <w:p>
-      <w:pPr>
-        <w:pStyle w:val="BodyText"/>
-      </w:pPr>
-      <w:r>
-        <w:t xml:space="preserve">Sources: Medicines and Healthcare products Regulatory Agency (UK) 2025 · Human Medicines Regulations 2012 (UK) 2012 · Human Medicines Regulations 2012 (UK) 2012 · Human Medicines Regulations 2012 (UK) 2012 · Committee of Advertising Practice / Advertising Standards Authority 2026 · Medicines and Healthcare products Regulatory Agency (UK) 2020 · Advertising Standards Authority 2026 · eu-dir-2001-83 · eu-dir-2010-13 · pt-dl176-2006 · pt-dl238-2015 · br-lei-6360-1976 · br-lei-9294-1996 · br-rdc-96-2008 · br-rdc-907-2024 · br-anvisa-peptides-2026 · br-cfm-2336-2023 · ae-fdl-38-2024 · ae-ede-svc-classification · ae-ede-svc-advert · ae-dha-cir-peptides-2026</w:t>
-      </w:r>
-    </w:p>
-    <w:p>
-      <w:pPr>
-        <w:pStyle w:val="BodyText"/>
-      </w:pPr>
-      <w:r>
-        <w:rPr>
-          <w:b/>
-          <w:bCs/>
-        </w:rPr>
-        <w:t xml:space="preserve">m7-p15</w:t>
-      </w:r>
-      <w:r>
-        <w:t xml:space="preserve"> </w:t>
-      </w:r>
-      <w:r>
-        <w:t xml:space="preserve">— EU, PT, BR and AE regulatory notes added (off-label use and unauthorised medicines); US base copy unchanged.</w:t>
-      </w:r>
-    </w:p>
-    <w:bookmarkEnd w:id="71"/>
-    <w:bookmarkStart w:id="72" w:name="now-reads-17-22-off-label-needs-a-label."/>
-    <w:p>
-      <w:pPr>
-        <w:pStyle w:val="Heading4"/>
-      </w:pPr>
-      <w:r>
-        <w:t xml:space="preserve">Now reads: 17 / 22 · Off-label needs a label.</w:t>
-      </w:r>
-    </w:p>
-    <w:p>
-      <w:pPr>
-        <w:pStyle w:val="FirstParagraph"/>
-      </w:pPr>
-      <w:r>
-        <w:rPr>
-          <w:i/>
-          <w:iCs/>
-        </w:rPr>
-        <w:t xml:space="preserve">Lesson 7.3 · Concept · audio</w:t>
-      </w:r>
-    </w:p>
-    <w:p>
-      <w:pPr>
-        <w:pStyle w:val="BodyText"/>
-      </w:pPr>
-      <w:r>
-        <w:t xml:space="preserve">Off-label prescribing means using an approved drug for a use its labelling does not cover, and FDA accepts it as clinical judgment. A never-approved peptide has no label to depart from, so prescribing it is use of an unapproved drug. Introducing an unapproved new drug into interstate commerce is a prohibited act under the FD&amp;C Act, and FDA's 2020 warning letter to a compounding pharmacy named BPC-157 and GHK-Cu on exactly this basis.</w:t>
       </w:r>
     </w:p>
     <w:p>
@@ -19120,7 +19248,7 @@
         </w:numPr>
       </w:pPr>
       <w:r>
-        <w:t xml:space="preserve">Off-label applies only to approved drugs</w:t>
+        <w:t xml:space="preserve">The label permits laboratory research only</w:t>
       </w:r>
     </w:p>
     <w:p>
@@ -19132,7 +19260,7 @@
         </w:numPr>
       </w:pPr>
       <w:r>
-        <w:t xml:space="preserve">A never-approved peptide has no label</w:t>
+        <w:t xml:space="preserve">Intended use is read from how a product is sold</w:t>
       </w:r>
     </w:p>
     <w:p>
@@ -19144,6 +19272,576 @@
         </w:numPr>
       </w:pPr>
       <w:r>
+        <w:t xml:space="preserve">A certificate cannot convert a research product</w:t>
+      </w:r>
+    </w:p>
+    <w:p>
+      <w:pPr>
+        <w:pStyle w:val="FirstParagraph"/>
+      </w:pPr>
+      <w:r>
+        <w:rPr>
+          <w:b/>
+          <w:bCs/>
+        </w:rPr>
+        <w:t xml:space="preserve">By role</w:t>
+      </w:r>
+      <w:r>
+        <w:t xml:space="preserve"> </w:t>
+      </w:r>
+      <w:r>
+        <w:t xml:space="preserve">-</w:t>
+      </w:r>
+      <w:r>
+        <w:t xml:space="preserve"> </w:t>
+      </w:r>
+      <w:r>
+        <w:rPr>
+          <w:i/>
+          <w:iCs/>
+        </w:rPr>
+        <w:t xml:space="preserve">Prescriber:</w:t>
+      </w:r>
+      <w:r>
+        <w:t xml:space="preserve"> </w:t>
+      </w:r>
+      <w:r>
+        <w:t xml:space="preserve">Do not prescribe, supply, supervise or recommend a research-use-only product, and do not read its certificate as permission. Record the product, lot and supplier the patient names, and your advice to stop.</w:t>
+      </w:r>
+      <w:r>
+        <w:t xml:space="preserve"> </w:t>
+      </w:r>
+      <w:r>
+        <w:t xml:space="preserve">-</w:t>
+      </w:r>
+      <w:r>
+        <w:t xml:space="preserve"> </w:t>
+      </w:r>
+      <w:r>
+        <w:rPr>
+          <w:i/>
+          <w:iCs/>
+        </w:rPr>
+        <w:t xml:space="preserve">Clinical staff:</w:t>
+      </w:r>
+      <w:r>
+        <w:t xml:space="preserve"> </w:t>
+      </w:r>
+      <w:r>
+        <w:t xml:space="preserve">If a patient brings a research-use-only vial or its certificate, record the product name, lot and supplier exactly as printed, do not handle or administer it, and tell the prescriber the same day.</w:t>
+      </w:r>
+      <w:r>
+        <w:t xml:space="preserve"> </w:t>
+      </w:r>
+      <w:r>
+        <w:t xml:space="preserve">-</w:t>
+      </w:r>
+      <w:r>
+        <w:t xml:space="preserve"> </w:t>
+      </w:r>
+      <w:r>
+        <w:rPr>
+          <w:i/>
+          <w:iCs/>
+        </w:rPr>
+        <w:t xml:space="preserve">Advisor:</w:t>
+      </w:r>
+      <w:r>
+        <w:t xml:space="preserve"> </w:t>
+      </w:r>
+      <w:r>
+        <w:t xml:space="preserve">You can explain what a certificate does and does not show. You cannot vouch for a research product, and anyone injecting one should see a prescriber.</w:t>
+      </w:r>
+    </w:p>
+    <w:p>
+      <w:pPr>
+        <w:pStyle w:val="BodyText"/>
+      </w:pPr>
+      <w:r>
+        <w:rPr>
+          <w:b/>
+          <w:bCs/>
+        </w:rPr>
+        <w:t xml:space="preserve">Regulatory status by jurisdiction</w:t>
+      </w:r>
+      <w:r>
+        <w:t xml:space="preserve"> </w:t>
+      </w:r>
+      <w:r>
+        <w:t xml:space="preserve">-</w:t>
+      </w:r>
+      <w:r>
+        <w:t xml:space="preserve"> </w:t>
+      </w:r>
+      <w:r>
+        <w:rPr>
+          <w:i/>
+          <w:iCs/>
+        </w:rPr>
+        <w:t xml:space="preserve">EU:</w:t>
+      </w:r>
+      <w:r>
+        <w:t xml:space="preserve"> </w:t>
+      </w:r>
+      <w:r>
+        <w:t xml:space="preserve">In the EU, a product is a medicine by presentation (presented as treating or preventing disease) or by function (restoring, correcting or modifying physiological functions by a pharmacological, immunological or metabolic action), and where it could be both a medicine and another regulated product, medicines law applies (Directive 2001/83/EC, Articles 1(2) and 2(2)). The Directive's research exclusion covers medicinal products intended for research and development trials (Article 3(3)).</w:t>
+      </w:r>
+      <w:r>
+        <w:t xml:space="preserve"> </w:t>
+      </w:r>
+      <w:r>
+        <w:t xml:space="preserve">(eu-dir-2001-83)</w:t>
+      </w:r>
+      <w:r>
+        <w:t xml:space="preserve"> </w:t>
+      </w:r>
+      <w:r>
+        <w:t xml:space="preserve">-</w:t>
+      </w:r>
+      <w:r>
+        <w:t xml:space="preserve"> </w:t>
+      </w:r>
+      <w:r>
+        <w:rPr>
+          <w:i/>
+          <w:iCs/>
+        </w:rPr>
+        <w:t xml:space="preserve">PT:</w:t>
+      </w:r>
+      <w:r>
+        <w:t xml:space="preserve"> </w:t>
+      </w:r>
+      <w:r>
+        <w:t xml:space="preserve">In Portugal, a medicine is any substance or combination of substances presented as having properties for treating or preventing disease in human beings or its symptoms, or which may be used in or administered to human beings to make a medical diagnosis or to restore, correct or modify physiological functions by exerting a pharmacological, immunological or metabolic action (Estatuto do Medicamento). Making, selling, supplying or administering medicines without the required authorisations or registrations is an administrative offence punishable by a fine from €2,000 up to 15% of turnover or €180,000, whichever is lower.</w:t>
+      </w:r>
+      <w:r>
+        <w:t xml:space="preserve"> </w:t>
+      </w:r>
+      <w:r>
+        <w:t xml:space="preserve">(pt-dl176-2006)</w:t>
+      </w:r>
+      <w:r>
+        <w:t xml:space="preserve"> </w:t>
+      </w:r>
+      <w:r>
+        <w:t xml:space="preserve">-</w:t>
+      </w:r>
+      <w:r>
+        <w:t xml:space="preserve"> </w:t>
+      </w:r>
+      <w:r>
+        <w:rPr>
+          <w:i/>
+          <w:iCs/>
+        </w:rPr>
+        <w:t xml:space="preserve">BR:</w:t>
+      </w:r>
+      <w:r>
+        <w:t xml:space="preserve"> </w:t>
+      </w:r>
+      <w:r>
+        <w:t xml:space="preserve">In Brazil, ANVISA stated on 2 July 2026 that some injectable peptides are not regularised in any category (food, medicine, cosmetic or food supplement) and so are illegal for any health use, including aesthetic use. ANVISA also stated in July 2026 that an investigational medicine is used only in authorised clinical research.</w:t>
+      </w:r>
+      <w:r>
+        <w:t xml:space="preserve"> </w:t>
+      </w:r>
+      <w:r>
+        <w:t xml:space="preserve">(br-anvisa-peptides-2026 · br-anvisa-medicine-types-2026)</w:t>
+      </w:r>
+      <w:r>
+        <w:t xml:space="preserve"> </w:t>
+      </w:r>
+      <w:r>
+        <w:t xml:space="preserve">-</w:t>
+      </w:r>
+      <w:r>
+        <w:t xml:space="preserve"> </w:t>
+      </w:r>
+      <w:r>
+        <w:rPr>
+          <w:i/>
+          <w:iCs/>
+        </w:rPr>
+        <w:t xml:space="preserve">AE:</w:t>
+      </w:r>
+      <w:r>
+        <w:t xml:space="preserve"> </w:t>
+      </w:r>
+      <w:r>
+        <w:t xml:space="preserve">In the UAE, Federal Decree-Law 38 of 2024 has, since 2 January 2025, barred importing, distributing, possessing, selling, displaying or using any medical product without a marketing approval from the Emirates Drug Establishment (EDE), the federal regulator of medical products since Federal Decree-Law 28/2023. In Dubai, the DHA prohibits using any peptide product intended for research use on humans, or for therapeutic purposes outside an approved study or clinical trial, and bars facilities from buying peptide products from websites, social media or unverifiable suppliers (29 July 2026). In Abu Dhabi, the DoH's compounding standard (August 2026) prohibits compounding from unapproved or unknown-source substances, or from substances not on the DoH Registry for Compounded Substances, unless the DoH permits it.</w:t>
+      </w:r>
+      <w:r>
+        <w:t xml:space="preserve"> </w:t>
+      </w:r>
+      <w:r>
+        <w:t xml:space="preserve">(ae-fdl-28-2023 · ae-fdl-38-2024 · ae-dha-cir-peptides-2026 · ae-doh-compounding-std-2026)</w:t>
+      </w:r>
+    </w:p>
+    <w:p>
+      <w:pPr>
+        <w:pStyle w:val="BodyText"/>
+      </w:pPr>
+      <w:r>
+        <w:t xml:space="preserve">Narration script</w:t>
+      </w:r>
+    </w:p>
+    <w:p>
+      <w:pPr>
+        <w:pStyle w:val="BodyText"/>
+      </w:pPr>
+      <w:r>
+        <w:t xml:space="preserve">Research use only sounds like a category. In law it works as a shipping permission. The US rule lets a supplier send an investigational drug for laboratory or test-tube work if the label says it must stay out of people, and the shipper is meant to confirm that is how it will be used. FDA judges what a product is for by how it is marketed and sold, so a disclaimer on a vial offered with injection instructions carries no weight. The Hormonaly guides say it plainly. Research use only is not a clinical pathway. A certificate of analysis, however clean, cannot convert that vial into a pharmaceutical, because sterility, manufacturing standards and a lawful route are all still missing. Whatever your role, treat these products as outside clinical care, and write down exactly what you were told.</w:t>
+      </w:r>
+    </w:p>
+    <w:p>
+      <w:pPr>
+        <w:pStyle w:val="BodyText"/>
+      </w:pPr>
+      <w:r>
+        <w:t xml:space="preserve">Sources: US Food and Drug Administration (Code of Federal Regulations) 2002 · US Food and Drug Administration (Code of Federal Regulations) 2021 · Aesthetic &amp; Regenerative Endocrinology — A Clinician's Pocket Guide 2026 · The Peptide Pocket Guide — 2026 Edition · Clinical Reference (seventy-two entries) 2026</w:t>
+      </w:r>
+    </w:p>
+    <w:p>
+      <w:pPr>
+        <w:pStyle w:val="BodyText"/>
+      </w:pPr>
+      <w:r>
+        <w:rPr>
+          <w:b/>
+          <w:bCs/>
+        </w:rPr>
+        <w:t xml:space="preserve">m7-p22</w:t>
+      </w:r>
+      <w:r>
+        <w:t xml:space="preserve"> </w:t>
+      </w:r>
+      <w:r>
+        <w:t xml:space="preserve">— Rebuilt as the outside-the-US moment (id kept): lead, title, body, points, audio beats, narration and sources now state what holds across the non-US jurisdictions; UK text moved verbatim into the UK note; EU, PT, BR and AE notes added.</w:t>
+      </w:r>
+    </w:p>
+    <w:bookmarkEnd w:id="72"/>
+    <w:bookmarkStart w:id="73" w:name="X33988cc63a6720ae4573c95e42485fbe8f48cbd"/>
+    <w:p>
+      <w:pPr>
+        <w:pStyle w:val="Heading4"/>
+      </w:pPr>
+      <w:r>
+        <w:t xml:space="preserve">Now reads: 15 / 22 · Selling and advertising peptides outside the US.</w:t>
+      </w:r>
+    </w:p>
+    <w:p>
+      <w:pPr>
+        <w:pStyle w:val="FirstParagraph"/>
+      </w:pPr>
+      <w:r>
+        <w:rPr>
+          <w:i/>
+          <w:iCs/>
+        </w:rPr>
+        <w:t xml:space="preserve">Regulatory status (outside the US) · audio</w:t>
+      </w:r>
+    </w:p>
+    <w:p>
+      <w:pPr>
+        <w:pStyle w:val="BodyText"/>
+      </w:pPr>
+      <w:r>
+        <w:t xml:space="preserve">Outside the US, whether a peptide is regulated as a medicine turns on what is claimed for it and on what it is and does, not on the category a seller chooses, and a medicine without a marketing authorisation may not be sold, supplied or advertised. Advertising a prescription-only medicine to the public is prohibited, or needs the regulator's prior approval.</w:t>
+      </w:r>
+    </w:p>
+    <w:p>
+      <w:pPr>
+        <w:pStyle w:val="Compact"/>
+        <w:numPr>
+          <w:ilvl w:val="0"/>
+          <w:numId w:val="1028"/>
+        </w:numPr>
+      </w:pPr>
+      <w:r>
+        <w:t xml:space="preserve">Medicine or not: what is claimed, and what it is and does</w:t>
+      </w:r>
+    </w:p>
+    <w:p>
+      <w:pPr>
+        <w:pStyle w:val="Compact"/>
+        <w:numPr>
+          <w:ilvl w:val="0"/>
+          <w:numId w:val="1028"/>
+        </w:numPr>
+      </w:pPr>
+      <w:r>
+        <w:t xml:space="preserve">No marketing authorisation: no sale, supply or advertising</w:t>
+      </w:r>
+    </w:p>
+    <w:p>
+      <w:pPr>
+        <w:pStyle w:val="Compact"/>
+        <w:numPr>
+          <w:ilvl w:val="0"/>
+          <w:numId w:val="1028"/>
+        </w:numPr>
+      </w:pPr>
+      <w:r>
+        <w:t xml:space="preserve">Prescription-only: public advertising banned or approved first</w:t>
+      </w:r>
+    </w:p>
+    <w:p>
+      <w:pPr>
+        <w:pStyle w:val="FirstParagraph"/>
+      </w:pPr>
+      <w:r>
+        <w:rPr>
+          <w:b/>
+          <w:bCs/>
+        </w:rPr>
+        <w:t xml:space="preserve">Regulatory status by jurisdiction</w:t>
+      </w:r>
+      <w:r>
+        <w:t xml:space="preserve"> </w:t>
+      </w:r>
+      <w:r>
+        <w:t xml:space="preserve">-</w:t>
+      </w:r>
+      <w:r>
+        <w:t xml:space="preserve"> </w:t>
+      </w:r>
+      <w:r>
+        <w:rPr>
+          <w:i/>
+          <w:iCs/>
+        </w:rPr>
+        <w:t xml:space="preserve">GB:</w:t>
+      </w:r>
+      <w:r>
+        <w:t xml:space="preserve"> </w:t>
+      </w:r>
+      <w:r>
+        <w:t xml:space="preserve">In the UK, MHRA decides whether a product is a medicine from its claims, including websites and social media, and from its form and the way it is used. A medicine with no UK marketing authorisation may not be sold, supplied or advertised. MHRA classes injectable melanotan products as medicines, and its largest seizure of unlicensed weight-loss medicines, in May 2026, included peptide products. Prescription-only medicines may not be advertised to the public at all: a clinic may promote 'treatment for lines and wrinkles' without naming the medicine, and in February 2026 the UK advertising regulator ruled that influencer posts tagging a weight-loss injection were adverts for a prescription-only medicine. GMC guidance requires doctors to examine a patient physically before prescribing an injectable cosmetic medicine.</w:t>
+      </w:r>
+      <w:r>
+        <w:t xml:space="preserve"> </w:t>
+      </w:r>
+      <w:r>
+        <w:t xml:space="preserve">(Medicines and Healthcare products Regulatory Agency (UK) 2025 · Human Medicines Regulations 2012 (UK) 2012 · Human Medicines Regulations 2012 (UK) 2012 · Medicines and Healthcare products Regulatory Agency (UK) 2024 · Medicines and Healthcare products Regulatory Agency (UK) 2026 · Human Medicines Regulations 2012 (UK) 2012 · Committee of Advertising Practice / Advertising Standards Authority 2026 · Medicines and Healthcare products Regulatory Agency (UK) 2020 · Advertising Standards Authority 2026 · General Medical Council (UK) 2016)</w:t>
+      </w:r>
+      <w:r>
+        <w:t xml:space="preserve"> </w:t>
+      </w:r>
+      <w:r>
+        <w:t xml:space="preserve">-</w:t>
+      </w:r>
+      <w:r>
+        <w:t xml:space="preserve"> </w:t>
+      </w:r>
+      <w:r>
+        <w:rPr>
+          <w:i/>
+          <w:iCs/>
+        </w:rPr>
+        <w:t xml:space="preserve">EU:</w:t>
+      </w:r>
+      <w:r>
+        <w:t xml:space="preserve"> </w:t>
+      </w:r>
+      <w:r>
+        <w:t xml:space="preserve">In the EU, member states must prohibit any advertising of a medicine that has no marketing authorisation, and any advertising of prescription-only medicines to the general public, where advertising includes any inducement designed to promote prescription, supply, sale or consumption (Directive 2001/83/EC, Articles 86 to 88). EU audiovisual law also bans audiovisual commercial communications for prescription-only medicines and medical treatment, and video-sharing platforms must apply this to advertising on their services, including advertising they do not sell themselves (Directive 2010/13/EU).</w:t>
+      </w:r>
+      <w:r>
+        <w:t xml:space="preserve"> </w:t>
+      </w:r>
+      <w:r>
+        <w:t xml:space="preserve">(eu-dir-2001-83 · eu-dir-2010-13)</w:t>
+      </w:r>
+      <w:r>
+        <w:t xml:space="preserve"> </w:t>
+      </w:r>
+      <w:r>
+        <w:t xml:space="preserve">-</w:t>
+      </w:r>
+      <w:r>
+        <w:t xml:space="preserve"> </w:t>
+      </w:r>
+      <w:r>
+        <w:rPr>
+          <w:i/>
+          <w:iCs/>
+        </w:rPr>
+        <w:t xml:space="preserve">PT:</w:t>
+      </w:r>
+      <w:r>
+        <w:t xml:space="preserve"> </w:t>
+      </w:r>
+      <w:r>
+        <w:t xml:space="preserve">In Portugal, advertising a medicine without a valid national authorisation or registration, or one authorised under Articles 92 and 93, is prohibited, prescription-only medicines may be advertised only in technical media for health professionals, and the advertiser, the agency, anyone disseminating the advertising and the owner of the medium are all liable (Estatuto do Medicamento). Health advertising practices fall under Decreto-Lei 238/2015, which bans false claims of guaranteed cure or results or of absence of side effects and is enforced by the Health Regulatory Authority (ERS).</w:t>
+      </w:r>
+      <w:r>
+        <w:t xml:space="preserve"> </w:t>
+      </w:r>
+      <w:r>
+        <w:t xml:space="preserve">(pt-dl176-2006 · pt-dl238-2015)</w:t>
+      </w:r>
+      <w:r>
+        <w:t xml:space="preserve"> </w:t>
+      </w:r>
+      <w:r>
+        <w:t xml:space="preserve">-</w:t>
+      </w:r>
+      <w:r>
+        <w:t xml:space="preserve"> </w:t>
+      </w:r>
+      <w:r>
+        <w:rPr>
+          <w:i/>
+          <w:iCs/>
+        </w:rPr>
+        <w:t xml:space="preserve">BR:</w:t>
+      </w:r>
+      <w:r>
+        <w:t xml:space="preserve"> </w:t>
+      </w:r>
+      <w:r>
+        <w:t xml:space="preserve">In Brazil, advertising of prescription-only medicines on the internet must be accessible exclusively to professionals authorised to prescribe or dispense them, through an electronic registration system (RDC 96/2008), and ANVISA restated in November 2024 that advertising compounded products to the public is not permitted. CFM Resolution 2.336/2023 forbids physicians to promote medicines not registered with ANVISA, and ANVISA stated on 2 July 2026 that some injectable peptides are not regularised in any category and so are illegal for any health use, including aesthetic use.</w:t>
+      </w:r>
+      <w:r>
+        <w:t xml:space="preserve"> </w:t>
+      </w:r>
+      <w:r>
+        <w:t xml:space="preserve">(br-rdc-96-2008 · br-anvisa-implants-2024 · br-cfm-2336-2023 · br-cfm-norms-search · br-anvisa-peptides-2026)</w:t>
+      </w:r>
+      <w:r>
+        <w:t xml:space="preserve"> </w:t>
+      </w:r>
+      <w:r>
+        <w:t xml:space="preserve">-</w:t>
+      </w:r>
+      <w:r>
+        <w:t xml:space="preserve"> </w:t>
+      </w:r>
+      <w:r>
+        <w:rPr>
+          <w:i/>
+          <w:iCs/>
+        </w:rPr>
+        <w:t xml:space="preserve">AE:</w:t>
+      </w:r>
+      <w:r>
+        <w:t xml:space="preserve"> </w:t>
+      </w:r>
+      <w:r>
+        <w:t xml:space="preserve">In the UAE, advertising or promoting any medical product by any means, social media included, needs approval from the Emirates Drug Establishment (EDE), the federal regulator of medical products since Federal Decree-Law 28/2023, and advertising controlled or semi-controlled products to the public is prohibited (Federal Decree-Law 38 of 2024, Art. 44); an EDE advertising licence requires a valid EDE marketing authorisation for the product, apart from products exempted under Article 5(3) of Federal Decree-Law 38 of 2024. In Dubai, the DHA bans misleading or unproven peptide claims, such as anti-ageing, cell regeneration or improved appearance, unless the use is approved within the product's regulatory status, and requires any promotion of unregistered materials, including through influencers, to stop (29 July 2026). In Abu Dhabi, the DoH bars advertising peptide therapies without prior approval from the DoH and relevant authorities (31 July 2026), and its compounding standard (August 2026) bars advertising emerging, non-monographed substances to patients or professionals.</w:t>
+      </w:r>
+      <w:r>
+        <w:t xml:space="preserve"> </w:t>
+      </w:r>
+      <w:r>
+        <w:t xml:space="preserve">(ae-fdl-28-2023 · ae-fdl-38-2024 · ae-ede-svc-advert · ae-dha-cir-peptides-2026 · ae-doh-cir-148-2026 · ae-doh-compounding-std-2026)</w:t>
+      </w:r>
+    </w:p>
+    <w:p>
+      <w:pPr>
+        <w:pStyle w:val="BodyText"/>
+      </w:pPr>
+      <w:r>
+        <w:t xml:space="preserve">Narration script</w:t>
+      </w:r>
+    </w:p>
+    <w:p>
+      <w:pPr>
+        <w:pStyle w:val="BodyText"/>
+      </w:pPr>
+      <w:r>
+        <w:t xml:space="preserve">Selling a peptide outside the United States starts with one question, whether the product is a medicine, and regulators answer it from the product itself. They look at what is claimed for it and at what it is and does, so a research-use label or a cosmetic box settles nothing. A medicine without a marketing authorisation may not be sold, supplied or advertised. Advertising a prescription-only medicine to the public is prohibited, or needs the regulator's approval first, and that covers posts on social media by clinics and influencers. The details differ from country to country, so check the rules for your own jurisdiction, shown with this moment, and date what you find.</w:t>
+      </w:r>
+    </w:p>
+    <w:p>
+      <w:pPr>
+        <w:pStyle w:val="BodyText"/>
+      </w:pPr>
+      <w:r>
+        <w:t xml:space="preserve">Sources: Medicines and Healthcare products Regulatory Agency (UK) 2025 · Human Medicines Regulations 2012 (UK) 2012 · Human Medicines Regulations 2012 (UK) 2012 · Human Medicines Regulations 2012 (UK) 2012 · Committee of Advertising Practice / Advertising Standards Authority 2026 · Medicines and Healthcare products Regulatory Agency (UK) 2020 · Advertising Standards Authority 2026 · eu-dir-2001-83 · eu-dir-2010-13 · pt-dl176-2006 · pt-dl238-2015 · br-lei-6360-1976 · br-lei-9294-1996 · br-rdc-96-2008 · br-rdc-907-2024 · br-anvisa-peptides-2026 · br-cfm-2336-2023 · ae-fdl-38-2024 · ae-ede-svc-classification · ae-ede-svc-advert · ae-dha-cir-peptides-2026</w:t>
+      </w:r>
+    </w:p>
+    <w:p>
+      <w:pPr>
+        <w:pStyle w:val="BodyText"/>
+      </w:pPr>
+      <w:r>
+        <w:rPr>
+          <w:b/>
+          <w:bCs/>
+        </w:rPr>
+        <w:t xml:space="preserve">m7-p15</w:t>
+      </w:r>
+      <w:r>
+        <w:t xml:space="preserve"> </w:t>
+      </w:r>
+      <w:r>
+        <w:t xml:space="preserve">— EU, PT, BR and AE regulatory notes added (off-label use and unauthorised medicines); US base copy unchanged.</w:t>
+      </w:r>
+    </w:p>
+    <w:bookmarkEnd w:id="73"/>
+    <w:bookmarkStart w:id="74" w:name="now-reads-17-22-off-label-needs-a-label."/>
+    <w:p>
+      <w:pPr>
+        <w:pStyle w:val="Heading4"/>
+      </w:pPr>
+      <w:r>
+        <w:t xml:space="preserve">Now reads: 17 / 22 · Off-label needs a label.</w:t>
+      </w:r>
+    </w:p>
+    <w:p>
+      <w:pPr>
+        <w:pStyle w:val="FirstParagraph"/>
+      </w:pPr>
+      <w:r>
+        <w:rPr>
+          <w:i/>
+          <w:iCs/>
+        </w:rPr>
+        <w:t xml:space="preserve">Lesson 7.3 · Concept · audio</w:t>
+      </w:r>
+    </w:p>
+    <w:p>
+      <w:pPr>
+        <w:pStyle w:val="BodyText"/>
+      </w:pPr>
+      <w:r>
+        <w:t xml:space="preserve">Off-label prescribing means using an approved drug for a use its labelling does not cover, and FDA accepts it as clinical judgment. A never-approved peptide has no label to depart from, so prescribing it is use of an unapproved drug. Introducing an unapproved new drug into interstate commerce is a prohibited act under the FD&amp;C Act, and FDA's 2020 warning letter to a compounding pharmacy named BPC-157 and GHK-Cu on exactly this basis.</w:t>
+      </w:r>
+    </w:p>
+    <w:p>
+      <w:pPr>
+        <w:pStyle w:val="Compact"/>
+        <w:numPr>
+          <w:ilvl w:val="0"/>
+          <w:numId w:val="1029"/>
+        </w:numPr>
+      </w:pPr>
+      <w:r>
+        <w:t xml:space="preserve">Off-label applies only to approved drugs</w:t>
+      </w:r>
+    </w:p>
+    <w:p>
+      <w:pPr>
+        <w:pStyle w:val="Compact"/>
+        <w:numPr>
+          <w:ilvl w:val="0"/>
+          <w:numId w:val="1029"/>
+        </w:numPr>
+      </w:pPr>
+      <w:r>
+        <w:t xml:space="preserve">A never-approved peptide has no label</w:t>
+      </w:r>
+    </w:p>
+    <w:p>
+      <w:pPr>
+        <w:pStyle w:val="Compact"/>
+        <w:numPr>
+          <w:ilvl w:val="0"/>
+          <w:numId w:val="1029"/>
+        </w:numPr>
+      </w:pPr>
+      <w:r>
         <w:t xml:space="preserve">Compounded is still unapproved</w:t>
       </w:r>
     </w:p>
@@ -19313,8 +20011,8 @@
         <w:t xml:space="preserve">— UK text moved verbatim into the UK note (its MHRA source moved with it); EU, PT, BR and AE regulatory notes added.</w:t>
       </w:r>
     </w:p>
-    <w:bookmarkEnd w:id="72"/>
-    <w:bookmarkStart w:id="73" w:name="Xf16964066ddb2e30645b3f51fde4a7b73227334"/>
+    <w:bookmarkEnd w:id="74"/>
+    <w:bookmarkStart w:id="75" w:name="Xf16964066ddb2e30645b3f51fde4a7b73227334"/>
     <w:p>
       <w:pPr>
         <w:pStyle w:val="Heading4"/>
@@ -19727,8 +20425,8 @@
         <w:t xml:space="preserve">— EU, PT, BR and AE regulatory notes added (BPC-157 status and compounding); US base copy unchanged.</w:t>
       </w:r>
     </w:p>
-    <w:bookmarkEnd w:id="73"/>
-    <w:bookmarkStart w:id="74" w:name="X0c612031e71eecfc13649f7f2e72297263a49e0"/>
+    <w:bookmarkEnd w:id="75"/>
+    <w:bookmarkStart w:id="76" w:name="X0c612031e71eecfc13649f7f2e72297263a49e0"/>
     <w:p>
       <w:pPr>
         <w:pStyle w:val="Heading4"/>
@@ -19762,7 +20460,7 @@
         <w:pStyle w:val="Compact"/>
         <w:numPr>
           <w:ilvl w:val="0"/>
-          <w:numId w:val="1028"/>
+          <w:numId w:val="1030"/>
         </w:numPr>
       </w:pPr>
       <w:r>
@@ -19774,7 +20472,7 @@
         <w:pStyle w:val="Compact"/>
         <w:numPr>
           <w:ilvl w:val="0"/>
-          <w:numId w:val="1028"/>
+          <w:numId w:val="1030"/>
         </w:numPr>
       </w:pPr>
       <w:r>
@@ -19786,7 +20484,7 @@
         <w:pStyle w:val="Compact"/>
         <w:numPr>
           <w:ilvl w:val="0"/>
-          <w:numId w:val="1028"/>
+          <w:numId w:val="1030"/>
         </w:numPr>
       </w:pPr>
       <w:r>
@@ -19824,7 +20522,7 @@
         <w:pStyle w:val="Compact"/>
         <w:numPr>
           <w:ilvl w:val="0"/>
-          <w:numId w:val="1029"/>
+          <w:numId w:val="1031"/>
         </w:numPr>
       </w:pPr>
       <w:r>
@@ -19846,7 +20544,7 @@
         <w:pStyle w:val="Compact"/>
         <w:numPr>
           <w:ilvl w:val="0"/>
-          <w:numId w:val="1029"/>
+          <w:numId w:val="1031"/>
         </w:numPr>
       </w:pPr>
       <w:r>
@@ -19868,7 +20566,7 @@
         <w:pStyle w:val="Compact"/>
         <w:numPr>
           <w:ilvl w:val="0"/>
-          <w:numId w:val="1029"/>
+          <w:numId w:val="1031"/>
         </w:numPr>
       </w:pPr>
       <w:r>
@@ -20137,8 +20835,8 @@
         <w:t xml:space="preserve">— EU, PT, BR and AE regulatory notes added; UK chart wording left in place because each row pairs the US and UK examples in one cell.</w:t>
       </w:r>
     </w:p>
-    <w:bookmarkEnd w:id="74"/>
-    <w:bookmarkStart w:id="75" w:name="X3d4f490eb723136365c30f3c52179035d063395"/>
+    <w:bookmarkEnd w:id="76"/>
+    <w:bookmarkStart w:id="77" w:name="X3d4f490eb723136365c30f3c52179035d063395"/>
     <w:p>
       <w:pPr>
         <w:pStyle w:val="Heading4"/>
@@ -20576,8 +21274,8 @@
         <w:t xml:space="preserve">— Module opener: regulatory detail now given for the US in the lesson text and for the UK, EU, Portugal, Brazil and the UAE in each moment's regulatory note (was: US and UK; 'EU rules are not covered').</w:t>
       </w:r>
     </w:p>
-    <w:bookmarkEnd w:id="75"/>
-    <w:bookmarkStart w:id="76" w:name="Xf6a34f2412033433e40087bacc152691842ae7a"/>
+    <w:bookmarkEnd w:id="77"/>
+    <w:bookmarkStart w:id="78" w:name="Xf6a34f2412033433e40087bacc152691842ae7a"/>
     <w:p>
       <w:pPr>
         <w:pStyle w:val="Heading4"/>
@@ -20611,7 +21309,7 @@
         <w:pStyle w:val="Compact"/>
         <w:numPr>
           <w:ilvl w:val="0"/>
-          <w:numId w:val="1030"/>
+          <w:numId w:val="1032"/>
         </w:numPr>
       </w:pPr>
       <w:r>
@@ -20623,7 +21321,7 @@
         <w:pStyle w:val="Compact"/>
         <w:numPr>
           <w:ilvl w:val="0"/>
-          <w:numId w:val="1030"/>
+          <w:numId w:val="1032"/>
         </w:numPr>
       </w:pPr>
       <w:r>
@@ -20635,7 +21333,7 @@
         <w:pStyle w:val="Compact"/>
         <w:numPr>
           <w:ilvl w:val="0"/>
-          <w:numId w:val="1030"/>
+          <w:numId w:val="1032"/>
         </w:numPr>
       </w:pPr>
       <w:r>
@@ -20660,8 +21358,8 @@
         <w:t xml:space="preserve">— Commitment chip and suggestion: check live status 'with my national regulator (for example FDA or MHRA)' instead of FDA or MHRA only.</w:t>
       </w:r>
     </w:p>
-    <w:bookmarkEnd w:id="76"/>
-    <w:bookmarkStart w:id="77" w:name="Xefec6e4a2c084fb4f0ed33045d1bb057913b164"/>
+    <w:bookmarkEnd w:id="78"/>
+    <w:bookmarkStart w:id="79" w:name="Xefec6e4a2c084fb4f0ed33045d1bb057913b164"/>
     <w:p>
       <w:pPr>
         <w:pStyle w:val="Heading4"/>
@@ -20810,10 +21508,2059 @@
         <w:t xml:space="preserve">Sources: The Peptide Pocket Guide — 2026 Edition · Clinical Reference (seventy-two entries) 2026 · Aesthetic &amp; Regenerative Endocrinology — A Clinician's Pocket Guide 2026</w:t>
       </w:r>
     </w:p>
-    <w:bookmarkEnd w:id="77"/>
-    <w:bookmarkEnd w:id="78"/>
     <w:bookmarkEnd w:id="79"/>
     <w:bookmarkEnd w:id="80"/>
+    <w:bookmarkEnd w:id="81"/>
+    <w:bookmarkStart w:id="101" w:name="flagged-statements-proposed-dispositions"/>
+    <w:p>
+      <w:pPr>
+        <w:pStyle w:val="Heading2"/>
+      </w:pPr>
+      <w:r>
+        <w:t xml:space="preserve">4 · Flagged statements: proposed dispositions</w:t>
+      </w:r>
+    </w:p>
+    <w:p>
+      <w:pPr>
+        <w:pStyle w:val="FirstParagraph"/>
+      </w:pPr>
+      <w:r>
+        <w:t xml:space="preserve">The automated source check left 19 unit(s) with a major finding: a statement the fetched source text does not fully show — usually because only an abstract was readable, the statement records the absence of evidence, or it is standard clinical knowledge the cited source does not spell out. Each needs one decision from the medical owner:</w:t>
+      </w:r>
+      <w:r>
+        <w:t xml:space="preserve"> </w:t>
+      </w:r>
+      <w:r>
+        <w:rPr>
+          <w:b/>
+          <w:bCs/>
+        </w:rPr>
+        <w:t xml:space="preserve">keep</w:t>
+      </w:r>
+      <w:r>
+        <w:t xml:space="preserve"> </w:t>
+      </w:r>
+      <w:r>
+        <w:t xml:space="preserve">(the statement is right; say why),</w:t>
+      </w:r>
+      <w:r>
+        <w:t xml:space="preserve"> </w:t>
+      </w:r>
+      <w:r>
+        <w:rPr>
+          <w:b/>
+          <w:bCs/>
+        </w:rPr>
+        <w:t xml:space="preserve">edit</w:t>
+      </w:r>
+      <w:r>
+        <w:t xml:space="preserve"> </w:t>
+      </w:r>
+      <w:r>
+        <w:t xml:space="preserve">(say how), or</w:t>
+      </w:r>
+      <w:r>
+        <w:t xml:space="preserve"> </w:t>
+      </w:r>
+      <w:r>
+        <w:rPr>
+          <w:b/>
+          <w:bCs/>
+        </w:rPr>
+        <w:t xml:space="preserve">cite</w:t>
+      </w:r>
+      <w:r>
+        <w:t xml:space="preserve"> </w:t>
+      </w:r>
+      <w:r>
+        <w:t xml:space="preserve">(name the source that states it).</w:t>
+      </w:r>
+    </w:p>
+    <w:p>
+      <w:pPr>
+        <w:pStyle w:val="BodyText"/>
+      </w:pPr>
+      <w:r>
+        <w:t xml:space="preserve">Disposition codes the agent may propose:</w:t>
+      </w:r>
+      <w:r>
+        <w:t xml:space="preserve"> </w:t>
+      </w:r>
+      <w:r>
+        <w:rPr>
+          <w:rStyle w:val="VerbatimChar"/>
+        </w:rPr>
+        <w:t xml:space="preserve">keep: absence</w:t>
+      </w:r>
+      <w:r>
+        <w:t xml:space="preserve"> </w:t>
+      </w:r>
+      <w:r>
+        <w:t xml:space="preserve">(a documented search found nothing — no source can state an absence) ·</w:t>
+      </w:r>
+      <w:r>
+        <w:t xml:space="preserve"> </w:t>
+      </w:r>
+      <w:r>
+        <w:rPr>
+          <w:rStyle w:val="VerbatimChar"/>
+        </w:rPr>
+        <w:t xml:space="preserve">keep: full text</w:t>
+      </w:r>
+      <w:r>
+        <w:t xml:space="preserve"> </w:t>
+      </w:r>
+      <w:r>
+        <w:t xml:space="preserve">(the cited source states it beyond the abstract) ·</w:t>
+      </w:r>
+      <w:r>
+        <w:t xml:space="preserve"> </w:t>
+      </w:r>
+      <w:r>
+        <w:rPr>
+          <w:rStyle w:val="VerbatimChar"/>
+        </w:rPr>
+        <w:t xml:space="preserve">keep: standard knowledge</w:t>
+      </w:r>
+      <w:r>
+        <w:t xml:space="preserve"> </w:t>
+      </w:r>
+      <w:r>
+        <w:t xml:space="preserve">·</w:t>
+      </w:r>
+      <w:r>
+        <w:t xml:space="preserve"> </w:t>
+      </w:r>
+      <w:r>
+        <w:rPr>
+          <w:rStyle w:val="VerbatimChar"/>
+        </w:rPr>
+        <w:t xml:space="preserve">edit: …</w:t>
+      </w:r>
+      <w:r>
+        <w:t xml:space="preserve"> </w:t>
+      </w:r>
+      <w:r>
+        <w:t xml:space="preserve">·</w:t>
+      </w:r>
+      <w:r>
+        <w:t xml:space="preserve"> </w:t>
+      </w:r>
+      <w:r>
+        <w:rPr>
+          <w:rStyle w:val="VerbatimChar"/>
+        </w:rPr>
+        <w:t xml:space="preserve">cite: …</w:t>
+      </w:r>
+      <w:r>
+        <w:t xml:space="preserve">.</w:t>
+      </w:r>
+    </w:p>
+    <w:p>
+      <w:pPr>
+        <w:pStyle w:val="BodyText"/>
+      </w:pPr>
+      <w:r>
+        <w:t xml:space="preserve">Confirmed by: PENDING</w:t>
+      </w:r>
+    </w:p>
+    <w:p>
+      <w:pPr>
+        <w:pStyle w:val="BodyText"/>
+      </w:pPr>
+      <w:r>
+        <w:t xml:space="preserve">rc.2: 8 new proposals (country notes, and two Peptide Pocket Guide grades) for decision; 11 entries carried unchanged from rc.1, where they were confirmed.</w:t>
+      </w:r>
+    </w:p>
+    <w:bookmarkStart w:id="82" w:name="j-br-23"/>
+    <w:p>
+      <w:pPr>
+        <w:pStyle w:val="Heading3"/>
+      </w:pPr>
+      <w:r>
+        <w:rPr>
+          <w:rStyle w:val="VerbatimChar"/>
+        </w:rPr>
+        <w:t xml:space="preserve">j-br-23</w:t>
+      </w:r>
+    </w:p>
+    <w:p>
+      <w:pPr>
+        <w:pStyle w:val="Compact"/>
+        <w:numPr>
+          <w:ilvl w:val="0"/>
+          <w:numId w:val="1033"/>
+        </w:numPr>
+      </w:pPr>
+      <w:r>
+        <w:rPr>
+          <w:b/>
+          <w:bCs/>
+        </w:rPr>
+        <w:t xml:space="preserve">Statement:</w:t>
+      </w:r>
+      <w:r>
+        <w:t xml:space="preserve"> </w:t>
+      </w:r>
+      <w:r>
+        <w:t xml:space="preserve">Thymus-derived immunomodulators containing other active ingredients (thymomodulin, Leucogen, thymostimulin) hold active registrations in ANVISA's register.</w:t>
+      </w:r>
+    </w:p>
+    <w:p>
+      <w:pPr>
+        <w:pStyle w:val="Compact"/>
+        <w:numPr>
+          <w:ilvl w:val="0"/>
+          <w:numId w:val="1033"/>
+        </w:numPr>
+      </w:pPr>
+      <w:r>
+        <w:rPr>
+          <w:b/>
+          <w:bCs/>
+        </w:rPr>
+        <w:t xml:space="preserve">Source check (partial, br-anvisa-register-opendata):</w:t>
+      </w:r>
+      <w:r>
+        <w:t xml:space="preserve"> </w:t>
+      </w:r>
+      <w:r>
+        <w:t xml:space="preserve">The dataset confirms an active registration for Leucogen (thymomodulin) as an immunomodulator, but does not mention thymostimulin.</w:t>
+      </w:r>
+    </w:p>
+    <w:p>
+      <w:pPr>
+        <w:pStyle w:val="Compact"/>
+        <w:numPr>
+          <w:ilvl w:val="0"/>
+          <w:numId w:val="1033"/>
+        </w:numPr>
+      </w:pPr>
+      <w:r>
+        <w:rPr>
+          <w:b/>
+          <w:bCs/>
+        </w:rPr>
+        <w:t xml:space="preserve">Cited:</w:t>
+      </w:r>
+      <w:r>
+        <w:t xml:space="preserve"> </w:t>
+      </w:r>
+      <w:r>
+        <w:t xml:space="preserve">br-anvisa-register-opendata, br-anvisa-register-dictionary</w:t>
+      </w:r>
+    </w:p>
+    <w:p>
+      <w:pPr>
+        <w:pStyle w:val="FirstParagraph"/>
+      </w:pPr>
+      <w:r>
+        <w:rPr>
+          <w:b/>
+          <w:bCs/>
+        </w:rPr>
+        <w:t xml:space="preserve">Disposition:</w:t>
+      </w:r>
+      <w:r>
+        <w:t xml:space="preserve"> </w:t>
+      </w:r>
+      <w:r>
+        <w:t xml:space="preserve">PROPOSED: keep: full text + keep: absence — ANVISA's open-data register (DADOS_ABERTOS_MEDICAMENTOS.csv, read 25 Sep 2026, all ~43,500 rows; the checker reads a 60,000-character excerpt of the 8.3-million-character file) lists thymostimulin as the active substance of EXTRATO DE CÉLULAS TÍMICAS, registration 117290005, status Ativo (row now quoted in jurisdictions/BR.json), and Leucogen (thymomodulin) as Ativo; no row names thymulin. The learner note names only thymomodulin.</w:t>
+      </w:r>
+    </w:p>
+    <w:bookmarkEnd w:id="82"/>
+    <w:bookmarkStart w:id="83" w:name="c-m02-02"/>
+    <w:p>
+      <w:pPr>
+        <w:pStyle w:val="Heading3"/>
+      </w:pPr>
+      <w:r>
+        <w:rPr>
+          <w:rStyle w:val="VerbatimChar"/>
+        </w:rPr>
+        <w:t xml:space="preserve">c-m02-02</w:t>
+      </w:r>
+    </w:p>
+    <w:p>
+      <w:pPr>
+        <w:pStyle w:val="Compact"/>
+        <w:numPr>
+          <w:ilvl w:val="0"/>
+          <w:numId w:val="1034"/>
+        </w:numPr>
+      </w:pPr>
+      <w:r>
+        <w:rPr>
+          <w:b/>
+          <w:bCs/>
+        </w:rPr>
+        <w:t xml:space="preserve">Statement:</w:t>
+      </w:r>
+      <w:r>
+        <w:t xml:space="preserve"> </w:t>
+      </w:r>
+      <w:r>
+        <w:t xml:space="preserve">No registered trial tests an 11β-HSD1 inhibitor for skin ageing, and AZD4017 has no FDA approval.</w:t>
+      </w:r>
+    </w:p>
+    <w:p>
+      <w:pPr>
+        <w:pStyle w:val="Compact"/>
+        <w:numPr>
+          <w:ilvl w:val="0"/>
+          <w:numId w:val="1034"/>
+        </w:numPr>
+      </w:pPr>
+      <w:r>
+        <w:rPr>
+          <w:b/>
+          <w:bCs/>
+        </w:rPr>
+        <w:t xml:space="preserve">Source check (not_found):</w:t>
+      </w:r>
+      <w:r>
+        <w:t xml:space="preserve"> </w:t>
+      </w:r>
+      <w:r>
+        <w:t xml:space="preserve">The provided sources do not confirm whether other registered trials exist for skin ageing or whether AZD4017 has FDA approval.</w:t>
+      </w:r>
+    </w:p>
+    <w:p>
+      <w:pPr>
+        <w:pStyle w:val="Compact"/>
+        <w:numPr>
+          <w:ilvl w:val="0"/>
+          <w:numId w:val="1034"/>
+        </w:numPr>
+      </w:pPr>
+      <w:r>
+        <w:rPr>
+          <w:b/>
+          <w:bCs/>
+        </w:rPr>
+        <w:t xml:space="preserve">Cited:</w:t>
+      </w:r>
+      <w:r>
+        <w:t xml:space="preserve"> </w:t>
+      </w:r>
+      <w:r>
+        <w:t xml:space="preserve">ajjan-2022-azd4017-skin-pilot-rct, nct03313297-gc-sheald</w:t>
+      </w:r>
+    </w:p>
+    <w:p>
+      <w:pPr>
+        <w:pStyle w:val="FirstParagraph"/>
+      </w:pPr>
+      <w:r>
+        <w:rPr>
+          <w:b/>
+          <w:bCs/>
+        </w:rPr>
+        <w:t xml:space="preserve">Disposition:</w:t>
+      </w:r>
+      <w:r>
+        <w:t xml:space="preserve"> </w:t>
+      </w:r>
+      <w:r>
+        <w:t xml:space="preserve">CONFIRMED for rc.1 (Fady Hannah-Shmouni, 2026-09-25), unit unchanged in rc.2 — keep: absence — PubMed and ClinicalTrials.gov searches (September 2026) found no registered 11β-HSD1-inhibitor trial with a skin-ageing endpoint; AZD4017 has no Drugs@FDA record. No source can state an absence; the course dates it.</w:t>
+      </w:r>
+    </w:p>
+    <w:bookmarkEnd w:id="83"/>
+    <w:bookmarkStart w:id="84" w:name="c-m02-04"/>
+    <w:p>
+      <w:pPr>
+        <w:pStyle w:val="Heading3"/>
+      </w:pPr>
+      <w:r>
+        <w:rPr>
+          <w:rStyle w:val="VerbatimChar"/>
+        </w:rPr>
+        <w:t xml:space="preserve">c-m02-04</w:t>
+      </w:r>
+    </w:p>
+    <w:p>
+      <w:pPr>
+        <w:pStyle w:val="Compact"/>
+        <w:numPr>
+          <w:ilvl w:val="0"/>
+          <w:numId w:val="1035"/>
+        </w:numPr>
+      </w:pPr>
+      <w:r>
+        <w:rPr>
+          <w:b/>
+          <w:bCs/>
+        </w:rPr>
+        <w:t xml:space="preserve">Statement:</w:t>
+      </w:r>
+      <w:r>
+        <w:t xml:space="preserve"> </w:t>
+      </w:r>
+      <w:r>
+        <w:t xml:space="preserve">The guideline recommends taking a detailed drug history to exclude exogenous glucocorticoid exposure (oral, inhaled, topical, injected, skin-bleaching creams, herbal tonics, joint/nerve injections) before biochemical testing.</w:t>
+      </w:r>
+    </w:p>
+    <w:p>
+      <w:pPr>
+        <w:pStyle w:val="Compact"/>
+        <w:numPr>
+          <w:ilvl w:val="0"/>
+          <w:numId w:val="1035"/>
+        </w:numPr>
+      </w:pPr>
+      <w:r>
+        <w:rPr>
+          <w:b/>
+          <w:bCs/>
+        </w:rPr>
+        <w:t xml:space="preserve">Source check (partial, nieman-2008-cushings-diagnosis-guideline):</w:t>
+      </w:r>
+      <w:r>
+        <w:t xml:space="preserve"> </w:t>
+      </w:r>
+      <w:r>
+        <w:t xml:space="preserve">The abstract recommends excluding exogenous glucocorticoids prior to testing, but does not list the specific exposure routes or products.</w:t>
+      </w:r>
+    </w:p>
+    <w:p>
+      <w:pPr>
+        <w:pStyle w:val="Compact"/>
+        <w:numPr>
+          <w:ilvl w:val="0"/>
+          <w:numId w:val="1035"/>
+        </w:numPr>
+      </w:pPr>
+      <w:r>
+        <w:rPr>
+          <w:b/>
+          <w:bCs/>
+        </w:rPr>
+        <w:t xml:space="preserve">Cited:</w:t>
+      </w:r>
+      <w:r>
+        <w:t xml:space="preserve"> </w:t>
+      </w:r>
+      <w:r>
+        <w:t xml:space="preserve">nieman-2008-cushings-diagnosis-guideline</w:t>
+      </w:r>
+    </w:p>
+    <w:p>
+      <w:pPr>
+        <w:pStyle w:val="FirstParagraph"/>
+      </w:pPr>
+      <w:r>
+        <w:rPr>
+          <w:b/>
+          <w:bCs/>
+        </w:rPr>
+        <w:t xml:space="preserve">Disposition:</w:t>
+      </w:r>
+      <w:r>
+        <w:t xml:space="preserve"> </w:t>
+      </w:r>
+      <w:r>
+        <w:t xml:space="preserve">CONFIRMED for rc.1 (Fady Hannah-Shmouni, 2026-09-25), unit unchanged in rc.2 — keep: full text — Nieman 2008 recommendation 3.1 (full text, PMC2386281, not open access) lists the exogenous glucocorticoid routes; the checker could read only the abstract. Medical owner to confirm against the guideline.</w:t>
+      </w:r>
+    </w:p>
+    <w:bookmarkEnd w:id="84"/>
+    <w:bookmarkStart w:id="85" w:name="c-m02-05"/>
+    <w:p>
+      <w:pPr>
+        <w:pStyle w:val="Heading3"/>
+      </w:pPr>
+      <w:r>
+        <w:rPr>
+          <w:rStyle w:val="VerbatimChar"/>
+        </w:rPr>
+        <w:t xml:space="preserve">c-m02-05</w:t>
+      </w:r>
+    </w:p>
+    <w:p>
+      <w:pPr>
+        <w:pStyle w:val="Compact"/>
+        <w:numPr>
+          <w:ilvl w:val="0"/>
+          <w:numId w:val="1036"/>
+        </w:numPr>
+      </w:pPr>
+      <w:r>
+        <w:rPr>
+          <w:b/>
+          <w:bCs/>
+        </w:rPr>
+        <w:t xml:space="preserve">Statement:</w:t>
+      </w:r>
+      <w:r>
+        <w:t xml:space="preserve"> </w:t>
+      </w:r>
+      <w:r>
+        <w:t xml:space="preserve">The guideline recommends testing patients with multiple and progressive features (particularly discriminating ones) or features unusual for age.</w:t>
+      </w:r>
+    </w:p>
+    <w:p>
+      <w:pPr>
+        <w:pStyle w:val="Compact"/>
+        <w:numPr>
+          <w:ilvl w:val="0"/>
+          <w:numId w:val="1036"/>
+        </w:numPr>
+      </w:pPr>
+      <w:r>
+        <w:rPr>
+          <w:b/>
+          <w:bCs/>
+        </w:rPr>
+        <w:t xml:space="preserve">Source check (partial, nieman-2008-cushings-diagnosis-guideline):</w:t>
+      </w:r>
+      <w:r>
+        <w:t xml:space="preserve"> </w:t>
+      </w:r>
+      <w:r>
+        <w:t xml:space="preserve">The abstract supports testing patients with multiple and progressive features with high discriminatory value, but does not mention features unusual for age.</w:t>
+      </w:r>
+    </w:p>
+    <w:p>
+      <w:pPr>
+        <w:pStyle w:val="Compact"/>
+        <w:numPr>
+          <w:ilvl w:val="0"/>
+          <w:numId w:val="1036"/>
+        </w:numPr>
+      </w:pPr>
+      <w:r>
+        <w:rPr>
+          <w:b/>
+          <w:bCs/>
+        </w:rPr>
+        <w:t xml:space="preserve">Cited:</w:t>
+      </w:r>
+      <w:r>
+        <w:t xml:space="preserve"> </w:t>
+      </w:r>
+      <w:r>
+        <w:t xml:space="preserve">nieman-2008-cushings-diagnosis-guideline, hannah-shmouni-2026-are</w:t>
+      </w:r>
+    </w:p>
+    <w:p>
+      <w:pPr>
+        <w:pStyle w:val="FirstParagraph"/>
+      </w:pPr>
+      <w:r>
+        <w:rPr>
+          <w:b/>
+          <w:bCs/>
+        </w:rPr>
+        <w:t xml:space="preserve">Disposition:</w:t>
+      </w:r>
+      <w:r>
+        <w:t xml:space="preserve"> </w:t>
+      </w:r>
+      <w:r>
+        <w:t xml:space="preserve">CONFIRMED for rc.1 (Fady Hannah-Shmouni, 2026-09-25), unit unchanged in rc.2 — keep: full text — Nieman 2008 recommendations 1.x (testing for unusual features for age; multiple and progressive features; against widespread testing) are in the full guideline, not the abstract.</w:t>
+      </w:r>
+    </w:p>
+    <w:bookmarkEnd w:id="85"/>
+    <w:bookmarkStart w:id="86" w:name="c-m02-11"/>
+    <w:p>
+      <w:pPr>
+        <w:pStyle w:val="Heading3"/>
+      </w:pPr>
+      <w:r>
+        <w:rPr>
+          <w:rStyle w:val="VerbatimChar"/>
+        </w:rPr>
+        <w:t xml:space="preserve">c-m02-11</w:t>
+      </w:r>
+    </w:p>
+    <w:p>
+      <w:pPr>
+        <w:pStyle w:val="Compact"/>
+        <w:numPr>
+          <w:ilvl w:val="0"/>
+          <w:numId w:val="1037"/>
+        </w:numPr>
+      </w:pPr>
+      <w:r>
+        <w:rPr>
+          <w:b/>
+          <w:bCs/>
+        </w:rPr>
+        <w:t xml:space="preserve">Statement:</w:t>
+      </w:r>
+      <w:r>
+        <w:t xml:space="preserve"> </w:t>
+      </w:r>
+      <w:r>
+        <w:t xml:space="preserve">The labeling changes did not add skin as an indication.</w:t>
+      </w:r>
+    </w:p>
+    <w:p>
+      <w:pPr>
+        <w:pStyle w:val="Compact"/>
+        <w:numPr>
+          <w:ilvl w:val="0"/>
+          <w:numId w:val="1037"/>
+        </w:numPr>
+      </w:pPr>
+      <w:r>
+        <w:rPr>
+          <w:b/>
+          <w:bCs/>
+        </w:rPr>
+        <w:t xml:space="preserve">Source check (not_found):</w:t>
+      </w:r>
+      <w:r>
+        <w:t xml:space="preserve"> </w:t>
+      </w:r>
+      <w:r>
+        <w:t xml:space="preserve">The provided FDA sources do not mention skin or address whether it was added as an indication.</w:t>
+      </w:r>
+    </w:p>
+    <w:p>
+      <w:pPr>
+        <w:pStyle w:val="Compact"/>
+        <w:numPr>
+          <w:ilvl w:val="0"/>
+          <w:numId w:val="1037"/>
+        </w:numPr>
+      </w:pPr>
+      <w:r>
+        <w:rPr>
+          <w:b/>
+          <w:bCs/>
+        </w:rPr>
+        <w:t xml:space="preserve">Cited:</w:t>
+      </w:r>
+      <w:r>
+        <w:t xml:space="preserve"> </w:t>
+      </w:r>
+      <w:r>
+        <w:t xml:space="preserve">fda-mht-labeling-request-2025-11-10, fda-mht-labeling-approval-2026-02-12</w:t>
+      </w:r>
+    </w:p>
+    <w:p>
+      <w:pPr>
+        <w:pStyle w:val="FirstParagraph"/>
+      </w:pPr>
+      <w:r>
+        <w:rPr>
+          <w:b/>
+          <w:bCs/>
+        </w:rPr>
+        <w:t xml:space="preserve">Disposition:</w:t>
+      </w:r>
+      <w:r>
+        <w:t xml:space="preserve"> </w:t>
+      </w:r>
+      <w:r>
+        <w:t xml:space="preserve">CONFIRMED for rc.1 (Fady Hannah-Shmouni, 2026-09-25), unit unchanged in rc.2 — keep: absence — the approved indications in the menopausal hormone therapy labels (hot flashes, vulvovaginal symptoms, bone) do not include skin; the 2026 labeling change revised warnings and added no indication.</w:t>
+      </w:r>
+    </w:p>
+    <w:bookmarkEnd w:id="86"/>
+    <w:bookmarkStart w:id="87" w:name="c-m02-18"/>
+    <w:p>
+      <w:pPr>
+        <w:pStyle w:val="Heading3"/>
+      </w:pPr>
+      <w:r>
+        <w:rPr>
+          <w:rStyle w:val="VerbatimChar"/>
+        </w:rPr>
+        <w:t xml:space="preserve">c-m02-18</w:t>
+      </w:r>
+    </w:p>
+    <w:p>
+      <w:pPr>
+        <w:pStyle w:val="Compact"/>
+        <w:numPr>
+          <w:ilvl w:val="0"/>
+          <w:numId w:val="1038"/>
+        </w:numPr>
+      </w:pPr>
+      <w:r>
+        <w:rPr>
+          <w:b/>
+          <w:bCs/>
+        </w:rPr>
+        <w:t xml:space="preserve">Statement:</w:t>
+      </w:r>
+      <w:r>
+        <w:t xml:space="preserve"> </w:t>
+      </w:r>
+      <w:r>
+        <w:t xml:space="preserve">Primary adrenal insufficiency causes hyperpigmentation particularly of sun-exposed areas, skin creases, mucosa and scars.</w:t>
+      </w:r>
+    </w:p>
+    <w:p>
+      <w:pPr>
+        <w:pStyle w:val="Compact"/>
+        <w:numPr>
+          <w:ilvl w:val="0"/>
+          <w:numId w:val="1038"/>
+        </w:numPr>
+      </w:pPr>
+      <w:r>
+        <w:rPr>
+          <w:b/>
+          <w:bCs/>
+        </w:rPr>
+        <w:t xml:space="preserve">Source check (partial, hannah-shmouni-2026-are):</w:t>
+      </w:r>
+      <w:r>
+        <w:t xml:space="preserve"> </w:t>
+      </w:r>
+      <w:r>
+        <w:t xml:space="preserve">The source confirms hyperpigmentation of palmar creases, scars, and mucosa in primary adrenal insufficiency, but does not mention sun-exposed areas.</w:t>
+      </w:r>
+    </w:p>
+    <w:p>
+      <w:pPr>
+        <w:pStyle w:val="Compact"/>
+        <w:numPr>
+          <w:ilvl w:val="0"/>
+          <w:numId w:val="1038"/>
+        </w:numPr>
+      </w:pPr>
+      <w:r>
+        <w:rPr>
+          <w:b/>
+          <w:bCs/>
+        </w:rPr>
+        <w:t xml:space="preserve">Cited:</w:t>
+      </w:r>
+      <w:r>
+        <w:t xml:space="preserve"> </w:t>
+      </w:r>
+      <w:r>
+        <w:t xml:space="preserve">bornstein-2016-pai-guideline, lause-2017-dermatologic-endocrine, hannah-shmouni-2026-are</w:t>
+      </w:r>
+    </w:p>
+    <w:p>
+      <w:pPr>
+        <w:pStyle w:val="FirstParagraph"/>
+      </w:pPr>
+      <w:r>
+        <w:rPr>
+          <w:b/>
+          <w:bCs/>
+        </w:rPr>
+        <w:t xml:space="preserve">Disposition:</w:t>
+      </w:r>
+      <w:r>
+        <w:t xml:space="preserve"> </w:t>
+      </w:r>
+      <w:r>
+        <w:t xml:space="preserve">CONFIRMED for rc.1 (Fady Hannah-Shmouni, 2026-09-25), unit unchanged in rc.2 — keep: full text — the claim already cites the Endocrine Society guideline (Bornstein 2016), whose full text describes the hyperpigmentation distribution, including sun-exposed areas; the checker could read only its abstract.</w:t>
+      </w:r>
+    </w:p>
+    <w:bookmarkEnd w:id="87"/>
+    <w:bookmarkStart w:id="88" w:name="c-m02-19"/>
+    <w:p>
+      <w:pPr>
+        <w:pStyle w:val="Heading3"/>
+      </w:pPr>
+      <w:r>
+        <w:rPr>
+          <w:rStyle w:val="VerbatimChar"/>
+        </w:rPr>
+        <w:t xml:space="preserve">c-m02-19</w:t>
+      </w:r>
+    </w:p>
+    <w:p>
+      <w:pPr>
+        <w:pStyle w:val="Compact"/>
+        <w:numPr>
+          <w:ilvl w:val="0"/>
+          <w:numId w:val="1039"/>
+        </w:numPr>
+      </w:pPr>
+      <w:r>
+        <w:rPr>
+          <w:b/>
+          <w:bCs/>
+        </w:rPr>
+        <w:t xml:space="preserve">Statement:</w:t>
+      </w:r>
+      <w:r>
+        <w:t xml:space="preserve"> </w:t>
+      </w:r>
+      <w:r>
+        <w:t xml:space="preserve">Androgen-secreting neoplasms account for about 0.2% of hyperandrogenic women, and over half are malignant.</w:t>
+      </w:r>
+    </w:p>
+    <w:p>
+      <w:pPr>
+        <w:pStyle w:val="Compact"/>
+        <w:numPr>
+          <w:ilvl w:val="0"/>
+          <w:numId w:val="1039"/>
+        </w:numPr>
+      </w:pPr>
+      <w:r>
+        <w:rPr>
+          <w:b/>
+          <w:bCs/>
+        </w:rPr>
+        <w:t xml:space="preserve">Source check (not_found):</w:t>
+      </w:r>
+      <w:r>
+        <w:t xml:space="preserve"> </w:t>
+      </w:r>
+      <w:r>
+        <w:t xml:space="preserve">Neither provided source contains the prevalence figure (about 0.2%) or the proportion of malignancy.</w:t>
+      </w:r>
+    </w:p>
+    <w:p>
+      <w:pPr>
+        <w:pStyle w:val="Compact"/>
+        <w:numPr>
+          <w:ilvl w:val="0"/>
+          <w:numId w:val="1039"/>
+        </w:numPr>
+      </w:pPr>
+      <w:r>
+        <w:rPr>
+          <w:b/>
+          <w:bCs/>
+        </w:rPr>
+        <w:t xml:space="preserve">Cited:</w:t>
+      </w:r>
+      <w:r>
+        <w:t xml:space="preserve"> </w:t>
+      </w:r>
+      <w:r>
+        <w:t xml:space="preserve">martin-2018-hirsutism-guideline, hannah-shmouni-2026-are</w:t>
+      </w:r>
+    </w:p>
+    <w:p>
+      <w:pPr>
+        <w:pStyle w:val="FirstParagraph"/>
+      </w:pPr>
+      <w:r>
+        <w:rPr>
+          <w:b/>
+          <w:bCs/>
+        </w:rPr>
+        <w:t xml:space="preserve">Disposition:</w:t>
+      </w:r>
+      <w:r>
+        <w:t xml:space="preserve"> </w:t>
+      </w:r>
+      <w:r>
+        <w:t xml:space="preserve">CONFIRMED for rc.1 (Fady Hannah-Shmouni, 2026-09-25), unit unchanged in rc.2 — keep: full text — Martin 2018 (Endocrine Society hirsutism guideline, full text) gives the ~0.2% frequency of androgen-secreting tumours in hyperandrogenic women and their malignant share. Medical owner to confirm the 'over half' figure against the guideline text; otherwise edit to 'a substantial share'.</w:t>
+      </w:r>
+    </w:p>
+    <w:bookmarkEnd w:id="88"/>
+    <w:bookmarkStart w:id="89" w:name="c-m04-07"/>
+    <w:p>
+      <w:pPr>
+        <w:pStyle w:val="Heading3"/>
+      </w:pPr>
+      <w:r>
+        <w:rPr>
+          <w:rStyle w:val="VerbatimChar"/>
+        </w:rPr>
+        <w:t xml:space="preserve">c-m04-07</w:t>
+      </w:r>
+    </w:p>
+    <w:p>
+      <w:pPr>
+        <w:pStyle w:val="Compact"/>
+        <w:numPr>
+          <w:ilvl w:val="0"/>
+          <w:numId w:val="1040"/>
+        </w:numPr>
+      </w:pPr>
+      <w:r>
+        <w:rPr>
+          <w:b/>
+          <w:bCs/>
+        </w:rPr>
+        <w:t xml:space="preserve">Statement:</w:t>
+      </w:r>
+      <w:r>
+        <w:t xml:space="preserve"> </w:t>
+      </w:r>
+      <w:r>
+        <w:t xml:space="preserve">Palmitoyl pentapeptide-4 (pal-KTTKS, Matrixyl) improved photoaging measures in a 12-week randomized trial funded by the manufacturer.</w:t>
+      </w:r>
+    </w:p>
+    <w:p>
+      <w:pPr>
+        <w:pStyle w:val="Compact"/>
+        <w:numPr>
+          <w:ilvl w:val="0"/>
+          <w:numId w:val="1040"/>
+        </w:numPr>
+      </w:pPr>
+      <w:r>
+        <w:rPr>
+          <w:b/>
+          <w:bCs/>
+        </w:rPr>
+        <w:t xml:space="preserve">Source check (partial, robinson-2005-pal-kttks-rct):</w:t>
+      </w:r>
+      <w:r>
+        <w:t xml:space="preserve"> </w:t>
+      </w:r>
+      <w:r>
+        <w:t xml:space="preserve">The abstract confirms the 12-week randomized trial demonstrating significant improvement in fine lines/wrinkles in photoaged skin, but it does not specify manufacturer funding.</w:t>
+      </w:r>
+    </w:p>
+    <w:p>
+      <w:pPr>
+        <w:pStyle w:val="Compact"/>
+        <w:numPr>
+          <w:ilvl w:val="0"/>
+          <w:numId w:val="1040"/>
+        </w:numPr>
+      </w:pPr>
+      <w:r>
+        <w:rPr>
+          <w:b/>
+          <w:bCs/>
+        </w:rPr>
+        <w:t xml:space="preserve">Cited:</w:t>
+      </w:r>
+      <w:r>
+        <w:t xml:space="preserve"> </w:t>
+      </w:r>
+      <w:r>
+        <w:t xml:space="preserve">robinson-2005-pal-kttks-rct, lintner-peschard-2000-pal-kttks, hannah-shmouni-2026-ppg-aug</w:t>
+      </w:r>
+    </w:p>
+    <w:p>
+      <w:pPr>
+        <w:pStyle w:val="FirstParagraph"/>
+      </w:pPr>
+      <w:r>
+        <w:rPr>
+          <w:b/>
+          <w:bCs/>
+        </w:rPr>
+        <w:t xml:space="preserve">Disposition:</w:t>
+      </w:r>
+      <w:r>
+        <w:t xml:space="preserve"> </w:t>
+      </w:r>
+      <w:r>
+        <w:t xml:space="preserve">CONFIRMED for rc.1 (Fady Hannah-Shmouni, 2026-09-25), unit unchanged in rc.2 — keep: full text — Robinson 2005's authors are employees of the company that sells the tested pal-KTTKS product (author affiliations on the paper), which is what 'run by the manufacturer' records.</w:t>
+      </w:r>
+    </w:p>
+    <w:bookmarkEnd w:id="89"/>
+    <w:bookmarkStart w:id="90" w:name="c-m05-17"/>
+    <w:p>
+      <w:pPr>
+        <w:pStyle w:val="Heading3"/>
+      </w:pPr>
+      <w:r>
+        <w:rPr>
+          <w:rStyle w:val="VerbatimChar"/>
+        </w:rPr>
+        <w:t xml:space="preserve">c-m05-17</w:t>
+      </w:r>
+    </w:p>
+    <w:p>
+      <w:pPr>
+        <w:pStyle w:val="Compact"/>
+        <w:numPr>
+          <w:ilvl w:val="0"/>
+          <w:numId w:val="1041"/>
+        </w:numPr>
+      </w:pPr>
+      <w:r>
+        <w:rPr>
+          <w:b/>
+          <w:bCs/>
+        </w:rPr>
+        <w:t xml:space="preserve">Statement:</w:t>
+      </w:r>
+      <w:r>
+        <w:t xml:space="preserve"> </w:t>
+      </w:r>
+      <w:r>
+        <w:t xml:space="preserve">The single 2017 study from the developer's group is PTD-DBM's whole evidence, with no human trials published or registered as of 24 September 2026.</w:t>
+      </w:r>
+    </w:p>
+    <w:p>
+      <w:pPr>
+        <w:pStyle w:val="Compact"/>
+        <w:numPr>
+          <w:ilvl w:val="0"/>
+          <w:numId w:val="1041"/>
+        </w:numPr>
+      </w:pPr>
+      <w:r>
+        <w:rPr>
+          <w:b/>
+          <w:bCs/>
+        </w:rPr>
+        <w:t xml:space="preserve">Source check (partial, hannah-shmouni-2026-ppg-aug):</w:t>
+      </w:r>
+      <w:r>
+        <w:t xml:space="preserve"> </w:t>
+      </w:r>
+      <w:r>
+        <w:t xml:space="preserve">The source notes only preclinical research by the developer's group and no human RCTs, but it dates from August 2026 and does not explicitly check through 24 September 2026.</w:t>
+      </w:r>
+    </w:p>
+    <w:p>
+      <w:pPr>
+        <w:pStyle w:val="Compact"/>
+        <w:numPr>
+          <w:ilvl w:val="0"/>
+          <w:numId w:val="1041"/>
+        </w:numPr>
+      </w:pPr>
+      <w:r>
+        <w:rPr>
+          <w:b/>
+          <w:bCs/>
+        </w:rPr>
+        <w:t xml:space="preserve">Cited:</w:t>
+      </w:r>
+      <w:r>
+        <w:t xml:space="preserve"> </w:t>
+      </w:r>
+      <w:r>
+        <w:t xml:space="preserve">lee-2017-ptd-dbm-cxxc5-hair, hannah-shmouni-2026-ppg-aug</w:t>
+      </w:r>
+    </w:p>
+    <w:p>
+      <w:pPr>
+        <w:pStyle w:val="FirstParagraph"/>
+      </w:pPr>
+      <w:r>
+        <w:rPr>
+          <w:b/>
+          <w:bCs/>
+        </w:rPr>
+        <w:t xml:space="preserve">Disposition:</w:t>
+      </w:r>
+      <w:r>
+        <w:t xml:space="preserve"> </w:t>
+      </w:r>
+      <w:r>
+        <w:t xml:space="preserve">CONFIRMED for rc.1 (Fady Hannah-Shmouni, 2026-09-25), unit unchanged in rc.2 — keep: absence — PubMed and ClinicalTrials.gov searches on 24 September 2026 found no human trial of PTD-DBM; the course dates the statement.</w:t>
+      </w:r>
+    </w:p>
+    <w:bookmarkEnd w:id="90"/>
+    <w:bookmarkStart w:id="91" w:name="c-m07-03"/>
+    <w:p>
+      <w:pPr>
+        <w:pStyle w:val="Heading3"/>
+      </w:pPr>
+      <w:r>
+        <w:rPr>
+          <w:rStyle w:val="VerbatimChar"/>
+        </w:rPr>
+        <w:t xml:space="preserve">c-m07-03</w:t>
+      </w:r>
+    </w:p>
+    <w:p>
+      <w:pPr>
+        <w:pStyle w:val="Compact"/>
+        <w:numPr>
+          <w:ilvl w:val="0"/>
+          <w:numId w:val="1042"/>
+        </w:numPr>
+      </w:pPr>
+      <w:r>
+        <w:rPr>
+          <w:b/>
+          <w:bCs/>
+        </w:rPr>
+        <w:t xml:space="preserve">Statement:</w:t>
+      </w:r>
+      <w:r>
+        <w:t xml:space="preserve"> </w:t>
+      </w:r>
+      <w:r>
+        <w:t xml:space="preserve">Topical GHK-Cu's only indexed RCT evaluated post-laser healing.</w:t>
+      </w:r>
+    </w:p>
+    <w:p>
+      <w:pPr>
+        <w:pStyle w:val="Compact"/>
+        <w:numPr>
+          <w:ilvl w:val="0"/>
+          <w:numId w:val="1042"/>
+        </w:numPr>
+      </w:pPr>
+      <w:r>
+        <w:rPr>
+          <w:b/>
+          <w:bCs/>
+        </w:rPr>
+        <w:t xml:space="preserve">Source check (partial, miller-2006-ghk-cu-laser-rct):</w:t>
+      </w:r>
+      <w:r>
+        <w:t xml:space="preserve"> </w:t>
+      </w:r>
+      <w:r>
+        <w:t xml:space="preserve">The trial evaluated topical GHK-Cu on laser-resurfaced skin, but the abstract does not confirm it is the only indexed RCT.</w:t>
+      </w:r>
+    </w:p>
+    <w:p>
+      <w:pPr>
+        <w:pStyle w:val="Compact"/>
+        <w:numPr>
+          <w:ilvl w:val="0"/>
+          <w:numId w:val="1042"/>
+        </w:numPr>
+      </w:pPr>
+      <w:r>
+        <w:rPr>
+          <w:b/>
+          <w:bCs/>
+        </w:rPr>
+        <w:t xml:space="preserve">Cited:</w:t>
+      </w:r>
+      <w:r>
+        <w:t xml:space="preserve"> </w:t>
+      </w:r>
+      <w:r>
+        <w:t xml:space="preserve">miller-2006-ghk-cu-laser-rct, seiwerth-2021-bpc157-wound-healing, gronberg-2014-ll37-rct, mahlapuu-2021-ll37-phase2b, myung-2025-collagen-funding-meta, guyatt-2025-core-grade-5-indirectness</w:t>
+      </w:r>
+    </w:p>
+    <w:p>
+      <w:pPr>
+        <w:pStyle w:val="FirstParagraph"/>
+      </w:pPr>
+      <w:r>
+        <w:rPr>
+          <w:b/>
+          <w:bCs/>
+        </w:rPr>
+        <w:t xml:space="preserve">Disposition:</w:t>
+      </w:r>
+      <w:r>
+        <w:t xml:space="preserve"> </w:t>
+      </w:r>
+      <w:r>
+        <w:t xml:space="preserve">CONFIRMED for rc.1 (Fady Hannah-Shmouni, 2026-09-25), unit unchanged in rc.2 — keep: absence — a PubMed search (September 2026) found one indexed randomized trial of topical GHK-Cu (Miller 2006); the course states the date of the search.</w:t>
+      </w:r>
+    </w:p>
+    <w:bookmarkEnd w:id="91"/>
+    <w:bookmarkStart w:id="92" w:name="m3-p08metadata.variants.jurisdiction.br"/>
+    <w:p>
+      <w:pPr>
+        <w:pStyle w:val="Heading3"/>
+      </w:pPr>
+      <w:r>
+        <w:rPr>
+          <w:rStyle w:val="VerbatimChar"/>
+        </w:rPr>
+        <w:t xml:space="preserve">m3-p08›metadata.variants.jurisdiction.BR</w:t>
+      </w:r>
+    </w:p>
+    <w:p>
+      <w:pPr>
+        <w:pStyle w:val="Compact"/>
+        <w:numPr>
+          <w:ilvl w:val="0"/>
+          <w:numId w:val="1043"/>
+        </w:numPr>
+      </w:pPr>
+      <w:r>
+        <w:rPr>
+          <w:b/>
+          <w:bCs/>
+        </w:rPr>
+        <w:t xml:space="preserve">Statement:</w:t>
+      </w:r>
+      <w:r>
+        <w:t xml:space="preserve"> </w:t>
+      </w:r>
+      <w:r>
+        <w:t xml:space="preserve">Since 23 June 2025, GLP-1 receptor agonist medicines may only be sold with retention of the prescription under RDC 973/2025 and IN 360/2025.</w:t>
+      </w:r>
+    </w:p>
+    <w:p>
+      <w:pPr>
+        <w:pStyle w:val="Compact"/>
+        <w:numPr>
+          <w:ilvl w:val="0"/>
+          <w:numId w:val="1043"/>
+        </w:numPr>
+      </w:pPr>
+      <w:r>
+        <w:rPr>
+          <w:b/>
+          <w:bCs/>
+        </w:rPr>
+        <w:t xml:space="preserve">Source check (partial, br-anvisa-semaglutide-synthetic-2026):</w:t>
+      </w:r>
+      <w:r>
+        <w:t xml:space="preserve"> </w:t>
+      </w:r>
+      <w:r>
+        <w:t xml:space="preserve">The requirement for retention of prescription for GLP-1 receptor agonists is supported, but the specific effective date (23 June 2025) and regulation numbers (RDC 973/2025, IN 360/2025) are not contained in the readable sources.</w:t>
+      </w:r>
+    </w:p>
+    <w:p>
+      <w:pPr>
+        <w:pStyle w:val="Compact"/>
+        <w:numPr>
+          <w:ilvl w:val="0"/>
+          <w:numId w:val="1043"/>
+        </w:numPr>
+      </w:pPr>
+      <w:r>
+        <w:rPr>
+          <w:b/>
+          <w:bCs/>
+        </w:rPr>
+        <w:t xml:space="preserve">Cited:</w:t>
+      </w:r>
+      <w:r>
+        <w:t xml:space="preserve"> </w:t>
+      </w:r>
+      <w:r>
+        <w:t xml:space="preserve">br-label-ozempic, br-anvisa-register-opendata, br-label-wegovy, br-anvisa-semaglutide-synthetic-2026, br-anvisa-semaglutide-five-2026, br-anvisa-consultas-medicamentos, br-label-mounjaro, br-anvisa-glp1-qa-2025, br-anvisa-glp1-retention-2025</w:t>
+      </w:r>
+    </w:p>
+    <w:p>
+      <w:pPr>
+        <w:pStyle w:val="FirstParagraph"/>
+      </w:pPr>
+      <w:r>
+        <w:rPr>
+          <w:b/>
+          <w:bCs/>
+        </w:rPr>
+        <w:t xml:space="preserve">Disposition:</w:t>
+      </w:r>
+      <w:r>
+        <w:t xml:space="preserve"> </w:t>
+      </w:r>
+      <w:r>
+        <w:t xml:space="preserve">PROPOSED: keep: full text + keep: absence — ANVISA's GLP-1 questions-and-answers page (br-anvisa-glp1-qa-2025), which the checker could not fetch, reads: 'A Instrução Normativa-IN nº 360 e a Resolução da Diretoria Colegiada - RDC nº 973 foram publicadas em 24 de abril de 2025, e entrarão em vigor 60 (sessenta) dias após essa data. Assim, as novas medidas relativas aos agonistas do receptor GLP-1 passarão a valer a partir de 23 de junho de 2025.' (verbatim, jurisdictions/BR.json). No row of ANVISA's register file names Zepbound (search 25 Sep 2026); Mounjaro and Mounjaro Multidose are listed.</w:t>
+      </w:r>
+    </w:p>
+    <w:bookmarkEnd w:id="92"/>
+    <w:bookmarkStart w:id="93" w:name="m4-p05metadata.variants.jurisdiction.gb"/>
+    <w:p>
+      <w:pPr>
+        <w:pStyle w:val="Heading3"/>
+      </w:pPr>
+      <w:r>
+        <w:rPr>
+          <w:rStyle w:val="VerbatimChar"/>
+        </w:rPr>
+        <w:t xml:space="preserve">m4-p05›metadata.variants.jurisdiction.GB</w:t>
+      </w:r>
+    </w:p>
+    <w:p>
+      <w:pPr>
+        <w:pStyle w:val="Compact"/>
+        <w:numPr>
+          <w:ilvl w:val="0"/>
+          <w:numId w:val="1044"/>
+        </w:numPr>
+      </w:pPr>
+      <w:r>
+        <w:rPr>
+          <w:b/>
+          <w:bCs/>
+        </w:rPr>
+        <w:t xml:space="preserve">Statement:</w:t>
+      </w:r>
+      <w:r>
+        <w:t xml:space="preserve"> </w:t>
+      </w:r>
+      <w:r>
+        <w:t xml:space="preserve">In the UK, a GHK-Cu serum sold for appearance is classified as a cosmetic product.</w:t>
+      </w:r>
+    </w:p>
+    <w:p>
+      <w:pPr>
+        <w:pStyle w:val="Compact"/>
+        <w:numPr>
+          <w:ilvl w:val="0"/>
+          <w:numId w:val="1044"/>
+        </w:numPr>
+      </w:pPr>
+      <w:r>
+        <w:rPr>
+          <w:b/>
+          <w:bCs/>
+        </w:rPr>
+        <w:t xml:space="preserve">Source check (partial, uk-cosmetics-reg-1223-2009-art2):</w:t>
+      </w:r>
+      <w:r>
+        <w:t xml:space="preserve"> </w:t>
+      </w:r>
+      <w:r>
+        <w:t xml:space="preserve">The regulation defines cosmetic products as any substance or mixture applied externally to change appearance, but does not specifically mention GHK-Cu.</w:t>
+      </w:r>
+    </w:p>
+    <w:p>
+      <w:pPr>
+        <w:pStyle w:val="Compact"/>
+        <w:numPr>
+          <w:ilvl w:val="0"/>
+          <w:numId w:val="1044"/>
+        </w:numPr>
+      </w:pPr>
+      <w:r>
+        <w:rPr>
+          <w:b/>
+          <w:bCs/>
+        </w:rPr>
+        <w:t xml:space="preserve">Cited:</w:t>
+      </w:r>
+      <w:r>
+        <w:t xml:space="preserve"> </w:t>
+      </w:r>
+      <w:r>
+        <w:t xml:space="preserve">uk-cosmetics-reg-1223-2009-art2, mhra-gn8-medicinal-product-2025</w:t>
+      </w:r>
+    </w:p>
+    <w:p>
+      <w:pPr>
+        <w:pStyle w:val="FirstParagraph"/>
+      </w:pPr>
+      <w:r>
+        <w:rPr>
+          <w:b/>
+          <w:bCs/>
+        </w:rPr>
+        <w:t xml:space="preserve">Disposition:</w:t>
+      </w:r>
+      <w:r>
+        <w:t xml:space="preserve"> </w:t>
+      </w:r>
+      <w:r>
+        <w:t xml:space="preserve">PROPOSED: keep: definition applied — the cited definition (Regulation 1223/2009 art. 2(1)(a), as it applies in Great Britain) makes a product a cosmetic by where it is applied (the external parts of the body) and what it is for (including changing appearance); the note applies it only to a topical GHK-Cu serum sold for appearance, and MHRA Guidance Note 8 (cited) marks where a product becomes a medicine. No source names GHK-Cu, and none needs to.</w:t>
+      </w:r>
+    </w:p>
+    <w:bookmarkEnd w:id="93"/>
+    <w:bookmarkStart w:id="94" w:name="m4-p15"/>
+    <w:p>
+      <w:pPr>
+        <w:pStyle w:val="Heading3"/>
+      </w:pPr>
+      <w:r>
+        <w:rPr>
+          <w:rStyle w:val="VerbatimChar"/>
+        </w:rPr>
+        <w:t xml:space="preserve">m4-p15</w:t>
+      </w:r>
+    </w:p>
+    <w:p>
+      <w:pPr>
+        <w:pStyle w:val="Compact"/>
+        <w:numPr>
+          <w:ilvl w:val="0"/>
+          <w:numId w:val="1045"/>
+        </w:numPr>
+      </w:pPr>
+      <w:r>
+        <w:rPr>
+          <w:b/>
+          <w:bCs/>
+        </w:rPr>
+        <w:t xml:space="preserve">Statement:</w:t>
+      </w:r>
+      <w:r>
+        <w:t xml:space="preserve"> </w:t>
+      </w:r>
+      <w:r>
+        <w:t xml:space="preserve">Both clinical trials of LL-37 were run/sponsored by the peptide's developer.</w:t>
+      </w:r>
+    </w:p>
+    <w:p>
+      <w:pPr>
+        <w:pStyle w:val="Compact"/>
+        <w:numPr>
+          <w:ilvl w:val="0"/>
+          <w:numId w:val="1045"/>
+        </w:numPr>
+      </w:pPr>
+      <w:r>
+        <w:rPr>
+          <w:b/>
+          <w:bCs/>
+        </w:rPr>
+        <w:t xml:space="preserve">Source check (partial, mahlapuu-2021-ll37-phase2b):</w:t>
+      </w:r>
+      <w:r>
+        <w:t xml:space="preserve"> </w:t>
+      </w:r>
+      <w:r>
+        <w:t xml:space="preserve">The provided text confirms the developer sponsored the 2021 trial, but does not provide sponsorship details for the 2014 trial.</w:t>
+      </w:r>
+    </w:p>
+    <w:p>
+      <w:pPr>
+        <w:pStyle w:val="Compact"/>
+        <w:numPr>
+          <w:ilvl w:val="0"/>
+          <w:numId w:val="1045"/>
+        </w:numPr>
+      </w:pPr>
+      <w:r>
+        <w:rPr>
+          <w:b/>
+          <w:bCs/>
+        </w:rPr>
+        <w:t xml:space="preserve">Cited:</w:t>
+      </w:r>
+      <w:r>
+        <w:t xml:space="preserve"> </w:t>
+      </w:r>
+      <w:r>
+        <w:t xml:space="preserve">gronberg-2014-ll37-rct, mahlapuu-2021-ll37-phase2b, schauber-gallo-2008-amps, hannah-shmouni-2026-ppg-aug</w:t>
+      </w:r>
+    </w:p>
+    <w:p>
+      <w:pPr>
+        <w:pStyle w:val="FirstParagraph"/>
+      </w:pPr>
+      <w:r>
+        <w:rPr>
+          <w:b/>
+          <w:bCs/>
+        </w:rPr>
+        <w:t xml:space="preserve">Disposition:</w:t>
+      </w:r>
+      <w:r>
+        <w:t xml:space="preserve"> </w:t>
+      </w:r>
+      <w:r>
+        <w:t xml:space="preserve">CONFIRMED for rc.1 (Fady Hannah-Shmouni, 2026-09-25), unit unchanged in rc.2 — keep: full text — both LL-37 trials were run by the developer (Grönberg 2014 by Lipopeptide AB, its predecessor company; Mahlapuu 2021 by Promore Pharma), per the papers' affiliations and funding statements.</w:t>
+      </w:r>
+    </w:p>
+    <w:bookmarkEnd w:id="94"/>
+    <w:bookmarkStart w:id="95" w:name="m5-p04"/>
+    <w:p>
+      <w:pPr>
+        <w:pStyle w:val="Heading3"/>
+      </w:pPr>
+      <w:r>
+        <w:rPr>
+          <w:rStyle w:val="VerbatimChar"/>
+        </w:rPr>
+        <w:t xml:space="preserve">m5-p04</w:t>
+      </w:r>
+    </w:p>
+    <w:p>
+      <w:pPr>
+        <w:pStyle w:val="Compact"/>
+        <w:numPr>
+          <w:ilvl w:val="0"/>
+          <w:numId w:val="1046"/>
+        </w:numPr>
+      </w:pPr>
+      <w:r>
+        <w:rPr>
+          <w:b/>
+          <w:bCs/>
+        </w:rPr>
+        <w:t xml:space="preserve">Statement:</w:t>
+      </w:r>
+      <w:r>
+        <w:t xml:space="preserve"> </w:t>
+      </w:r>
+      <w:r>
+        <w:t xml:space="preserve">Diffuse hair shedding occurring a few months after childbirth or a rapid low-calorie diet represents telogen effluvium.</w:t>
+      </w:r>
+    </w:p>
+    <w:p>
+      <w:pPr>
+        <w:pStyle w:val="Compact"/>
+        <w:numPr>
+          <w:ilvl w:val="0"/>
+          <w:numId w:val="1046"/>
+        </w:numPr>
+      </w:pPr>
+      <w:r>
+        <w:rPr>
+          <w:b/>
+          <w:bCs/>
+        </w:rPr>
+        <w:t xml:space="preserve">Source check (partial, hannah-shmouni-2026-are):</w:t>
+      </w:r>
+      <w:r>
+        <w:t xml:space="preserve"> </w:t>
+      </w:r>
+      <w:r>
+        <w:t xml:space="preserve">The text notes that rapid weight loss or sudden physiologic stressors cause telogen effluvium, but does not specifically mention postpartum shedding.</w:t>
+      </w:r>
+    </w:p>
+    <w:p>
+      <w:pPr>
+        <w:pStyle w:val="Compact"/>
+        <w:numPr>
+          <w:ilvl w:val="0"/>
+          <w:numId w:val="1046"/>
+        </w:numPr>
+      </w:pPr>
+      <w:r>
+        <w:rPr>
+          <w:b/>
+          <w:bCs/>
+        </w:rPr>
+        <w:t xml:space="preserve">Statement:</w:t>
+      </w:r>
+      <w:r>
+        <w:t xml:space="preserve"> </w:t>
+      </w:r>
+      <w:r>
+        <w:t xml:space="preserve">Smooth bald patches (such as in the beard or spreading across the scalp) with or without nail pitting represent alopecia areata.</w:t>
+      </w:r>
+    </w:p>
+    <w:p>
+      <w:pPr>
+        <w:pStyle w:val="Compact"/>
+        <w:numPr>
+          <w:ilvl w:val="0"/>
+          <w:numId w:val="1046"/>
+        </w:numPr>
+      </w:pPr>
+      <w:r>
+        <w:rPr>
+          <w:b/>
+          <w:bCs/>
+        </w:rPr>
+        <w:t xml:space="preserve">Source check (partial, hannah-shmouni-2026-are):</w:t>
+      </w:r>
+      <w:r>
+        <w:t xml:space="preserve"> </w:t>
+      </w:r>
+      <w:r>
+        <w:t xml:space="preserve">The text discusses alopecia areata and notes nail dystrophy alongside it in APS-1, but does not describe the smooth bald patch presentation in the beard or scalp.</w:t>
+      </w:r>
+    </w:p>
+    <w:p>
+      <w:pPr>
+        <w:pStyle w:val="Compact"/>
+        <w:numPr>
+          <w:ilvl w:val="0"/>
+          <w:numId w:val="1046"/>
+        </w:numPr>
+      </w:pPr>
+      <w:r>
+        <w:rPr>
+          <w:b/>
+          <w:bCs/>
+        </w:rPr>
+        <w:t xml:space="preserve">Cited:</w:t>
+      </w:r>
+      <w:r>
+        <w:t xml:space="preserve"> </w:t>
+      </w:r>
+      <w:r>
+        <w:t xml:space="preserve">hannah-shmouni-2026-are, adil-2017-aga-treatments-meta, king-2022-baricitinib-brave-aa</w:t>
+      </w:r>
+    </w:p>
+    <w:p>
+      <w:pPr>
+        <w:pStyle w:val="FirstParagraph"/>
+      </w:pPr>
+      <w:r>
+        <w:rPr>
+          <w:b/>
+          <w:bCs/>
+        </w:rPr>
+        <w:t xml:space="preserve">Disposition:</w:t>
+      </w:r>
+      <w:r>
+        <w:t xml:space="preserve"> </w:t>
+      </w:r>
+      <w:r>
+        <w:t xml:space="preserve">CONFIRMED for rc.1 (Fady Hannah-Shmouni, 2026-09-25), unit unchanged in rc.2 — keep: standard knowledge — postpartum or post-diet telogen effluvium and smooth patchy alopecia areata (beard or scalp, nail pitting) are standard clinical presentations; they match the Hormonaly guide's hair-loss algorithm (p. 93, an image the checker cannot read).</w:t>
+      </w:r>
+    </w:p>
+    <w:bookmarkEnd w:id="95"/>
+    <w:bookmarkStart w:id="96" w:name="m5-p08"/>
+    <w:p>
+      <w:pPr>
+        <w:pStyle w:val="Heading3"/>
+      </w:pPr>
+      <w:r>
+        <w:rPr>
+          <w:rStyle w:val="VerbatimChar"/>
+        </w:rPr>
+        <w:t xml:space="preserve">m5-p08</w:t>
+      </w:r>
+    </w:p>
+    <w:p>
+      <w:pPr>
+        <w:pStyle w:val="Compact"/>
+        <w:numPr>
+          <w:ilvl w:val="0"/>
+          <w:numId w:val="1047"/>
+        </w:numPr>
+      </w:pPr>
+      <w:r>
+        <w:rPr>
+          <w:b/>
+          <w:bCs/>
+        </w:rPr>
+        <w:t xml:space="preserve">Statement:</w:t>
+      </w:r>
+      <w:r>
+        <w:t xml:space="preserve"> </w:t>
+      </w:r>
+      <w:r>
+        <w:t xml:space="preserve">The Peptide Pocket Guide rates Melanotan II C and the Aesthetic &amp; Regenerative Endocrinology guide rates it D.</w:t>
+      </w:r>
+    </w:p>
+    <w:p>
+      <w:pPr>
+        <w:pStyle w:val="Compact"/>
+        <w:numPr>
+          <w:ilvl w:val="0"/>
+          <w:numId w:val="1047"/>
+        </w:numPr>
+      </w:pPr>
+      <w:r>
+        <w:rPr>
+          <w:b/>
+          <w:bCs/>
+        </w:rPr>
+        <w:t xml:space="preserve">Source check (partial, hannah-shmouni-2026-are):</w:t>
+      </w:r>
+      <w:r>
+        <w:t xml:space="preserve"> </w:t>
+      </w:r>
+      <w:r>
+        <w:t xml:space="preserve">The Aesthetic &amp; Regenerative Endocrinology guide rates Melanotan II D, but the Peptide Pocket Guide excerpt does not contain a Grade C rating for it.</w:t>
+      </w:r>
+    </w:p>
+    <w:p>
+      <w:pPr>
+        <w:pStyle w:val="Compact"/>
+        <w:numPr>
+          <w:ilvl w:val="0"/>
+          <w:numId w:val="1047"/>
+        </w:numPr>
+      </w:pPr>
+      <w:r>
+        <w:rPr>
+          <w:b/>
+          <w:bCs/>
+        </w:rPr>
+        <w:t xml:space="preserve">Cited:</w:t>
+      </w:r>
+      <w:r>
+        <w:t xml:space="preserve"> </w:t>
+      </w:r>
+      <w:r>
+        <w:t xml:space="preserve">langendonk-2015-afamelanotide-epp, ema-scenesse-epar, fda-scenesse-label-2024, dorr-1996-melanotan-ii-pilot, wessells-1998-melanotan-ii-ed, bohm-2025-mc1r-activation-review, nct06109649-scenesse-vitiligo, hannah-shmouni-2026-ppg-aug, hannah-shmouni-2026-are</w:t>
+      </w:r>
+    </w:p>
+    <w:p>
+      <w:pPr>
+        <w:pStyle w:val="FirstParagraph"/>
+      </w:pPr>
+      <w:r>
+        <w:rPr>
+          <w:b/>
+          <w:bCs/>
+        </w:rPr>
+        <w:t xml:space="preserve">Disposition:</w:t>
+      </w:r>
+      <w:r>
+        <w:t xml:space="preserve"> </w:t>
+      </w:r>
+      <w:r>
+        <w:t xml:space="preserve">PROPOSED: keep: full text — the Peptide Pocket Guide (August 2026) grades Melanotan II C: its contents list ('Melanotan II · GRADE C') and the monograph header on p. 73 ('GRADE C · NON-SELECTIVE MELANOCORTIN AGONIST'); the checker's 60,000-character excerpt of the 256,000-character guide missed that page. The Aesthetic &amp; Regenerative Endocrinology guide's D is the quote the checker found.</w:t>
+      </w:r>
+    </w:p>
+    <w:bookmarkEnd w:id="96"/>
+    <w:bookmarkStart w:id="97" w:name="m5-p12metadata.variants.jurisdiction.br"/>
+    <w:p>
+      <w:pPr>
+        <w:pStyle w:val="Heading3"/>
+      </w:pPr>
+      <w:r>
+        <w:rPr>
+          <w:rStyle w:val="VerbatimChar"/>
+        </w:rPr>
+        <w:t xml:space="preserve">m5-p12›metadata.variants.jurisdiction.BR</w:t>
+      </w:r>
+    </w:p>
+    <w:p>
+      <w:pPr>
+        <w:pStyle w:val="Compact"/>
+        <w:numPr>
+          <w:ilvl w:val="0"/>
+          <w:numId w:val="1048"/>
+        </w:numPr>
+      </w:pPr>
+      <w:r>
+        <w:rPr>
+          <w:b/>
+          <w:bCs/>
+        </w:rPr>
+        <w:t xml:space="preserve">Statement:</w:t>
+      </w:r>
+      <w:r>
+        <w:t xml:space="preserve"> </w:t>
+      </w:r>
+      <w:r>
+        <w:t xml:space="preserve">Under Law 6.360/1976, no product covered by the law, including an imported one, may be manufactured, offered for sale or supplied for consumption before being registered with the Ministry of Health.</w:t>
+      </w:r>
+    </w:p>
+    <w:p>
+      <w:pPr>
+        <w:pStyle w:val="Compact"/>
+        <w:numPr>
+          <w:ilvl w:val="0"/>
+          <w:numId w:val="1048"/>
+        </w:numPr>
+      </w:pPr>
+      <w:r>
+        <w:rPr>
+          <w:b/>
+          <w:bCs/>
+        </w:rPr>
+        <w:t xml:space="preserve">Source check (not_found):</w:t>
+      </w:r>
+      <w:r>
+        <w:t xml:space="preserve"> </w:t>
+      </w:r>
+      <w:r>
+        <w:t xml:space="preserve">The cited text of Law 6.360/1976 is unavailable in the provided sources.</w:t>
+      </w:r>
+    </w:p>
+    <w:p>
+      <w:pPr>
+        <w:pStyle w:val="Compact"/>
+        <w:numPr>
+          <w:ilvl w:val="0"/>
+          <w:numId w:val="1048"/>
+        </w:numPr>
+      </w:pPr>
+      <w:r>
+        <w:rPr>
+          <w:b/>
+          <w:bCs/>
+        </w:rPr>
+        <w:t xml:space="preserve">Cited:</w:t>
+      </w:r>
+      <w:r>
+        <w:t xml:space="preserve"> </w:t>
+      </w:r>
+      <w:r>
+        <w:t xml:space="preserve">br-anvisa-register-opendata, br-anvisa-register-dictionary, br-anvisa-consultas-medicamentos, br-lei-6360-1976</w:t>
+      </w:r>
+    </w:p>
+    <w:p>
+      <w:pPr>
+        <w:pStyle w:val="FirstParagraph"/>
+      </w:pPr>
+      <w:r>
+        <w:rPr>
+          <w:b/>
+          <w:bCs/>
+        </w:rPr>
+        <w:t xml:space="preserve">Disposition:</w:t>
+      </w:r>
+      <w:r>
+        <w:t xml:space="preserve"> </w:t>
+      </w:r>
+      <w:r>
+        <w:t xml:space="preserve">PROPOSED: keep: full text + keep: absence — Law 6.360/1976 art. 12 (planalto.gov.br, which the checker could not fetch) reads: 'Art. 12 - Nenhum dos produtos de que trata esta Lei, inclusive os importados, poderá ser industrializado, exposto à venda ou entregue ao consumo antes de registrado no Ministério da Saúde.' (verbatim, jurisdictions/BR.json). No row of ANVISA's register file names melanotan (search 25 Sep 2026).</w:t>
+      </w:r>
+    </w:p>
+    <w:bookmarkEnd w:id="97"/>
+    <w:bookmarkStart w:id="98" w:name="m5-p17"/>
+    <w:p>
+      <w:pPr>
+        <w:pStyle w:val="Heading3"/>
+      </w:pPr>
+      <w:r>
+        <w:rPr>
+          <w:rStyle w:val="VerbatimChar"/>
+        </w:rPr>
+        <w:t xml:space="preserve">m5-p17</w:t>
+      </w:r>
+    </w:p>
+    <w:p>
+      <w:pPr>
+        <w:pStyle w:val="Compact"/>
+        <w:numPr>
+          <w:ilvl w:val="0"/>
+          <w:numId w:val="1049"/>
+        </w:numPr>
+      </w:pPr>
+      <w:r>
+        <w:rPr>
+          <w:b/>
+          <w:bCs/>
+        </w:rPr>
+        <w:t xml:space="preserve">Statement:</w:t>
+      </w:r>
+      <w:r>
+        <w:t xml:space="preserve"> </w:t>
+      </w:r>
+      <w:r>
+        <w:t xml:space="preserve">Both thymulin and PTD-DBM carry Grade D evidence.</w:t>
+      </w:r>
+    </w:p>
+    <w:p>
+      <w:pPr>
+        <w:pStyle w:val="Compact"/>
+        <w:numPr>
+          <w:ilvl w:val="0"/>
+          <w:numId w:val="1049"/>
+        </w:numPr>
+      </w:pPr>
+      <w:r>
+        <w:rPr>
+          <w:b/>
+          <w:bCs/>
+        </w:rPr>
+        <w:t xml:space="preserve">Source check (partial, hannah-shmouni-2026-ppg-aug):</w:t>
+      </w:r>
+      <w:r>
+        <w:t xml:space="preserve"> </w:t>
+      </w:r>
+      <w:r>
+        <w:t xml:space="preserve">The pocket guide rates Zinc Thymulin as Grade D, but PTD-DBM is not mentioned in the provided excerpts.</w:t>
+      </w:r>
+    </w:p>
+    <w:p>
+      <w:pPr>
+        <w:pStyle w:val="Compact"/>
+        <w:numPr>
+          <w:ilvl w:val="0"/>
+          <w:numId w:val="1049"/>
+        </w:numPr>
+      </w:pPr>
+      <w:r>
+        <w:rPr>
+          <w:b/>
+          <w:bCs/>
+        </w:rPr>
+        <w:t xml:space="preserve">Cited:</w:t>
+      </w:r>
+      <w:r>
+        <w:t xml:space="preserve"> </w:t>
+      </w:r>
+      <w:r>
+        <w:t xml:space="preserve">fda-503a-categories-2026-05-14, fda-503a-bulks-page, ecfr-21-cfr-216-23-bulks-list, hannah-shmouni-2026-ppg-aug, adil-2017-aga-treatments-meta</w:t>
+      </w:r>
+    </w:p>
+    <w:p>
+      <w:pPr>
+        <w:pStyle w:val="FirstParagraph"/>
+      </w:pPr>
+      <w:r>
+        <w:rPr>
+          <w:b/>
+          <w:bCs/>
+        </w:rPr>
+        <w:t xml:space="preserve">Disposition:</w:t>
+      </w:r>
+      <w:r>
+        <w:t xml:space="preserve"> </w:t>
+      </w:r>
+      <w:r>
+        <w:t xml:space="preserve">PROPOSED: keep: full text — the Peptide Pocket Guide grades PTD-DBM D (monograph p. 59, 'GRADE D · CELL-PENETRATING WNT-PATHWAY ACTIVATOR') and zinc thymulin D (p. 61); the checker's excerpt held only the thymulin page (its re-check of c-m05-17 finds PTD-DBM's D).</w:t>
+      </w:r>
+    </w:p>
+    <w:bookmarkEnd w:id="98"/>
+    <w:bookmarkStart w:id="99" w:name="m7-p21metadata.variants.jurisdiction.pt"/>
+    <w:p>
+      <w:pPr>
+        <w:pStyle w:val="Heading3"/>
+      </w:pPr>
+      <w:r>
+        <w:rPr>
+          <w:rStyle w:val="VerbatimChar"/>
+        </w:rPr>
+        <w:t xml:space="preserve">m7-p21›metadata.variants.jurisdiction.PT</w:t>
+      </w:r>
+    </w:p>
+    <w:p>
+      <w:pPr>
+        <w:pStyle w:val="Compact"/>
+        <w:numPr>
+          <w:ilvl w:val="0"/>
+          <w:numId w:val="1050"/>
+        </w:numPr>
+      </w:pPr>
+      <w:r>
+        <w:rPr>
+          <w:b/>
+          <w:bCs/>
+        </w:rPr>
+        <w:t xml:space="preserve">Statement:</w:t>
+      </w:r>
+      <w:r>
+        <w:t xml:space="preserve"> </w:t>
+      </w:r>
+      <w:r>
+        <w:t xml:space="preserve">INFARMED may authorise exceptional use (AUE) of a medicine without a marketing authorisation when clinically justified as indispensable and no authorised alternative exists.</w:t>
+      </w:r>
+    </w:p>
+    <w:p>
+      <w:pPr>
+        <w:pStyle w:val="Compact"/>
+        <w:numPr>
+          <w:ilvl w:val="0"/>
+          <w:numId w:val="1050"/>
+        </w:numPr>
+      </w:pPr>
+      <w:r>
+        <w:rPr>
+          <w:b/>
+          <w:bCs/>
+        </w:rPr>
+        <w:t xml:space="preserve">Source check (partial, pt-infarmed-aue):</w:t>
+      </w:r>
+      <w:r>
+        <w:t xml:space="preserve"> </w:t>
+      </w:r>
+      <w:r>
+        <w:t xml:space="preserve">The source confirms INFARMED can authorise exceptional use (AUE) under DL 176/2006, but the consolidated statute text defining clinical indispensability is unavailable.</w:t>
+      </w:r>
+    </w:p>
+    <w:p>
+      <w:pPr>
+        <w:pStyle w:val="Compact"/>
+        <w:numPr>
+          <w:ilvl w:val="0"/>
+          <w:numId w:val="1050"/>
+        </w:numPr>
+      </w:pPr>
+      <w:r>
+        <w:rPr>
+          <w:b/>
+          <w:bCs/>
+        </w:rPr>
+        <w:t xml:space="preserve">Cited:</w:t>
+      </w:r>
+      <w:r>
+        <w:t xml:space="preserve"> </w:t>
+      </w:r>
+      <w:r>
+        <w:t xml:space="preserve">pt-infarmed-circ148-2011, pt-dl176-2006, pt-infarmed-aue, pt-dl95-2004, pt-infarmed-manipulados</w:t>
+      </w:r>
+    </w:p>
+    <w:p>
+      <w:pPr>
+        <w:pStyle w:val="FirstParagraph"/>
+      </w:pPr>
+      <w:r>
+        <w:rPr>
+          <w:b/>
+          <w:bCs/>
+        </w:rPr>
+        <w:t xml:space="preserve">Disposition:</w:t>
+      </w:r>
+      <w:r>
+        <w:t xml:space="preserve"> </w:t>
+      </w:r>
+      <w:r>
+        <w:t xml:space="preserve">PROPOSED: keep: full text — Decreto-Lei 176/2006 (Estatuto do Medicamento) art. 92(1)(a), whose consolidated text on diariodarepublica.pt the checker could not fetch, reads: 'O INFARMED, I.P., pode autorizar a utilização em Portugal de medicamento não possuidor de qualquer das restantes autorizações previstas no presente decreto-lei … a) Mediante justificação clínica, sejam considerados imprescindíveis à prevenção, diagnóstico ou tratamento de determinadas patologias, desde que seja demonstrada a inexistência de alternativa no conjunto de medicamentos com autorização de introdução no mercado' (verbatim, jurisdictions/PT.json); INFARMED's AUE page (cited, read by the checker) confirms the AUE under article 92.</w:t>
+      </w:r>
+    </w:p>
+    <w:bookmarkEnd w:id="99"/>
+    <w:bookmarkStart w:id="100" w:name="m7-p15metadata.variants.jurisdiction.pt"/>
+    <w:p>
+      <w:pPr>
+        <w:pStyle w:val="Heading3"/>
+      </w:pPr>
+      <w:r>
+        <w:rPr>
+          <w:rStyle w:val="VerbatimChar"/>
+        </w:rPr>
+        <w:t xml:space="preserve">m7-p15›metadata.variants.jurisdiction.PT</w:t>
+      </w:r>
+    </w:p>
+    <w:p>
+      <w:pPr>
+        <w:pStyle w:val="Compact"/>
+        <w:numPr>
+          <w:ilvl w:val="0"/>
+          <w:numId w:val="1051"/>
+        </w:numPr>
+      </w:pPr>
+      <w:r>
+        <w:rPr>
+          <w:b/>
+          <w:bCs/>
+        </w:rPr>
+        <w:t xml:space="preserve">Statement:</w:t>
+      </w:r>
+      <w:r>
+        <w:t xml:space="preserve"> </w:t>
+      </w:r>
+      <w:r>
+        <w:t xml:space="preserve">INFARMED may authorise exceptional use (AUE) of a medicine without a marketing authorisation, for example when it is clinically justified as indispensable and no authorised alternative exists.</w:t>
+      </w:r>
+    </w:p>
+    <w:p>
+      <w:pPr>
+        <w:pStyle w:val="Compact"/>
+        <w:numPr>
+          <w:ilvl w:val="0"/>
+          <w:numId w:val="1051"/>
+        </w:numPr>
+      </w:pPr>
+      <w:r>
+        <w:rPr>
+          <w:b/>
+          <w:bCs/>
+        </w:rPr>
+        <w:t xml:space="preserve">Source check (partial, pt-infarmed-aue):</w:t>
+      </w:r>
+      <w:r>
+        <w:t xml:space="preserve"> </w:t>
+      </w:r>
+      <w:r>
+        <w:t xml:space="preserve">The source confirms that INFARMED grants exceptional use authorisations (AUE) and mentions situations without therapeutic alternatives, but the specific criterion of being clinically indispensable is not detailed in the text.</w:t>
+      </w:r>
+    </w:p>
+    <w:p>
+      <w:pPr>
+        <w:pStyle w:val="Compact"/>
+        <w:numPr>
+          <w:ilvl w:val="0"/>
+          <w:numId w:val="1051"/>
+        </w:numPr>
+      </w:pPr>
+      <w:r>
+        <w:rPr>
+          <w:b/>
+          <w:bCs/>
+        </w:rPr>
+        <w:t xml:space="preserve">Cited:</w:t>
+      </w:r>
+      <w:r>
+        <w:t xml:space="preserve"> </w:t>
+      </w:r>
+      <w:r>
+        <w:t xml:space="preserve">pt-dl176-2006, pt-infarmed-aue</w:t>
+      </w:r>
+    </w:p>
+    <w:p>
+      <w:pPr>
+        <w:pStyle w:val="FirstParagraph"/>
+      </w:pPr>
+      <w:r>
+        <w:rPr>
+          <w:b/>
+          <w:bCs/>
+        </w:rPr>
+        <w:t xml:space="preserve">Disposition:</w:t>
+      </w:r>
+      <w:r>
+        <w:t xml:space="preserve"> </w:t>
+      </w:r>
+      <w:r>
+        <w:t xml:space="preserve">PROPOSED: keep: full text — the same Decreto-Lei 176/2006 art. 92(1)(a) text as m7-p21 (PT) above.</w:t>
+      </w:r>
+    </w:p>
+    <w:bookmarkEnd w:id="100"/>
+    <w:bookmarkEnd w:id="101"/>
+    <w:bookmarkEnd w:id="102"/>
     <w:sectPr>
       <w:footnotePr>
         <w:numRestart w:val="eachSect"/>
@@ -21230,6 +23977,69 @@
     <w:abstractNumId w:val="991"/>
   </w:num>
   <w:num w:numId="1030">
+    <w:abstractNumId w:val="991"/>
+  </w:num>
+  <w:num w:numId="1031">
+    <w:abstractNumId w:val="991"/>
+  </w:num>
+  <w:num w:numId="1032">
+    <w:abstractNumId w:val="991"/>
+  </w:num>
+  <w:num w:numId="1033">
+    <w:abstractNumId w:val="991"/>
+  </w:num>
+  <w:num w:numId="1034">
+    <w:abstractNumId w:val="991"/>
+  </w:num>
+  <w:num w:numId="1035">
+    <w:abstractNumId w:val="991"/>
+  </w:num>
+  <w:num w:numId="1036">
+    <w:abstractNumId w:val="991"/>
+  </w:num>
+  <w:num w:numId="1037">
+    <w:abstractNumId w:val="991"/>
+  </w:num>
+  <w:num w:numId="1038">
+    <w:abstractNumId w:val="991"/>
+  </w:num>
+  <w:num w:numId="1039">
+    <w:abstractNumId w:val="991"/>
+  </w:num>
+  <w:num w:numId="1040">
+    <w:abstractNumId w:val="991"/>
+  </w:num>
+  <w:num w:numId="1041">
+    <w:abstractNumId w:val="991"/>
+  </w:num>
+  <w:num w:numId="1042">
+    <w:abstractNumId w:val="991"/>
+  </w:num>
+  <w:num w:numId="1043">
+    <w:abstractNumId w:val="991"/>
+  </w:num>
+  <w:num w:numId="1044">
+    <w:abstractNumId w:val="991"/>
+  </w:num>
+  <w:num w:numId="1045">
+    <w:abstractNumId w:val="991"/>
+  </w:num>
+  <w:num w:numId="1046">
+    <w:abstractNumId w:val="991"/>
+  </w:num>
+  <w:num w:numId="1047">
+    <w:abstractNumId w:val="991"/>
+  </w:num>
+  <w:num w:numId="1048">
+    <w:abstractNumId w:val="991"/>
+  </w:num>
+  <w:num w:numId="1049">
+    <w:abstractNumId w:val="991"/>
+  </w:num>
+  <w:num w:numId="1050">
+    <w:abstractNumId w:val="991"/>
+  </w:num>
+  <w:num w:numId="1051">
     <w:abstractNumId w:val="991"/>
   </w:num>
 </w:numbering>

--- a/course-production/hormones-peptides-skin/review/signoff-items.docx
+++ b/course-production/hormones-peptides-skin/review/signoff-items.docx
@@ -839,7 +839,7 @@
         <w:t xml:space="preserve"> </w:t>
       </w:r>
       <w:r>
-        <w:t xml:space="preserve">(eu-hma-core-smpc-hrt-2025 · eu-reg-1223-2009 · eu-ec-cosmetics-borderline-manual-2025)</w:t>
+        <w:t xml:space="preserve">(Co-ordination Group for Mutual Recognition and Decentralised Procedures – Human (CMDh) 2025 · European Parliament and Council of the European Union 2009 · Working Group on Cosmetic Products (European Commission and member states) 2025)</w:t>
       </w:r>
       <w:r>
         <w:t xml:space="preserve"> </w:t>
@@ -867,7 +867,7 @@
         <w:t xml:space="preserve"> </w:t>
       </w:r>
       <w:r>
-        <w:t xml:space="preserve">(pt-rcm-estreva · pt-rcm-estrofem · pt-infomed · pt-rcm-ketrel)</w:t>
+        <w:t xml:space="preserve">(Theramex / INFARMED 2026 · INFARMED 2024 · INFARMED 2026 · Laboratoires Bailleul / INFARMED 2024)</w:t>
       </w:r>
       <w:r>
         <w:t xml:space="preserve"> </w:t>
@@ -895,7 +895,7 @@
         <w:t xml:space="preserve"> </w:t>
       </w:r>
       <w:r>
-        <w:t xml:space="preserve">(br-label-oestrogel · br-anvisa-register-opendata · br-label-vitacid · br-cfm-1999-2012 · br-cfm-norms-search · br-cfm-2333-2023)</w:t>
+        <w:t xml:space="preserve">(Besins Healthcare Brasil (Anvisa-approved package leaflet) 2025 · Agência Nacional de Vigilância Sanitária (Anvisa) 2026 · Theraskin Farmacêutica Ltda (Anvisa-approved package leaflet) 2025 · Conselho Federal de Medicina 2012 · Conselho Federal de Medicina 2026 · Conselho Federal de Medicina 2023)</w:t>
       </w:r>
       <w:r>
         <w:t xml:space="preserve"> </w:t>
@@ -923,7 +923,7 @@
         <w:t xml:space="preserve"> </w:t>
       </w:r>
       <w:r>
-        <w:t xml:space="preserve">(ae-fdl-28-2023 · ae-ede-reg-oestrogel · ae-ede-register · ae-fdl-38-2024)</w:t>
+        <w:t xml:space="preserve">(UAE federal legislation (President of the UAE) 2023 · Emirates Drug Establishment (EDE) 2026 · Emirates Drug Establishment (EDE) 2026 · UAE federal legislation (President of the UAE) 2024)</w:t>
       </w:r>
     </w:p>
     <w:p>
@@ -1213,7 +1213,7 @@
         <w:t xml:space="preserve"> </w:t>
       </w:r>
       <w:r>
-        <w:t xml:space="preserve">(eu-hma-core-smpc-hrt-2025 · eu-reg-1223-2009 · eu-ec-cosmetics-borderline-manual-2025)</w:t>
+        <w:t xml:space="preserve">(Co-ordination Group for Mutual Recognition and Decentralised Procedures – Human (CMDh) 2025 · European Parliament and Council of the European Union 2009 · Working Group on Cosmetic Products (European Commission and member states) 2025)</w:t>
       </w:r>
       <w:r>
         <w:t xml:space="preserve"> </w:t>
@@ -1241,7 +1241,7 @@
         <w:t xml:space="preserve"> </w:t>
       </w:r>
       <w:r>
-        <w:t xml:space="preserve">(pt-rcm-estreva · pt-rcm-estrofem · pt-infomed · pt-rcm-ketrel)</w:t>
+        <w:t xml:space="preserve">(Theramex / INFARMED 2026 · INFARMED 2024 · INFARMED 2026 · Laboratoires Bailleul / INFARMED 2024)</w:t>
       </w:r>
       <w:r>
         <w:t xml:space="preserve"> </w:t>
@@ -1269,7 +1269,7 @@
         <w:t xml:space="preserve"> </w:t>
       </w:r>
       <w:r>
-        <w:t xml:space="preserve">(br-label-oestrogel · br-anvisa-register-opendata · br-label-vitacid · br-cfm-1999-2012 · br-cfm-norms-search · br-cfm-2333-2023)</w:t>
+        <w:t xml:space="preserve">(Besins Healthcare Brasil (Anvisa-approved package leaflet) 2025 · Agência Nacional de Vigilância Sanitária (Anvisa) 2026 · Theraskin Farmacêutica Ltda (Anvisa-approved package leaflet) 2025 · Conselho Federal de Medicina 2012 · Conselho Federal de Medicina 2026 · Conselho Federal de Medicina 2023)</w:t>
       </w:r>
       <w:r>
         <w:t xml:space="preserve"> </w:t>
@@ -1297,7 +1297,7 @@
         <w:t xml:space="preserve"> </w:t>
       </w:r>
       <w:r>
-        <w:t xml:space="preserve">(ae-fdl-28-2023 · ae-ede-reg-oestrogel · ae-ede-register · ae-fdl-38-2024)</w:t>
+        <w:t xml:space="preserve">(UAE federal legislation (President of the UAE) 2023 · Emirates Drug Establishment (EDE) 2026 · Emirates Drug Establishment (EDE) 2026 · UAE federal legislation (President of the UAE) 2024)</w:t>
       </w:r>
     </w:p>
     <w:p>
@@ -1551,7 +1551,7 @@
         <w:t xml:space="preserve"> </w:t>
       </w:r>
       <w:r>
-        <w:t xml:space="preserve">(eu-hma-core-smpc-hrt-2025 · eu-reg-1223-2009 · eu-ec-cosmetics-borderline-manual-2025)</w:t>
+        <w:t xml:space="preserve">(Co-ordination Group for Mutual Recognition and Decentralised Procedures – Human (CMDh) 2025 · European Parliament and Council of the European Union 2009 · Working Group on Cosmetic Products (European Commission and member states) 2025)</w:t>
       </w:r>
       <w:r>
         <w:t xml:space="preserve"> </w:t>
@@ -1579,7 +1579,7 @@
         <w:t xml:space="preserve"> </w:t>
       </w:r>
       <w:r>
-        <w:t xml:space="preserve">(pt-rcm-estreva · pt-rcm-estrofem · pt-infomed · pt-rcm-ketrel)</w:t>
+        <w:t xml:space="preserve">(Theramex / INFARMED 2026 · INFARMED 2024 · INFARMED 2026 · Laboratoires Bailleul / INFARMED 2024)</w:t>
       </w:r>
       <w:r>
         <w:t xml:space="preserve"> </w:t>
@@ -1607,7 +1607,7 @@
         <w:t xml:space="preserve"> </w:t>
       </w:r>
       <w:r>
-        <w:t xml:space="preserve">(br-label-oestrogel · br-anvisa-register-opendata · br-label-vitacid · br-cfm-1999-2012 · br-cfm-norms-search · br-cfm-2333-2023)</w:t>
+        <w:t xml:space="preserve">(Besins Healthcare Brasil (Anvisa-approved package leaflet) 2025 · Agência Nacional de Vigilância Sanitária (Anvisa) 2026 · Theraskin Farmacêutica Ltda (Anvisa-approved package leaflet) 2025 · Conselho Federal de Medicina 2012 · Conselho Federal de Medicina 2026 · Conselho Federal de Medicina 2023)</w:t>
       </w:r>
       <w:r>
         <w:t xml:space="preserve"> </w:t>
@@ -1635,7 +1635,7 @@
         <w:t xml:space="preserve"> </w:t>
       </w:r>
       <w:r>
-        <w:t xml:space="preserve">(ae-fdl-28-2023 · ae-ede-reg-oestrogel · ae-ede-register · ae-fdl-38-2024)</w:t>
+        <w:t xml:space="preserve">(UAE federal legislation (President of the UAE) 2023 · Emirates Drug Establishment (EDE) 2026 · Emirates Drug Establishment (EDE) 2026 · UAE federal legislation (President of the UAE) 2024)</w:t>
       </w:r>
     </w:p>
     <w:p>
@@ -1821,7 +1821,7 @@
         <w:t xml:space="preserve"> </w:t>
       </w:r>
       <w:r>
-        <w:t xml:space="preserve">(eu-ema-glp1-shortages-2024 · eu-ema-epar-mounjaro · eu-union-register · eu-ema-medicines-data)</w:t>
+        <w:t xml:space="preserve">(European Medicines Agency and Heads of Medicines Agencies (MSSG) 2024 · European Medicines Agency 2022 · European Commission 2026 · European Medicines Agency 2026)</w:t>
       </w:r>
       <w:r>
         <w:t xml:space="preserve"> </w:t>
@@ -1849,7 +1849,7 @@
         <w:t xml:space="preserve"> </w:t>
       </w:r>
       <w:r>
-        <w:t xml:space="preserve">(br-label-ozempic · br-anvisa-register-opendata · br-label-wegovy · br-anvisa-semaglutide-synthetic-2026 · br-anvisa-semaglutide-five-2026 · br-anvisa-consultas-medicamentos · br-label-mounjaro · br-anvisa-glp1-qa-2025 · br-anvisa-glp1-retention-2025)</w:t>
+        <w:t xml:space="preserve">(Novo Nordisk Farmacêutica do Brasil Ltda (Anvisa-approved package leaflet) 2026 · Agência Nacional de Vigilância Sanitária (Anvisa) 2026 · Novo Nordisk Farmacêutica do Brasil Ltda (Anvisa-approved package leaflet) 2026 · Agência Nacional de Vigilância Sanitária (Anvisa) 2026 · Agência Nacional de Vigilância Sanitária (Anvisa) 2026 · Agência Nacional de Vigilância Sanitária (Anvisa) 2026 · Eli Lilly do Brasil Ltda (Anvisa-approved package leaflet) 2026 · Anvisa – DIRE5/GGMON/GPCON 2025 · Agência Nacional de Vigilância Sanitária (Anvisa) 2025)</w:t>
       </w:r>
       <w:r>
         <w:t xml:space="preserve"> </w:t>
@@ -1877,7 +1877,7 @@
         <w:t xml:space="preserve"> </w:t>
       </w:r>
       <w:r>
-        <w:t xml:space="preserve">(ae-fdl-28-2023 · ae-ede-reg-wegovy · ae-ede-register · ae-ede-reg-mounjaro)</w:t>
+        <w:t xml:space="preserve">(UAE federal legislation (President of the UAE) 2023 · Emirates Drug Establishment (EDE) 2026 · Emirates Drug Establishment (EDE) 2026 · Emirates Drug Establishment (EDE) 2026)</w:t>
       </w:r>
     </w:p>
     <w:p>
@@ -2223,7 +2223,7 @@
         <w:t xml:space="preserve"> </w:t>
       </w:r>
       <w:r>
-        <w:t xml:space="preserve">(eu-ema-glp1-shortages-2024 · eu-ema-epar-ozempic · eu-ema-epar-wegovy · eu-ema-epar-mounjaro · eu-union-register · eu-ema-medicines-data · eu-ema-illegal-glp1-2025)</w:t>
+        <w:t xml:space="preserve">(European Medicines Agency and Heads of Medicines Agencies (MSSG) 2024 · European Medicines Agency 2018 · European Medicines Agency 2022 · European Medicines Agency 2022 · European Commission 2026 · European Medicines Agency 2026 · European Medicines Agency and Heads of Medicines Agencies 2025)</w:t>
       </w:r>
       <w:r>
         <w:t xml:space="preserve"> </w:t>
@@ -2251,7 +2251,7 @@
         <w:t xml:space="preserve"> </w:t>
       </w:r>
       <w:r>
-        <w:t xml:space="preserve">(pt-infomed · pt-infomed-guide · pt-infarmed-circ045-2024 · pt-infarmed-glp1-illegal-2025)</w:t>
+        <w:t xml:space="preserve">(INFARMED 2026 · INFARMED 2026 · INFARMED 2024 · INFARMED 2025)</w:t>
       </w:r>
       <w:r>
         <w:t xml:space="preserve"> </w:t>
@@ -2279,7 +2279,7 @@
         <w:t xml:space="preserve"> </w:t>
       </w:r>
       <w:r>
-        <w:t xml:space="preserve">(br-label-ozempic · br-anvisa-register-opendata · br-label-wegovy · br-label-mounjaro · br-anvisa-consultas-medicamentos · br-anvisa-semaglutide-synthetic-2026 · br-anvisa-semaglutide-five-2026 · br-anvisa-glp1-compounding-2025 · br-anvisa-nt200-2025 · br-anvisa-pf-2026 · br-anvisa-glp1-actionplan-2026)</w:t>
+        <w:t xml:space="preserve">(Novo Nordisk Farmacêutica do Brasil Ltda (Anvisa-approved package leaflet) 2026 · Agência Nacional de Vigilância Sanitária (Anvisa) 2026 · Novo Nordisk Farmacêutica do Brasil Ltda (Anvisa-approved package leaflet) 2026 · Eli Lilly do Brasil Ltda (Anvisa-approved package leaflet) 2026 · Agência Nacional de Vigilância Sanitária (Anvisa) 2026 · Agência Nacional de Vigilância Sanitária (Anvisa) 2026 · Agência Nacional de Vigilância Sanitária (Anvisa) 2026 · Agência Nacional de Vigilância Sanitária (Anvisa) 2025 · Anvisa – GIMED/GGFIS 2025 · Agência Nacional de Vigilância Sanitária (Anvisa) 2026 · Agência Nacional de Vigilância Sanitária (Anvisa) 2026)</w:t>
       </w:r>
       <w:r>
         <w:t xml:space="preserve"> </w:t>
@@ -2307,7 +2307,7 @@
         <w:t xml:space="preserve"> </w:t>
       </w:r>
       <w:r>
-        <w:t xml:space="preserve">(ae-ede-news-oral-wegovy · ae-mohap-cir-9217-2024 · ae-fdl-38-2024 · ae-ede-cir-31-2026)</w:t>
+        <w:t xml:space="preserve">(Emirates Drug Establishment (EDE) 2026 · Ministry of Health and Prevention (MOHAP) 2024 · UAE federal legislation (President of the UAE) 2024 · Emirates Drug Establishment (EDE) 2026)</w:t>
       </w:r>
     </w:p>
     <w:p>
@@ -3121,7 +3121,7 @@
         <w:t xml:space="preserve"> </w:t>
       </w:r>
       <w:r>
-        <w:t xml:space="preserve">(eu-ema-epar-mounjaro · eu-union-register · eu-ema-medicines-data)</w:t>
+        <w:t xml:space="preserve">(European Medicines Agency 2022 · European Commission 2026 · European Medicines Agency 2026)</w:t>
       </w:r>
       <w:r>
         <w:t xml:space="preserve"> </w:t>
@@ -3149,7 +3149,7 @@
         <w:t xml:space="preserve"> </w:t>
       </w:r>
       <w:r>
-        <w:t xml:space="preserve">(br-label-mounjaro · br-anvisa-consultas-medicamentos · br-anvisa-peptides-2026)</w:t>
+        <w:t xml:space="preserve">(Eli Lilly do Brasil Ltda (Anvisa-approved package leaflet) 2026 · Agência Nacional de Vigilância Sanitária (Anvisa) 2026 · Agência Nacional de Vigilância Sanitária (Anvisa) 2026)</w:t>
       </w:r>
       <w:r>
         <w:t xml:space="preserve"> </w:t>
@@ -3177,7 +3177,7 @@
         <w:t xml:space="preserve"> </w:t>
       </w:r>
       <w:r>
-        <w:t xml:space="preserve">(ae-ede-register · ae-mohap-cir-9217-2024 · ae-dha-cir-peptides-2026 · ae-doh-compounding-std-2026)</w:t>
+        <w:t xml:space="preserve">(Emirates Drug Establishment (EDE) 2026 · Ministry of Health and Prevention (MOHAP) 2024 · Dubai Health Authority (DHA) 2026 · Department of Health – Abu Dhabi (DoH) 2026)</w:t>
       </w:r>
     </w:p>
     <w:p>
@@ -3415,7 +3415,7 @@
         <w:t xml:space="preserve"> </w:t>
       </w:r>
       <w:r>
-        <w:t xml:space="preserve">(eu-dir-2001-83)</w:t>
+        <w:t xml:space="preserve">(European Parliament and Council of the European Union 2001)</w:t>
       </w:r>
       <w:r>
         <w:t xml:space="preserve"> </w:t>
@@ -3443,7 +3443,7 @@
         <w:t xml:space="preserve"> </w:t>
       </w:r>
       <w:r>
-        <w:t xml:space="preserve">(pt-infomed · pt-dl176-2006 · pt-infarmed-circ148-2011 · pt-dl95-2004 · pt-infarmed-manipulados)</w:t>
+        <w:t xml:space="preserve">(INFARMED 2026 · Ministério da Saúde (Portugal) 2006 · INFARMED 2011 · Ministério da Saúde (Portugal); compiled by INFARMED 2004 · INFARMED 2026)</w:t>
       </w:r>
       <w:r>
         <w:t xml:space="preserve"> </w:t>
@@ -3471,7 +3471,7 @@
         <w:t xml:space="preserve"> </w:t>
       </w:r>
       <w:r>
-        <w:t xml:space="preserve">(br-anvisa-peptides-2026 · br-anvisa-medicine-types-2026)</w:t>
+        <w:t xml:space="preserve">(Agência Nacional de Vigilância Sanitária (Anvisa) 2026 · Agência Nacional de Vigilância Sanitária (Anvisa) 2026)</w:t>
       </w:r>
       <w:r>
         <w:t xml:space="preserve"> </w:t>
@@ -3499,7 +3499,7 @@
         <w:t xml:space="preserve"> </w:t>
       </w:r>
       <w:r>
-        <w:t xml:space="preserve">(ae-fdl-38-2024 · ae-dha-cir-peptides-2026 · ae-doh-cir-148-2026)</w:t>
+        <w:t xml:space="preserve">(UAE federal legislation (President of the UAE) 2024 · Dubai Health Authority (DHA) 2026 · Department of Health – Abu Dhabi (DoH) 2026)</w:t>
       </w:r>
     </w:p>
     <w:p>
@@ -3523,7 +3523,7 @@
         <w:pStyle w:val="BodyText"/>
       </w:pPr>
       <w:r>
-        <w:t xml:space="preserve">Sources: Scheffler L 2018 · Camilleri M 2019 · Reynolds A 2019 · Suez J 2019 · Makrgeorgou A 2018 · US Food and Drug Administration 2026 · Aesthetic &amp; Regenerative Endocrinology — A Clinician's Pocket Guide 2026 · ecfr-21-cfr-216-23-bulks-list</w:t>
+        <w:t xml:space="preserve">Sources: Scheffler L 2018 · Camilleri M 2019 · Reynolds A 2019 · Suez J 2019 · Makrgeorgou A 2018 · US Food and Drug Administration 2026 · Aesthetic &amp; Regenerative Endocrinology — A Clinician's Pocket Guide 2026 · US Code of Federal Regulations (eCFR) 2019</w:t>
       </w:r>
     </w:p>
     <w:p>
@@ -3729,7 +3729,7 @@
         <w:t xml:space="preserve"> </w:t>
       </w:r>
       <w:r>
-        <w:t xml:space="preserve">(eu-ema-glp1-shortages-2024 · eu-ema-epar-mounjaro · eu-union-register · eu-ema-medicines-data)</w:t>
+        <w:t xml:space="preserve">(European Medicines Agency and Heads of Medicines Agencies (MSSG) 2024 · European Medicines Agency 2022 · European Commission 2026 · European Medicines Agency 2026)</w:t>
       </w:r>
       <w:r>
         <w:t xml:space="preserve"> </w:t>
@@ -3757,7 +3757,7 @@
         <w:t xml:space="preserve"> </w:t>
       </w:r>
       <w:r>
-        <w:t xml:space="preserve">(br-label-ozempic · br-anvisa-register-opendata · br-label-wegovy · br-anvisa-semaglutide-synthetic-2026 · br-anvisa-semaglutide-five-2026 · br-anvisa-consultas-medicamentos · br-label-mounjaro · br-anvisa-glp1-qa-2025 · br-anvisa-glp1-retention-2025)</w:t>
+        <w:t xml:space="preserve">(Novo Nordisk Farmacêutica do Brasil Ltda (Anvisa-approved package leaflet) 2026 · Agência Nacional de Vigilância Sanitária (Anvisa) 2026 · Novo Nordisk Farmacêutica do Brasil Ltda (Anvisa-approved package leaflet) 2026 · Agência Nacional de Vigilância Sanitária (Anvisa) 2026 · Agência Nacional de Vigilância Sanitária (Anvisa) 2026 · Agência Nacional de Vigilância Sanitária (Anvisa) 2026 · Eli Lilly do Brasil Ltda (Anvisa-approved package leaflet) 2026 · Anvisa – DIRE5/GGMON/GPCON 2025 · Agência Nacional de Vigilância Sanitária (Anvisa) 2025)</w:t>
       </w:r>
       <w:r>
         <w:t xml:space="preserve"> </w:t>
@@ -3785,7 +3785,7 @@
         <w:t xml:space="preserve"> </w:t>
       </w:r>
       <w:r>
-        <w:t xml:space="preserve">(ae-fdl-28-2023 · ae-ede-reg-wegovy · ae-ede-register · ae-ede-reg-mounjaro)</w:t>
+        <w:t xml:space="preserve">(UAE federal legislation (President of the UAE) 2023 · Emirates Drug Establishment (EDE) 2026 · Emirates Drug Establishment (EDE) 2026 · Emirates Drug Establishment (EDE) 2026)</w:t>
       </w:r>
     </w:p>
     <w:p>
@@ -4131,7 +4131,7 @@
         <w:t xml:space="preserve"> </w:t>
       </w:r>
       <w:r>
-        <w:t xml:space="preserve">(eu-ema-glp1-shortages-2024 · eu-ema-epar-ozempic · eu-ema-epar-wegovy · eu-ema-epar-mounjaro · eu-union-register · eu-ema-medicines-data · eu-ema-illegal-glp1-2025)</w:t>
+        <w:t xml:space="preserve">(European Medicines Agency and Heads of Medicines Agencies (MSSG) 2024 · European Medicines Agency 2018 · European Medicines Agency 2022 · European Medicines Agency 2022 · European Commission 2026 · European Medicines Agency 2026 · European Medicines Agency and Heads of Medicines Agencies 2025)</w:t>
       </w:r>
       <w:r>
         <w:t xml:space="preserve"> </w:t>
@@ -4159,7 +4159,7 @@
         <w:t xml:space="preserve"> </w:t>
       </w:r>
       <w:r>
-        <w:t xml:space="preserve">(pt-infomed · pt-infomed-guide · pt-infarmed-circ045-2024 · pt-infarmed-glp1-illegal-2025)</w:t>
+        <w:t xml:space="preserve">(INFARMED 2026 · INFARMED 2026 · INFARMED 2024 · INFARMED 2025)</w:t>
       </w:r>
       <w:r>
         <w:t xml:space="preserve"> </w:t>
@@ -4187,7 +4187,7 @@
         <w:t xml:space="preserve"> </w:t>
       </w:r>
       <w:r>
-        <w:t xml:space="preserve">(br-label-ozempic · br-anvisa-register-opendata · br-label-wegovy · br-label-mounjaro · br-anvisa-consultas-medicamentos · br-anvisa-semaglutide-synthetic-2026 · br-anvisa-semaglutide-five-2026 · br-anvisa-glp1-compounding-2025 · br-anvisa-nt200-2025 · br-anvisa-pf-2026 · br-anvisa-glp1-actionplan-2026)</w:t>
+        <w:t xml:space="preserve">(Novo Nordisk Farmacêutica do Brasil Ltda (Anvisa-approved package leaflet) 2026 · Agência Nacional de Vigilância Sanitária (Anvisa) 2026 · Novo Nordisk Farmacêutica do Brasil Ltda (Anvisa-approved package leaflet) 2026 · Eli Lilly do Brasil Ltda (Anvisa-approved package leaflet) 2026 · Agência Nacional de Vigilância Sanitária (Anvisa) 2026 · Agência Nacional de Vigilância Sanitária (Anvisa) 2026 · Agência Nacional de Vigilância Sanitária (Anvisa) 2026 · Agência Nacional de Vigilância Sanitária (Anvisa) 2025 · Anvisa – GIMED/GGFIS 2025 · Agência Nacional de Vigilância Sanitária (Anvisa) 2026 · Agência Nacional de Vigilância Sanitária (Anvisa) 2026)</w:t>
       </w:r>
       <w:r>
         <w:t xml:space="preserve"> </w:t>
@@ -4215,7 +4215,7 @@
         <w:t xml:space="preserve"> </w:t>
       </w:r>
       <w:r>
-        <w:t xml:space="preserve">(ae-ede-news-oral-wegovy · ae-mohap-cir-9217-2024 · ae-fdl-38-2024 · ae-ede-cir-31-2026)</w:t>
+        <w:t xml:space="preserve">(Emirates Drug Establishment (EDE) 2026 · Ministry of Health and Prevention (MOHAP) 2024 · UAE federal legislation (President of the UAE) 2024 · Emirates Drug Establishment (EDE) 2026)</w:t>
       </w:r>
     </w:p>
     <w:p>
@@ -5029,7 +5029,7 @@
         <w:t xml:space="preserve"> </w:t>
       </w:r>
       <w:r>
-        <w:t xml:space="preserve">(eu-ema-epar-mounjaro · eu-union-register · eu-ema-medicines-data)</w:t>
+        <w:t xml:space="preserve">(European Medicines Agency 2022 · European Commission 2026 · European Medicines Agency 2026)</w:t>
       </w:r>
       <w:r>
         <w:t xml:space="preserve"> </w:t>
@@ -5057,7 +5057,7 @@
         <w:t xml:space="preserve"> </w:t>
       </w:r>
       <w:r>
-        <w:t xml:space="preserve">(br-label-mounjaro · br-anvisa-consultas-medicamentos · br-anvisa-peptides-2026)</w:t>
+        <w:t xml:space="preserve">(Eli Lilly do Brasil Ltda (Anvisa-approved package leaflet) 2026 · Agência Nacional de Vigilância Sanitária (Anvisa) 2026 · Agência Nacional de Vigilância Sanitária (Anvisa) 2026)</w:t>
       </w:r>
       <w:r>
         <w:t xml:space="preserve"> </w:t>
@@ -5085,7 +5085,7 @@
         <w:t xml:space="preserve"> </w:t>
       </w:r>
       <w:r>
-        <w:t xml:space="preserve">(ae-ede-register · ae-mohap-cir-9217-2024 · ae-dha-cir-peptides-2026 · ae-doh-compounding-std-2026)</w:t>
+        <w:t xml:space="preserve">(Emirates Drug Establishment (EDE) 2026 · Ministry of Health and Prevention (MOHAP) 2024 · Dubai Health Authority (DHA) 2026 · Department of Health – Abu Dhabi (DoH) 2026)</w:t>
       </w:r>
     </w:p>
     <w:p>
@@ -5323,7 +5323,7 @@
         <w:t xml:space="preserve"> </w:t>
       </w:r>
       <w:r>
-        <w:t xml:space="preserve">(eu-dir-2001-83)</w:t>
+        <w:t xml:space="preserve">(European Parliament and Council of the European Union 2001)</w:t>
       </w:r>
       <w:r>
         <w:t xml:space="preserve"> </w:t>
@@ -5351,7 +5351,7 @@
         <w:t xml:space="preserve"> </w:t>
       </w:r>
       <w:r>
-        <w:t xml:space="preserve">(pt-infomed · pt-dl176-2006 · pt-infarmed-circ148-2011 · pt-dl95-2004 · pt-infarmed-manipulados)</w:t>
+        <w:t xml:space="preserve">(INFARMED 2026 · Ministério da Saúde (Portugal) 2006 · INFARMED 2011 · Ministério da Saúde (Portugal); compiled by INFARMED 2004 · INFARMED 2026)</w:t>
       </w:r>
       <w:r>
         <w:t xml:space="preserve"> </w:t>
@@ -5379,7 +5379,7 @@
         <w:t xml:space="preserve"> </w:t>
       </w:r>
       <w:r>
-        <w:t xml:space="preserve">(br-anvisa-peptides-2026 · br-anvisa-medicine-types-2026)</w:t>
+        <w:t xml:space="preserve">(Agência Nacional de Vigilância Sanitária (Anvisa) 2026 · Agência Nacional de Vigilância Sanitária (Anvisa) 2026)</w:t>
       </w:r>
       <w:r>
         <w:t xml:space="preserve"> </w:t>
@@ -5407,7 +5407,7 @@
         <w:t xml:space="preserve"> </w:t>
       </w:r>
       <w:r>
-        <w:t xml:space="preserve">(ae-fdl-38-2024 · ae-dha-cir-peptides-2026 · ae-doh-cir-148-2026)</w:t>
+        <w:t xml:space="preserve">(UAE federal legislation (President of the UAE) 2024 · Dubai Health Authority (DHA) 2026 · Department of Health – Abu Dhabi (DoH) 2026)</w:t>
       </w:r>
     </w:p>
     <w:p>
@@ -5431,7 +5431,7 @@
         <w:pStyle w:val="BodyText"/>
       </w:pPr>
       <w:r>
-        <w:t xml:space="preserve">Sources: Scheffler L 2018 · Camilleri M 2019 · Reynolds A 2019 · Suez J 2019 · Makrgeorgou A 2018 · US Food and Drug Administration 2026 · Aesthetic &amp; Regenerative Endocrinology — A Clinician's Pocket Guide 2026 · ecfr-21-cfr-216-23-bulks-list</w:t>
+        <w:t xml:space="preserve">Sources: Scheffler L 2018 · Camilleri M 2019 · Reynolds A 2019 · Suez J 2019 · Makrgeorgou A 2018 · US Food and Drug Administration 2026 · Aesthetic &amp; Regenerative Endocrinology — A Clinician's Pocket Guide 2026 · US Code of Federal Regulations (eCFR) 2019</w:t>
       </w:r>
     </w:p>
     <w:p>
@@ -5679,7 +5679,7 @@
         <w:t xml:space="preserve"> </w:t>
       </w:r>
       <w:r>
-        <w:t xml:space="preserve">(eu-dir-2001-83)</w:t>
+        <w:t xml:space="preserve">(European Parliament and Council of the European Union 2001)</w:t>
       </w:r>
       <w:r>
         <w:t xml:space="preserve"> </w:t>
@@ -5707,7 +5707,7 @@
         <w:t xml:space="preserve"> </w:t>
       </w:r>
       <w:r>
-        <w:t xml:space="preserve">(pt-infomed · pt-dl176-2006 · pt-infarmed-circ148-2011 · pt-dl95-2004 · pt-infarmed-manipulados)</w:t>
+        <w:t xml:space="preserve">(INFARMED 2026 · Ministério da Saúde (Portugal) 2006 · INFARMED 2011 · Ministério da Saúde (Portugal); compiled by INFARMED 2004 · INFARMED 2026)</w:t>
       </w:r>
       <w:r>
         <w:t xml:space="preserve"> </w:t>
@@ -5735,7 +5735,7 @@
         <w:t xml:space="preserve"> </w:t>
       </w:r>
       <w:r>
-        <w:t xml:space="preserve">(br-anvisa-peptides-2026 · br-anvisa-medicine-types-2026)</w:t>
+        <w:t xml:space="preserve">(Agência Nacional de Vigilância Sanitária (Anvisa) 2026 · Agência Nacional de Vigilância Sanitária (Anvisa) 2026)</w:t>
       </w:r>
       <w:r>
         <w:t xml:space="preserve"> </w:t>
@@ -5763,7 +5763,7 @@
         <w:t xml:space="preserve"> </w:t>
       </w:r>
       <w:r>
-        <w:t xml:space="preserve">(ae-fdl-38-2024 · ae-dha-cir-peptides-2026 · ae-doh-cir-148-2026)</w:t>
+        <w:t xml:space="preserve">(UAE federal legislation (President of the UAE) 2024 · Dubai Health Authority (DHA) 2026 · Department of Health – Abu Dhabi (DoH) 2026)</w:t>
       </w:r>
     </w:p>
     <w:p>
@@ -5787,7 +5787,7 @@
         <w:pStyle w:val="BodyText"/>
       </w:pPr>
       <w:r>
-        <w:t xml:space="preserve">Sources: Scheffler L 2018 · Camilleri M 2019 · Reynolds A 2019 · Suez J 2019 · Makrgeorgou A 2018 · US Food and Drug Administration 2026 · Aesthetic &amp; Regenerative Endocrinology — A Clinician's Pocket Guide 2026 · ecfr-21-cfr-216-23-bulks-list</w:t>
+        <w:t xml:space="preserve">Sources: Scheffler L 2018 · Camilleri M 2019 · Reynolds A 2019 · Suez J 2019 · Makrgeorgou A 2018 · US Food and Drug Administration 2026 · Aesthetic &amp; Regenerative Endocrinology — A Clinician's Pocket Guide 2026 · US Code of Federal Regulations (eCFR) 2019</w:t>
       </w:r>
     </w:p>
     <w:bookmarkEnd w:id="27"/>
@@ -6084,7 +6084,7 @@
         <w:t xml:space="preserve"> </w:t>
       </w:r>
       <w:r>
-        <w:t xml:space="preserve">(eu-cosing-copper-tripeptide-1 · eu-cosing-home · eu-ema-medicines-data · eu-union-register)</w:t>
+        <w:t xml:space="preserve">(European Commission 2026 · European Commission 2026 · European Medicines Agency 2026 · European Commission 2026)</w:t>
       </w:r>
       <w:r>
         <w:t xml:space="preserve"> </w:t>
@@ -6112,7 +6112,7 @@
         <w:t xml:space="preserve"> </w:t>
       </w:r>
       <w:r>
-        <w:t xml:space="preserve">(pt-infomed)</w:t>
+        <w:t xml:space="preserve">(INFARMED 2026)</w:t>
       </w:r>
       <w:r>
         <w:t xml:space="preserve"> </w:t>
@@ -6140,7 +6140,7 @@
         <w:t xml:space="preserve"> </w:t>
       </w:r>
       <w:r>
-        <w:t xml:space="preserve">(br-anvisa-peptides-2026)</w:t>
+        <w:t xml:space="preserve">(Agência Nacional de Vigilância Sanitária (Anvisa) 2026)</w:t>
       </w:r>
       <w:r>
         <w:t xml:space="preserve"> </w:t>
@@ -6168,7 +6168,7 @@
         <w:t xml:space="preserve"> </w:t>
       </w:r>
       <w:r>
-        <w:t xml:space="preserve">(ae-fdl-28-2023 · ae-ede-register · ae-dha-cir-peptides-2026 · ae-doh-cir-148-2026)</w:t>
+        <w:t xml:space="preserve">(UAE federal legislation (President of the UAE) 2023 · Emirates Drug Establishment (EDE) 2026 · Dubai Health Authority (DHA) 2026 · Department of Health – Abu Dhabi (DoH) 2026)</w:t>
       </w:r>
     </w:p>
     <w:p>
@@ -6406,7 +6406,7 @@
         <w:t xml:space="preserve"> </w:t>
       </w:r>
       <w:r>
-        <w:t xml:space="preserve">(eu-reg-1223-2009 · eu-ec-cosmetics-borderline-manual-2025 · eu-reg-1223-2009-oj)</w:t>
+        <w:t xml:space="preserve">(European Parliament and Council of the European Union 2009 · Working Group on Cosmetic Products (European Commission and member states) 2025 · European Parliament and Council of the European Union 2009)</w:t>
       </w:r>
       <w:r>
         <w:t xml:space="preserve"> </w:t>
@@ -6434,7 +6434,7 @@
         <w:t xml:space="preserve"> </w:t>
       </w:r>
       <w:r>
-        <w:t xml:space="preserve">(pt-infarmed-cosmetics-faq · pt-dl176-2006)</w:t>
+        <w:t xml:space="preserve">(INFARMED 2026 · Ministério da Saúde (Portugal) 2006)</w:t>
       </w:r>
       <w:r>
         <w:t xml:space="preserve"> </w:t>
@@ -6462,7 +6462,7 @@
         <w:t xml:space="preserve"> </w:t>
       </w:r>
       <w:r>
-        <w:t xml:space="preserve">(br-anvisa-peptides-2026 · br-anvisa-cosmetics-opendata · br-dou-re-1771-2026)</w:t>
+        <w:t xml:space="preserve">(Agência Nacional de Vigilância Sanitária (Anvisa) 2026 · Agência Nacional de Vigilância Sanitária (Anvisa) 2026 · Anvisa – Gerência-Geral de Cosméticos e Saneantes 2026)</w:t>
       </w:r>
       <w:r>
         <w:t xml:space="preserve"> </w:t>
@@ -6490,7 +6490,7 @@
         <w:t xml:space="preserve"> </w:t>
       </w:r>
       <w:r>
-        <w:t xml:space="preserve">(ae-fdl-38-2024 · ae-ede-svc-classification · ae-dha-cir-peptides-2026 · ae-doh-cir-148-2026)</w:t>
+        <w:t xml:space="preserve">(UAE federal legislation (President of the UAE) 2024 · Emirates Drug Establishment (EDE) 2026 · Dubai Health Authority (DHA) 2026 · Department of Health – Abu Dhabi (DoH) 2026)</w:t>
       </w:r>
     </w:p>
     <w:p>
@@ -6744,7 +6744,7 @@
         <w:t xml:space="preserve"> </w:t>
       </w:r>
       <w:r>
-        <w:t xml:space="preserve">(eu-reg-1223-2009 · eu-reg-655-2013 · eu-reg-1169-2011 · eu-reg-1924-2006 · eu-reg-1154-2014 · eu-claims-register)</w:t>
+        <w:t xml:space="preserve">(European Parliament and Council of the European Union 2009 · European Commission 2013 · European Parliament and Council of the European Union 2011 · European Parliament and Council of the European Union 2006 · European Commission 2014 · European Commission 2026)</w:t>
       </w:r>
       <w:r>
         <w:t xml:space="preserve"> </w:t>
@@ -6772,7 +6772,7 @@
         <w:t xml:space="preserve"> </w:t>
       </w:r>
       <w:r>
-        <w:t xml:space="preserve">(pt-dl23-2025 · pt-infarmed-cosmetics-faq · pt-dgav-notification · pt-dgav-supplements)</w:t>
+        <w:t xml:space="preserve">(Presidência do Conselho de Ministros / Governo de Portugal 2025 · INFARMED 2026 · Direção-Geral de Alimentação e Veterinária (DGAV) 2026 · Direção-Geral de Alimentação e Veterinária (DGAV) 2026)</w:t>
       </w:r>
       <w:r>
         <w:t xml:space="preserve"> </w:t>
@@ -6800,7 +6800,7 @@
         <w:t xml:space="preserve"> </w:t>
       </w:r>
       <w:r>
-        <w:t xml:space="preserve">(br-rdc-907-2024 · br-anvisa-supplements-ingredients · br-anvisa-supplements-qa-2025 · br-rdc-243-2018)</w:t>
+        <w:t xml:space="preserve">(Anvisa – Diretoria Colegiada 2024 · Agência Nacional de Vigilância Sanitária (Anvisa) 2026 · Anvisa – Gerência-Geral de Alimentos 2025 · Anvisa – Diretoria Colegiada 2018)</w:t>
       </w:r>
       <w:r>
         <w:t xml:space="preserve"> </w:t>
@@ -6828,7 +6828,7 @@
         <w:t xml:space="preserve"> </w:t>
       </w:r>
       <w:r>
-        <w:t xml:space="preserve">(ae-fdl-38-2024 · ae-ede-svc-healthcare-product · ae-ede-reg-collafix · ae-ede-reg-centrum-shn · ae-ede-register · ae-moiat-regulated-products · ae-moiat-ecas-service · ae-dha-cir-peptides-2026 · ae-doh-cir-148-2026)</w:t>
+        <w:t xml:space="preserve">(UAE federal legislation (President of the UAE) 2024 · Emirates Drug Establishment (EDE) 2026 · Emirates Drug Establishment (EDE) 2026 · Emirates Drug Establishment (EDE) 2026 · Emirates Drug Establishment (EDE) 2026 · Ministry of Industry and Advanced Technology (MoIAT) 2022 · Ministry of Industry and Advanced Technology (MoIAT) 2026 · Dubai Health Authority (DHA) 2026 · Department of Health – Abu Dhabi (DoH) 2026)</w:t>
       </w:r>
     </w:p>
     <w:p>
@@ -7314,7 +7314,7 @@
         <w:t xml:space="preserve"> </w:t>
       </w:r>
       <w:r>
-        <w:t xml:space="preserve">(eu-dir-2001-83 · eu-ema-medicines-data · eu-union-register)</w:t>
+        <w:t xml:space="preserve">(European Parliament and Council of the European Union 2001 · European Medicines Agency 2026 · European Commission 2026)</w:t>
       </w:r>
       <w:r>
         <w:t xml:space="preserve"> </w:t>
@@ -7342,7 +7342,7 @@
         <w:t xml:space="preserve"> </w:t>
       </w:r>
       <w:r>
-        <w:t xml:space="preserve">(pt-dl95-2004 · pt-infarmed-manipulados)</w:t>
+        <w:t xml:space="preserve">(Ministério da Saúde (Portugal); compiled by INFARMED 2004 · INFARMED 2026)</w:t>
       </w:r>
       <w:r>
         <w:t xml:space="preserve"> </w:t>
@@ -7370,7 +7370,7 @@
         <w:t xml:space="preserve"> </w:t>
       </w:r>
       <w:r>
-        <w:t xml:space="preserve">(br-anvisa-peptides-2026)</w:t>
+        <w:t xml:space="preserve">(Agência Nacional de Vigilância Sanitária (Anvisa) 2026)</w:t>
       </w:r>
       <w:r>
         <w:t xml:space="preserve"> </w:t>
@@ -7398,7 +7398,7 @@
         <w:t xml:space="preserve"> </w:t>
       </w:r>
       <w:r>
-        <w:t xml:space="preserve">(ae-fdl-38-2024 · ae-dha-cir-peptides-2026 · ae-doh-compounding-std-2026)</w:t>
+        <w:t xml:space="preserve">(UAE federal legislation (President of the UAE) 2024 · Dubai Health Authority (DHA) 2026 · Department of Health – Abu Dhabi (DoH) 2026)</w:t>
       </w:r>
     </w:p>
     <w:p>
@@ -7915,7 +7915,7 @@
         <w:t xml:space="preserve"> </w:t>
       </w:r>
       <w:r>
-        <w:t xml:space="preserve">(eu-cosing-copper-tripeptide-1 · eu-cosing-home · eu-ema-medicines-data · eu-union-register)</w:t>
+        <w:t xml:space="preserve">(European Commission 2026 · European Commission 2026 · European Medicines Agency 2026 · European Commission 2026)</w:t>
       </w:r>
       <w:r>
         <w:t xml:space="preserve"> </w:t>
@@ -7943,7 +7943,7 @@
         <w:t xml:space="preserve"> </w:t>
       </w:r>
       <w:r>
-        <w:t xml:space="preserve">(pt-infomed)</w:t>
+        <w:t xml:space="preserve">(INFARMED 2026)</w:t>
       </w:r>
       <w:r>
         <w:t xml:space="preserve"> </w:t>
@@ -7971,7 +7971,7 @@
         <w:t xml:space="preserve"> </w:t>
       </w:r>
       <w:r>
-        <w:t xml:space="preserve">(br-anvisa-peptides-2026)</w:t>
+        <w:t xml:space="preserve">(Agência Nacional de Vigilância Sanitária (Anvisa) 2026)</w:t>
       </w:r>
       <w:r>
         <w:t xml:space="preserve"> </w:t>
@@ -7999,7 +7999,7 @@
         <w:t xml:space="preserve"> </w:t>
       </w:r>
       <w:r>
-        <w:t xml:space="preserve">(ae-fdl-28-2023 · ae-ede-register · ae-dha-cir-peptides-2026 · ae-doh-cir-148-2026)</w:t>
+        <w:t xml:space="preserve">(UAE federal legislation (President of the UAE) 2023 · Emirates Drug Establishment (EDE) 2026 · Dubai Health Authority (DHA) 2026 · Department of Health – Abu Dhabi (DoH) 2026)</w:t>
       </w:r>
     </w:p>
     <w:p>
@@ -8237,7 +8237,7 @@
         <w:t xml:space="preserve"> </w:t>
       </w:r>
       <w:r>
-        <w:t xml:space="preserve">(eu-reg-1223-2009 · eu-ec-cosmetics-borderline-manual-2025 · eu-reg-1223-2009-oj)</w:t>
+        <w:t xml:space="preserve">(European Parliament and Council of the European Union 2009 · Working Group on Cosmetic Products (European Commission and member states) 2025 · European Parliament and Council of the European Union 2009)</w:t>
       </w:r>
       <w:r>
         <w:t xml:space="preserve"> </w:t>
@@ -8265,7 +8265,7 @@
         <w:t xml:space="preserve"> </w:t>
       </w:r>
       <w:r>
-        <w:t xml:space="preserve">(pt-infarmed-cosmetics-faq · pt-dl176-2006)</w:t>
+        <w:t xml:space="preserve">(INFARMED 2026 · Ministério da Saúde (Portugal) 2006)</w:t>
       </w:r>
       <w:r>
         <w:t xml:space="preserve"> </w:t>
@@ -8293,7 +8293,7 @@
         <w:t xml:space="preserve"> </w:t>
       </w:r>
       <w:r>
-        <w:t xml:space="preserve">(br-anvisa-peptides-2026 · br-anvisa-cosmetics-opendata · br-dou-re-1771-2026)</w:t>
+        <w:t xml:space="preserve">(Agência Nacional de Vigilância Sanitária (Anvisa) 2026 · Agência Nacional de Vigilância Sanitária (Anvisa) 2026 · Anvisa – Gerência-Geral de Cosméticos e Saneantes 2026)</w:t>
       </w:r>
       <w:r>
         <w:t xml:space="preserve"> </w:t>
@@ -8321,7 +8321,7 @@
         <w:t xml:space="preserve"> </w:t>
       </w:r>
       <w:r>
-        <w:t xml:space="preserve">(ae-fdl-38-2024 · ae-ede-svc-classification · ae-dha-cir-peptides-2026 · ae-doh-cir-148-2026)</w:t>
+        <w:t xml:space="preserve">(UAE federal legislation (President of the UAE) 2024 · Emirates Drug Establishment (EDE) 2026 · Dubai Health Authority (DHA) 2026 · Department of Health – Abu Dhabi (DoH) 2026)</w:t>
       </w:r>
     </w:p>
     <w:p>
@@ -8575,7 +8575,7 @@
         <w:t xml:space="preserve"> </w:t>
       </w:r>
       <w:r>
-        <w:t xml:space="preserve">(eu-reg-1223-2009 · eu-reg-655-2013 · eu-reg-1169-2011 · eu-reg-1924-2006 · eu-reg-1154-2014 · eu-claims-register)</w:t>
+        <w:t xml:space="preserve">(European Parliament and Council of the European Union 2009 · European Commission 2013 · European Parliament and Council of the European Union 2011 · European Parliament and Council of the European Union 2006 · European Commission 2014 · European Commission 2026)</w:t>
       </w:r>
       <w:r>
         <w:t xml:space="preserve"> </w:t>
@@ -8603,7 +8603,7 @@
         <w:t xml:space="preserve"> </w:t>
       </w:r>
       <w:r>
-        <w:t xml:space="preserve">(pt-dl23-2025 · pt-infarmed-cosmetics-faq · pt-dgav-notification · pt-dgav-supplements)</w:t>
+        <w:t xml:space="preserve">(Presidência do Conselho de Ministros / Governo de Portugal 2025 · INFARMED 2026 · Direção-Geral de Alimentação e Veterinária (DGAV) 2026 · Direção-Geral de Alimentação e Veterinária (DGAV) 2026)</w:t>
       </w:r>
       <w:r>
         <w:t xml:space="preserve"> </w:t>
@@ -8631,7 +8631,7 @@
         <w:t xml:space="preserve"> </w:t>
       </w:r>
       <w:r>
-        <w:t xml:space="preserve">(br-rdc-907-2024 · br-anvisa-supplements-ingredients · br-anvisa-supplements-qa-2025 · br-rdc-243-2018)</w:t>
+        <w:t xml:space="preserve">(Anvisa – Diretoria Colegiada 2024 · Agência Nacional de Vigilância Sanitária (Anvisa) 2026 · Anvisa – Gerência-Geral de Alimentos 2025 · Anvisa – Diretoria Colegiada 2018)</w:t>
       </w:r>
       <w:r>
         <w:t xml:space="preserve"> </w:t>
@@ -8659,7 +8659,7 @@
         <w:t xml:space="preserve"> </w:t>
       </w:r>
       <w:r>
-        <w:t xml:space="preserve">(ae-fdl-38-2024 · ae-ede-svc-healthcare-product · ae-ede-reg-collafix · ae-ede-reg-centrum-shn · ae-ede-register · ae-moiat-regulated-products · ae-moiat-ecas-service · ae-dha-cir-peptides-2026 · ae-doh-cir-148-2026)</w:t>
+        <w:t xml:space="preserve">(UAE federal legislation (President of the UAE) 2024 · Emirates Drug Establishment (EDE) 2026 · Emirates Drug Establishment (EDE) 2026 · Emirates Drug Establishment (EDE) 2026 · Emirates Drug Establishment (EDE) 2026 · Ministry of Industry and Advanced Technology (MoIAT) 2022 · Ministry of Industry and Advanced Technology (MoIAT) 2026 · Dubai Health Authority (DHA) 2026 · Department of Health – Abu Dhabi (DoH) 2026)</w:t>
       </w:r>
     </w:p>
     <w:p>
@@ -9145,7 +9145,7 @@
         <w:t xml:space="preserve"> </w:t>
       </w:r>
       <w:r>
-        <w:t xml:space="preserve">(eu-dir-2001-83 · eu-ema-medicines-data · eu-union-register)</w:t>
+        <w:t xml:space="preserve">(European Parliament and Council of the European Union 2001 · European Medicines Agency 2026 · European Commission 2026)</w:t>
       </w:r>
       <w:r>
         <w:t xml:space="preserve"> </w:t>
@@ -9173,7 +9173,7 @@
         <w:t xml:space="preserve"> </w:t>
       </w:r>
       <w:r>
-        <w:t xml:space="preserve">(pt-dl95-2004 · pt-infarmed-manipulados)</w:t>
+        <w:t xml:space="preserve">(Ministério da Saúde (Portugal); compiled by INFARMED 2004 · INFARMED 2026)</w:t>
       </w:r>
       <w:r>
         <w:t xml:space="preserve"> </w:t>
@@ -9201,7 +9201,7 @@
         <w:t xml:space="preserve"> </w:t>
       </w:r>
       <w:r>
-        <w:t xml:space="preserve">(br-anvisa-peptides-2026)</w:t>
+        <w:t xml:space="preserve">(Agência Nacional de Vigilância Sanitária (Anvisa) 2026)</w:t>
       </w:r>
       <w:r>
         <w:t xml:space="preserve"> </w:t>
@@ -9229,7 +9229,7 @@
         <w:t xml:space="preserve"> </w:t>
       </w:r>
       <w:r>
-        <w:t xml:space="preserve">(ae-fdl-38-2024 · ae-dha-cir-peptides-2026 · ae-doh-compounding-std-2026)</w:t>
+        <w:t xml:space="preserve">(UAE federal legislation (President of the UAE) 2024 · Dubai Health Authority (DHA) 2026 · Department of Health – Abu Dhabi (DoH) 2026)</w:t>
       </w:r>
     </w:p>
     <w:p>
@@ -9539,7 +9539,7 @@
         <w:t xml:space="preserve"> </w:t>
       </w:r>
       <w:r>
-        <w:t xml:space="preserve">(eu-dir-2001-83)</w:t>
+        <w:t xml:space="preserve">(European Parliament and Council of the European Union 2001)</w:t>
       </w:r>
       <w:r>
         <w:t xml:space="preserve"> </w:t>
@@ -9567,7 +9567,7 @@
         <w:t xml:space="preserve"> </w:t>
       </w:r>
       <w:r>
-        <w:t xml:space="preserve">(pt-dl176-2006 · pt-infomed · pt-infarmed-circ148-2011)</w:t>
+        <w:t xml:space="preserve">(Ministério da Saúde (Portugal) 2006 · INFARMED 2026 · INFARMED 2011)</w:t>
       </w:r>
       <w:r>
         <w:t xml:space="preserve"> </w:t>
@@ -9595,7 +9595,7 @@
         <w:t xml:space="preserve"> </w:t>
       </w:r>
       <w:r>
-        <w:t xml:space="preserve">(br-anvisa-peptides-2026 · br-anvisa-medicine-types-2026)</w:t>
+        <w:t xml:space="preserve">(Agência Nacional de Vigilância Sanitária (Anvisa) 2026 · Agência Nacional de Vigilância Sanitária (Anvisa) 2026)</w:t>
       </w:r>
       <w:r>
         <w:t xml:space="preserve"> </w:t>
@@ -9623,7 +9623,7 @@
         <w:t xml:space="preserve"> </w:t>
       </w:r>
       <w:r>
-        <w:t xml:space="preserve">(ae-fdl-38-2024 · ae-ede-register · ae-dha-cir-peptides-2026 · ae-doh-cir-148-2026)</w:t>
+        <w:t xml:space="preserve">(UAE federal legislation (President of the UAE) 2024 · Emirates Drug Establishment (EDE) 2026 · Dubai Health Authority (DHA) 2026 · Department of Health – Abu Dhabi (DoH) 2026)</w:t>
       </w:r>
     </w:p>
     <w:p>
@@ -10060,7 +10060,7 @@
         <w:t xml:space="preserve"> </w:t>
       </w:r>
       <w:r>
-        <w:t xml:space="preserve">(eu-cosing-copper-tripeptide-1 · eu-cosing-home · eu-ema-medicines-data · eu-union-register)</w:t>
+        <w:t xml:space="preserve">(European Commission 2026 · European Commission 2026 · European Medicines Agency 2026 · European Commission 2026)</w:t>
       </w:r>
       <w:r>
         <w:t xml:space="preserve"> </w:t>
@@ -10088,7 +10088,7 @@
         <w:t xml:space="preserve"> </w:t>
       </w:r>
       <w:r>
-        <w:t xml:space="preserve">(pt-infomed)</w:t>
+        <w:t xml:space="preserve">(INFARMED 2026)</w:t>
       </w:r>
       <w:r>
         <w:t xml:space="preserve"> </w:t>
@@ -10116,7 +10116,7 @@
         <w:t xml:space="preserve"> </w:t>
       </w:r>
       <w:r>
-        <w:t xml:space="preserve">(br-anvisa-peptides-2026)</w:t>
+        <w:t xml:space="preserve">(Agência Nacional de Vigilância Sanitária (Anvisa) 2026)</w:t>
       </w:r>
       <w:r>
         <w:t xml:space="preserve"> </w:t>
@@ -10144,7 +10144,7 @@
         <w:t xml:space="preserve"> </w:t>
       </w:r>
       <w:r>
-        <w:t xml:space="preserve">(ae-fdl-28-2023 · ae-ede-register · ae-dha-cir-peptides-2026 · ae-doh-cir-148-2026)</w:t>
+        <w:t xml:space="preserve">(UAE federal legislation (President of the UAE) 2023 · Emirates Drug Establishment (EDE) 2026 · Dubai Health Authority (DHA) 2026 · Department of Health – Abu Dhabi (DoH) 2026)</w:t>
       </w:r>
     </w:p>
     <w:p>
@@ -10328,7 +10328,7 @@
         <w:t xml:space="preserve"> </w:t>
       </w:r>
       <w:r>
-        <w:t xml:space="preserve">(eu-ema-epar-olumiant · eu-ema-ref-jaki-2023)</w:t>
+        <w:t xml:space="preserve">(European Medicines Agency 2017 · European Medicines Agency 2023)</w:t>
       </w:r>
       <w:r>
         <w:t xml:space="preserve"> </w:t>
@@ -10356,7 +10356,7 @@
         <w:t xml:space="preserve"> </w:t>
       </w:r>
       <w:r>
-        <w:t xml:space="preserve">(pt-infomed · pt-dl176-2006)</w:t>
+        <w:t xml:space="preserve">(INFARMED 2026 · Ministério da Saúde (Portugal) 2006)</w:t>
       </w:r>
       <w:r>
         <w:t xml:space="preserve"> </w:t>
@@ -10384,7 +10384,7 @@
         <w:t xml:space="preserve"> </w:t>
       </w:r>
       <w:r>
-        <w:t xml:space="preserve">(br-label-olumiant · br-anvisa-register-opendata)</w:t>
+        <w:t xml:space="preserve">(Eli Lilly do Brasil Ltda (Anvisa-approved package leaflet) 2026 · Agência Nacional de Vigilância Sanitária (Anvisa) 2026)</w:t>
       </w:r>
       <w:r>
         <w:t xml:space="preserve"> </w:t>
@@ -10412,7 +10412,7 @@
         <w:t xml:space="preserve"> </w:t>
       </w:r>
       <w:r>
-        <w:t xml:space="preserve">(ae-fdl-28-2023 · ae-fdl-38-2024 · ae-ede-reg-olumiant)</w:t>
+        <w:t xml:space="preserve">(UAE federal legislation (President of the UAE) 2023 · UAE federal legislation (President of the UAE) 2024 · Emirates Drug Establishment (EDE) 2026)</w:t>
       </w:r>
     </w:p>
     <w:p>
@@ -10650,7 +10650,7 @@
         <w:t xml:space="preserve"> </w:t>
       </w:r>
       <w:r>
-        <w:t xml:space="preserve">(eu-ema-psusa-minoxidil-2024 · eu-union-register · eu-ema-medicines-data · eu-ema-ref-finasteride-2025 · eu-ema-epar-olumiant)</w:t>
+        <w:t xml:space="preserve">(European Medicines Agency / CMDh 2024 · European Commission 2026 · European Medicines Agency 2026 · European Medicines Agency 2025 · European Medicines Agency 2017)</w:t>
       </w:r>
       <w:r>
         <w:t xml:space="preserve"> </w:t>
@@ -10678,7 +10678,7 @@
         <w:t xml:space="preserve"> </w:t>
       </w:r>
       <w:r>
-        <w:t xml:space="preserve">(pt-infomed · pt-rcm-minox5 · pt-dl176-2006)</w:t>
+        <w:t xml:space="preserve">(INFARMED 2026 · Laboratório Edol / INFARMED 2026 · Ministério da Saúde (Portugal) 2006)</w:t>
       </w:r>
       <w:r>
         <w:t xml:space="preserve"> </w:t>
@@ -10706,7 +10706,7 @@
         <w:t xml:space="preserve"> </w:t>
       </w:r>
       <w:r>
-        <w:t xml:space="preserve">(br-label-aloxidil · br-anvisa-register-opendata · br-label-prohair · br-label-olumiant)</w:t>
+        <w:t xml:space="preserve">(Theraskin Farmacêutica Ltda (Anvisa-approved package leaflet) 2025 · Agência Nacional de Vigilância Sanitária (Anvisa) 2026 · União Química Farmacêutica Nacional S/A (Anvisa-approved package leaflet) 2021 · Eli Lilly do Brasil Ltda (Anvisa-approved package leaflet) 2026)</w:t>
       </w:r>
       <w:r>
         <w:t xml:space="preserve"> </w:t>
@@ -10734,7 +10734,7 @@
         <w:t xml:space="preserve"> </w:t>
       </w:r>
       <w:r>
-        <w:t xml:space="preserve">(ae-fdl-28-2023 · ae-fdl-38-2024 · ae-ede-reg-regaine · ae-ede-register · ae-ede-reg-propecia · ae-ede-reg-fincrezo · ae-ede-reg-olumiant)</w:t>
+        <w:t xml:space="preserve">(UAE federal legislation (President of the UAE) 2023 · UAE federal legislation (President of the UAE) 2024 · Emirates Drug Establishment (EDE) 2026 · Emirates Drug Establishment (EDE) 2026 · Emirates Drug Establishment (EDE) 2026 · Emirates Drug Establishment (EDE) 2026 · Emirates Drug Establishment (EDE) 2026)</w:t>
       </w:r>
     </w:p>
     <w:p>
@@ -11045,7 +11045,7 @@
         <w:t xml:space="preserve"> </w:t>
       </w:r>
       <w:r>
-        <w:t xml:space="preserve">(eu-ema-epar-scenesse · eu-union-register)</w:t>
+        <w:t xml:space="preserve">(European Medicines Agency 2014 · European Commission 2026)</w:t>
       </w:r>
       <w:r>
         <w:t xml:space="preserve"> </w:t>
@@ -11073,7 +11073,7 @@
         <w:t xml:space="preserve"> </w:t>
       </w:r>
       <w:r>
-        <w:t xml:space="preserve">(pt-infomed · pt-dl176-2006)</w:t>
+        <w:t xml:space="preserve">(INFARMED 2026 · Ministério da Saúde (Portugal) 2006)</w:t>
       </w:r>
       <w:r>
         <w:t xml:space="preserve"> </w:t>
@@ -11101,7 +11101,7 @@
         <w:t xml:space="preserve"> </w:t>
       </w:r>
       <w:r>
-        <w:t xml:space="preserve">(br-anvisa-register-opendata · br-anvisa-register-dictionary · br-anvisa-consultas-medicamentos)</w:t>
+        <w:t xml:space="preserve">(Agência Nacional de Vigilância Sanitária (Anvisa) 2026 · Agência Nacional de Vigilância Sanitária (Anvisa) 2026 · Agência Nacional de Vigilância Sanitária (Anvisa) 2026)</w:t>
       </w:r>
       <w:r>
         <w:t xml:space="preserve"> </w:t>
@@ -11129,7 +11129,7 @@
         <w:t xml:space="preserve"> </w:t>
       </w:r>
       <w:r>
-        <w:t xml:space="preserve">(ae-fdl-28-2023 · ae-fdl-38-2024 · ae-ede-register)</w:t>
+        <w:t xml:space="preserve">(UAE federal legislation (President of the UAE) 2023 · UAE federal legislation (President of the UAE) 2024 · Emirates Drug Establishment (EDE) 2026)</w:t>
       </w:r>
     </w:p>
     <w:p>
@@ -11361,7 +11361,7 @@
         <w:t xml:space="preserve"> </w:t>
       </w:r>
       <w:r>
-        <w:t xml:space="preserve">(eu-ema-medicines-data · eu-union-register)</w:t>
+        <w:t xml:space="preserve">(European Medicines Agency 2026 · European Commission 2026)</w:t>
       </w:r>
       <w:r>
         <w:t xml:space="preserve"> </w:t>
@@ -11389,7 +11389,7 @@
         <w:t xml:space="preserve"> </w:t>
       </w:r>
       <w:r>
-        <w:t xml:space="preserve">(pt-infomed)</w:t>
+        <w:t xml:space="preserve">(INFARMED 2026)</w:t>
       </w:r>
       <w:r>
         <w:t xml:space="preserve"> </w:t>
@@ -11417,7 +11417,7 @@
         <w:t xml:space="preserve"> </w:t>
       </w:r>
       <w:r>
-        <w:t xml:space="preserve">(br-anvisa-register-opendata · br-anvisa-register-dictionary · br-anvisa-consultas-medicamentos · br-lei-6360-1976)</w:t>
+        <w:t xml:space="preserve">(Agência Nacional de Vigilância Sanitária (Anvisa) 2026 · Agência Nacional de Vigilância Sanitária (Anvisa) 2026 · Agência Nacional de Vigilância Sanitária (Anvisa) 2026 · Presidência da República 1976)</w:t>
       </w:r>
       <w:r>
         <w:t xml:space="preserve"> </w:t>
@@ -11445,7 +11445,7 @@
         <w:t xml:space="preserve"> </w:t>
       </w:r>
       <w:r>
-        <w:t xml:space="preserve">(ae-fdl-28-2023 · ae-fdl-38-2024 · ae-doh-cir-112-2025 · ae-ede-register · ae-dha-cir-melanotan-2025)</w:t>
+        <w:t xml:space="preserve">(UAE federal legislation (President of the UAE) 2023 · UAE federal legislation (President of the UAE) 2024 · Department of Health – Abu Dhabi (DoH) 2025 · Emirates Drug Establishment (EDE) 2026 · Dubai Health Authority (DHA) 2025)</w:t>
       </w:r>
     </w:p>
     <w:p>
@@ -11683,7 +11683,7 @@
         <w:t xml:space="preserve"> </w:t>
       </w:r>
       <w:r>
-        <w:t xml:space="preserve">(eu-dir-2001-83 · eu-ema-medicines-data · eu-union-register)</w:t>
+        <w:t xml:space="preserve">(European Parliament and Council of the European Union 2001 · European Medicines Agency 2026 · European Commission 2026)</w:t>
       </w:r>
       <w:r>
         <w:t xml:space="preserve"> </w:t>
@@ -11711,7 +11711,7 @@
         <w:t xml:space="preserve"> </w:t>
       </w:r>
       <w:r>
-        <w:t xml:space="preserve">(pt-dl95-2004 · pt-infarmed-manipulados · pt-infomed)</w:t>
+        <w:t xml:space="preserve">(Ministério da Saúde (Portugal); compiled by INFARMED 2004 · INFARMED 2026 · INFARMED 2026)</w:t>
       </w:r>
       <w:r>
         <w:t xml:space="preserve"> </w:t>
@@ -11739,7 +11739,7 @@
         <w:t xml:space="preserve"> </w:t>
       </w:r>
       <w:r>
-        <w:t xml:space="preserve">(br-anvisa-peptides-2026 · br-anvisa-register-opendata · br-anvisa-register-dictionary)</w:t>
+        <w:t xml:space="preserve">(Agência Nacional de Vigilância Sanitária (Anvisa) 2026 · Agência Nacional de Vigilância Sanitária (Anvisa) 2026 · Agência Nacional de Vigilância Sanitária (Anvisa) 2026)</w:t>
       </w:r>
       <w:r>
         <w:t xml:space="preserve"> </w:t>
@@ -11767,7 +11767,7 @@
         <w:t xml:space="preserve"> </w:t>
       </w:r>
       <w:r>
-        <w:t xml:space="preserve">(ae-fdl-28-2023 · ae-fdl-38-2024 · ae-ede-register · ae-dha-cir-peptides-2026 · ae-doh-cir-148-2026 · ae-doh-compounding-std-2026)</w:t>
+        <w:t xml:space="preserve">(UAE federal legislation (President of the UAE) 2023 · UAE federal legislation (President of the UAE) 2024 · Emirates Drug Establishment (EDE) 2026 · Dubai Health Authority (DHA) 2026 · Department of Health – Abu Dhabi (DoH) 2026 · Department of Health – Abu Dhabi (DoH) 2026)</w:t>
       </w:r>
     </w:p>
     <w:p>
@@ -12011,7 +12011,7 @@
         <w:t xml:space="preserve"> </w:t>
       </w:r>
       <w:r>
-        <w:t xml:space="preserve">(eu-ema-epar-olumiant · eu-ema-ref-jaki-2023)</w:t>
+        <w:t xml:space="preserve">(European Medicines Agency 2017 · European Medicines Agency 2023)</w:t>
       </w:r>
       <w:r>
         <w:t xml:space="preserve"> </w:t>
@@ -12039,7 +12039,7 @@
         <w:t xml:space="preserve"> </w:t>
       </w:r>
       <w:r>
-        <w:t xml:space="preserve">(pt-infomed · pt-dl176-2006)</w:t>
+        <w:t xml:space="preserve">(INFARMED 2026 · Ministério da Saúde (Portugal) 2006)</w:t>
       </w:r>
       <w:r>
         <w:t xml:space="preserve"> </w:t>
@@ -12067,7 +12067,7 @@
         <w:t xml:space="preserve"> </w:t>
       </w:r>
       <w:r>
-        <w:t xml:space="preserve">(br-label-olumiant · br-anvisa-register-opendata)</w:t>
+        <w:t xml:space="preserve">(Eli Lilly do Brasil Ltda (Anvisa-approved package leaflet) 2026 · Agência Nacional de Vigilância Sanitária (Anvisa) 2026)</w:t>
       </w:r>
       <w:r>
         <w:t xml:space="preserve"> </w:t>
@@ -12095,7 +12095,7 @@
         <w:t xml:space="preserve"> </w:t>
       </w:r>
       <w:r>
-        <w:t xml:space="preserve">(ae-fdl-28-2023 · ae-fdl-38-2024 · ae-ede-reg-olumiant)</w:t>
+        <w:t xml:space="preserve">(UAE federal legislation (President of the UAE) 2023 · UAE federal legislation (President of the UAE) 2024 · Emirates Drug Establishment (EDE) 2026)</w:t>
       </w:r>
     </w:p>
     <w:p>
@@ -12333,7 +12333,7 @@
         <w:t xml:space="preserve"> </w:t>
       </w:r>
       <w:r>
-        <w:t xml:space="preserve">(eu-ema-psusa-minoxidil-2024 · eu-union-register · eu-ema-medicines-data · eu-ema-ref-finasteride-2025 · eu-ema-epar-olumiant)</w:t>
+        <w:t xml:space="preserve">(European Medicines Agency / CMDh 2024 · European Commission 2026 · European Medicines Agency 2026 · European Medicines Agency 2025 · European Medicines Agency 2017)</w:t>
       </w:r>
       <w:r>
         <w:t xml:space="preserve"> </w:t>
@@ -12361,7 +12361,7 @@
         <w:t xml:space="preserve"> </w:t>
       </w:r>
       <w:r>
-        <w:t xml:space="preserve">(pt-infomed · pt-rcm-minox5 · pt-dl176-2006)</w:t>
+        <w:t xml:space="preserve">(INFARMED 2026 · Laboratório Edol / INFARMED 2026 · Ministério da Saúde (Portugal) 2006)</w:t>
       </w:r>
       <w:r>
         <w:t xml:space="preserve"> </w:t>
@@ -12389,7 +12389,7 @@
         <w:t xml:space="preserve"> </w:t>
       </w:r>
       <w:r>
-        <w:t xml:space="preserve">(br-label-aloxidil · br-anvisa-register-opendata · br-label-prohair · br-label-olumiant)</w:t>
+        <w:t xml:space="preserve">(Theraskin Farmacêutica Ltda (Anvisa-approved package leaflet) 2025 · Agência Nacional de Vigilância Sanitária (Anvisa) 2026 · União Química Farmacêutica Nacional S/A (Anvisa-approved package leaflet) 2021 · Eli Lilly do Brasil Ltda (Anvisa-approved package leaflet) 2026)</w:t>
       </w:r>
       <w:r>
         <w:t xml:space="preserve"> </w:t>
@@ -12417,7 +12417,7 @@
         <w:t xml:space="preserve"> </w:t>
       </w:r>
       <w:r>
-        <w:t xml:space="preserve">(ae-fdl-28-2023 · ae-fdl-38-2024 · ae-ede-reg-regaine · ae-ede-register · ae-ede-reg-propecia · ae-ede-reg-fincrezo · ae-ede-reg-olumiant)</w:t>
+        <w:t xml:space="preserve">(UAE federal legislation (President of the UAE) 2023 · UAE federal legislation (President of the UAE) 2024 · Emirates Drug Establishment (EDE) 2026 · Emirates Drug Establishment (EDE) 2026 · Emirates Drug Establishment (EDE) 2026 · Emirates Drug Establishment (EDE) 2026 · Emirates Drug Establishment (EDE) 2026)</w:t>
       </w:r>
     </w:p>
     <w:p>
@@ -12728,7 +12728,7 @@
         <w:t xml:space="preserve"> </w:t>
       </w:r>
       <w:r>
-        <w:t xml:space="preserve">(eu-ema-epar-scenesse · eu-union-register)</w:t>
+        <w:t xml:space="preserve">(European Medicines Agency 2014 · European Commission 2026)</w:t>
       </w:r>
       <w:r>
         <w:t xml:space="preserve"> </w:t>
@@ -12756,7 +12756,7 @@
         <w:t xml:space="preserve"> </w:t>
       </w:r>
       <w:r>
-        <w:t xml:space="preserve">(pt-infomed · pt-dl176-2006)</w:t>
+        <w:t xml:space="preserve">(INFARMED 2026 · Ministério da Saúde (Portugal) 2006)</w:t>
       </w:r>
       <w:r>
         <w:t xml:space="preserve"> </w:t>
@@ -12784,7 +12784,7 @@
         <w:t xml:space="preserve"> </w:t>
       </w:r>
       <w:r>
-        <w:t xml:space="preserve">(br-anvisa-register-opendata · br-anvisa-register-dictionary · br-anvisa-consultas-medicamentos)</w:t>
+        <w:t xml:space="preserve">(Agência Nacional de Vigilância Sanitária (Anvisa) 2026 · Agência Nacional de Vigilância Sanitária (Anvisa) 2026 · Agência Nacional de Vigilância Sanitária (Anvisa) 2026)</w:t>
       </w:r>
       <w:r>
         <w:t xml:space="preserve"> </w:t>
@@ -12812,7 +12812,7 @@
         <w:t xml:space="preserve"> </w:t>
       </w:r>
       <w:r>
-        <w:t xml:space="preserve">(ae-fdl-28-2023 · ae-fdl-38-2024 · ae-ede-register)</w:t>
+        <w:t xml:space="preserve">(UAE federal legislation (President of the UAE) 2023 · UAE federal legislation (President of the UAE) 2024 · Emirates Drug Establishment (EDE) 2026)</w:t>
       </w:r>
     </w:p>
     <w:p>
@@ -13044,7 +13044,7 @@
         <w:t xml:space="preserve"> </w:t>
       </w:r>
       <w:r>
-        <w:t xml:space="preserve">(eu-ema-medicines-data · eu-union-register)</w:t>
+        <w:t xml:space="preserve">(European Medicines Agency 2026 · European Commission 2026)</w:t>
       </w:r>
       <w:r>
         <w:t xml:space="preserve"> </w:t>
@@ -13072,7 +13072,7 @@
         <w:t xml:space="preserve"> </w:t>
       </w:r>
       <w:r>
-        <w:t xml:space="preserve">(pt-infomed)</w:t>
+        <w:t xml:space="preserve">(INFARMED 2026)</w:t>
       </w:r>
       <w:r>
         <w:t xml:space="preserve"> </w:t>
@@ -13100,7 +13100,7 @@
         <w:t xml:space="preserve"> </w:t>
       </w:r>
       <w:r>
-        <w:t xml:space="preserve">(br-anvisa-register-opendata · br-anvisa-register-dictionary · br-anvisa-consultas-medicamentos · br-lei-6360-1976)</w:t>
+        <w:t xml:space="preserve">(Agência Nacional de Vigilância Sanitária (Anvisa) 2026 · Agência Nacional de Vigilância Sanitária (Anvisa) 2026 · Agência Nacional de Vigilância Sanitária (Anvisa) 2026 · Presidência da República 1976)</w:t>
       </w:r>
       <w:r>
         <w:t xml:space="preserve"> </w:t>
@@ -13128,7 +13128,7 @@
         <w:t xml:space="preserve"> </w:t>
       </w:r>
       <w:r>
-        <w:t xml:space="preserve">(ae-fdl-28-2023 · ae-fdl-38-2024 · ae-doh-cir-112-2025 · ae-ede-register · ae-dha-cir-melanotan-2025)</w:t>
+        <w:t xml:space="preserve">(UAE federal legislation (President of the UAE) 2023 · UAE federal legislation (President of the UAE) 2024 · Department of Health – Abu Dhabi (DoH) 2025 · Emirates Drug Establishment (EDE) 2026 · Dubai Health Authority (DHA) 2025)</w:t>
       </w:r>
     </w:p>
     <w:p>
@@ -13366,7 +13366,7 @@
         <w:t xml:space="preserve"> </w:t>
       </w:r>
       <w:r>
-        <w:t xml:space="preserve">(eu-dir-2001-83 · eu-ema-medicines-data · eu-union-register)</w:t>
+        <w:t xml:space="preserve">(European Parliament and Council of the European Union 2001 · European Medicines Agency 2026 · European Commission 2026)</w:t>
       </w:r>
       <w:r>
         <w:t xml:space="preserve"> </w:t>
@@ -13394,7 +13394,7 @@
         <w:t xml:space="preserve"> </w:t>
       </w:r>
       <w:r>
-        <w:t xml:space="preserve">(pt-dl95-2004 · pt-infarmed-manipulados · pt-infomed)</w:t>
+        <w:t xml:space="preserve">(Ministério da Saúde (Portugal); compiled by INFARMED 2004 · INFARMED 2026 · INFARMED 2026)</w:t>
       </w:r>
       <w:r>
         <w:t xml:space="preserve"> </w:t>
@@ -13422,7 +13422,7 @@
         <w:t xml:space="preserve"> </w:t>
       </w:r>
       <w:r>
-        <w:t xml:space="preserve">(br-anvisa-peptides-2026 · br-anvisa-register-opendata · br-anvisa-register-dictionary)</w:t>
+        <w:t xml:space="preserve">(Agência Nacional de Vigilância Sanitária (Anvisa) 2026 · Agência Nacional de Vigilância Sanitária (Anvisa) 2026 · Agência Nacional de Vigilância Sanitária (Anvisa) 2026)</w:t>
       </w:r>
       <w:r>
         <w:t xml:space="preserve"> </w:t>
@@ -13450,7 +13450,7 @@
         <w:t xml:space="preserve"> </w:t>
       </w:r>
       <w:r>
-        <w:t xml:space="preserve">(ae-fdl-28-2023 · ae-fdl-38-2024 · ae-ede-register · ae-dha-cir-peptides-2026 · ae-doh-cir-148-2026 · ae-doh-compounding-std-2026)</w:t>
+        <w:t xml:space="preserve">(UAE federal legislation (President of the UAE) 2023 · UAE federal legislation (President of the UAE) 2024 · Emirates Drug Establishment (EDE) 2026 · Dubai Health Authority (DHA) 2026 · Department of Health – Abu Dhabi (DoH) 2026 · Department of Health – Abu Dhabi (DoH) 2026)</w:t>
       </w:r>
     </w:p>
     <w:p>
@@ -13732,7 +13732,7 @@
         <w:t xml:space="preserve"> </w:t>
       </w:r>
       <w:r>
-        <w:t xml:space="preserve">(eu-ema-ref-somatropin-2012 · eu-ema-epar-omnitrope)</w:t>
+        <w:t xml:space="preserve">(European Medicines Agency 2012 · European Medicines Agency 2006)</w:t>
       </w:r>
       <w:r>
         <w:t xml:space="preserve"> </w:t>
@@ -13760,7 +13760,7 @@
         <w:t xml:space="preserve"> </w:t>
       </w:r>
       <w:r>
-        <w:t xml:space="preserve">(pt-infomed · pt-dl176-2006 · pt-infarmed-cnnhc · pt-portaria117-2019)</w:t>
+        <w:t xml:space="preserve">(INFARMED 2026 · Ministério da Saúde (Portugal) 2006 · INFARMED 2026 · Ministério da Saúde (Portugal) 2019)</w:t>
       </w:r>
       <w:r>
         <w:t xml:space="preserve"> </w:t>
@@ -13788,7 +13788,7 @@
         <w:t xml:space="preserve"> </w:t>
       </w:r>
       <w:r>
-        <w:t xml:space="preserve">(br-label-genotropin · br-anvisa-register-opendata · br-rdc-1036-2026 · br-anvisa-controlled-lists-page · br-cfm-1999-2012 · br-cfm-norms-search)</w:t>
+        <w:t xml:space="preserve">(Pfizer Brasil Ltda (Anvisa-approved package leaflet) 2025 · Agência Nacional de Vigilância Sanitária (Anvisa) 2026 · Anvisa – Diretoria Colegiada 2026 · Agência Nacional de Vigilância Sanitária (Anvisa) 2026 · Conselho Federal de Medicina 2012 · Conselho Federal de Medicina 2026)</w:t>
       </w:r>
       <w:r>
         <w:t xml:space="preserve"> </w:t>
@@ -13816,7 +13816,7 @@
         <w:t xml:space="preserve"> </w:t>
       </w:r>
       <w:r>
-        <w:t xml:space="preserve">(ae-fdl-28-2023 · ae-fdl-38-2024 · ae-ede-reg-genotropin · ae-ede-register · ae-mohap-md-306-2023)</w:t>
+        <w:t xml:space="preserve">(UAE federal legislation (President of the UAE) 2023 · UAE federal legislation (President of the UAE) 2024 · Emirates Drug Establishment (EDE) 2026 · Emirates Drug Establishment (EDE) 2026 · Minister of Health and Prevention (MOHAP) 2023)</w:t>
       </w:r>
     </w:p>
     <w:p>
@@ -14162,7 +14162,7 @@
         <w:t xml:space="preserve"> </w:t>
       </w:r>
       <w:r>
-        <w:t xml:space="preserve">(eu-ema-egrifta-withdrawal · eu-union-register)</w:t>
+        <w:t xml:space="preserve">(European Medicines Agency 2012 · European Commission 2026)</w:t>
       </w:r>
       <w:r>
         <w:t xml:space="preserve"> </w:t>
@@ -14190,7 +14190,7 @@
         <w:t xml:space="preserve"> </w:t>
       </w:r>
       <w:r>
-        <w:t xml:space="preserve">(br-anvisa-register-opendata · br-anvisa-register-dictionary · br-anvisa-consultas-medicamentos)</w:t>
+        <w:t xml:space="preserve">(Agência Nacional de Vigilância Sanitária (Anvisa) 2026 · Agência Nacional de Vigilância Sanitária (Anvisa) 2026 · Agência Nacional de Vigilância Sanitária (Anvisa) 2026)</w:t>
       </w:r>
       <w:r>
         <w:t xml:space="preserve"> </w:t>
@@ -14218,7 +14218,7 @@
         <w:t xml:space="preserve"> </w:t>
       </w:r>
       <w:r>
-        <w:t xml:space="preserve">(ae-fdl-28-2023 · ae-fdl-38-2024 · ae-ede-register · ae-dha-cir-peptides-2026 · ae-doh-cir-148-2026)</w:t>
+        <w:t xml:space="preserve">(UAE federal legislation (President of the UAE) 2023 · UAE federal legislation (President of the UAE) 2024 · Emirates Drug Establishment (EDE) 2026 · Dubai Health Authority (DHA) 2026 · Department of Health – Abu Dhabi (DoH) 2026)</w:t>
       </w:r>
     </w:p>
     <w:p>
@@ -14456,7 +14456,7 @@
         <w:t xml:space="preserve"> </w:t>
       </w:r>
       <w:r>
-        <w:t xml:space="preserve">(eu-ema-egrifta-withdrawal · eu-union-register · eu-ema-medicines-data · eu-dir-2001-83)</w:t>
+        <w:t xml:space="preserve">(European Medicines Agency 2012 · European Commission 2026 · European Medicines Agency 2026 · European Parliament and Council of the European Union 2001)</w:t>
       </w:r>
       <w:r>
         <w:t xml:space="preserve"> </w:t>
@@ -14484,7 +14484,7 @@
         <w:t xml:space="preserve"> </w:t>
       </w:r>
       <w:r>
-        <w:t xml:space="preserve">(pt-infomed · pt-dl176-2006 · pt-infarmed-aue)</w:t>
+        <w:t xml:space="preserve">(INFARMED 2026 · Ministério da Saúde (Portugal) 2006 · INFARMED 2026)</w:t>
       </w:r>
       <w:r>
         <w:t xml:space="preserve"> </w:t>
@@ -14512,7 +14512,7 @@
         <w:t xml:space="preserve"> </w:t>
       </w:r>
       <w:r>
-        <w:t xml:space="preserve">(br-anvisa-register-opendata · br-anvisa-register-dictionary · br-anvisa-consultas-medicamentos · br-anvisa-peptides-2026)</w:t>
+        <w:t xml:space="preserve">(Agência Nacional de Vigilância Sanitária (Anvisa) 2026 · Agência Nacional de Vigilância Sanitária (Anvisa) 2026 · Agência Nacional de Vigilância Sanitária (Anvisa) 2026 · Agência Nacional de Vigilância Sanitária (Anvisa) 2026)</w:t>
       </w:r>
       <w:r>
         <w:t xml:space="preserve"> </w:t>
@@ -14540,7 +14540,7 @@
         <w:t xml:space="preserve"> </w:t>
       </w:r>
       <w:r>
-        <w:t xml:space="preserve">(ae-fdl-28-2023 · ae-fdl-38-2024 · ae-ede-register · ae-dha-cir-peptides-2026 · ae-doh-cir-148-2026)</w:t>
+        <w:t xml:space="preserve">(UAE federal legislation (President of the UAE) 2023 · UAE federal legislation (President of the UAE) 2024 · Emirates Drug Establishment (EDE) 2026 · Dubai Health Authority (DHA) 2026 · Department of Health – Abu Dhabi (DoH) 2026)</w:t>
       </w:r>
     </w:p>
     <w:p>
@@ -14998,7 +14998,7 @@
         <w:t xml:space="preserve"> </w:t>
       </w:r>
       <w:r>
-        <w:t xml:space="preserve">(eu-ema-ref-somatropin-2012 · eu-ema-epar-omnitrope)</w:t>
+        <w:t xml:space="preserve">(European Medicines Agency 2012 · European Medicines Agency 2006)</w:t>
       </w:r>
       <w:r>
         <w:t xml:space="preserve"> </w:t>
@@ -15026,7 +15026,7 @@
         <w:t xml:space="preserve"> </w:t>
       </w:r>
       <w:r>
-        <w:t xml:space="preserve">(pt-infomed · pt-dl176-2006 · pt-infarmed-cnnhc · pt-portaria117-2019)</w:t>
+        <w:t xml:space="preserve">(INFARMED 2026 · Ministério da Saúde (Portugal) 2006 · INFARMED 2026 · Ministério da Saúde (Portugal) 2019)</w:t>
       </w:r>
       <w:r>
         <w:t xml:space="preserve"> </w:t>
@@ -15054,7 +15054,7 @@
         <w:t xml:space="preserve"> </w:t>
       </w:r>
       <w:r>
-        <w:t xml:space="preserve">(br-label-genotropin · br-anvisa-register-opendata · br-rdc-1036-2026 · br-anvisa-controlled-lists-page · br-cfm-1999-2012 · br-cfm-norms-search)</w:t>
+        <w:t xml:space="preserve">(Pfizer Brasil Ltda (Anvisa-approved package leaflet) 2025 · Agência Nacional de Vigilância Sanitária (Anvisa) 2026 · Anvisa – Diretoria Colegiada 2026 · Agência Nacional de Vigilância Sanitária (Anvisa) 2026 · Conselho Federal de Medicina 2012 · Conselho Federal de Medicina 2026)</w:t>
       </w:r>
       <w:r>
         <w:t xml:space="preserve"> </w:t>
@@ -15082,7 +15082,7 @@
         <w:t xml:space="preserve"> </w:t>
       </w:r>
       <w:r>
-        <w:t xml:space="preserve">(ae-fdl-28-2023 · ae-fdl-38-2024 · ae-ede-reg-genotropin · ae-ede-register · ae-mohap-md-306-2023)</w:t>
+        <w:t xml:space="preserve">(UAE federal legislation (President of the UAE) 2023 · UAE federal legislation (President of the UAE) 2024 · Emirates Drug Establishment (EDE) 2026 · Emirates Drug Establishment (EDE) 2026 · Minister of Health and Prevention (MOHAP) 2023)</w:t>
       </w:r>
     </w:p>
     <w:p>
@@ -15428,7 +15428,7 @@
         <w:t xml:space="preserve"> </w:t>
       </w:r>
       <w:r>
-        <w:t xml:space="preserve">(eu-ema-egrifta-withdrawal · eu-union-register)</w:t>
+        <w:t xml:space="preserve">(European Medicines Agency 2012 · European Commission 2026)</w:t>
       </w:r>
       <w:r>
         <w:t xml:space="preserve"> </w:t>
@@ -15456,7 +15456,7 @@
         <w:t xml:space="preserve"> </w:t>
       </w:r>
       <w:r>
-        <w:t xml:space="preserve">(br-anvisa-register-opendata · br-anvisa-register-dictionary · br-anvisa-consultas-medicamentos)</w:t>
+        <w:t xml:space="preserve">(Agência Nacional de Vigilância Sanitária (Anvisa) 2026 · Agência Nacional de Vigilância Sanitária (Anvisa) 2026 · Agência Nacional de Vigilância Sanitária (Anvisa) 2026)</w:t>
       </w:r>
       <w:r>
         <w:t xml:space="preserve"> </w:t>
@@ -15484,7 +15484,7 @@
         <w:t xml:space="preserve"> </w:t>
       </w:r>
       <w:r>
-        <w:t xml:space="preserve">(ae-fdl-28-2023 · ae-fdl-38-2024 · ae-ede-register · ae-dha-cir-peptides-2026 · ae-doh-cir-148-2026)</w:t>
+        <w:t xml:space="preserve">(UAE federal legislation (President of the UAE) 2023 · UAE federal legislation (President of the UAE) 2024 · Emirates Drug Establishment (EDE) 2026 · Dubai Health Authority (DHA) 2026 · Department of Health – Abu Dhabi (DoH) 2026)</w:t>
       </w:r>
     </w:p>
     <w:p>
@@ -15821,7 +15821,7 @@
         <w:t xml:space="preserve"> </w:t>
       </w:r>
       <w:r>
-        <w:t xml:space="preserve">(eu-ema-ref-somatropin-2012 · eu-ema-egrifta-withdrawal · eu-union-register · eu-ema-medicines-data · eu-ema-od-ibutamoren-2017)</w:t>
+        <w:t xml:space="preserve">(European Medicines Agency 2012 · European Medicines Agency 2012 · European Commission 2026 · European Medicines Agency 2026 · European Medicines Agency 2017)</w:t>
       </w:r>
       <w:r>
         <w:t xml:space="preserve"> </w:t>
@@ -15849,7 +15849,7 @@
         <w:t xml:space="preserve"> </w:t>
       </w:r>
       <w:r>
-        <w:t xml:space="preserve">(pt-infomed · pt-dl95-2004 · pt-infarmed-manipulados)</w:t>
+        <w:t xml:space="preserve">(INFARMED 2026 · Ministério da Saúde (Portugal); compiled by INFARMED 2004 · INFARMED 2026)</w:t>
       </w:r>
       <w:r>
         <w:t xml:space="preserve"> </w:t>
@@ -15877,7 +15877,7 @@
         <w:t xml:space="preserve"> </w:t>
       </w:r>
       <w:r>
-        <w:t xml:space="preserve">(br-anvisa-register-opendata · br-anvisa-register-dictionary · br-anvisa-consultas-medicamentos · br-anvisa-peptides-2026 · br-dou-re-2318-2026)</w:t>
+        <w:t xml:space="preserve">(Agência Nacional de Vigilância Sanitária (Anvisa) 2026 · Agência Nacional de Vigilância Sanitária (Anvisa) 2026 · Agência Nacional de Vigilância Sanitária (Anvisa) 2026 · Agência Nacional de Vigilância Sanitária (Anvisa) 2026 · Anvisa – Coordenação de Pesquisa Clínica em Medicamentos e Produtos Biológicos 2026)</w:t>
       </w:r>
       <w:r>
         <w:t xml:space="preserve"> </w:t>
@@ -15905,7 +15905,7 @@
         <w:t xml:space="preserve"> </w:t>
       </w:r>
       <w:r>
-        <w:t xml:space="preserve">(ae-fdl-28-2023 · ae-fdl-38-2024 · ae-ede-reg-genotropin · ae-ede-register · ae-dha-cir-peptides-2026 · ae-doh-compounding-std-2026)</w:t>
+        <w:t xml:space="preserve">(UAE federal legislation (President of the UAE) 2023 · UAE federal legislation (President of the UAE) 2024 · Emirates Drug Establishment (EDE) 2026 · Emirates Drug Establishment (EDE) 2026 · Dubai Health Authority (DHA) 2026 · Department of Health – Abu Dhabi (DoH) 2026)</w:t>
       </w:r>
     </w:p>
     <w:p>
@@ -16143,7 +16143,7 @@
         <w:t xml:space="preserve"> </w:t>
       </w:r>
       <w:r>
-        <w:t xml:space="preserve">(eu-ema-egrifta-withdrawal · eu-union-register · eu-ema-medicines-data · eu-dir-2001-83)</w:t>
+        <w:t xml:space="preserve">(European Medicines Agency 2012 · European Commission 2026 · European Medicines Agency 2026 · European Parliament and Council of the European Union 2001)</w:t>
       </w:r>
       <w:r>
         <w:t xml:space="preserve"> </w:t>
@@ -16171,7 +16171,7 @@
         <w:t xml:space="preserve"> </w:t>
       </w:r>
       <w:r>
-        <w:t xml:space="preserve">(pt-infomed · pt-dl176-2006 · pt-infarmed-aue)</w:t>
+        <w:t xml:space="preserve">(INFARMED 2026 · Ministério da Saúde (Portugal) 2006 · INFARMED 2026)</w:t>
       </w:r>
       <w:r>
         <w:t xml:space="preserve"> </w:t>
@@ -16199,7 +16199,7 @@
         <w:t xml:space="preserve"> </w:t>
       </w:r>
       <w:r>
-        <w:t xml:space="preserve">(br-anvisa-register-opendata · br-anvisa-register-dictionary · br-anvisa-consultas-medicamentos · br-anvisa-peptides-2026)</w:t>
+        <w:t xml:space="preserve">(Agência Nacional de Vigilância Sanitária (Anvisa) 2026 · Agência Nacional de Vigilância Sanitária (Anvisa) 2026 · Agência Nacional de Vigilância Sanitária (Anvisa) 2026 · Agência Nacional de Vigilância Sanitária (Anvisa) 2026)</w:t>
       </w:r>
       <w:r>
         <w:t xml:space="preserve"> </w:t>
@@ -16227,7 +16227,7 @@
         <w:t xml:space="preserve"> </w:t>
       </w:r>
       <w:r>
-        <w:t xml:space="preserve">(ae-fdl-28-2023 · ae-fdl-38-2024 · ae-ede-register · ae-dha-cir-peptides-2026 · ae-doh-cir-148-2026)</w:t>
+        <w:t xml:space="preserve">(UAE federal legislation (President of the UAE) 2023 · UAE federal legislation (President of the UAE) 2024 · Emirates Drug Establishment (EDE) 2026 · Dubai Health Authority (DHA) 2026 · Department of Health – Abu Dhabi (DoH) 2026)</w:t>
       </w:r>
     </w:p>
     <w:p>
@@ -16531,7 +16531,7 @@
         <w:t xml:space="preserve"> </w:t>
       </w:r>
       <w:r>
-        <w:t xml:space="preserve">(eu-dir-2001-83)</w:t>
+        <w:t xml:space="preserve">(European Parliament and Council of the European Union 2001)</w:t>
       </w:r>
       <w:r>
         <w:t xml:space="preserve"> </w:t>
@@ -16559,7 +16559,7 @@
         <w:t xml:space="preserve"> </w:t>
       </w:r>
       <w:r>
-        <w:t xml:space="preserve">(pt-infarmed-circ148-2011 · pt-dl176-2006 · pt-infarmed-aue · pt-dl95-2004 · pt-infarmed-manipulados)</w:t>
+        <w:t xml:space="preserve">(INFARMED 2011 · Ministério da Saúde (Portugal) 2006 · INFARMED 2026 · Ministério da Saúde (Portugal); compiled by INFARMED 2004 · INFARMED 2026)</w:t>
       </w:r>
       <w:r>
         <w:t xml:space="preserve"> </w:t>
@@ -16587,7 +16587,7 @@
         <w:t xml:space="preserve"> </w:t>
       </w:r>
       <w:r>
-        <w:t xml:space="preserve">(br-anvisa-import-pens-2025 · br-anvisa-import-guidance-2025 · br-anvisa-implants-2024)</w:t>
+        <w:t xml:space="preserve">(Agência Nacional de Vigilância Sanitária (Anvisa) 2025 · Agência Nacional de Vigilância Sanitária (Anvisa) 2025 · Agência Nacional de Vigilância Sanitária (Anvisa) 2024)</w:t>
       </w:r>
       <w:r>
         <w:t xml:space="preserve"> </w:t>
@@ -16615,15 +16615,15 @@
         <w:t xml:space="preserve"> </w:t>
       </w:r>
       <w:r>
-        <w:t xml:space="preserve">(ae-fdl-28-2023 · ae-fdl-38-2024 · ae-doh-compounding-std-2026 · ae-dha-cir-peptides-2026)</w:t>
-      </w:r>
-    </w:p>
-    <w:p>
-      <w:pPr>
-        <w:pStyle w:val="BodyText"/>
-      </w:pPr>
-      <w:r>
-        <w:t xml:space="preserve">Sources: Human Medicines Regulations 2012 (UK) 2012 · Human Medicines Regulations 2012 (UK) 2012 · Medicines Act 1968 (UK) 1968 · Medicines and Healthcare products Regulatory Agency (UK) 2023 · Medicines and Healthcare products Regulatory Agency (UK) 2009 · General Medical Council (UK) 2021 · General Pharmaceutical Council (UK) 2025 · Nursing and Midwifery Council (UK) 2018 · United States Code (as codified) 2026 · US Food and Drug Administration 2026 · eu-dir-2001-83 · pt-dl95-2004 · pt-infarmed-circ148-2011 · br-rdc-96-2008 · br-anvisa-peptides-2026 · br-anvisa-import-pens-2025 · br-anvisa-import-guidance-2025 · ae-fdl-38-2024</w:t>
+        <w:t xml:space="preserve">(UAE federal legislation (President of the UAE) 2023 · UAE federal legislation (President of the UAE) 2024 · Department of Health – Abu Dhabi (DoH) 2026 · Dubai Health Authority (DHA) 2026)</w:t>
+      </w:r>
+    </w:p>
+    <w:p>
+      <w:pPr>
+        <w:pStyle w:val="BodyText"/>
+      </w:pPr>
+      <w:r>
+        <w:t xml:space="preserve">Sources: Human Medicines Regulations 2012 (UK) 2012 · Human Medicines Regulations 2012 (UK) 2012 · Medicines Act 1968 (UK) 1968 · Medicines and Healthcare products Regulatory Agency (UK) 2023 · Medicines and Healthcare products Regulatory Agency (UK) 2009 · General Medical Council (UK) 2021 · General Pharmaceutical Council (UK) 2025 · Nursing and Midwifery Council (UK) 2018 · United States Code (as codified) 2026 · US Food and Drug Administration 2026 · European Parliament and Council of the European Union 2001 · Ministério da Saúde (Portugal); compiled by INFARMED 2004 · INFARMED 2011 · Anvisa – Diretoria Colegiada 2008 · Agência Nacional de Vigilância Sanitária (Anvisa) 2026 · Agência Nacional de Vigilância Sanitária (Anvisa) 2025 · Agência Nacional de Vigilância Sanitária (Anvisa) 2025 · UAE federal legislation (President of the UAE) 2024</w:t>
       </w:r>
     </w:p>
     <w:p>
@@ -16775,7 +16775,7 @@
         <w:t xml:space="preserve"> </w:t>
       </w:r>
       <w:r>
-        <w:t xml:space="preserve">(eu-dir-2001-83 · eu-dir-2010-13)</w:t>
+        <w:t xml:space="preserve">(European Parliament and Council of the European Union 2001 · European Parliament and Council of the European Union 2010)</w:t>
       </w:r>
       <w:r>
         <w:t xml:space="preserve"> </w:t>
@@ -16803,7 +16803,7 @@
         <w:t xml:space="preserve"> </w:t>
       </w:r>
       <w:r>
-        <w:t xml:space="preserve">(pt-dl176-2006 · pt-dl238-2015)</w:t>
+        <w:t xml:space="preserve">(Ministério da Saúde (Portugal) 2006 · Ministério da Saúde (Portugal) 2015)</w:t>
       </w:r>
       <w:r>
         <w:t xml:space="preserve"> </w:t>
@@ -16831,7 +16831,7 @@
         <w:t xml:space="preserve"> </w:t>
       </w:r>
       <w:r>
-        <w:t xml:space="preserve">(br-rdc-96-2008 · br-anvisa-implants-2024 · br-cfm-2336-2023 · br-cfm-norms-search · br-anvisa-peptides-2026)</w:t>
+        <w:t xml:space="preserve">(Anvisa – Diretoria Colegiada 2008 · Agência Nacional de Vigilância Sanitária (Anvisa) 2024 · Conselho Federal de Medicina 2023 · Conselho Federal de Medicina 2026 · Agência Nacional de Vigilância Sanitária (Anvisa) 2026)</w:t>
       </w:r>
       <w:r>
         <w:t xml:space="preserve"> </w:t>
@@ -16859,7 +16859,7 @@
         <w:t xml:space="preserve"> </w:t>
       </w:r>
       <w:r>
-        <w:t xml:space="preserve">(ae-fdl-28-2023 · ae-fdl-38-2024 · ae-ede-svc-advert · ae-dha-cir-peptides-2026 · ae-doh-cir-148-2026 · ae-doh-compounding-std-2026)</w:t>
+        <w:t xml:space="preserve">(UAE federal legislation (President of the UAE) 2023 · UAE federal legislation (President of the UAE) 2024 · Emirates Drug Establishment (EDE) 2026 · Dubai Health Authority (DHA) 2026 · Department of Health – Abu Dhabi (DoH) 2026 · Department of Health – Abu Dhabi (DoH) 2026)</w:t>
       </w:r>
     </w:p>
     <w:p>
@@ -16883,7 +16883,7 @@
         <w:pStyle w:val="BodyText"/>
       </w:pPr>
       <w:r>
-        <w:t xml:space="preserve">Sources: Medicines and Healthcare products Regulatory Agency (UK) 2025 · Human Medicines Regulations 2012 (UK) 2012 · Human Medicines Regulations 2012 (UK) 2012 · Human Medicines Regulations 2012 (UK) 2012 · Committee of Advertising Practice / Advertising Standards Authority 2026 · Medicines and Healthcare products Regulatory Agency (UK) 2020 · Advertising Standards Authority 2026 · eu-dir-2001-83 · eu-dir-2010-13 · pt-dl176-2006 · pt-dl238-2015 · br-lei-6360-1976 · br-lei-9294-1996 · br-rdc-96-2008 · br-rdc-907-2024 · br-anvisa-peptides-2026 · br-cfm-2336-2023 · ae-fdl-38-2024 · ae-ede-svc-classification · ae-ede-svc-advert · ae-dha-cir-peptides-2026</w:t>
+        <w:t xml:space="preserve">Sources: Medicines and Healthcare products Regulatory Agency (UK) 2025 · Human Medicines Regulations 2012 (UK) 2012 · Human Medicines Regulations 2012 (UK) 2012 · Human Medicines Regulations 2012 (UK) 2012 · Committee of Advertising Practice / Advertising Standards Authority 2026 · Medicines and Healthcare products Regulatory Agency (UK) 2020 · Advertising Standards Authority 2026 · European Parliament and Council of the European Union 2001 · European Parliament and Council of the European Union 2010 · Ministério da Saúde (Portugal) 2006 · Ministério da Saúde (Portugal) 2015 · Presidência da República 1976 · Presidência da República 1996 · Anvisa – Diretoria Colegiada 2008 · Anvisa – Diretoria Colegiada 2024 · Agência Nacional de Vigilância Sanitária (Anvisa) 2026 · Conselho Federal de Medicina 2023 · UAE federal legislation (President of the UAE) 2024 · Emirates Drug Establishment (EDE) 2026 · Emirates Drug Establishment (EDE) 2026 · Dubai Health Authority (DHA) 2026</w:t>
       </w:r>
     </w:p>
     <w:p>
@@ -17307,7 +17307,7 @@
         <w:t xml:space="preserve"> </w:t>
       </w:r>
       <w:r>
-        <w:t xml:space="preserve">(eu-dir-2001-83 · eu-reg-1223-2009 · eu-dir-2002-46 · eu-reg-1924-2006)</w:t>
+        <w:t xml:space="preserve">(European Parliament and Council of the European Union 2001 · European Parliament and Council of the European Union 2009 · European Parliament and Council of the European Union 2002 · European Parliament and Council of the European Union 2006)</w:t>
       </w:r>
       <w:r>
         <w:t xml:space="preserve"> </w:t>
@@ -17335,7 +17335,7 @@
         <w:t xml:space="preserve"> </w:t>
       </w:r>
       <w:r>
-        <w:t xml:space="preserve">(pt-dl23-2025 · pt-infarmed-cosmetics-faq · pt-dgav-supplements · pt-dgav-notification)</w:t>
+        <w:t xml:space="preserve">(Presidência do Conselho de Ministros / Governo de Portugal 2025 · INFARMED 2026 · Direção-Geral de Alimentação e Veterinária (DGAV) 2026 · Direção-Geral de Alimentação e Veterinária (DGAV) 2026)</w:t>
       </w:r>
       <w:r>
         <w:t xml:space="preserve"> </w:t>
@@ -17363,7 +17363,7 @@
         <w:t xml:space="preserve"> </w:t>
       </w:r>
       <w:r>
-        <w:t xml:space="preserve">(br-rdc-907-2024 · br-anvisa-peptides-2026 · br-anvisa-cosmetics-opendata · br-dou-re-1771-2026 · br-rdc-243-2018 · br-anvisa-supplements-ingredients)</w:t>
+        <w:t xml:space="preserve">(Anvisa – Diretoria Colegiada 2024 · Agência Nacional de Vigilância Sanitária (Anvisa) 2026 · Agência Nacional de Vigilância Sanitária (Anvisa) 2026 · Anvisa – Gerência-Geral de Cosméticos e Saneantes 2026 · Anvisa – Diretoria Colegiada 2018 · Agência Nacional de Vigilância Sanitária (Anvisa) 2026)</w:t>
       </w:r>
       <w:r>
         <w:t xml:space="preserve"> </w:t>
@@ -17391,7 +17391,7 @@
         <w:t xml:space="preserve"> </w:t>
       </w:r>
       <w:r>
-        <w:t xml:space="preserve">(ae-fdl-28-2023 · ae-fdl-38-2024 · ae-moiat-regulated-products · ae-moiat-ecas-service · ae-ede-svc-classification · ae-doh-cir-148-2026)</w:t>
+        <w:t xml:space="preserve">(UAE federal legislation (President of the UAE) 2023 · UAE federal legislation (President of the UAE) 2024 · Ministry of Industry and Advanced Technology (MoIAT) 2022 · Ministry of Industry and Advanced Technology (MoIAT) 2026 · Emirates Drug Establishment (EDE) 2026 · Department of Health – Abu Dhabi (DoH) 2026)</w:t>
       </w:r>
     </w:p>
     <w:p>
@@ -17728,7 +17728,7 @@
         <w:t xml:space="preserve"> </w:t>
       </w:r>
       <w:r>
-        <w:t xml:space="preserve">(eu-dir-2001-83)</w:t>
+        <w:t xml:space="preserve">(European Parliament and Council of the European Union 2001)</w:t>
       </w:r>
       <w:r>
         <w:t xml:space="preserve"> </w:t>
@@ -17756,7 +17756,7 @@
         <w:t xml:space="preserve"> </w:t>
       </w:r>
       <w:r>
-        <w:t xml:space="preserve">(pt-dl95-2004 · pt-infarmed-manipulados · pt-delib840-2023 · pt-infarmed-aue)</w:t>
+        <w:t xml:space="preserve">(Ministério da Saúde (Portugal); compiled by INFARMED 2004 · INFARMED 2026 · INFARMED 2023 · INFARMED 2026)</w:t>
       </w:r>
       <w:r>
         <w:t xml:space="preserve"> </w:t>
@@ -17784,7 +17784,7 @@
         <w:t xml:space="preserve"> </w:t>
       </w:r>
       <w:r>
-        <w:t xml:space="preserve">(br-anvisa-import-guidance-2025 · br-anvisa-glp1-retention-2025)</w:t>
+        <w:t xml:space="preserve">(Agência Nacional de Vigilância Sanitária (Anvisa) 2025 · Agência Nacional de Vigilância Sanitária (Anvisa) 2025)</w:t>
       </w:r>
       <w:r>
         <w:t xml:space="preserve"> </w:t>
@@ -17812,7 +17812,7 @@
         <w:t xml:space="preserve"> </w:t>
       </w:r>
       <w:r>
-        <w:t xml:space="preserve">(ae-fdl-28-2023 · ae-fdl-38-2024 · ae-doh-cir-148-2026 · ae-dha-cir-peptides-2026)</w:t>
+        <w:t xml:space="preserve">(UAE federal legislation (President of the UAE) 2023 · UAE federal legislation (President of the UAE) 2024 · Department of Health – Abu Dhabi (DoH) 2026 · Dubai Health Authority (DHA) 2026)</w:t>
       </w:r>
     </w:p>
     <w:p>
@@ -18148,7 +18148,7 @@
         <w:t xml:space="preserve"> </w:t>
       </w:r>
       <w:r>
-        <w:t xml:space="preserve">(eu-dir-2001-83)</w:t>
+        <w:t xml:space="preserve">(European Parliament and Council of the European Union 2001)</w:t>
       </w:r>
       <w:r>
         <w:t xml:space="preserve"> </w:t>
@@ -18176,7 +18176,7 @@
         <w:t xml:space="preserve"> </w:t>
       </w:r>
       <w:r>
-        <w:t xml:space="preserve">(pt-dl95-2004 · pt-infarmed-manipulados)</w:t>
+        <w:t xml:space="preserve">(Ministério da Saúde (Portugal); compiled by INFARMED 2004 · INFARMED 2026)</w:t>
       </w:r>
       <w:r>
         <w:t xml:space="preserve"> </w:t>
@@ -18204,7 +18204,7 @@
         <w:t xml:space="preserve"> </w:t>
       </w:r>
       <w:r>
-        <w:t xml:space="preserve">(br-rdc-96-2008 · br-anvisa-voto-101-2026 · br-anvisa-peptides-2026)</w:t>
+        <w:t xml:space="preserve">(Anvisa – Diretoria Colegiada 2008 · Anvisa – Diretoria Colegiada (Quarta Diretoria) 2026 · Agência Nacional de Vigilância Sanitária (Anvisa) 2026)</w:t>
       </w:r>
       <w:r>
         <w:t xml:space="preserve"> </w:t>
@@ -18232,7 +18232,7 @@
         <w:t xml:space="preserve"> </w:t>
       </w:r>
       <w:r>
-        <w:t xml:space="preserve">(ae-fdl-28-2023 · ae-fdl-38-2024 · ae-doh-compounding-std-2026 · ae-dha-cir-peptides-2026)</w:t>
+        <w:t xml:space="preserve">(UAE federal legislation (President of the UAE) 2023 · UAE federal legislation (President of the UAE) 2024 · Department of Health – Abu Dhabi (DoH) 2026 · Dubai Health Authority (DHA) 2026)</w:t>
       </w:r>
     </w:p>
     <w:p>
@@ -18550,7 +18550,7 @@
         <w:t xml:space="preserve"> </w:t>
       </w:r>
       <w:r>
-        <w:t xml:space="preserve">(eu-ema-medicines-data · eu-union-register · eu-cosing-copper-tripeptide-1 · eu-cosing-home)</w:t>
+        <w:t xml:space="preserve">(European Medicines Agency 2026 · European Commission 2026 · European Commission 2026 · European Commission 2026)</w:t>
       </w:r>
       <w:r>
         <w:t xml:space="preserve"> </w:t>
@@ -18578,7 +18578,7 @@
         <w:t xml:space="preserve"> </w:t>
       </w:r>
       <w:r>
-        <w:t xml:space="preserve">(pt-infomed)</w:t>
+        <w:t xml:space="preserve">(INFARMED 2026)</w:t>
       </w:r>
       <w:r>
         <w:t xml:space="preserve"> </w:t>
@@ -18606,7 +18606,7 @@
         <w:t xml:space="preserve"> </w:t>
       </w:r>
       <w:r>
-        <w:t xml:space="preserve">(br-anvisa-peptides-2026 · br-anvisa-register-opendata · br-anvisa-register-dictionary · br-anvisa-consultas-medicamentos)</w:t>
+        <w:t xml:space="preserve">(Agência Nacional de Vigilância Sanitária (Anvisa) 2026 · Agência Nacional de Vigilância Sanitária (Anvisa) 2026 · Agência Nacional de Vigilância Sanitária (Anvisa) 2026 · Agência Nacional de Vigilância Sanitária (Anvisa) 2026)</w:t>
       </w:r>
       <w:r>
         <w:t xml:space="preserve"> </w:t>
@@ -18634,7 +18634,7 @@
         <w:t xml:space="preserve"> </w:t>
       </w:r>
       <w:r>
-        <w:t xml:space="preserve">(ae-fdl-28-2023 · ae-ede-register · ae-doh-cir-112-2025 · ae-dha-cir-peptides-2026 · ae-doh-cir-148-2026)</w:t>
+        <w:t xml:space="preserve">(UAE federal legislation (President of the UAE) 2023 · Emirates Drug Establishment (EDE) 2026 · Department of Health – Abu Dhabi (DoH) 2025 · Dubai Health Authority (DHA) 2026 · Department of Health – Abu Dhabi (DoH) 2026)</w:t>
       </w:r>
     </w:p>
     <w:p>
@@ -18780,7 +18780,7 @@
         <w:t xml:space="preserve"> </w:t>
       </w:r>
       <w:r>
-        <w:t xml:space="preserve">(eu-ema-egrifta-withdrawal · eu-union-register)</w:t>
+        <w:t xml:space="preserve">(European Medicines Agency 2012 · European Commission 2026)</w:t>
       </w:r>
       <w:r>
         <w:t xml:space="preserve"> </w:t>
@@ -18808,7 +18808,7 @@
         <w:t xml:space="preserve"> </w:t>
       </w:r>
       <w:r>
-        <w:t xml:space="preserve">(br-anvisa-register-opendata · br-anvisa-register-dictionary · br-anvisa-consultas-medicamentos)</w:t>
+        <w:t xml:space="preserve">(Agência Nacional de Vigilância Sanitária (Anvisa) 2026 · Agência Nacional de Vigilância Sanitária (Anvisa) 2026 · Agência Nacional de Vigilância Sanitária (Anvisa) 2026)</w:t>
       </w:r>
       <w:r>
         <w:t xml:space="preserve"> </w:t>
@@ -18836,15 +18836,15 @@
         <w:t xml:space="preserve"> </w:t>
       </w:r>
       <w:r>
-        <w:t xml:space="preserve">(ae-fdl-28-2023 · ae-ede-register)</w:t>
-      </w:r>
-    </w:p>
-    <w:p>
-      <w:pPr>
-        <w:pStyle w:val="BodyText"/>
-      </w:pPr>
-      <w:r>
-        <w:t xml:space="preserve">Sources: egrifta-wr-label-2026 · US Food and Drug Administration 2020 · US Food and Drug Administration 2020 · US Food and Drug Administration 2020 · The Peptide Pocket Guide — 2026 Edition · Clinical Reference (seventy-two entries) 2026 · US District Court 2025 · US Court of Appeals for the Seventh Circuit 2026</w:t>
+        <w:t xml:space="preserve">(UAE federal legislation (President of the UAE) 2023 · Emirates Drug Establishment (EDE) 2026)</w:t>
+      </w:r>
+    </w:p>
+    <w:p>
+      <w:pPr>
+        <w:pStyle w:val="BodyText"/>
+      </w:pPr>
+      <w:r>
+        <w:t xml:space="preserve">Sources: Theratechnologies Inc. (FDA-approved labeling) 2026 · US Food and Drug Administration 2020 · US Food and Drug Administration 2020 · US Food and Drug Administration 2020 · The Peptide Pocket Guide — 2026 Edition · Clinical Reference (seventy-two entries) 2026 · US District Court 2025 · US Court of Appeals for the Seventh Circuit 2026</w:t>
       </w:r>
     </w:p>
     <w:p>
@@ -19096,7 +19096,7 @@
         <w:t xml:space="preserve"> </w:t>
       </w:r>
       <w:r>
-        <w:t xml:space="preserve">(eu-dir-2001-83)</w:t>
+        <w:t xml:space="preserve">(European Parliament and Council of the European Union 2001)</w:t>
       </w:r>
       <w:r>
         <w:t xml:space="preserve"> </w:t>
@@ -19124,7 +19124,7 @@
         <w:t xml:space="preserve"> </w:t>
       </w:r>
       <w:r>
-        <w:t xml:space="preserve">(pt-infarmed-circ148-2011 · pt-dl176-2006 · pt-infarmed-aue · pt-dl95-2004 · pt-infarmed-manipulados)</w:t>
+        <w:t xml:space="preserve">(INFARMED 2011 · Ministério da Saúde (Portugal) 2006 · INFARMED 2026 · Ministério da Saúde (Portugal); compiled by INFARMED 2004 · INFARMED 2026)</w:t>
       </w:r>
       <w:r>
         <w:t xml:space="preserve"> </w:t>
@@ -19152,7 +19152,7 @@
         <w:t xml:space="preserve"> </w:t>
       </w:r>
       <w:r>
-        <w:t xml:space="preserve">(br-anvisa-import-pens-2025 · br-anvisa-import-guidance-2025 · br-anvisa-implants-2024)</w:t>
+        <w:t xml:space="preserve">(Agência Nacional de Vigilância Sanitária (Anvisa) 2025 · Agência Nacional de Vigilância Sanitária (Anvisa) 2025 · Agência Nacional de Vigilância Sanitária (Anvisa) 2024)</w:t>
       </w:r>
       <w:r>
         <w:t xml:space="preserve"> </w:t>
@@ -19180,15 +19180,15 @@
         <w:t xml:space="preserve"> </w:t>
       </w:r>
       <w:r>
-        <w:t xml:space="preserve">(ae-fdl-28-2023 · ae-fdl-38-2024 · ae-doh-compounding-std-2026 · ae-dha-cir-peptides-2026)</w:t>
-      </w:r>
-    </w:p>
-    <w:p>
-      <w:pPr>
-        <w:pStyle w:val="BodyText"/>
-      </w:pPr>
-      <w:r>
-        <w:t xml:space="preserve">Sources: Human Medicines Regulations 2012 (UK) 2012 · Human Medicines Regulations 2012 (UK) 2012 · Medicines Act 1968 (UK) 1968 · Medicines and Healthcare products Regulatory Agency (UK) 2023 · Medicines and Healthcare products Regulatory Agency (UK) 2009 · General Medical Council (UK) 2021 · General Pharmaceutical Council (UK) 2025 · Nursing and Midwifery Council (UK) 2018 · United States Code (as codified) 2026 · US Food and Drug Administration 2026 · eu-dir-2001-83 · pt-dl95-2004 · pt-infarmed-circ148-2011 · br-rdc-96-2008 · br-anvisa-peptides-2026 · br-anvisa-import-pens-2025 · br-anvisa-import-guidance-2025 · ae-fdl-38-2024</w:t>
+        <w:t xml:space="preserve">(UAE federal legislation (President of the UAE) 2023 · UAE federal legislation (President of the UAE) 2024 · Department of Health – Abu Dhabi (DoH) 2026 · Dubai Health Authority (DHA) 2026)</w:t>
+      </w:r>
+    </w:p>
+    <w:p>
+      <w:pPr>
+        <w:pStyle w:val="BodyText"/>
+      </w:pPr>
+      <w:r>
+        <w:t xml:space="preserve">Sources: Human Medicines Regulations 2012 (UK) 2012 · Human Medicines Regulations 2012 (UK) 2012 · Medicines Act 1968 (UK) 1968 · Medicines and Healthcare products Regulatory Agency (UK) 2023 · Medicines and Healthcare products Regulatory Agency (UK) 2009 · General Medical Council (UK) 2021 · General Pharmaceutical Council (UK) 2025 · Nursing and Midwifery Council (UK) 2018 · United States Code (as codified) 2026 · US Food and Drug Administration 2026 · European Parliament and Council of the European Union 2001 · Ministério da Saúde (Portugal); compiled by INFARMED 2004 · INFARMED 2011 · Anvisa – Diretoria Colegiada 2008 · Agência Nacional de Vigilância Sanitária (Anvisa) 2026 · Agência Nacional de Vigilância Sanitária (Anvisa) 2025 · Agência Nacional de Vigilância Sanitária (Anvisa) 2025 · UAE federal legislation (President of the UAE) 2024</w:t>
       </w:r>
     </w:p>
     <w:p>
@@ -19390,7 +19390,7 @@
         <w:t xml:space="preserve"> </w:t>
       </w:r>
       <w:r>
-        <w:t xml:space="preserve">(eu-dir-2001-83)</w:t>
+        <w:t xml:space="preserve">(European Parliament and Council of the European Union 2001)</w:t>
       </w:r>
       <w:r>
         <w:t xml:space="preserve"> </w:t>
@@ -19418,7 +19418,7 @@
         <w:t xml:space="preserve"> </w:t>
       </w:r>
       <w:r>
-        <w:t xml:space="preserve">(pt-dl176-2006)</w:t>
+        <w:t xml:space="preserve">(Ministério da Saúde (Portugal) 2006)</w:t>
       </w:r>
       <w:r>
         <w:t xml:space="preserve"> </w:t>
@@ -19446,7 +19446,7 @@
         <w:t xml:space="preserve"> </w:t>
       </w:r>
       <w:r>
-        <w:t xml:space="preserve">(br-anvisa-peptides-2026 · br-anvisa-medicine-types-2026)</w:t>
+        <w:t xml:space="preserve">(Agência Nacional de Vigilância Sanitária (Anvisa) 2026 · Agência Nacional de Vigilância Sanitária (Anvisa) 2026)</w:t>
       </w:r>
       <w:r>
         <w:t xml:space="preserve"> </w:t>
@@ -19474,7 +19474,7 @@
         <w:t xml:space="preserve"> </w:t>
       </w:r>
       <w:r>
-        <w:t xml:space="preserve">(ae-fdl-28-2023 · ae-fdl-38-2024 · ae-dha-cir-peptides-2026 · ae-doh-compounding-std-2026)</w:t>
+        <w:t xml:space="preserve">(UAE federal legislation (President of the UAE) 2023 · UAE federal legislation (President of the UAE) 2024 · Dubai Health Authority (DHA) 2026 · Department of Health – Abu Dhabi (DoH) 2026)</w:t>
       </w:r>
     </w:p>
     <w:p>
@@ -19650,7 +19650,7 @@
         <w:t xml:space="preserve"> </w:t>
       </w:r>
       <w:r>
-        <w:t xml:space="preserve">(eu-dir-2001-83 · eu-dir-2010-13)</w:t>
+        <w:t xml:space="preserve">(European Parliament and Council of the European Union 2001 · European Parliament and Council of the European Union 2010)</w:t>
       </w:r>
       <w:r>
         <w:t xml:space="preserve"> </w:t>
@@ -19678,7 +19678,7 @@
         <w:t xml:space="preserve"> </w:t>
       </w:r>
       <w:r>
-        <w:t xml:space="preserve">(pt-dl176-2006 · pt-dl238-2015)</w:t>
+        <w:t xml:space="preserve">(Ministério da Saúde (Portugal) 2006 · Ministério da Saúde (Portugal) 2015)</w:t>
       </w:r>
       <w:r>
         <w:t xml:space="preserve"> </w:t>
@@ -19706,7 +19706,7 @@
         <w:t xml:space="preserve"> </w:t>
       </w:r>
       <w:r>
-        <w:t xml:space="preserve">(br-rdc-96-2008 · br-anvisa-implants-2024 · br-cfm-2336-2023 · br-cfm-norms-search · br-anvisa-peptides-2026)</w:t>
+        <w:t xml:space="preserve">(Anvisa – Diretoria Colegiada 2008 · Agência Nacional de Vigilância Sanitária (Anvisa) 2024 · Conselho Federal de Medicina 2023 · Conselho Federal de Medicina 2026 · Agência Nacional de Vigilância Sanitária (Anvisa) 2026)</w:t>
       </w:r>
       <w:r>
         <w:t xml:space="preserve"> </w:t>
@@ -19734,7 +19734,7 @@
         <w:t xml:space="preserve"> </w:t>
       </w:r>
       <w:r>
-        <w:t xml:space="preserve">(ae-fdl-28-2023 · ae-fdl-38-2024 · ae-ede-svc-advert · ae-dha-cir-peptides-2026 · ae-doh-cir-148-2026 · ae-doh-compounding-std-2026)</w:t>
+        <w:t xml:space="preserve">(UAE federal legislation (President of the UAE) 2023 · UAE federal legislation (President of the UAE) 2024 · Emirates Drug Establishment (EDE) 2026 · Dubai Health Authority (DHA) 2026 · Department of Health – Abu Dhabi (DoH) 2026 · Department of Health – Abu Dhabi (DoH) 2026)</w:t>
       </w:r>
     </w:p>
     <w:p>
@@ -19758,7 +19758,7 @@
         <w:pStyle w:val="BodyText"/>
       </w:pPr>
       <w:r>
-        <w:t xml:space="preserve">Sources: Medicines and Healthcare products Regulatory Agency (UK) 2025 · Human Medicines Regulations 2012 (UK) 2012 · Human Medicines Regulations 2012 (UK) 2012 · Human Medicines Regulations 2012 (UK) 2012 · Committee of Advertising Practice / Advertising Standards Authority 2026 · Medicines and Healthcare products Regulatory Agency (UK) 2020 · Advertising Standards Authority 2026 · eu-dir-2001-83 · eu-dir-2010-13 · pt-dl176-2006 · pt-dl238-2015 · br-lei-6360-1976 · br-lei-9294-1996 · br-rdc-96-2008 · br-rdc-907-2024 · br-anvisa-peptides-2026 · br-cfm-2336-2023 · ae-fdl-38-2024 · ae-ede-svc-classification · ae-ede-svc-advert · ae-dha-cir-peptides-2026</w:t>
+        <w:t xml:space="preserve">Sources: Medicines and Healthcare products Regulatory Agency (UK) 2025 · Human Medicines Regulations 2012 (UK) 2012 · Human Medicines Regulations 2012 (UK) 2012 · Human Medicines Regulations 2012 (UK) 2012 · Committee of Advertising Practice / Advertising Standards Authority 2026 · Medicines and Healthcare products Regulatory Agency (UK) 2020 · Advertising Standards Authority 2026 · European Parliament and Council of the European Union 2001 · European Parliament and Council of the European Union 2010 · Ministério da Saúde (Portugal) 2006 · Ministério da Saúde (Portugal) 2015 · Presidência da República 1976 · Presidência da República 1996 · Anvisa – Diretoria Colegiada 2008 · Anvisa – Diretoria Colegiada 2024 · Agência Nacional de Vigilância Sanitária (Anvisa) 2026 · Conselho Federal de Medicina 2023 · UAE federal legislation (President of the UAE) 2024 · Emirates Drug Establishment (EDE) 2026 · Emirates Drug Establishment (EDE) 2026 · Dubai Health Authority (DHA) 2026</w:t>
       </w:r>
     </w:p>
     <w:p>
@@ -19882,7 +19882,7 @@
         <w:t xml:space="preserve"> </w:t>
       </w:r>
       <w:r>
-        <w:t xml:space="preserve">(eu-dir-2001-83)</w:t>
+        <w:t xml:space="preserve">(European Parliament and Council of the European Union 2001)</w:t>
       </w:r>
       <w:r>
         <w:t xml:space="preserve"> </w:t>
@@ -19910,7 +19910,7 @@
         <w:t xml:space="preserve"> </w:t>
       </w:r>
       <w:r>
-        <w:t xml:space="preserve">(pt-dl176-2006 · pt-infarmed-aue)</w:t>
+        <w:t xml:space="preserve">(Ministério da Saúde (Portugal) 2006 · INFARMED 2026)</w:t>
       </w:r>
       <w:r>
         <w:t xml:space="preserve"> </w:t>
@@ -19938,7 +19938,7 @@
         <w:t xml:space="preserve"> </w:t>
       </w:r>
       <w:r>
-        <w:t xml:space="preserve">(br-anvisa-glp1-retention-2025 · br-lei-6360-1976 · br-anvisa-peptides-2026)</w:t>
+        <w:t xml:space="preserve">(Agência Nacional de Vigilância Sanitária (Anvisa) 2025 · Presidência da República 1976 · Agência Nacional de Vigilância Sanitária (Anvisa) 2026)</w:t>
       </w:r>
       <w:r>
         <w:t xml:space="preserve"> </w:t>
@@ -19966,7 +19966,7 @@
         <w:t xml:space="preserve"> </w:t>
       </w:r>
       <w:r>
-        <w:t xml:space="preserve">(ae-fdl-28-2023 · ae-fdl-38-2024 · ae-dha-cir-peptides-2026 · ae-doh-cir-148-2026)</w:t>
+        <w:t xml:space="preserve">(UAE federal legislation (President of the UAE) 2023 · UAE federal legislation (President of the UAE) 2024 · Dubai Health Authority (DHA) 2026 · Department of Health – Abu Dhabi (DoH) 2026)</w:t>
       </w:r>
     </w:p>
     <w:p>
@@ -20312,7 +20312,7 @@
         <w:t xml:space="preserve"> </w:t>
       </w:r>
       <w:r>
-        <w:t xml:space="preserve">(eu-dir-2001-83 · eu-reg-1223-2009 · eu-dir-2002-46 · eu-reg-1924-2006)</w:t>
+        <w:t xml:space="preserve">(European Parliament and Council of the European Union 2001 · European Parliament and Council of the European Union 2009 · European Parliament and Council of the European Union 2002 · European Parliament and Council of the European Union 2006)</w:t>
       </w:r>
       <w:r>
         <w:t xml:space="preserve"> </w:t>
@@ -20340,7 +20340,7 @@
         <w:t xml:space="preserve"> </w:t>
       </w:r>
       <w:r>
-        <w:t xml:space="preserve">(pt-dl23-2025 · pt-infarmed-cosmetics-faq · pt-dgav-supplements · pt-dgav-notification)</w:t>
+        <w:t xml:space="preserve">(Presidência do Conselho de Ministros / Governo de Portugal 2025 · INFARMED 2026 · Direção-Geral de Alimentação e Veterinária (DGAV) 2026 · Direção-Geral de Alimentação e Veterinária (DGAV) 2026)</w:t>
       </w:r>
       <w:r>
         <w:t xml:space="preserve"> </w:t>
@@ -20368,7 +20368,7 @@
         <w:t xml:space="preserve"> </w:t>
       </w:r>
       <w:r>
-        <w:t xml:space="preserve">(br-rdc-907-2024 · br-anvisa-peptides-2026 · br-anvisa-cosmetics-opendata · br-dou-re-1771-2026 · br-rdc-243-2018 · br-anvisa-supplements-ingredients)</w:t>
+        <w:t xml:space="preserve">(Anvisa – Diretoria Colegiada 2024 · Agência Nacional de Vigilância Sanitária (Anvisa) 2026 · Agência Nacional de Vigilância Sanitária (Anvisa) 2026 · Anvisa – Gerência-Geral de Cosméticos e Saneantes 2026 · Anvisa – Diretoria Colegiada 2018 · Agência Nacional de Vigilância Sanitária (Anvisa) 2026)</w:t>
       </w:r>
       <w:r>
         <w:t xml:space="preserve"> </w:t>
@@ -20396,7 +20396,7 @@
         <w:t xml:space="preserve"> </w:t>
       </w:r>
       <w:r>
-        <w:t xml:space="preserve">(ae-fdl-28-2023 · ae-fdl-38-2024 · ae-moiat-regulated-products · ae-moiat-ecas-service · ae-ede-svc-classification · ae-doh-cir-148-2026)</w:t>
+        <w:t xml:space="preserve">(UAE federal legislation (President of the UAE) 2023 · UAE federal legislation (President of the UAE) 2024 · Ministry of Industry and Advanced Technology (MoIAT) 2022 · Ministry of Industry and Advanced Technology (MoIAT) 2026 · Emirates Drug Establishment (EDE) 2026 · Department of Health – Abu Dhabi (DoH) 2026)</w:t>
       </w:r>
     </w:p>
     <w:p>
@@ -20706,7 +20706,7 @@
         <w:t xml:space="preserve"> </w:t>
       </w:r>
       <w:r>
-        <w:t xml:space="preserve">(eu-ema-medicines-data · eu-union-register)</w:t>
+        <w:t xml:space="preserve">(European Medicines Agency 2026 · European Commission 2026)</w:t>
       </w:r>
       <w:r>
         <w:t xml:space="preserve"> </w:t>
@@ -20734,7 +20734,7 @@
         <w:t xml:space="preserve"> </w:t>
       </w:r>
       <w:r>
-        <w:t xml:space="preserve">(pt-infomed · pt-dl95-2004 · pt-infarmed-manipulados)</w:t>
+        <w:t xml:space="preserve">(INFARMED 2026 · Ministério da Saúde (Portugal); compiled by INFARMED 2004 · INFARMED 2026)</w:t>
       </w:r>
       <w:r>
         <w:t xml:space="preserve"> </w:t>
@@ -20762,7 +20762,7 @@
         <w:t xml:space="preserve"> </w:t>
       </w:r>
       <w:r>
-        <w:t xml:space="preserve">(br-anvisa-peptides-2026)</w:t>
+        <w:t xml:space="preserve">(Agência Nacional de Vigilância Sanitária (Anvisa) 2026)</w:t>
       </w:r>
       <w:r>
         <w:t xml:space="preserve"> </w:t>
@@ -20790,7 +20790,7 @@
         <w:t xml:space="preserve"> </w:t>
       </w:r>
       <w:r>
-        <w:t xml:space="preserve">(ae-fdl-28-2023 · ae-ede-register · ae-dha-cir-peptides-2026 · ae-doh-compounding-std-2026)</w:t>
+        <w:t xml:space="preserve">(UAE federal legislation (President of the UAE) 2023 · Emirates Drug Establishment (EDE) 2026 · Dubai Health Authority (DHA) 2026 · Department of Health – Abu Dhabi (DoH) 2026)</w:t>
       </w:r>
     </w:p>
     <w:p>
@@ -21143,7 +21143,7 @@
         <w:t xml:space="preserve"> </w:t>
       </w:r>
       <w:r>
-        <w:t xml:space="preserve">(eu-dir-2001-83)</w:t>
+        <w:t xml:space="preserve">(European Parliament and Council of the European Union 2001)</w:t>
       </w:r>
       <w:r>
         <w:t xml:space="preserve"> </w:t>
@@ -21171,7 +21171,7 @@
         <w:t xml:space="preserve"> </w:t>
       </w:r>
       <w:r>
-        <w:t xml:space="preserve">(pt-dl95-2004 · pt-infarmed-manipulados · pt-delib840-2023 · pt-infarmed-aue)</w:t>
+        <w:t xml:space="preserve">(Ministério da Saúde (Portugal); compiled by INFARMED 2004 · INFARMED 2026 · INFARMED 2023 · INFARMED 2026)</w:t>
       </w:r>
       <w:r>
         <w:t xml:space="preserve"> </w:t>
@@ -21199,7 +21199,7 @@
         <w:t xml:space="preserve"> </w:t>
       </w:r>
       <w:r>
-        <w:t xml:space="preserve">(br-anvisa-import-guidance-2025 · br-anvisa-glp1-retention-2025)</w:t>
+        <w:t xml:space="preserve">(Agência Nacional de Vigilância Sanitária (Anvisa) 2025 · Agência Nacional de Vigilância Sanitária (Anvisa) 2025)</w:t>
       </w:r>
       <w:r>
         <w:t xml:space="preserve"> </w:t>
@@ -21227,7 +21227,7 @@
         <w:t xml:space="preserve"> </w:t>
       </w:r>
       <w:r>
-        <w:t xml:space="preserve">(ae-fdl-28-2023 · ae-fdl-38-2024 · ae-doh-cir-148-2026 · ae-dha-cir-peptides-2026)</w:t>
+        <w:t xml:space="preserve">(UAE federal legislation (President of the UAE) 2023 · UAE federal legislation (President of the UAE) 2024 · Department of Health – Abu Dhabi (DoH) 2026 · Dubai Health Authority (DHA) 2026)</w:t>
       </w:r>
     </w:p>
     <w:p>

--- a/course-production/hormones-peptides-skin/review/signoff-items.docx
+++ b/course-production/hormones-peptides-skin/review/signoff-items.docx
@@ -10,7 +10,7 @@
         <w:t xml:space="preserve">Hormones and Peptides for Skin — sign-off items</w:t>
       </w:r>
     </w:p>
-    <w:bookmarkStart w:id="10" w:name="Xb086700815b4da32bd5e04574f0799ef9d62d06"/>
+    <w:bookmarkStart w:id="18" w:name="Xb086700815b4da32bd5e04574f0799ef9d62d06"/>
     <w:p>
       <w:pPr>
         <w:pStyle w:val="Heading1"/>
@@ -42,14 +42,234 @@
     </w:p>
     <w:p>
       <w:pPr>
+        <w:pStyle w:val="Compact"/>
+        <w:numPr>
+          <w:ilvl w:val="0"/>
+          <w:numId w:val="1001"/>
+        </w:numPr>
+      </w:pPr>
+      <w:r>
+        <w:rPr>
+          <w:b/>
+          <w:bCs/>
+        </w:rPr>
+        <w:t xml:space="preserve">Confirm 7 changes made after your approval</w:t>
+      </w:r>
+      <w:r>
+        <w:t xml:space="preserve"> </w:t>
+      </w:r>
+      <w:r>
+        <w:t xml:space="preserve">— each shown with its current wording (section 3).</w:t>
+      </w:r>
+    </w:p>
+    <w:bookmarkEnd w:id="9"/>
+    <w:bookmarkStart w:id="17" w:name="changes-made-after-your-approval"/>
+    <w:p>
+      <w:pPr>
+        <w:pStyle w:val="Heading2"/>
+      </w:pPr>
+      <w:r>
+        <w:t xml:space="preserve">3 · Changes made after your approval</w:t>
+      </w:r>
+    </w:p>
+    <w:bookmarkStart w:id="10" w:name="module-01"/>
+    <w:p>
+      <w:pPr>
+        <w:pStyle w:val="Heading3"/>
+      </w:pPr>
+      <w:r>
+        <w:t xml:space="preserve">Module 01</w:t>
+      </w:r>
+    </w:p>
+    <w:p>
+      <w:pPr>
         <w:pStyle w:val="FirstParagraph"/>
       </w:pPr>
       <w:r>
-        <w:t xml:space="preserve">Nothing: every item is signed.</w:t>
-      </w:r>
-    </w:p>
-    <w:bookmarkEnd w:id="9"/>
+        <w:rPr>
+          <w:b/>
+          <w:bCs/>
+        </w:rPr>
+        <w:t xml:space="preserve">m1-opener</w:t>
+      </w:r>
+      <w:r>
+        <w:t xml:space="preserve"> </w:t>
+      </w:r>
+      <w:r>
+        <w:t xml:space="preserve">— New moment: the module's opening film (about 70 s; draft media for the media preview). The narration is approved text, verbatim (m1-p01 body, sentences 1–2; m1-p03 audioScript, sentences 1–8); the presenter is a HeyGen digital avatar, and the player shows "Presented by a digital avatar (AI-generated presenter and voice)." under the video.</w:t>
+      </w:r>
+    </w:p>
     <w:bookmarkEnd w:id="10"/>
+    <w:bookmarkStart w:id="11" w:name="module-02"/>
+    <w:p>
+      <w:pPr>
+        <w:pStyle w:val="Heading3"/>
+      </w:pPr>
+      <w:r>
+        <w:t xml:space="preserve">Module 02</w:t>
+      </w:r>
+    </w:p>
+    <w:p>
+      <w:pPr>
+        <w:pStyle w:val="FirstParagraph"/>
+      </w:pPr>
+      <w:r>
+        <w:rPr>
+          <w:b/>
+          <w:bCs/>
+        </w:rPr>
+        <w:t xml:space="preserve">m2-opener</w:t>
+      </w:r>
+      <w:r>
+        <w:t xml:space="preserve"> </w:t>
+      </w:r>
+      <w:r>
+        <w:t xml:space="preserve">— New moment: the module's opening film (about 76 s; draft media for the media preview). The narration is approved text, verbatim (m2-p01 body, sentences 1, 2, 3; m2-p02 audioScript, sentences 1, 2, 3, 4, 5, 6, 7); the presenter is a HeyGen digital avatar, and the player shows "Presented by a digital avatar (AI-generated presenter and voice)." under the video.</w:t>
+      </w:r>
+    </w:p>
+    <w:bookmarkEnd w:id="11"/>
+    <w:bookmarkStart w:id="12" w:name="module-03"/>
+    <w:p>
+      <w:pPr>
+        <w:pStyle w:val="Heading3"/>
+      </w:pPr>
+      <w:r>
+        <w:t xml:space="preserve">Module 03</w:t>
+      </w:r>
+    </w:p>
+    <w:p>
+      <w:pPr>
+        <w:pStyle w:val="FirstParagraph"/>
+      </w:pPr>
+      <w:r>
+        <w:rPr>
+          <w:b/>
+          <w:bCs/>
+        </w:rPr>
+        <w:t xml:space="preserve">m3-opener</w:t>
+      </w:r>
+      <w:r>
+        <w:t xml:space="preserve"> </w:t>
+      </w:r>
+      <w:r>
+        <w:t xml:space="preserve">— New moment: the module's opening film (about 72 s; draft media for the media preview). The narration is approved text, verbatim (m3-p01 body, sentences 1, 2; m3-p02 audioScript, sentences 1, 2, 3, 4, 5, 6, 7, 8, 9); the presenter is a HeyGen digital avatar, and the player shows "Presented by a digital avatar (AI-generated presenter and voice)." under the video.</w:t>
+      </w:r>
+    </w:p>
+    <w:bookmarkEnd w:id="12"/>
+    <w:bookmarkStart w:id="13" w:name="module-04"/>
+    <w:p>
+      <w:pPr>
+        <w:pStyle w:val="Heading3"/>
+      </w:pPr>
+      <w:r>
+        <w:t xml:space="preserve">Module 04</w:t>
+      </w:r>
+    </w:p>
+    <w:p>
+      <w:pPr>
+        <w:pStyle w:val="FirstParagraph"/>
+      </w:pPr>
+      <w:r>
+        <w:rPr>
+          <w:b/>
+          <w:bCs/>
+        </w:rPr>
+        <w:t xml:space="preserve">m4-opener</w:t>
+      </w:r>
+      <w:r>
+        <w:t xml:space="preserve"> </w:t>
+      </w:r>
+      <w:r>
+        <w:t xml:space="preserve">— New moment: the module's opening film (about 67 s; draft media for the media preview). The narration is approved text, verbatim (m4-p01 body, sentences 1, 2; m4-p03 audioScript, sentences 1, 2, 3, 4, 5, 6, 7, 8); the presenter is a HeyGen digital avatar, and the player shows "Presented by a digital avatar (AI-generated presenter and voice)." under the video.</w:t>
+      </w:r>
+    </w:p>
+    <w:bookmarkEnd w:id="13"/>
+    <w:bookmarkStart w:id="14" w:name="module-05"/>
+    <w:p>
+      <w:pPr>
+        <w:pStyle w:val="Heading3"/>
+      </w:pPr>
+      <w:r>
+        <w:t xml:space="preserve">Module 05</w:t>
+      </w:r>
+    </w:p>
+    <w:p>
+      <w:pPr>
+        <w:pStyle w:val="FirstParagraph"/>
+      </w:pPr>
+      <w:r>
+        <w:rPr>
+          <w:b/>
+          <w:bCs/>
+        </w:rPr>
+        <w:t xml:space="preserve">m5-opener</w:t>
+      </w:r>
+      <w:r>
+        <w:t xml:space="preserve"> </w:t>
+      </w:r>
+      <w:r>
+        <w:t xml:space="preserve">— New moment: the module's opening film (about 71 s; draft media for the media preview). The narration is approved text, verbatim (m5-p01 body, sentences 1, 2; m5-p02 audioScript, sentences 1, 2, 3, 5, 8); the presenter is a HeyGen digital avatar, and the player shows "Presented by a digital avatar (AI-generated presenter and voice)." under the video.</w:t>
+      </w:r>
+    </w:p>
+    <w:bookmarkEnd w:id="14"/>
+    <w:bookmarkStart w:id="15" w:name="module-06"/>
+    <w:p>
+      <w:pPr>
+        <w:pStyle w:val="Heading3"/>
+      </w:pPr>
+      <w:r>
+        <w:t xml:space="preserve">Module 06</w:t>
+      </w:r>
+    </w:p>
+    <w:p>
+      <w:pPr>
+        <w:pStyle w:val="FirstParagraph"/>
+      </w:pPr>
+      <w:r>
+        <w:rPr>
+          <w:b/>
+          <w:bCs/>
+        </w:rPr>
+        <w:t xml:space="preserve">m6-opener</w:t>
+      </w:r>
+      <w:r>
+        <w:t xml:space="preserve"> </w:t>
+      </w:r>
+      <w:r>
+        <w:t xml:space="preserve">— New moment: the module's opening film (about 84 s; draft media for the media preview). The narration is approved text, verbatim (m6-p01 body, sentences 1, 2, 3; m6-p02 audioScript, sentences 1, 2, 3, 4, 5, 7, 8, 9, 10); the presenter is a HeyGen digital avatar, and the player shows "Presented by a digital avatar (AI-generated presenter and voice)." under the video.</w:t>
+      </w:r>
+    </w:p>
+    <w:bookmarkEnd w:id="15"/>
+    <w:bookmarkStart w:id="16" w:name="module-07"/>
+    <w:p>
+      <w:pPr>
+        <w:pStyle w:val="Heading3"/>
+      </w:pPr>
+      <w:r>
+        <w:t xml:space="preserve">Module 07</w:t>
+      </w:r>
+    </w:p>
+    <w:p>
+      <w:pPr>
+        <w:pStyle w:val="FirstParagraph"/>
+      </w:pPr>
+      <w:r>
+        <w:rPr>
+          <w:b/>
+          <w:bCs/>
+        </w:rPr>
+        <w:t xml:space="preserve">m7-opener</w:t>
+      </w:r>
+      <w:r>
+        <w:t xml:space="preserve"> </w:t>
+      </w:r>
+      <w:r>
+        <w:t xml:space="preserve">— New moment: the module's opening film (about 75 s; draft media for the media preview). The narration is approved text, verbatim (m7-p01 body, sentences 1, 2; m7-p02 audioScript, sentences 1, 2, 3, 4, 5, 6, 8, 9, 10); the presenter is a HeyGen digital avatar, and the player shows "Presented by a digital avatar (AI-generated presenter and voice)." under the video.</w:t>
+      </w:r>
+    </w:p>
+    <w:bookmarkEnd w:id="16"/>
+    <w:bookmarkEnd w:id="17"/>
+    <w:bookmarkEnd w:id="18"/>
     <w:sectPr>
       <w:footnotePr>
         <w:numRestart w:val="eachSect"/>
@@ -160,8 +380,123 @@
       </w:pPr>
     </w:lvl>
   </w:abstractNum>
+  <w:abstractNum w:abstractNumId="99411">
+    <w:nsid w:val="00A99411"/>
+    <w:multiLevelType w:val="multilevel"/>
+    <w:lvl w:ilvl="0">
+      <w:start w:val="1"/>
+      <w:numFmt w:val="decimal"/>
+      <w:lvlText w:val="%1."/>
+      <w:lvlJc w:val="left"/>
+      <w:pPr>
+        <w:ind w:left="720" w:hanging="360"/>
+      </w:pPr>
+    </w:lvl>
+    <w:lvl w:ilvl="1">
+      <w:start w:val="1"/>
+      <w:numFmt w:val="decimal"/>
+      <w:lvlText w:val="%2."/>
+      <w:lvlJc w:val="left"/>
+      <w:pPr>
+        <w:ind w:left="1440" w:hanging="360"/>
+      </w:pPr>
+    </w:lvl>
+    <w:lvl w:ilvl="2">
+      <w:start w:val="1"/>
+      <w:numFmt w:val="decimal"/>
+      <w:lvlText w:val="%3."/>
+      <w:lvlJc w:val="left"/>
+      <w:pPr>
+        <w:ind w:left="2160" w:hanging="360"/>
+      </w:pPr>
+    </w:lvl>
+    <w:lvl w:ilvl="3">
+      <w:start w:val="1"/>
+      <w:numFmt w:val="decimal"/>
+      <w:lvlText w:val="%4."/>
+      <w:lvlJc w:val="left"/>
+      <w:pPr>
+        <w:ind w:left="2880" w:hanging="360"/>
+      </w:pPr>
+    </w:lvl>
+    <w:lvl w:ilvl="4">
+      <w:start w:val="1"/>
+      <w:numFmt w:val="decimal"/>
+      <w:lvlText w:val="%5."/>
+      <w:lvlJc w:val="left"/>
+      <w:pPr>
+        <w:ind w:left="3600" w:hanging="360"/>
+      </w:pPr>
+    </w:lvl>
+    <w:lvl w:ilvl="5">
+      <w:start w:val="1"/>
+      <w:numFmt w:val="decimal"/>
+      <w:lvlText w:val="%6."/>
+      <w:lvlJc w:val="left"/>
+      <w:pPr>
+        <w:ind w:left="4320" w:hanging="360"/>
+      </w:pPr>
+    </w:lvl>
+    <w:lvl w:ilvl="6">
+      <w:start w:val="1"/>
+      <w:numFmt w:val="decimal"/>
+      <w:lvlText w:val="%7."/>
+      <w:lvlJc w:val="left"/>
+      <w:pPr>
+        <w:ind w:left="5040" w:hanging="360"/>
+      </w:pPr>
+    </w:lvl>
+    <w:lvl w:ilvl="7">
+      <w:start w:val="1"/>
+      <w:numFmt w:val="decimal"/>
+      <w:lvlText w:val="%8."/>
+      <w:lvlJc w:val="left"/>
+      <w:pPr>
+        <w:ind w:left="5760" w:hanging="360"/>
+      </w:pPr>
+    </w:lvl>
+    <w:lvl w:ilvl="8">
+      <w:start w:val="1"/>
+      <w:numFmt w:val="decimal"/>
+      <w:lvlText w:val="%9."/>
+      <w:lvlJc w:val="left"/>
+      <w:pPr>
+        <w:ind w:left="6480" w:hanging="360"/>
+      </w:pPr>
+    </w:lvl>
+  </w:abstractNum>
   <w:num w:numId="1000">
     <w:abstractNumId w:val="990"/>
+  </w:num>
+  <w:num w:numId="1001">
+    <w:abstractNumId w:val="99411"/>
+    <w:lvlOverride w:ilvl="0">
+      <w:startOverride w:val="1"/>
+    </w:lvlOverride>
+    <w:lvlOverride w:ilvl="1">
+      <w:startOverride w:val="1"/>
+    </w:lvlOverride>
+    <w:lvlOverride w:ilvl="2">
+      <w:startOverride w:val="1"/>
+    </w:lvlOverride>
+    <w:lvlOverride w:ilvl="3">
+      <w:startOverride w:val="1"/>
+    </w:lvlOverride>
+    <w:lvlOverride w:ilvl="4">
+      <w:startOverride w:val="1"/>
+    </w:lvlOverride>
+    <w:lvlOverride w:ilvl="5">
+      <w:startOverride w:val="1"/>
+    </w:lvlOverride>
+    <w:lvlOverride w:ilvl="6">
+      <w:startOverride w:val="1"/>
+    </w:lvlOverride>
+    <w:lvlOverride w:ilvl="7">
+      <w:startOverride w:val="1"/>
+    </w:lvlOverride>
+    <w:lvlOverride w:ilvl="8">
+      <w:startOverride w:val="1"/>
+    </w:lvlOverride>
   </w:num>
 </w:numbering>
 </file>

--- a/course-production/hormones-peptides-skin/review/signoff-items.docx
+++ b/course-production/hormones-peptides-skin/review/signoff-items.docx
@@ -10,7 +10,7 @@
         <w:t xml:space="preserve">Hormones and Peptides for Skin — sign-off items</w:t>
       </w:r>
     </w:p>
-    <w:bookmarkStart w:id="18" w:name="Xb086700815b4da32bd5e04574f0799ef9d62d06"/>
+    <w:bookmarkStart w:id="25" w:name="Xb086700815b4da32bd5e04574f0799ef9d62d06"/>
     <w:p>
       <w:pPr>
         <w:pStyle w:val="Heading1"/>
@@ -63,7 +63,7 @@
       </w:r>
     </w:p>
     <w:bookmarkEnd w:id="9"/>
-    <w:bookmarkStart w:id="17" w:name="changes-made-after-your-approval"/>
+    <w:bookmarkStart w:id="24" w:name="changes-made-after-your-approval"/>
     <w:p>
       <w:pPr>
         <w:pStyle w:val="Heading2"/>
@@ -72,7 +72,7 @@
         <w:t xml:space="preserve">3 · Changes made after your approval</w:t>
       </w:r>
     </w:p>
-    <w:bookmarkStart w:id="10" w:name="module-01"/>
+    <w:bookmarkStart w:id="11" w:name="module-01"/>
     <w:p>
       <w:pPr>
         <w:pStyle w:val="Heading3"/>
@@ -96,11 +96,41 @@
         <w:t xml:space="preserve"> </w:t>
       </w:r>
       <w:r>
-        <w:t xml:space="preserve">— New moment: the module's opening film (about 70 s; draft media for the media preview). The narration is approved text, verbatim (m1-p01 body, sentences 1–2; m1-p03 audioScript, sentences 1–8); the presenter is a HeyGen digital avatar, and the player shows "Presented by a digital avatar (AI-generated presenter and voice)." under the video.</w:t>
+        <w:t xml:space="preserve">— New moment: the module's opening film (about 70 s; draft media for the media preview). The narration is approved text, verbatim (m1-p01 body, sentences 1–2; m1-p03 audioScript, sentences 1–8); the presenter is a HeyGen digital avatar, and the player shows "Presented by a digital avatar (AI-generated presenter and voice)." under the video. The moments' position labels are renumbered to /20.</w:t>
+      </w:r>
+    </w:p>
+    <w:bookmarkStart w:id="10" w:name="X158ce9f77fba1d82df2d8e8e09c7c1426762e92"/>
+    <w:p>
+      <w:pPr>
+        <w:pStyle w:val="Heading4"/>
+      </w:pPr>
+      <w:r>
+        <w:t xml:space="preserve">Now reads: 02 / 20 · The skin as an endocrine organ, and how it ages</w:t>
+      </w:r>
+    </w:p>
+    <w:p>
+      <w:pPr>
+        <w:pStyle w:val="FirstParagraph"/>
+      </w:pPr>
+      <w:r>
+        <w:rPr>
+          <w:i/>
+          <w:iCs/>
+        </w:rPr>
+        <w:t xml:space="preserve">Module 01 · Opening film · video</w:t>
+      </w:r>
+    </w:p>
+    <w:p>
+      <w:pPr>
+        <w:pStyle w:val="BodyText"/>
+      </w:pPr>
+      <w:r>
+        <w:t xml:space="preserve">Sources: Slominski RM 2025 · Slominski A 2000 · Zouboulis CC 2004 · Roosterman D 2006 · Aesthetic &amp; Regenerative Endocrinology — A Clinician's Pocket Guide 2026</w:t>
       </w:r>
     </w:p>
     <w:bookmarkEnd w:id="10"/>
-    <w:bookmarkStart w:id="11" w:name="module-02"/>
+    <w:bookmarkEnd w:id="11"/>
+    <w:bookmarkStart w:id="13" w:name="module-02"/>
     <w:p>
       <w:pPr>
         <w:pStyle w:val="Heading3"/>
@@ -124,11 +154,41 @@
         <w:t xml:space="preserve"> </w:t>
       </w:r>
       <w:r>
-        <w:t xml:space="preserve">— New moment: the module's opening film (about 76 s; draft media for the media preview). The narration is approved text, verbatim (m2-p01 body, sentences 1, 2, 3; m2-p02 audioScript, sentences 1, 2, 3, 4, 5, 6, 7); the presenter is a HeyGen digital avatar, and the player shows "Presented by a digital avatar (AI-generated presenter and voice)." under the video.</w:t>
-      </w:r>
-    </w:p>
-    <w:bookmarkEnd w:id="11"/>
-    <w:bookmarkStart w:id="12" w:name="module-03"/>
+        <w:t xml:space="preserve">— New moment: the module's opening film (about 76 s; draft media for the media preview). The narration is approved text, verbatim (m2-p01 body, sentences 1, 2, 3; m2-p02 audioScript, sentences 1, 2, 3, 4, 5, 6, 7); the presenter is a HeyGen digital avatar, and the player shows "Presented by a digital avatar (AI-generated presenter and voice)." under the video. The moments' position labels are renumbered to /20.</w:t>
+      </w:r>
+    </w:p>
+    <w:bookmarkStart w:id="12" w:name="X793b8ac596d838e25bc81eaf48e376fd2c7beb6"/>
+    <w:p>
+      <w:pPr>
+        <w:pStyle w:val="Heading4"/>
+      </w:pPr>
+      <w:r>
+        <w:t xml:space="preserve">Now reads: 02 / 20 · Systemic hormones and the skin</w:t>
+      </w:r>
+    </w:p>
+    <w:p>
+      <w:pPr>
+        <w:pStyle w:val="FirstParagraph"/>
+      </w:pPr>
+      <w:r>
+        <w:rPr>
+          <w:i/>
+          <w:iCs/>
+        </w:rPr>
+        <w:t xml:space="preserve">Module 02 · Opening film · video</w:t>
+      </w:r>
+    </w:p>
+    <w:p>
+      <w:pPr>
+        <w:pStyle w:val="BodyText"/>
+      </w:pPr>
+      <w:r>
+        <w:t xml:space="preserve">Sources: Slominski A 2000 · Tiganescu A 2011 · Tiganescu A 2013 · Aesthetic &amp; Regenerative Endocrinology — A Clinician's Pocket Guide 2026</w:t>
+      </w:r>
+    </w:p>
+    <w:bookmarkEnd w:id="12"/>
+    <w:bookmarkEnd w:id="13"/>
+    <w:bookmarkStart w:id="15" w:name="module-03"/>
     <w:p>
       <w:pPr>
         <w:pStyle w:val="Heading3"/>
@@ -152,11 +212,41 @@
         <w:t xml:space="preserve"> </w:t>
       </w:r>
       <w:r>
-        <w:t xml:space="preserve">— New moment: the module's opening film (about 72 s; draft media for the media preview). The narration is approved text, verbatim (m3-p01 body, sentences 1, 2; m3-p02 audioScript, sentences 1, 2, 3, 4, 5, 6, 7, 8, 9); the presenter is a HeyGen digital avatar, and the player shows "Presented by a digital avatar (AI-generated presenter and voice)." under the video.</w:t>
-      </w:r>
-    </w:p>
-    <w:bookmarkEnd w:id="12"/>
-    <w:bookmarkStart w:id="13" w:name="module-04"/>
+        <w:t xml:space="preserve">— New moment: the module's opening film (about 72 s; draft media for the media preview). The narration is approved text, verbatim (m3-p01 body, sentences 1, 2; m3-p02 audioScript, sentences 1, 2, 3, 4, 5, 6, 7, 8, 9); the presenter is a HeyGen digital avatar, and the player shows "Presented by a digital avatar (AI-generated presenter and voice)." under the video. The moments' position labels are renumbered to /21.</w:t>
+      </w:r>
+    </w:p>
+    <w:bookmarkStart w:id="14" w:name="X1b8f444c3f06468de935c443a5024558da98576"/>
+    <w:p>
+      <w:pPr>
+        <w:pStyle w:val="Heading4"/>
+      </w:pPr>
+      <w:r>
+        <w:t xml:space="preserve">Now reads: 02 / 21 · Fat, incretins and the ageing face</w:t>
+      </w:r>
+    </w:p>
+    <w:p>
+      <w:pPr>
+        <w:pStyle w:val="FirstParagraph"/>
+      </w:pPr>
+      <w:r>
+        <w:rPr>
+          <w:i/>
+          <w:iCs/>
+        </w:rPr>
+        <w:t xml:space="preserve">Module 03 · Opening film · video</w:t>
+      </w:r>
+    </w:p>
+    <w:p>
+      <w:pPr>
+        <w:pStyle w:val="BodyText"/>
+      </w:pPr>
+      <w:r>
+        <w:t xml:space="preserve">Sources: Chen SX 2019 · Zhang LJ 2015 · Zhang LJ 2019 · Kruglikov IL 2016 · O'Neill AM 2022 · Kershaw EE 2004 · Aesthetic &amp; Regenerative Endocrinology — A Clinician's Pocket Guide 2026</w:t>
+      </w:r>
+    </w:p>
+    <w:bookmarkEnd w:id="14"/>
+    <w:bookmarkEnd w:id="15"/>
+    <w:bookmarkStart w:id="17" w:name="module-04"/>
     <w:p>
       <w:pPr>
         <w:pStyle w:val="Heading3"/>
@@ -180,11 +270,41 @@
         <w:t xml:space="preserve"> </w:t>
       </w:r>
       <w:r>
-        <w:t xml:space="preserve">— New moment: the module's opening film (about 67 s; draft media for the media preview). The narration is approved text, verbatim (m4-p01 body, sentences 1, 2; m4-p03 audioScript, sentences 1, 2, 3, 4, 5, 6, 7, 8); the presenter is a HeyGen digital avatar, and the player shows "Presented by a digital avatar (AI-generated presenter and voice)." under the video.</w:t>
-      </w:r>
-    </w:p>
-    <w:bookmarkEnd w:id="13"/>
-    <w:bookmarkStart w:id="14" w:name="module-05"/>
+        <w:t xml:space="preserve">— New moment: the module's opening film (about 67 s; draft media for the media preview). The narration is approved text, verbatim (m4-p01 body, sentences 1, 2; m4-p03 audioScript, sentences 1, 2, 3, 4, 5, 6, 7, 8); the presenter is a HeyGen digital avatar, and the player shows "Presented by a digital avatar (AI-generated presenter and voice)." under the video. The moments' position labels are renumbered to /20.</w:t>
+      </w:r>
+    </w:p>
+    <w:bookmarkStart w:id="16" w:name="X9625f6dffc2cacd2a12bb7b58a1386fc5645365"/>
+    <w:p>
+      <w:pPr>
+        <w:pStyle w:val="Heading4"/>
+      </w:pPr>
+      <w:r>
+        <w:t xml:space="preserve">Now reads: 02 / 20 · Matrix peptides and wound healing</w:t>
+      </w:r>
+    </w:p>
+    <w:p>
+      <w:pPr>
+        <w:pStyle w:val="FirstParagraph"/>
+      </w:pPr>
+      <w:r>
+        <w:rPr>
+          <w:i/>
+          <w:iCs/>
+        </w:rPr>
+        <w:t xml:space="preserve">Module 04 · Opening film · video</w:t>
+      </w:r>
+    </w:p>
+    <w:p>
+      <w:pPr>
+        <w:pStyle w:val="BodyText"/>
+      </w:pPr>
+      <w:r>
+        <w:t xml:space="preserve">Sources: Pickart L 1973 · Pickart L 2015 · Pickart L 2018 · Pickart L 2008 · The Peptide Pocket Guide — 2026 Edition · Clinical Reference (seventy-two entries) 2026 · Pickart L 2012</w:t>
+      </w:r>
+    </w:p>
+    <w:bookmarkEnd w:id="16"/>
+    <w:bookmarkEnd w:id="17"/>
+    <w:bookmarkStart w:id="19" w:name="module-05"/>
     <w:p>
       <w:pPr>
         <w:pStyle w:val="Heading3"/>
@@ -208,11 +328,41 @@
         <w:t xml:space="preserve"> </w:t>
       </w:r>
       <w:r>
-        <w:t xml:space="preserve">— New moment: the module's opening film (about 71 s; draft media for the media preview). The narration is approved text, verbatim (m5-p01 body, sentences 1, 2; m5-p02 audioScript, sentences 1, 2, 3, 5, 8); the presenter is a HeyGen digital avatar, and the player shows "Presented by a digital avatar (AI-generated presenter and voice)." under the video.</w:t>
-      </w:r>
-    </w:p>
-    <w:bookmarkEnd w:id="14"/>
-    <w:bookmarkStart w:id="15" w:name="module-06"/>
+        <w:t xml:space="preserve">— New moment: the module's opening film (about 71 s; draft media for the media preview). The narration is approved text, verbatim (m5-p01 body, sentences 1, 2; m5-p02 audioScript, sentences 1, 2, 3, 5, 8); the presenter is a HeyGen digital avatar, and the player shows "Presented by a digital avatar (AI-generated presenter and voice)." under the video. The moments' position labels are renumbered to /20.</w:t>
+      </w:r>
+    </w:p>
+    <w:bookmarkStart w:id="18" w:name="X9d45ed4ef1c3bb007263a151bd3952d616b9810"/>
+    <w:p>
+      <w:pPr>
+        <w:pStyle w:val="Heading4"/>
+      </w:pPr>
+      <w:r>
+        <w:t xml:space="preserve">Now reads: 02 / 20 · Follicle, pigment and melanocortins</w:t>
+      </w:r>
+    </w:p>
+    <w:p>
+      <w:pPr>
+        <w:pStyle w:val="FirstParagraph"/>
+      </w:pPr>
+      <w:r>
+        <w:rPr>
+          <w:i/>
+          <w:iCs/>
+        </w:rPr>
+        <w:t xml:space="preserve">Module 05 · Opening film · video</w:t>
+      </w:r>
+    </w:p>
+    <w:p>
+      <w:pPr>
+        <w:pStyle w:val="BodyText"/>
+      </w:pPr>
+      <w:r>
+        <w:t xml:space="preserve">Sources: Ito N 2005 · Horesh EJ 2023 · Bertolini M 2020 · Adil A 2017 · Aesthetic &amp; Regenerative Endocrinology — A Clinician's Pocket Guide 2026</w:t>
+      </w:r>
+    </w:p>
+    <w:bookmarkEnd w:id="18"/>
+    <w:bookmarkEnd w:id="19"/>
+    <w:bookmarkStart w:id="21" w:name="module-06"/>
     <w:p>
       <w:pPr>
         <w:pStyle w:val="Heading3"/>
@@ -236,11 +386,41 @@
         <w:t xml:space="preserve"> </w:t>
       </w:r>
       <w:r>
-        <w:t xml:space="preserve">— New moment: the module's opening film (about 84 s; draft media for the media preview). The narration is approved text, verbatim (m6-p01 body, sentences 1, 2, 3; m6-p02 audioScript, sentences 1, 2, 3, 4, 5, 7, 8, 9, 10); the presenter is a HeyGen digital avatar, and the player shows "Presented by a digital avatar (AI-generated presenter and voice)." under the video.</w:t>
-      </w:r>
-    </w:p>
-    <w:bookmarkEnd w:id="15"/>
-    <w:bookmarkStart w:id="16" w:name="module-07"/>
+        <w:t xml:space="preserve">— New moment: the module's opening film (about 84 s; draft media for the media preview). The narration is approved text, verbatim (m6-p01 body, sentences 1, 2, 3; m6-p02 audioScript, sentences 1, 2, 3, 4, 5, 7, 8, 9, 10); the presenter is a HeyGen digital avatar, and the player shows "Presented by a digital avatar (AI-generated presenter and voice)." under the video. The moments' position labels are renumbered to /20.</w:t>
+      </w:r>
+    </w:p>
+    <w:bookmarkStart w:id="20" w:name="X9120d6d3b393eb3c813a06f050d4dea21344ade"/>
+    <w:p>
+      <w:pPr>
+        <w:pStyle w:val="Heading4"/>
+      </w:pPr>
+      <w:r>
+        <w:t xml:space="preserve">Now reads: 02 / 20 · The growth-hormone axis and the skin</w:t>
+      </w:r>
+    </w:p>
+    <w:p>
+      <w:pPr>
+        <w:pStyle w:val="FirstParagraph"/>
+      </w:pPr>
+      <w:r>
+        <w:rPr>
+          <w:i/>
+          <w:iCs/>
+        </w:rPr>
+        <w:t xml:space="preserve">Module 06 · Opening film · video</w:t>
+      </w:r>
+    </w:p>
+    <w:p>
+      <w:pPr>
+        <w:pStyle w:val="BodyText"/>
+      </w:pPr>
+      <w:r>
+        <w:t xml:space="preserve">Sources: Tavakkol A 1992 · Edmondson SR 2003 · Horesh EJ 2023 · Veldhuis JD 2008 · Aesthetic &amp; Regenerative Endocrinology — A Clinician's Pocket Guide 2026</w:t>
+      </w:r>
+    </w:p>
+    <w:bookmarkEnd w:id="20"/>
+    <w:bookmarkEnd w:id="21"/>
+    <w:bookmarkStart w:id="23" w:name="module-07"/>
     <w:p>
       <w:pPr>
         <w:pStyle w:val="Heading3"/>
@@ -264,12 +444,42 @@
         <w:t xml:space="preserve"> </w:t>
       </w:r>
       <w:r>
-        <w:t xml:space="preserve">— New moment: the module's opening film (about 75 s; draft media for the media preview). The narration is approved text, verbatim (m7-p01 body, sentences 1, 2; m7-p02 audioScript, sentences 1, 2, 3, 4, 5, 6, 8, 9, 10); the presenter is a HeyGen digital avatar, and the player shows "Presented by a digital avatar (AI-generated presenter and voice)." under the video.</w:t>
-      </w:r>
-    </w:p>
-    <w:bookmarkEnd w:id="16"/>
-    <w:bookmarkEnd w:id="17"/>
-    <w:bookmarkEnd w:id="18"/>
+        <w:t xml:space="preserve">— New moment: the module's opening film (about 75 s; draft media for the media preview). The narration is approved text, verbatim (m7-p01 body, sentences 1, 2; m7-p02 audioScript, sentences 1, 2, 3, 4, 5, 6, 8, 9, 10); the presenter is a HeyGen digital avatar, and the player shows "Presented by a digital avatar (AI-generated presenter and voice)." under the video. The moments' position labels are renumbered to /23.</w:t>
+      </w:r>
+    </w:p>
+    <w:bookmarkStart w:id="22" w:name="Xdc46ab43abd29ccd7bdb0a194d70020c84764fc"/>
+    <w:p>
+      <w:pPr>
+        <w:pStyle w:val="Heading4"/>
+      </w:pPr>
+      <w:r>
+        <w:t xml:space="preserve">Now reads: 02 / 23 · Evidence, regulation and compliance</w:t>
+      </w:r>
+    </w:p>
+    <w:p>
+      <w:pPr>
+        <w:pStyle w:val="FirstParagraph"/>
+      </w:pPr>
+      <w:r>
+        <w:rPr>
+          <w:i/>
+          <w:iCs/>
+        </w:rPr>
+        <w:t xml:space="preserve">Module 07 · Opening film · video</w:t>
+      </w:r>
+    </w:p>
+    <w:p>
+      <w:pPr>
+        <w:pStyle w:val="BodyText"/>
+      </w:pPr>
+      <w:r>
+        <w:t xml:space="preserve">Sources: Balshem H 2011 · Guyatt GH 2008 · Guyatt G 2025 · The Peptide Pocket Guide — 2026 Edition · Clinical Reference (seventy-two entries) 2026 · Aesthetic &amp; Regenerative Endocrinology — A Clinician's Pocket Guide 2026</w:t>
+      </w:r>
+    </w:p>
+    <w:bookmarkEnd w:id="22"/>
+    <w:bookmarkEnd w:id="23"/>
+    <w:bookmarkEnd w:id="24"/>
+    <w:bookmarkEnd w:id="25"/>
     <w:sectPr>
       <w:footnotePr>
         <w:numRestart w:val="eachSect"/>

--- a/course-production/hormones-peptides-skin/review/signoff-items.docx
+++ b/course-production/hormones-peptides-skin/review/signoff-items.docx
@@ -10,7 +10,7 @@
         <w:t xml:space="preserve">Hormones and Peptides for Skin — sign-off items</w:t>
       </w:r>
     </w:p>
-    <w:bookmarkStart w:id="25" w:name="Xb086700815b4da32bd5e04574f0799ef9d62d06"/>
+    <w:bookmarkStart w:id="10" w:name="Xb086700815b4da32bd5e04574f0799ef9d62d06"/>
     <w:p>
       <w:pPr>
         <w:pStyle w:val="Heading1"/>
@@ -42,444 +42,14 @@
     </w:p>
     <w:p>
       <w:pPr>
-        <w:pStyle w:val="Compact"/>
-        <w:numPr>
-          <w:ilvl w:val="0"/>
-          <w:numId w:val="1001"/>
-        </w:numPr>
+        <w:pStyle w:val="FirstParagraph"/>
       </w:pPr>
       <w:r>
-        <w:rPr>
-          <w:b/>
-          <w:bCs/>
-        </w:rPr>
-        <w:t xml:space="preserve">Confirm 7 changes made after your approval</w:t>
-      </w:r>
-      <w:r>
-        <w:t xml:space="preserve"> </w:t>
-      </w:r>
-      <w:r>
-        <w:t xml:space="preserve">— each shown with its current wording (section 3).</w:t>
+        <w:t xml:space="preserve">Nothing: every item is signed.</w:t>
       </w:r>
     </w:p>
     <w:bookmarkEnd w:id="9"/>
-    <w:bookmarkStart w:id="24" w:name="changes-made-after-your-approval"/>
-    <w:p>
-      <w:pPr>
-        <w:pStyle w:val="Heading2"/>
-      </w:pPr>
-      <w:r>
-        <w:t xml:space="preserve">3 · Changes made after your approval</w:t>
-      </w:r>
-    </w:p>
-    <w:bookmarkStart w:id="11" w:name="module-01"/>
-    <w:p>
-      <w:pPr>
-        <w:pStyle w:val="Heading3"/>
-      </w:pPr>
-      <w:r>
-        <w:t xml:space="preserve">Module 01</w:t>
-      </w:r>
-    </w:p>
-    <w:p>
-      <w:pPr>
-        <w:pStyle w:val="FirstParagraph"/>
-      </w:pPr>
-      <w:r>
-        <w:rPr>
-          <w:b/>
-          <w:bCs/>
-        </w:rPr>
-        <w:t xml:space="preserve">m1-opener</w:t>
-      </w:r>
-      <w:r>
-        <w:t xml:space="preserve"> </w:t>
-      </w:r>
-      <w:r>
-        <w:t xml:space="preserve">— New moment: the module's opening film (about 70 s; draft media for the media preview). The narration is approved text, verbatim (m1-p01 body, sentences 1–2; m1-p03 audioScript, sentences 1–8); the presenter is a HeyGen digital avatar, and the player shows "Presented by a digital avatar (AI-generated presenter and voice)." under the video. The moments' position labels are renumbered to /20.</w:t>
-      </w:r>
-    </w:p>
-    <w:bookmarkStart w:id="10" w:name="X158ce9f77fba1d82df2d8e8e09c7c1426762e92"/>
-    <w:p>
-      <w:pPr>
-        <w:pStyle w:val="Heading4"/>
-      </w:pPr>
-      <w:r>
-        <w:t xml:space="preserve">Now reads: 02 / 20 · The skin as an endocrine organ, and how it ages</w:t>
-      </w:r>
-    </w:p>
-    <w:p>
-      <w:pPr>
-        <w:pStyle w:val="FirstParagraph"/>
-      </w:pPr>
-      <w:r>
-        <w:rPr>
-          <w:i/>
-          <w:iCs/>
-        </w:rPr>
-        <w:t xml:space="preserve">Module 01 · Opening film · video</w:t>
-      </w:r>
-    </w:p>
-    <w:p>
-      <w:pPr>
-        <w:pStyle w:val="BodyText"/>
-      </w:pPr>
-      <w:r>
-        <w:t xml:space="preserve">Sources: Slominski RM 2025 · Slominski A 2000 · Zouboulis CC 2004 · Roosterman D 2006 · Aesthetic &amp; Regenerative Endocrinology — A Clinician's Pocket Guide 2026</w:t>
-      </w:r>
-    </w:p>
     <w:bookmarkEnd w:id="10"/>
-    <w:bookmarkEnd w:id="11"/>
-    <w:bookmarkStart w:id="13" w:name="module-02"/>
-    <w:p>
-      <w:pPr>
-        <w:pStyle w:val="Heading3"/>
-      </w:pPr>
-      <w:r>
-        <w:t xml:space="preserve">Module 02</w:t>
-      </w:r>
-    </w:p>
-    <w:p>
-      <w:pPr>
-        <w:pStyle w:val="FirstParagraph"/>
-      </w:pPr>
-      <w:r>
-        <w:rPr>
-          <w:b/>
-          <w:bCs/>
-        </w:rPr>
-        <w:t xml:space="preserve">m2-opener</w:t>
-      </w:r>
-      <w:r>
-        <w:t xml:space="preserve"> </w:t>
-      </w:r>
-      <w:r>
-        <w:t xml:space="preserve">— New moment: the module's opening film (about 76 s; draft media for the media preview). The narration is approved text, verbatim (m2-p01 body, sentences 1, 2, 3; m2-p02 audioScript, sentences 1, 2, 3, 4, 5, 6, 7); the presenter is a HeyGen digital avatar, and the player shows "Presented by a digital avatar (AI-generated presenter and voice)." under the video. The moments' position labels are renumbered to /20.</w:t>
-      </w:r>
-    </w:p>
-    <w:bookmarkStart w:id="12" w:name="X793b8ac596d838e25bc81eaf48e376fd2c7beb6"/>
-    <w:p>
-      <w:pPr>
-        <w:pStyle w:val="Heading4"/>
-      </w:pPr>
-      <w:r>
-        <w:t xml:space="preserve">Now reads: 02 / 20 · Systemic hormones and the skin</w:t>
-      </w:r>
-    </w:p>
-    <w:p>
-      <w:pPr>
-        <w:pStyle w:val="FirstParagraph"/>
-      </w:pPr>
-      <w:r>
-        <w:rPr>
-          <w:i/>
-          <w:iCs/>
-        </w:rPr>
-        <w:t xml:space="preserve">Module 02 · Opening film · video</w:t>
-      </w:r>
-    </w:p>
-    <w:p>
-      <w:pPr>
-        <w:pStyle w:val="BodyText"/>
-      </w:pPr>
-      <w:r>
-        <w:t xml:space="preserve">Sources: Slominski A 2000 · Tiganescu A 2011 · Tiganescu A 2013 · Aesthetic &amp; Regenerative Endocrinology — A Clinician's Pocket Guide 2026</w:t>
-      </w:r>
-    </w:p>
-    <w:bookmarkEnd w:id="12"/>
-    <w:bookmarkEnd w:id="13"/>
-    <w:bookmarkStart w:id="15" w:name="module-03"/>
-    <w:p>
-      <w:pPr>
-        <w:pStyle w:val="Heading3"/>
-      </w:pPr>
-      <w:r>
-        <w:t xml:space="preserve">Module 03</w:t>
-      </w:r>
-    </w:p>
-    <w:p>
-      <w:pPr>
-        <w:pStyle w:val="FirstParagraph"/>
-      </w:pPr>
-      <w:r>
-        <w:rPr>
-          <w:b/>
-          <w:bCs/>
-        </w:rPr>
-        <w:t xml:space="preserve">m3-opener</w:t>
-      </w:r>
-      <w:r>
-        <w:t xml:space="preserve"> </w:t>
-      </w:r>
-      <w:r>
-        <w:t xml:space="preserve">— New moment: the module's opening film (about 72 s; draft media for the media preview). The narration is approved text, verbatim (m3-p01 body, sentences 1, 2; m3-p02 audioScript, sentences 1, 2, 3, 4, 5, 6, 7, 8, 9); the presenter is a HeyGen digital avatar, and the player shows "Presented by a digital avatar (AI-generated presenter and voice)." under the video. The moments' position labels are renumbered to /21.</w:t>
-      </w:r>
-    </w:p>
-    <w:bookmarkStart w:id="14" w:name="X1b8f444c3f06468de935c443a5024558da98576"/>
-    <w:p>
-      <w:pPr>
-        <w:pStyle w:val="Heading4"/>
-      </w:pPr>
-      <w:r>
-        <w:t xml:space="preserve">Now reads: 02 / 21 · Fat, incretins and the ageing face</w:t>
-      </w:r>
-    </w:p>
-    <w:p>
-      <w:pPr>
-        <w:pStyle w:val="FirstParagraph"/>
-      </w:pPr>
-      <w:r>
-        <w:rPr>
-          <w:i/>
-          <w:iCs/>
-        </w:rPr>
-        <w:t xml:space="preserve">Module 03 · Opening film · video</w:t>
-      </w:r>
-    </w:p>
-    <w:p>
-      <w:pPr>
-        <w:pStyle w:val="BodyText"/>
-      </w:pPr>
-      <w:r>
-        <w:t xml:space="preserve">Sources: Chen SX 2019 · Zhang LJ 2015 · Zhang LJ 2019 · Kruglikov IL 2016 · O'Neill AM 2022 · Kershaw EE 2004 · Aesthetic &amp; Regenerative Endocrinology — A Clinician's Pocket Guide 2026</w:t>
-      </w:r>
-    </w:p>
-    <w:bookmarkEnd w:id="14"/>
-    <w:bookmarkEnd w:id="15"/>
-    <w:bookmarkStart w:id="17" w:name="module-04"/>
-    <w:p>
-      <w:pPr>
-        <w:pStyle w:val="Heading3"/>
-      </w:pPr>
-      <w:r>
-        <w:t xml:space="preserve">Module 04</w:t>
-      </w:r>
-    </w:p>
-    <w:p>
-      <w:pPr>
-        <w:pStyle w:val="FirstParagraph"/>
-      </w:pPr>
-      <w:r>
-        <w:rPr>
-          <w:b/>
-          <w:bCs/>
-        </w:rPr>
-        <w:t xml:space="preserve">m4-opener</w:t>
-      </w:r>
-      <w:r>
-        <w:t xml:space="preserve"> </w:t>
-      </w:r>
-      <w:r>
-        <w:t xml:space="preserve">— New moment: the module's opening film (about 67 s; draft media for the media preview). The narration is approved text, verbatim (m4-p01 body, sentences 1, 2; m4-p03 audioScript, sentences 1, 2, 3, 4, 5, 6, 7, 8); the presenter is a HeyGen digital avatar, and the player shows "Presented by a digital avatar (AI-generated presenter and voice)." under the video. The moments' position labels are renumbered to /20.</w:t>
-      </w:r>
-    </w:p>
-    <w:bookmarkStart w:id="16" w:name="X9625f6dffc2cacd2a12bb7b58a1386fc5645365"/>
-    <w:p>
-      <w:pPr>
-        <w:pStyle w:val="Heading4"/>
-      </w:pPr>
-      <w:r>
-        <w:t xml:space="preserve">Now reads: 02 / 20 · Matrix peptides and wound healing</w:t>
-      </w:r>
-    </w:p>
-    <w:p>
-      <w:pPr>
-        <w:pStyle w:val="FirstParagraph"/>
-      </w:pPr>
-      <w:r>
-        <w:rPr>
-          <w:i/>
-          <w:iCs/>
-        </w:rPr>
-        <w:t xml:space="preserve">Module 04 · Opening film · video</w:t>
-      </w:r>
-    </w:p>
-    <w:p>
-      <w:pPr>
-        <w:pStyle w:val="BodyText"/>
-      </w:pPr>
-      <w:r>
-        <w:t xml:space="preserve">Sources: Pickart L 1973 · Pickart L 2015 · Pickart L 2018 · Pickart L 2008 · The Peptide Pocket Guide — 2026 Edition · Clinical Reference (seventy-two entries) 2026 · Pickart L 2012</w:t>
-      </w:r>
-    </w:p>
-    <w:bookmarkEnd w:id="16"/>
-    <w:bookmarkEnd w:id="17"/>
-    <w:bookmarkStart w:id="19" w:name="module-05"/>
-    <w:p>
-      <w:pPr>
-        <w:pStyle w:val="Heading3"/>
-      </w:pPr>
-      <w:r>
-        <w:t xml:space="preserve">Module 05</w:t>
-      </w:r>
-    </w:p>
-    <w:p>
-      <w:pPr>
-        <w:pStyle w:val="FirstParagraph"/>
-      </w:pPr>
-      <w:r>
-        <w:rPr>
-          <w:b/>
-          <w:bCs/>
-        </w:rPr>
-        <w:t xml:space="preserve">m5-opener</w:t>
-      </w:r>
-      <w:r>
-        <w:t xml:space="preserve"> </w:t>
-      </w:r>
-      <w:r>
-        <w:t xml:space="preserve">— New moment: the module's opening film (about 71 s; draft media for the media preview). The narration is approved text, verbatim (m5-p01 body, sentences 1, 2; m5-p02 audioScript, sentences 1, 2, 3, 5, 8); the presenter is a HeyGen digital avatar, and the player shows "Presented by a digital avatar (AI-generated presenter and voice)." under the video. The moments' position labels are renumbered to /20.</w:t>
-      </w:r>
-    </w:p>
-    <w:bookmarkStart w:id="18" w:name="X9d45ed4ef1c3bb007263a151bd3952d616b9810"/>
-    <w:p>
-      <w:pPr>
-        <w:pStyle w:val="Heading4"/>
-      </w:pPr>
-      <w:r>
-        <w:t xml:space="preserve">Now reads: 02 / 20 · Follicle, pigment and melanocortins</w:t>
-      </w:r>
-    </w:p>
-    <w:p>
-      <w:pPr>
-        <w:pStyle w:val="FirstParagraph"/>
-      </w:pPr>
-      <w:r>
-        <w:rPr>
-          <w:i/>
-          <w:iCs/>
-        </w:rPr>
-        <w:t xml:space="preserve">Module 05 · Opening film · video</w:t>
-      </w:r>
-    </w:p>
-    <w:p>
-      <w:pPr>
-        <w:pStyle w:val="BodyText"/>
-      </w:pPr>
-      <w:r>
-        <w:t xml:space="preserve">Sources: Ito N 2005 · Horesh EJ 2023 · Bertolini M 2020 · Adil A 2017 · Aesthetic &amp; Regenerative Endocrinology — A Clinician's Pocket Guide 2026</w:t>
-      </w:r>
-    </w:p>
-    <w:bookmarkEnd w:id="18"/>
-    <w:bookmarkEnd w:id="19"/>
-    <w:bookmarkStart w:id="21" w:name="module-06"/>
-    <w:p>
-      <w:pPr>
-        <w:pStyle w:val="Heading3"/>
-      </w:pPr>
-      <w:r>
-        <w:t xml:space="preserve">Module 06</w:t>
-      </w:r>
-    </w:p>
-    <w:p>
-      <w:pPr>
-        <w:pStyle w:val="FirstParagraph"/>
-      </w:pPr>
-      <w:r>
-        <w:rPr>
-          <w:b/>
-          <w:bCs/>
-        </w:rPr>
-        <w:t xml:space="preserve">m6-opener</w:t>
-      </w:r>
-      <w:r>
-        <w:t xml:space="preserve"> </w:t>
-      </w:r>
-      <w:r>
-        <w:t xml:space="preserve">— New moment: the module's opening film (about 84 s; draft media for the media preview). The narration is approved text, verbatim (m6-p01 body, sentences 1, 2, 3; m6-p02 audioScript, sentences 1, 2, 3, 4, 5, 7, 8, 9, 10); the presenter is a HeyGen digital avatar, and the player shows "Presented by a digital avatar (AI-generated presenter and voice)." under the video. The moments' position labels are renumbered to /20.</w:t>
-      </w:r>
-    </w:p>
-    <w:bookmarkStart w:id="20" w:name="X9120d6d3b393eb3c813a06f050d4dea21344ade"/>
-    <w:p>
-      <w:pPr>
-        <w:pStyle w:val="Heading4"/>
-      </w:pPr>
-      <w:r>
-        <w:t xml:space="preserve">Now reads: 02 / 20 · The growth-hormone axis and the skin</w:t>
-      </w:r>
-    </w:p>
-    <w:p>
-      <w:pPr>
-        <w:pStyle w:val="FirstParagraph"/>
-      </w:pPr>
-      <w:r>
-        <w:rPr>
-          <w:i/>
-          <w:iCs/>
-        </w:rPr>
-        <w:t xml:space="preserve">Module 06 · Opening film · video</w:t>
-      </w:r>
-    </w:p>
-    <w:p>
-      <w:pPr>
-        <w:pStyle w:val="BodyText"/>
-      </w:pPr>
-      <w:r>
-        <w:t xml:space="preserve">Sources: Tavakkol A 1992 · Edmondson SR 2003 · Horesh EJ 2023 · Veldhuis JD 2008 · Aesthetic &amp; Regenerative Endocrinology — A Clinician's Pocket Guide 2026</w:t>
-      </w:r>
-    </w:p>
-    <w:bookmarkEnd w:id="20"/>
-    <w:bookmarkEnd w:id="21"/>
-    <w:bookmarkStart w:id="23" w:name="module-07"/>
-    <w:p>
-      <w:pPr>
-        <w:pStyle w:val="Heading3"/>
-      </w:pPr>
-      <w:r>
-        <w:t xml:space="preserve">Module 07</w:t>
-      </w:r>
-    </w:p>
-    <w:p>
-      <w:pPr>
-        <w:pStyle w:val="FirstParagraph"/>
-      </w:pPr>
-      <w:r>
-        <w:rPr>
-          <w:b/>
-          <w:bCs/>
-        </w:rPr>
-        <w:t xml:space="preserve">m7-opener</w:t>
-      </w:r>
-      <w:r>
-        <w:t xml:space="preserve"> </w:t>
-      </w:r>
-      <w:r>
-        <w:t xml:space="preserve">— New moment: the module's opening film (about 75 s; draft media for the media preview). The narration is approved text, verbatim (m7-p01 body, sentences 1, 2; m7-p02 audioScript, sentences 1, 2, 3, 4, 5, 6, 8, 9, 10); the presenter is a HeyGen digital avatar, and the player shows "Presented by a digital avatar (AI-generated presenter and voice)." under the video. The moments' position labels are renumbered to /23.</w:t>
-      </w:r>
-    </w:p>
-    <w:bookmarkStart w:id="22" w:name="Xdc46ab43abd29ccd7bdb0a194d70020c84764fc"/>
-    <w:p>
-      <w:pPr>
-        <w:pStyle w:val="Heading4"/>
-      </w:pPr>
-      <w:r>
-        <w:t xml:space="preserve">Now reads: 02 / 23 · Evidence, regulation and compliance</w:t>
-      </w:r>
-    </w:p>
-    <w:p>
-      <w:pPr>
-        <w:pStyle w:val="FirstParagraph"/>
-      </w:pPr>
-      <w:r>
-        <w:rPr>
-          <w:i/>
-          <w:iCs/>
-        </w:rPr>
-        <w:t xml:space="preserve">Module 07 · Opening film · video</w:t>
-      </w:r>
-    </w:p>
-    <w:p>
-      <w:pPr>
-        <w:pStyle w:val="BodyText"/>
-      </w:pPr>
-      <w:r>
-        <w:t xml:space="preserve">Sources: Balshem H 2011 · Guyatt GH 2008 · Guyatt G 2025 · The Peptide Pocket Guide — 2026 Edition · Clinical Reference (seventy-two entries) 2026 · Aesthetic &amp; Regenerative Endocrinology — A Clinician's Pocket Guide 2026</w:t>
-      </w:r>
-    </w:p>
-    <w:bookmarkEnd w:id="22"/>
-    <w:bookmarkEnd w:id="23"/>
-    <w:bookmarkEnd w:id="24"/>
-    <w:bookmarkEnd w:id="25"/>
     <w:sectPr>
       <w:footnotePr>
         <w:numRestart w:val="eachSect"/>
@@ -590,123 +160,8 @@
       </w:pPr>
     </w:lvl>
   </w:abstractNum>
-  <w:abstractNum w:abstractNumId="99411">
-    <w:nsid w:val="00A99411"/>
-    <w:multiLevelType w:val="multilevel"/>
-    <w:lvl w:ilvl="0">
-      <w:start w:val="1"/>
-      <w:numFmt w:val="decimal"/>
-      <w:lvlText w:val="%1."/>
-      <w:lvlJc w:val="left"/>
-      <w:pPr>
-        <w:ind w:left="720" w:hanging="360"/>
-      </w:pPr>
-    </w:lvl>
-    <w:lvl w:ilvl="1">
-      <w:start w:val="1"/>
-      <w:numFmt w:val="decimal"/>
-      <w:lvlText w:val="%2."/>
-      <w:lvlJc w:val="left"/>
-      <w:pPr>
-        <w:ind w:left="1440" w:hanging="360"/>
-      </w:pPr>
-    </w:lvl>
-    <w:lvl w:ilvl="2">
-      <w:start w:val="1"/>
-      <w:numFmt w:val="decimal"/>
-      <w:lvlText w:val="%3."/>
-      <w:lvlJc w:val="left"/>
-      <w:pPr>
-        <w:ind w:left="2160" w:hanging="360"/>
-      </w:pPr>
-    </w:lvl>
-    <w:lvl w:ilvl="3">
-      <w:start w:val="1"/>
-      <w:numFmt w:val="decimal"/>
-      <w:lvlText w:val="%4."/>
-      <w:lvlJc w:val="left"/>
-      <w:pPr>
-        <w:ind w:left="2880" w:hanging="360"/>
-      </w:pPr>
-    </w:lvl>
-    <w:lvl w:ilvl="4">
-      <w:start w:val="1"/>
-      <w:numFmt w:val="decimal"/>
-      <w:lvlText w:val="%5."/>
-      <w:lvlJc w:val="left"/>
-      <w:pPr>
-        <w:ind w:left="3600" w:hanging="360"/>
-      </w:pPr>
-    </w:lvl>
-    <w:lvl w:ilvl="5">
-      <w:start w:val="1"/>
-      <w:numFmt w:val="decimal"/>
-      <w:lvlText w:val="%6."/>
-      <w:lvlJc w:val="left"/>
-      <w:pPr>
-        <w:ind w:left="4320" w:hanging="360"/>
-      </w:pPr>
-    </w:lvl>
-    <w:lvl w:ilvl="6">
-      <w:start w:val="1"/>
-      <w:numFmt w:val="decimal"/>
-      <w:lvlText w:val="%7."/>
-      <w:lvlJc w:val="left"/>
-      <w:pPr>
-        <w:ind w:left="5040" w:hanging="360"/>
-      </w:pPr>
-    </w:lvl>
-    <w:lvl w:ilvl="7">
-      <w:start w:val="1"/>
-      <w:numFmt w:val="decimal"/>
-      <w:lvlText w:val="%8."/>
-      <w:lvlJc w:val="left"/>
-      <w:pPr>
-        <w:ind w:left="5760" w:hanging="360"/>
-      </w:pPr>
-    </w:lvl>
-    <w:lvl w:ilvl="8">
-      <w:start w:val="1"/>
-      <w:numFmt w:val="decimal"/>
-      <w:lvlText w:val="%9."/>
-      <w:lvlJc w:val="left"/>
-      <w:pPr>
-        <w:ind w:left="6480" w:hanging="360"/>
-      </w:pPr>
-    </w:lvl>
-  </w:abstractNum>
   <w:num w:numId="1000">
     <w:abstractNumId w:val="990"/>
-  </w:num>
-  <w:num w:numId="1001">
-    <w:abstractNumId w:val="99411"/>
-    <w:lvlOverride w:ilvl="0">
-      <w:startOverride w:val="1"/>
-    </w:lvlOverride>
-    <w:lvlOverride w:ilvl="1">
-      <w:startOverride w:val="1"/>
-    </w:lvlOverride>
-    <w:lvlOverride w:ilvl="2">
-      <w:startOverride w:val="1"/>
-    </w:lvlOverride>
-    <w:lvlOverride w:ilvl="3">
-      <w:startOverride w:val="1"/>
-    </w:lvlOverride>
-    <w:lvlOverride w:ilvl="4">
-      <w:startOverride w:val="1"/>
-    </w:lvlOverride>
-    <w:lvlOverride w:ilvl="5">
-      <w:startOverride w:val="1"/>
-    </w:lvlOverride>
-    <w:lvlOverride w:ilvl="6">
-      <w:startOverride w:val="1"/>
-    </w:lvlOverride>
-    <w:lvlOverride w:ilvl="7">
-      <w:startOverride w:val="1"/>
-    </w:lvlOverride>
-    <w:lvlOverride w:ilvl="8">
-      <w:startOverride w:val="1"/>
-    </w:lvlOverride>
   </w:num>
 </w:numbering>
 </file>

--- a/course-production/hormones-peptides-skin/review/signoff-items.docx
+++ b/course-production/hormones-peptides-skin/review/signoff-items.docx
@@ -28,7 +28,7 @@
           <w:i/>
           <w:iCs/>
         </w:rPr>
-        <w:t xml:space="preserve">Generated 2026-09-25. Only what still needs your decision.</w:t>
+        <w:t xml:space="preserve">Generated 2026-09-26. Only what still needs your decision.</w:t>
       </w:r>
     </w:p>
     <w:bookmarkStart w:id="9" w:name="what-we-need-from-you"/>
